--- a/docs/memoria/TFM_definitivo.docx
+++ b/docs/memoria/TFM_definitivo.docx
@@ -1,6 +1,6 @@
 
 <file path=word/document.xml><?xml version="1.0" encoding="utf-8"?>
-<w:document xmlns:mc="http://schemas.openxmlformats.org/markup-compatibility/2006" xmlns:o="urn:schemas-microsoft-com:office:office" xmlns:r="http://schemas.openxmlformats.org/officeDocument/2006/relationships" xmlns:m="http://schemas.openxmlformats.org/officeDocument/2006/math" xmlns:v="urn:schemas-microsoft-com:vml" xmlns:wp="http://schemas.openxmlformats.org/drawingml/2006/wordprocessingDrawing" xmlns:w10="urn:schemas-microsoft-com:office:word" xmlns:w="http://schemas.openxmlformats.org/wordprocessingml/2006/main" xmlns:wne="http://schemas.microsoft.com/office/word/2006/wordml" xmlns:sl="http://schemas.openxmlformats.org/schemaLibrary/2006/main" xmlns:a="http://schemas.openxmlformats.org/drawingml/2006/main" xmlns:pic="http://schemas.openxmlformats.org/drawingml/2006/picture" xmlns:c="http://schemas.openxmlformats.org/drawingml/2006/chart" xmlns:lc="http://schemas.openxmlformats.org/drawingml/2006/lockedCanvas" xmlns:dgm="http://schemas.openxmlformats.org/drawingml/2006/diagram" xmlns:wps="http://schemas.microsoft.com/office/word/2010/wordprocessingShape" xmlns:wpg="http://schemas.microsoft.com/office/word/2010/wordprocessingGroup" xmlns:w14="http://schemas.microsoft.com/office/word/2010/wordml" xmlns:w15="http://schemas.microsoft.com/office/word/2012/wordml" xmlns:w16="http://schemas.microsoft.com/office/word/2018/wordml" xmlns:w16cex="http://schemas.microsoft.com/office/word/2018/wordml/cex" xmlns:w16cid="http://schemas.microsoft.com/office/word/2016/wordml/cid" xmlns="http://schemas.microsoft.com/office/tasks/2019/documenttasks" xmlns:cr="http://schemas.microsoft.com/office/comments/2020/reactions">
+<w:document xmlns:ns1="http://schemas.openxmlformats.org/officeDocument/2006/relationships" xmlns:w="http://schemas.openxmlformats.org/wordprocessingml/2006/main">
   <w:body>
     <w:p>
       <w:pPr>
@@ -706,6 +706,61 @@
       </w:r>
     </w:p>
     <w:p>
+      <w:r>
+        <w:t xml:space="preserve">El análisis exploratorio se plantea como el puente entre la extracción y normalización del apartado 4.1 y la comparación de modelos predictivos del apartado 4.3. Su finalidad no es únicamente describir el conjunto de datos, sino comprobar que las observaciones son coherentes, que las variables tienen significado agronómico y que la tabla final puede utilizarse para estimar necesidades de riego sin introducir fuga de información. El flujo se implementa en src/features/feature_engineering.py, que toma como entrada las tablas interim normalizadas y genera una tabla diaria de modelización.</w:t>
+      </w:r>
+    </w:p>
+    <w:p>
+      <w:r>
+        <w:t xml:space="preserve">El piloto trabaja con el ciclo de pimiento bajo invernadero en la estación SiAR AL01 La Mojonera, entre el 1 de mayo y el 30 de septiembre de 2025. El conjunto externo de necesidades hídricas contiene 150 registros y aporta Kc, ET0, ETc, precipitación efectiva y necesidad neta. El fichero de metadatos registra que el periodo solicitado contiene tres fechas no devueltas por la fuente y dos registros con variables meteorológicas ausentes. Por tanto, el primer resultado del EDA es una advertencia metodológica: el ciclo permite probar el flujo completo, pero los huecos de calendario y las ausencias deben mantenerse visibles durante el modelado.</w:t>
+      </w:r>
+    </w:p>
+    <w:p>
+      <w:r>
+        <w:t xml:space="preserve">La exploración inicial se organiza en cuatro controles. Primero se verifica la unicidad de la clave formada por estación, cultivo y fecha. Segundo se comprueba la continuidad del calendario, ya que un modelo temporal puede interpretar erróneamente un salto de varios días como observaciones consecutivas. Tercero se analizan valores ausentes y avisos de calidad, diferenciando ausencias puntuales de ausencia estructural de una variable. Cuarto se revisan reglas agronómicas básicas: temperatura mínima menor o igual que la media y la máxima, humedad entre 0 % y 100 %, magnitudes no negativas para precipitación, viento, radiación, ET0 y necesidad neta, y coherencia entre ETc, Kc, ET0 y precipitación efectiva.</w:t>
+      </w:r>
+    </w:p>
+    <w:p>
+      <w:r>
+        <w:t xml:space="preserve">Las variables principales del análisis son temperatura media, máxima y mínima, humedad relativa, viento, radiación, precipitación, ET0 Penman-Monteith, precipitación efectiva, coeficiente de cultivo y necesidad neta de riego. La temperatura y la radiación ayudan a caracterizar la demanda evaporativa; la humedad relativa permite aproximar el déficit de presión de vapor; la lluvia y la precipitación efectiva representan aportes naturales; y Kc introduce la fase del cultivo en la estimación de ETc. La inspección de series temporales, histogramas, diagramas de caja y correlaciones debe confirmar que ET0 aumenta con temperatura y radiación, que tiende a reducirse con mayor humedad relativa y que la precipitación aparece como un fenómeno más irregular y concentrado.</w:t>
+      </w:r>
+    </w:p>
+    <w:p>
+      <w:r>
+        <w:t xml:space="preserve">El ciclo mayo-septiembre es adecuado para un primer prototipo porque cubre una fase de alta demanda hídrica en Almería. Aun así, no debe interpretarse como un histórico suficiente para generalizar a otros cultivos, estaciones o campañas. El modelo final deberá entrenarse con más campañas y, si el alcance lo permite, con varias estaciones, de forma que la validación mida la capacidad de generalización ante años y condiciones no observadas. Esta cautela es especialmente importante porque el sistema se concibe como apoyo a la decisión y no como sustituto del criterio agronómico.</w:t>
+      </w:r>
+    </w:p>
+    <w:p>
+      <w:r>
+        <w:t xml:space="preserve">La preparación de variables se estructura en tres grupos. El primer grupo incluye variables temporales derivadas de la fecha: año, mes, semana, día del año y codificación cíclica del día del año mediante seno y coseno. Esta codificación permite representar la estacionalidad sin crear una discontinuidad artificial entre diciembre y enero. El segundo grupo incorpora variables agrometeorológicas derivadas: amplitud térmica diaria, déficit de presión de vapor, ETc estimada a partir de ET0 y Kc, y necesidad neta estimada como max(ETc - precipitación efectiva, 0). El tercer grupo recoge retardos, acumulados y medias móviles de 1, 3, 7 y 14 días para las variables de mayor interés, entre ellas ET0, precipitación, precipitación efectiva, temperatura, humedad, radiación y necesidad neta.</w:t>
+      </w:r>
+    </w:p>
+    <w:p>
+      <w:r>
+        <w:t xml:space="preserve">Estas variables retardadas son necesarias porque la decisión de riego no depende solo del estado meteorológico del día actual. La demanda acumulada, las lluvias recientes y la evolución de la evapotranspiración condicionan el balance hídrico del suelo y la conveniencia de aplicar agua. En el prototipo, los acumulados de precipitación y precipitación efectiva se calculan como sumas, mientras que ET0, temperatura, humedad y radiación se resumen mediante medias móviles. Todas estas transformaciones se calculan con desplazamiento temporal, utilizando únicamente información disponible antes del día que se quiere predecir.</w:t>
+      </w:r>
+    </w:p>
+    <w:p>
+      <w:r>
+        <w:t xml:space="preserve">La variable objetivo se define como target_net_irrigation_need_mm, procedente de la necesidad neta diaria del producto de necesidades hídricas de SiAR. Esta variable no equivale a riego real aplicado en una parcela, sino a una referencia agronómica calculada que permite entrenar y comparar modelos en una primera fase. Por ello, las métricas del apartado 4.3 evaluarán la capacidad de reproducir o anticipar esa referencia, no un ahorro de agua observado en campo. Cuando se disponga de registros reales de riego, la misma estructura podrá reutilizarse sustituyendo o complementando la variable objetivo.</w:t>
+      </w:r>
+    </w:p>
+    <w:p>
+      <w:r>
+        <w:t xml:space="preserve">La tabla final de modelización se construye mediante una unión por station_code y observed_date entre la tabla meteorológica diaria y la tabla de necesidades hídricas. Se conserva además el cultivo, el estado de calidad y la trazabilidad de origen. Si la fila meteorológica o la fila agronómica presenta avisos, la fila resultante queda marcada como WARN para que pueda excluirse, imputarse o analizarse de forma diferenciada durante el entrenamiento. Esta estrategia evita convertir ausencias o anomalías en ceros y mantiene visible la incertidumbre de los datos.</w:t>
+      </w:r>
+    </w:p>
+    <w:p>
+      <w:r>
+        <w:t xml:space="preserve">La separación entre entrenamiento, validación y prueba debe respetar el orden temporal. Una partición aleatoria mezclaría días próximos de la misma campaña y podría producir una estimación demasiado optimista del error. La opción coherente para este caso es entrenar con fechas anteriores y validar con fechas posteriores; cuando se amplíe el histórico, también será conveniente reservar campañas completas o estaciones completas para evaluar transferencia temporal y espacial. Las imputaciones, escalados y codificaciones deberán ajustarse solo con el conjunto de entrenamiento y aplicarse después sobre validación y prueba.</w:t>
+      </w:r>
+    </w:p>
+    <w:p>
+      <w:r>
+        <w:t xml:space="preserve">El resultado del apartado 4.2 es una tabla analítica diaria lista para el apartado 4.3. Cada registro representa una combinación de fecha, estación y cultivo, con variables meteorológicas depuradas, indicadores temporales, variables agronómicas, retardos, acumulados, medias móviles y una referencia de necesidad neta. Esta estructura mantiene la trazabilidad del apartado 4.1 y prepara una base reproducible para comparar modelos simples y avanzados con el mismo criterio de evaluación.</w:t>
+      </w:r>
+    </w:p>
+    <w:p>
       <w:pPr>
         <w:pStyle w:val="Heading2"/>
       </w:pPr>
@@ -1389,7 +1444,7 @@
       </w:r>
     </w:p>
     <w:sectPr>
-      <w:footerReference w:type="default" r:id="rId6"/>
+      <w:footerReference w:type="default" ns1:id="rId6"/>
       <w:pgSz w:h="16838" w:w="11906" w:orient="portrait"/>
       <w:pgMar w:bottom="1440" w:top="1440" w:left="1440" w:right="1440" w:header="720" w:footer="720"/>
       <w:pgNumType w:start="1"/>

--- a/docs/memoria/TFM_definitivo.docx
+++ b/docs/memoria/TFM_definitivo.docx
@@ -766,6 +766,229 @@
       </w:pPr>
       <w:r>
         <w:t>4.3. Desarrollo y evaluación del modelo predictivo</w:t>
+      </w:r>
+    </w:p>
+    <w:p>
+      <w:r>
+        <w:t xml:space="preserve">El modelo predictivo se plantea como una demostración reproducible de la capa analítica del DSS. Su objetivo es anticipar la necesidad neta diaria publicada por SiAR para el cultivo de pimiento en la estación AL01 La Mojonera. Esta variable constituye una referencia agronómica calculada, no una medición del riego realmente aplicado ni de la respuesta del cultivo. En consecuencia, la evaluación permite comprobar el funcionamiento del flujo de modelización, pero no demostrar una optimización real del agua de riego.</w:t>
+      </w:r>
+    </w:p>
+    <w:p>
+      <w:r>
+        <w:rPr>
+          <w:b/>
+        </w:rPr>
+        <w:t xml:space="preserve">4.3.1. Diseño experimental</w:t>
+      </w:r>
+    </w:p>
+    <w:p>
+      <w:r>
+        <w:t xml:space="preserve">El conjunto contiene 150 registros del ciclo comprendido entre el 1 de mayo y el 30 de septiembre de 2025. Dos registros no disponen de objetivo válido, por lo que la evaluación utiliza 148 observaciones. La separación respeta estrictamente el orden temporal: 103 observaciones para entrenamiento, 22 para validación y 23 para prueba. El entrenamiento termina el 16 de agosto, la validación el 7 de septiembre y la prueba comprende del 8 al 30 de septiembre. El tramo de prueba no interviene en la elección del modelo.</w:t>
+      </w:r>
+    </w:p>
+    <w:p>
+      <w:r>
+        <w:t xml:space="preserve">La variable objetivo es target_net_irrigation_need_mm. Como predictores se utilizan el coeficiente de cultivo conocido para la fecha, la codificación cíclica del día del año, retardos de 1, 3 y 7 días de la necesidad neta y medias móviles históricas de 3, 7 y 14 días. Los retardos respetan el calendario: si falta el día anterior, el valor de un retardo de un día se mantiene ausente y no se sustituye por la última fila disponible.</w:t>
+      </w:r>
+    </w:p>
+    <w:p>
+      <w:r>
+        <w:t xml:space="preserve">Se excluyen expresamente ET0, ETc y precipitación efectiva del mismo día. La etiqueta SiAR se obtiene mediante max(ET0 × Kc - Pe, 0); incluir estos campos permitiría reconstruir el resultado algebraicamente y produciría métricas muy altas sin capacidad predictiva real. Los valores ausentes de los predictores se imputan con la mediana aprendida exclusivamente en el periodo de entrenamiento.</w:t>
+      </w:r>
+    </w:p>
+    <w:p>
+      <w:r>
+        <w:rPr>
+          <w:b/>
+        </w:rPr>
+        <w:t xml:space="preserve">4.3.2. Modelos comparados</w:t>
+      </w:r>
+    </w:p>
+    <w:p>
+      <w:r>
+        <w:t xml:space="preserve">Se comparan tres enfoques con distinta complejidad:</w:t>
+      </w:r>
+    </w:p>
+    <w:p>
+      <w:r>
+        <w:t xml:space="preserve">1. Persistencia: utiliza como predicción la necesidad observada el día</w:t>
+      </w:r>
+    </w:p>
+    <w:p>
+      <w:r>
+        <w:t xml:space="preserve">anterior. Es el baseline predictivo mínimo que cualquier modelo debe superar.</w:t>
+      </w:r>
+    </w:p>
+    <w:p>
+      <w:r>
+        <w:t xml:space="preserve">2. Regresión Ridge: modelo lineal regularizado, precedido por imputación y</w:t>
+      </w:r>
+    </w:p>
+    <w:p>
+      <w:r>
+        <w:t xml:space="preserve">estandarización. Aporta una referencia interpretable y limita el sobreajuste.</w:t>
+      </w:r>
+    </w:p>
+    <w:p>
+      <w:r>
+        <w:t xml:space="preserve">3. Random Forest: conjunto de 300 árboles con profundidad y tamaño mínimo de</w:t>
+      </w:r>
+    </w:p>
+    <w:p>
+      <w:r>
+        <w:t xml:space="preserve">hoja restringidos. Permite representar relaciones no lineales manteniendo una configuración conservadora para el reducido tamaño muestral.</w:t>
+      </w:r>
+    </w:p>
+    <w:p>
+      <w:r>
+        <w:t xml:space="preserve">La selección entre los modelos de aprendizaje se realiza mediante el menor MAE en validación. Una vez elegido, se vuelve a ajustar con entrenamiento y validación y se evalúa una sola vez sobre el tramo final. Se fija la semilla 42 para que la comparación sea reproducible.</w:t>
+      </w:r>
+    </w:p>
+    <w:p>
+      <w:r>
+        <w:rPr>
+          <w:b/>
+        </w:rPr>
+        <w:t xml:space="preserve">4.3.3. Métricas</w:t>
+      </w:r>
+    </w:p>
+    <w:p>
+      <w:r>
+        <w:t xml:space="preserve">Se emplean cuatro métricas expresadas en milímetros:</w:t>
+      </w:r>
+    </w:p>
+    <w:p>
+      <w:r>
+        <w:t xml:space="preserve">- MAE diario, que resume el error absoluto medio;</w:t>
+      </w:r>
+    </w:p>
+    <w:p>
+      <w:r>
+        <w:t xml:space="preserve">- RMSE diario, que penaliza con mayor intensidad los errores grandes;</w:t>
+      </w:r>
+    </w:p>
+    <w:p>
+      <w:r>
+        <w:t xml:space="preserve">- sesgo medio, positivo si el modelo sobreestima y negativo si infraestima;</w:t>
+      </w:r>
+    </w:p>
+    <w:p>
+      <w:r>
+        <w:t xml:space="preserve">- MAE semanal, calculado sobre acumulados de bloques de hasta siete días.</w:t>
+      </w:r>
+    </w:p>
+    <w:p>
+      <w:r>
+        <w:t xml:space="preserve">El MAE es la métrica principal de selección porque mantiene la unidad original y es menos sensible que el RMSE a episodios puntuales. El sesgo es relevante para el DSS, ya que una desviación sistemática puede traducirse en exceso o déficit de agua recomendado.</w:t>
+      </w:r>
+    </w:p>
+    <w:p>
+      <w:r>
+        <w:rPr>
+          <w:b/>
+        </w:rPr>
+        <w:t xml:space="preserve">4.3.4. Resultados</w:t>
+      </w:r>
+    </w:p>
+    <w:p>
+      <w:r>
+        <w:t xml:space="preserve">Los resultados de validación fueron los siguientes:</w:t>
+      </w:r>
+    </w:p>
+    <w:p>
+      <w:r>
+        <w:t xml:space="preserve">Modelo	MAE diario	RMSE diario	Sesgo diario	MAE semanal</w:t>
+      </w:r>
+    </w:p>
+    <w:p>
+      <w:r>
+        <w:t xml:space="preserve">Persistencia	0,441	0,845	0,191	1,197</w:t>
+      </w:r>
+    </w:p>
+    <w:p>
+      <w:r>
+        <w:t xml:space="preserve">Ridge	0,380	0,465	0,057	1,370</w:t>
+      </w:r>
+    </w:p>
+    <w:p>
+      <w:r>
+        <w:t xml:space="preserve">Random Forest	1,453	1,935	1,413	7,770</w:t>
+      </w:r>
+    </w:p>
+    <w:p>
+      <w:r>
+        <w:t xml:space="preserve">Ridge obtuvo el menor MAE de validación y fue seleccionado antes de consultar el periodo de prueba. En el tramo final se obtuvieron estas métricas:</w:t>
+      </w:r>
+    </w:p>
+    <w:p>
+      <w:r>
+        <w:t xml:space="preserve">Modelo	MAE diario	RMSE diario	Sesgo diario	MAE semanal</w:t>
+      </w:r>
+    </w:p>
+    <w:p>
+      <w:r>
+        <w:t xml:space="preserve">Persistencia	0,120	0,156	-0,000	0,172</w:t>
+      </w:r>
+    </w:p>
+    <w:p>
+      <w:r>
+        <w:t xml:space="preserve">Ridge seleccionado	0,620	0,679	-0,606	3,482</w:t>
+      </w:r>
+    </w:p>
+    <w:p>
+      <w:r>
+        <w:t xml:space="preserve">Random Forest	0,486	0,505	0,486	2,794</w:t>
+      </w:r>
+    </w:p>
+    <w:p>
+      <w:r>
+        <w:t xml:space="preserve">El resultado de prueba no demuestra una mejora del aprendizaje automático sobre el baseline. Aunque Ridge fue superior durante la validación, en septiembre infraestimó la referencia y quedó claramente por detrás de la persistencia. El Random Forest también mostró peor error que el baseline y un sesgo positivo. La diferencia entre validación y prueba indica inestabilidad temporal y probable cambio en el patrón de la serie, algo esperable al trabajar con un único ciclo y una curva de cultivo que evoluciona durante la campaña.</w:t>
+      </w:r>
+    </w:p>
+    <w:p>
+      <w:r>
+        <w:rPr>
+          <w:b/>
+        </w:rPr>
+        <w:t xml:space="preserve">4.3.5. Interpretación y limitaciones</w:t>
+      </w:r>
+    </w:p>
+    <w:p>
+      <w:r>
+        <w:t xml:space="preserve">La principal conclusión es metodológica: una comparación temporal y un baseline sencillo evitan atribuir al modelo una mejora que no se sostiene fuera del periodo usado para seleccionarlo. No sería correcto desplegar Ridge como sustituto del método agronómico con la evidencia actual. Para el piloto, la persistencia puede conservarse como referencia predictiva y la fórmula de SiAR como baseline agronómico explicable.</w:t>
+      </w:r>
+    </w:p>
+    <w:p>
+      <w:r>
+        <w:t xml:space="preserve">La muestra procede de una sola estación, un cultivo y una campaña. Además, la etiqueta reproduce un cálculo de SiAR y no incorpora humedad del suelo, microclima del invernadero, eficiencia de la instalación, riego aplicado, drenaje ni producción. Por ello, estas métricas no permiten afirmar ahorro de agua, reducción del estrés o generalización a otras parcelas.</w:t>
+      </w:r>
+    </w:p>
+    <w:p>
+      <w:r>
+        <w:t xml:space="preserve">Antes de reconsiderar el despliegue de un modelo se deben incorporar varias campañas, nuevas estaciones y variables realmente disponibles en el instante de predicción. La evolución científicamente más útil es estimar ET0 futura con históricos meteorológicos y predicciones AEMET, y posteriormente aprender una corrección sobre el baseline cuando existan sensores y registros reales de riego y respuesta agronómica.</w:t>
+      </w:r>
+    </w:p>
+    <w:p>
+      <w:r>
+        <w:rPr>
+          <w:b/>
+        </w:rPr>
+        <w:t xml:space="preserve">4.3.6. Reproducibilidad</w:t>
+      </w:r>
+    </w:p>
+    <w:p>
+      <w:r>
+        <w:t xml:space="preserve">El entrenamiento se implementa en src/models/train_evaluate.py. El comando genera un informe JSON, las predicciones del tramo de prueba y un modelo serializado localmente:</w:t>
+      </w:r>
+    </w:p>
+    <w:p>
+      <w:r>
+        <w:t xml:space="preserve">python -m src.models.train_evaluate</w:t>
+      </w:r>
+    </w:p>
+    <w:p>
+      <w:r>
+        <w:t xml:space="preserve">El informe auditado y las predicciones utilizadas en este apartado se versionan en docs/data_samples/model_evaluation_4_3.json y docs/data_samples/model_predictions_4_3.csv. El modelo binario se excluye de Git porque es un artefacto reproducible. Las pruebas automatizadas verifican la separación temporal, el tratamiento de huecos, la exclusión de variables del mismo día y la reproducibilidad de las predicciones.</w:t>
       </w:r>
     </w:p>
     <w:p>

--- a/docs/memoria/TFM_definitivo.docx
+++ b/docs/memoria/TFM_definitivo.docx
@@ -18782,29 +18782,8220 @@
     <w:p>
       <w:pPr>
         <w:pStyle w:val="Heading2"/>
-      </w:pPr>
-      <w:r>
+        <w:keepNext/>
+        <w:pageBreakBefore w:val="0"/>
+      </w:pPr>
+      <w:r>
+        <w:rPr>
+          <w:rFonts w:ascii="Times New Roman" w:hAnsi="Times New Roman" w:eastAsia="Times New Roman"/>
+          <w:b/>
+          <w:i w:val="0"/>
+          <w:sz w:val="28"/>
+        </w:rPr>
         <w:t>5.1. Diseño del sistema de recomendación de riego</w:t>
       </w:r>
     </w:p>
     <w:p>
       <w:pPr>
+        <w:spacing w:after="120"/>
+      </w:pPr>
+      <w:r>
+        <w:t>El capítulo anterior dejó dos resultados que condicionan el diseño del sistema. Por un lado, la necesidad neta publicada por SiAR puede reconstruirse a partir de la ET0, el coeficiente de cultivo y la precipitación efectiva, de modo que existe una referencia agronómica explicable para los días ya cerrados. Por otro, ninguno de los cinco algoritmos de aprendizaje automático evaluados en el apartado 4.3 superó de forma estable a la persistencia cuando se trata de anticipar el día siguiente. El motor de recomendación se ha construido a partir de ambas constataciones. Su función consiste en transformar la información disponible en una dosis de riego diaria y en un total para el horizonte solicitado, dejando constancia del origen de cada cifra y de las situaciones en las que la propuesta merece menos confianza.</w:t>
+      </w:r>
+    </w:p>
+    <w:p>
+      <w:pPr>
+        <w:spacing w:after="120"/>
+      </w:pPr>
+      <w:r>
+        <w:t>El sistema se mantiene dentro del alcance definido en el apartado 1.3. No acciona válvulas ni programadores y no pretende sustituir el criterio del técnico o del agricultor. Tampoco estima el riego óptimo medido en parcela, porque no se dispone de humedad del suelo, riego aplicado ni respuesta productiva. Lo que ofrece es una referencia hídrica razonada, acompañada de las reglas que la han modificado y de las advertencias que deben revisarse antes de regar, en línea con el planteamiento híbrido descrito en el apartado 2.3 (Navarro-Hellín et al., 2016; Zhai et al., 2020).</w:t>
+      </w:r>
+    </w:p>
+    <w:p>
+      <w:pPr>
+        <w:pStyle w:val="Heading3"/>
+        <w:keepNext/>
+      </w:pPr>
+      <w:r>
+        <w:rPr>
+          <w:rFonts w:ascii="Times New Roman" w:hAnsi="Times New Roman"/>
+          <w:color w:val="000000"/>
+          <w:sz w:val="24"/>
+        </w:rPr>
+        <w:t>5.1.1. Requisitos de partida</w:t>
+      </w:r>
+    </w:p>
+    <w:p>
+      <w:pPr>
+        <w:spacing w:after="120"/>
+      </w:pPr>
+      <w:r>
+        <w:t>Los requisitos se derivaron de los objetivos del capítulo 1 y de las limitaciones detectadas durante el procesamiento de los datos. El usuario debe poder indicar la fecha en la que solicita la recomendación, el número de días que desea planificar, el sistema de riego o su eficiencia, la superficie de la parcela y, si existe, una dotación semanal máxima. Con esos parámetros el sistema tiene que devolver, para cada día, la necesidad neta en milímetros, la dosis bruta ajustada por eficiencia, el volumen cuando se conoce la superficie, un nivel de confianza, las advertencias pertinentes y una explicación en lenguaje llano.</w:t>
+      </w:r>
+    </w:p>
+    <w:p>
+      <w:pPr>
+        <w:spacing w:after="120"/>
+      </w:pPr>
+      <w:r>
+        <w:t>A estos requisitos funcionales se añadieron tres condiciones de diseño. La primera es temporal: una recomendación emitida en una fecha solo puede utilizar información disponible antes de esa fecha, igual que se exigió a los modelos del capítulo 4. La segunda es de trazabilidad: cada resultado debe poder relacionarse con el método que lo produjo, las reglas aplicadas, el archivo de origen y el último dato observado. La tercera es de prudencia: ante datos ausentes, desactualizados o fuera del intervalo conocido, el sistema debe avisar o abstenerse antes que ofrecer una cifra aparentemente precisa. La literatura sobre adopción de herramientas agrícolas insiste en que la confianza del usuario depende de que entienda por qué se le propone una actuación (Rose et al., 2016), y por esa razón la explicación forma parte de la salida y no de la documentación.</w:t>
+      </w:r>
+    </w:p>
+    <w:p>
+      <w:pPr>
+        <w:pStyle w:val="Heading3"/>
+        <w:keepNext/>
+      </w:pPr>
+      <w:r>
+        <w:rPr>
+          <w:rFonts w:ascii="Times New Roman" w:hAnsi="Times New Roman"/>
+          <w:color w:val="000000"/>
+          <w:sz w:val="24"/>
+        </w:rPr>
+        <w:t>5.1.2. Arquitectura del motor</w:t>
+      </w:r>
+    </w:p>
+    <w:p>
+      <w:pPr>
+        <w:spacing w:after="120"/>
+      </w:pPr>
+      <w:r>
+        <w:t xml:space="preserve">La Figura 5.1 resume el recorrido de una consulta. Las entradas del usuario y los datos de la fuente alimentan un módulo de estimación diaria; su resultado pasa por un conjunto de reglas numeradas y, finalmente, se genera una salida diaria y un resumen del horizonte. La lógica se encuentra en </w:t>
+      </w:r>
+      <w:r>
+        <w:rPr>
+          <w:rFonts w:ascii="Consolas" w:hAnsi="Consolas"/>
+          <w:sz w:val="19"/>
+        </w:rPr>
+        <w:t>src/dss</w:t>
+      </w:r>
+      <w:r>
+        <w:t>, separada de los clientes de las APIs y de los módulos de modelado, de forma que puede reutilizarse desde la línea de comandos, desde la interfaz del apartado 5.2 o desde los scripts de validación del apartado 5.3.</w:t>
+      </w:r>
+    </w:p>
+    <w:p>
+      <w:pPr>
+        <w:keepNext/>
+        <w:jc w:val="center"/>
+      </w:pPr>
+      <w:r>
+        <w:drawing>
+          <wp:inline xmlns:wp="http://schemas.openxmlformats.org/drawingml/2006/wordprocessingDrawing" xmlns:a="http://schemas.openxmlformats.org/drawingml/2006/main" xmlns:pic="http://schemas.openxmlformats.org/drawingml/2006/picture">
+            <wp:extent cx="5577840" cy="2783278"/>
+            <wp:docPr id="25" name="Picture 25"/>
+            <wp:cNvGraphicFramePr>
+              <a:graphicFrameLocks noChangeAspect="1"/>
+            </wp:cNvGraphicFramePr>
+            <a:graphic>
+              <a:graphicData uri="http://schemas.openxmlformats.org/drawingml/2006/picture">
+                <pic:pic>
+                  <pic:nvPicPr>
+                    <pic:cNvPr id="0" name="image.png"/>
+                    <pic:cNvPicPr/>
+                  </pic:nvPicPr>
+                  <pic:blipFill>
+                    <a:blip ns1:embed="rId18"/>
+                    <a:stretch>
+                      <a:fillRect/>
+                    </a:stretch>
+                  </pic:blipFill>
+                  <pic:spPr>
+                    <a:xfrm>
+                      <a:off x="0" y="0"/>
+                      <a:ext cx="5577840" cy="2783278"/>
+                    </a:xfrm>
+                    <a:prstGeom prst="rect"/>
+                  </pic:spPr>
+                </pic:pic>
+              </a:graphicData>
+            </a:graphic>
+          </wp:inline>
+        </w:drawing>
+      </w:r>
+    </w:p>
+    <w:p>
+      <w:pPr>
+        <w:keepLines/>
+        <w:jc w:val="center"/>
+      </w:pPr>
+      <w:r>
+        <w:rPr>
+          <w:i/>
+          <w:sz w:val="20"/>
+        </w:rPr>
+        <w:t>Figura 5.1. Flujo de una consulta en el motor de recomendación.</w:t>
+      </w:r>
+    </w:p>
+    <w:p>
+      <w:pPr>
+        <w:spacing w:after="120"/>
+      </w:pPr>
+      <w:r>
+        <w:t>El caso analizado se describe mediante un objeto de configuración que reúne cultivo, sistema productivo, estación y archivo de origen. Para el piloto, ese objeto apunta al CSV oficial de necesidades de pimiento de la estación AL01 La Mojonera. Cambiar de cultivo o de estación consiste en declarar un caso nuevo con su propio archivo, sin modificar el motor. Al cargar la fuente, el sistema reconstruye el calendario diario completo: las tres fechas que SiAR no devolvió en julio se conservan como filas sin dato y no se interpretan como necesidad nula. Como el coeficiente de cultivo procede del calendario del cultivo y se conoce de antemano, en esas fechas se toma el último valor publicado y se marca la imputación.</w:t>
+      </w:r>
+    </w:p>
+    <w:p>
+      <w:pPr>
+        <w:pStyle w:val="Heading3"/>
+        <w:keepNext/>
+      </w:pPr>
+      <w:r>
+        <w:rPr>
+          <w:rFonts w:ascii="Times New Roman" w:hAnsi="Times New Roman"/>
+          <w:color w:val="000000"/>
+          <w:sz w:val="24"/>
+        </w:rPr>
+        <w:t>5.1.3. Estimación de la necesidad neta</w:t>
+      </w:r>
+    </w:p>
+    <w:p>
+      <w:pPr>
+        <w:spacing w:after="120"/>
+      </w:pPr>
+      <w:r>
+        <w:t>El motor distingue dos modos de consulta. En el modo de seguimiento se analizan días ya cerrados y se aplica la expresión agronómica con las variables observadas:</w:t>
+      </w:r>
+    </w:p>
+    <w:p>
+      <w:pPr>
+        <w:spacing w:before="80" w:after="140"/>
+        <w:ind w:left="360" w:right="216"/>
+        <w:jc w:val="left"/>
+        <w:shd w:fill="F2F2F2"/>
+      </w:pPr>
+      <w:r>
+        <w:rPr>
+          <w:rFonts w:ascii="Consolas" w:hAnsi="Consolas"/>
+          <w:sz w:val="17"/>
+        </w:rPr>
+        <w:t>necesidad neta = max(ET0 × Kc − Pe, 0)</w:t>
+      </w:r>
+    </w:p>
+    <w:p>
+      <w:pPr>
+        <w:spacing w:after="120"/>
+      </w:pPr>
+      <w:r>
+        <w:t>Este modo sirve para revisar a posteriori lo que debería haberse aplicado y para comparar la planificación con la referencia. En el modo de planificación, que es el uso operativo, la ET0 y la precipitación efectiva del día que se quiere regar todavía no se conocen. Para ese caso se establecieron tres vías con un orden de preferencia fijo.</w:t>
+      </w:r>
+    </w:p>
+    <w:p>
+      <w:pPr>
+        <w:spacing w:after="120"/>
+      </w:pPr>
+      <w:r>
+        <w:t>La vía preferente utiliza una ET0 prevista cuando el usuario o la fuente la proporcionan, ya sea el producto pronosticado de SiAR o una estimación calculada a partir de la predicción de AEMET. La necesidad se obtiene multiplicando esa ET0 por el Kc del día. La segunda vía, que es la que se emplea por defecto en el piloto porque no se dispone de un histórico de predicciones alineado con la campaña, sustituye la ET0 futura por la media de la ET0 observada en los siete días anteriores y la combina con el Kc del día objetivo. La tercera vía es la persistencia del apartado 4.3: se repite la última necesidad neta conocida. Solo se recurre a ella cuando no hay ninguna ET0 reciente, y en todos los casos su valor se guarda junto a la recomendación como referencia de comparación.</w:t>
+      </w:r>
+    </w:p>
+    <w:p>
+      <w:pPr>
+        <w:spacing w:after="120"/>
+      </w:pPr>
+      <w:r>
+        <w:t>La segunda vía merece una justificación, porque no figuraba entre los enfoques comparados en el capítulo 4. La necesidad neta del piloto depende casi por completo de dos factores, la demanda evaporativa y el coeficiente de cultivo. El primero cambia de forma gradual entre días consecutivos; el segundo cambia de golpe al pasar de una fase a otra y, sin embargo, se conoce con antelación. La persistencia trata ambos factores como si fueran igual de inerciales y, por eso, arrastra durante días el valor de la fase anterior cuando el Kc salta de 0,70 a 0,90 el 1 de julio o de 1,00 a 0,30 el 1 de septiembre. Separar los dos componentes permite aprovechar la continuidad de la ET0 sin renunciar a lo que ya se sabe del calendario. La elección de la ventana de siete días y la comparación con la persistencia en cada horizonte se presentan en el apartado 5.3; aquí basta señalar que la ventana se fijó con el periodo de desarrollo y que el tramo de prueba reservado en el capítulo 4 no intervino en esa decisión.</w:t>
+      </w:r>
+    </w:p>
+    <w:p>
+      <w:pPr>
+        <w:spacing w:after="120"/>
+      </w:pPr>
+      <w:r>
+        <w:t>La lluvia prevista no se descuenta de forma automática. La precipitación efectiva depende de la intensidad, del estado del suelo y de las pérdidas por escorrentía o percolación, y solo puede valorarse con cierta fiabilidad una vez ha llovido (Allen et al., 1998). En un clima como el de la costa de Almería, donde la precipitación efectiva acumulada de toda la campaña fue de 2,51 mm, restar una lluvia pronosticada que finalmente no llega supondría dejar el cultivo sin agua en pleno verano. El sistema opta por mantener la dosis y avisar de que conviene aplazar el riego y recalcular cuando se conozca la precipitación real.</w:t>
+      </w:r>
+    </w:p>
+    <w:p>
+      <w:pPr>
+        <w:pStyle w:val="Heading3"/>
+        <w:keepNext/>
+      </w:pPr>
+      <w:r>
+        <w:rPr>
+          <w:rFonts w:ascii="Times New Roman" w:hAnsi="Times New Roman"/>
+          <w:color w:val="000000"/>
+          <w:sz w:val="24"/>
+        </w:rPr>
+        <w:t>5.1.4. Reglas de decisión</w:t>
+      </w:r>
+    </w:p>
+    <w:p>
+      <w:pPr>
+        <w:spacing w:after="120"/>
+      </w:pPr>
+      <w:r>
+        <w:t>Sobre la estimación se aplica un conjunto de diez reglas, numeradas para que aparezcan en la salida con la misma denominación que en esta memoria. La Tabla 5.1 recoge su finalidad y su efecto.</w:t>
+      </w:r>
+    </w:p>
+    <w:p>
+      <w:pPr>
+        <w:keepNext/>
+        <w:spacing w:after="120"/>
+      </w:pPr>
+      <w:r>
+        <w:rPr>
+          <w:b/>
+        </w:rPr>
+        <w:t>Tabla 5.1. Reglas aplicadas por el motor de recomendación.</w:t>
+      </w:r>
+    </w:p>
+    <w:tbl>
+      <w:tblPr>
+        <w:tblW w:type="auto" w:w="0"/>
+        <w:tblLayout w:type="autofit"/>
+        <w:tblLook w:firstColumn="1" w:firstRow="1" w:lastColumn="0" w:lastRow="0" w:noHBand="0" w:noVBand="1" w:val="04A0"/>
+        <w:tblBorders>
+          <w:top w:val="single" w:sz="4" w:color="D9D9D9"/>
+          <w:left w:val="single" w:sz="4" w:color="D9D9D9"/>
+          <w:bottom w:val="single" w:sz="4" w:color="D9D9D9"/>
+          <w:right w:val="single" w:sz="4" w:color="D9D9D9"/>
+          <w:insideH w:val="single" w:sz="4" w:color="D9D9D9"/>
+          <w:insideV w:val="single" w:sz="4" w:color="D9D9D9"/>
+        </w:tblBorders>
+      </w:tblPr>
+      <w:tblGrid>
+        <w:gridCol w:w="3009"/>
+        <w:gridCol w:w="3008"/>
+        <w:gridCol w:w="3008"/>
+      </w:tblGrid>
+      <w:tr>
+        <w:trPr>
+          <w:tblHeader w:val="true"/>
+          <w:cantSplit/>
+        </w:trPr>
+        <w:tc>
+          <w:tcPr>
+            <w:tcW w:type="dxa" w:w="3009"/>
+            <w:vAlign w:val="center"/>
+            <w:tcMar>
+              <w:top w:w="90" w:type="dxa"/>
+              <w:start w:w="100" w:type="dxa"/>
+              <w:bottom w:w="90" w:type="dxa"/>
+              <w:end w:w="100" w:type="dxa"/>
+            </w:tcMar>
+            <w:shd w:fill="1F4E78"/>
+          </w:tcPr>
+          <w:p>
+            <w:pPr>
+              <w:jc w:val="left"/>
+            </w:pPr>
+            <w:r>
+              <w:rPr>
+                <w:rFonts w:ascii="Times New Roman" w:hAnsi="Times New Roman"/>
+                <w:color w:val="FFFFFF"/>
+                <w:sz w:val="16"/>
+                <w:b/>
+              </w:rPr>
+              <w:t>Regla</w:t>
+            </w:r>
+          </w:p>
+        </w:tc>
+        <w:tc>
+          <w:tcPr>
+            <w:tcW w:type="dxa" w:w="3008"/>
+            <w:vAlign w:val="center"/>
+            <w:tcMar>
+              <w:top w:w="90" w:type="dxa"/>
+              <w:start w:w="100" w:type="dxa"/>
+              <w:bottom w:w="90" w:type="dxa"/>
+              <w:end w:w="100" w:type="dxa"/>
+            </w:tcMar>
+            <w:shd w:fill="1F4E78"/>
+          </w:tcPr>
+          <w:p>
+            <w:pPr>
+              <w:jc w:val="center"/>
+            </w:pPr>
+            <w:r>
+              <w:rPr>
+                <w:rFonts w:ascii="Times New Roman" w:hAnsi="Times New Roman"/>
+                <w:color w:val="FFFFFF"/>
+                <w:sz w:val="16"/>
+                <w:b/>
+              </w:rPr>
+              <w:t>Finalidad</w:t>
+            </w:r>
+          </w:p>
+        </w:tc>
+        <w:tc>
+          <w:tcPr>
+            <w:tcW w:type="dxa" w:w="3008"/>
+            <w:vAlign w:val="center"/>
+            <w:tcMar>
+              <w:top w:w="90" w:type="dxa"/>
+              <w:start w:w="100" w:type="dxa"/>
+              <w:bottom w:w="90" w:type="dxa"/>
+              <w:end w:w="100" w:type="dxa"/>
+            </w:tcMar>
+            <w:shd w:fill="1F4E78"/>
+          </w:tcPr>
+          <w:p>
+            <w:pPr>
+              <w:jc w:val="center"/>
+            </w:pPr>
+            <w:r>
+              <w:rPr>
+                <w:rFonts w:ascii="Times New Roman" w:hAnsi="Times New Roman"/>
+                <w:color w:val="FFFFFF"/>
+                <w:sz w:val="16"/>
+                <w:b/>
+              </w:rPr>
+              <w:t>Efecto sobre la recomendación</w:t>
+            </w:r>
+          </w:p>
+        </w:tc>
+      </w:tr>
+      <w:tr>
+        <w:trPr>
+          <w:cantSplit/>
+        </w:trPr>
+        <w:tc>
+          <w:tcPr>
+            <w:tcW w:type="dxa" w:w="3009"/>
+            <w:vAlign w:val="center"/>
+            <w:tcMar>
+              <w:top w:w="90" w:type="dxa"/>
+              <w:start w:w="100" w:type="dxa"/>
+              <w:bottom w:w="90" w:type="dxa"/>
+              <w:end w:w="100" w:type="dxa"/>
+            </w:tcMar>
+          </w:tcPr>
+          <w:p>
+            <w:pPr>
+              <w:jc w:val="left"/>
+            </w:pPr>
+            <w:r>
+              <w:rPr>
+                <w:rFonts w:ascii="Times New Roman" w:hAnsi="Times New Roman"/>
+                <w:color w:val="000000"/>
+                <w:sz w:val="16"/>
+              </w:rPr>
+              <w:t>R1 Cobertura de datos</w:t>
+            </w:r>
+          </w:p>
+        </w:tc>
+        <w:tc>
+          <w:tcPr>
+            <w:tcW w:type="dxa" w:w="3008"/>
+            <w:vAlign w:val="center"/>
+            <w:tcMar>
+              <w:top w:w="90" w:type="dxa"/>
+              <w:start w:w="100" w:type="dxa"/>
+              <w:bottom w:w="90" w:type="dxa"/>
+              <w:end w:w="100" w:type="dxa"/>
+            </w:tcMar>
+          </w:tcPr>
+          <w:p>
+            <w:pPr>
+              <w:jc w:val="center"/>
+            </w:pPr>
+            <w:r>
+              <w:rPr>
+                <w:rFonts w:ascii="Times New Roman" w:hAnsi="Times New Roman"/>
+                <w:color w:val="000000"/>
+                <w:sz w:val="16"/>
+              </w:rPr>
+              <w:t>Comprobar que existen observaciones recientes suficientes</w:t>
+            </w:r>
+          </w:p>
+        </w:tc>
+        <w:tc>
+          <w:tcPr>
+            <w:tcW w:type="dxa" w:w="3008"/>
+            <w:vAlign w:val="center"/>
+            <w:tcMar>
+              <w:top w:w="90" w:type="dxa"/>
+              <w:start w:w="100" w:type="dxa"/>
+              <w:bottom w:w="90" w:type="dxa"/>
+              <w:end w:w="100" w:type="dxa"/>
+            </w:tcMar>
+          </w:tcPr>
+          <w:p>
+            <w:pPr>
+              <w:jc w:val="center"/>
+            </w:pPr>
+            <w:r>
+              <w:rPr>
+                <w:rFonts w:ascii="Times New Roman" w:hAnsi="Times New Roman"/>
+                <w:color w:val="000000"/>
+                <w:sz w:val="16"/>
+              </w:rPr>
+              <w:t>Cambia de vía de estimación y añade un aviso cuando faltan datos</w:t>
+            </w:r>
+          </w:p>
+        </w:tc>
+      </w:tr>
+      <w:tr>
+        <w:trPr>
+          <w:cantSplit/>
+        </w:trPr>
+        <w:tc>
+          <w:tcPr>
+            <w:tcW w:type="dxa" w:w="3009"/>
+            <w:vAlign w:val="center"/>
+            <w:tcMar>
+              <w:top w:w="90" w:type="dxa"/>
+              <w:start w:w="100" w:type="dxa"/>
+              <w:bottom w:w="90" w:type="dxa"/>
+              <w:end w:w="100" w:type="dxa"/>
+            </w:tcMar>
+          </w:tcPr>
+          <w:p>
+            <w:pPr>
+              <w:jc w:val="left"/>
+            </w:pPr>
+            <w:r>
+              <w:rPr>
+                <w:rFonts w:ascii="Times New Roman" w:hAnsi="Times New Roman"/>
+                <w:color w:val="000000"/>
+                <w:sz w:val="16"/>
+              </w:rPr>
+              <w:t>R2 Ciclo del cultivo</w:t>
+            </w:r>
+          </w:p>
+        </w:tc>
+        <w:tc>
+          <w:tcPr>
+            <w:tcW w:type="dxa" w:w="3008"/>
+            <w:vAlign w:val="center"/>
+            <w:tcMar>
+              <w:top w:w="90" w:type="dxa"/>
+              <w:start w:w="100" w:type="dxa"/>
+              <w:bottom w:w="90" w:type="dxa"/>
+              <w:end w:w="100" w:type="dxa"/>
+            </w:tcMar>
+          </w:tcPr>
+          <w:p>
+            <w:pPr>
+              <w:jc w:val="center"/>
+            </w:pPr>
+            <w:r>
+              <w:rPr>
+                <w:rFonts w:ascii="Times New Roman" w:hAnsi="Times New Roman"/>
+                <w:color w:val="000000"/>
+                <w:sz w:val="16"/>
+              </w:rPr>
+              <w:t>Evitar recomendaciones fuera del calendario publicado</w:t>
+            </w:r>
+          </w:p>
+        </w:tc>
+        <w:tc>
+          <w:tcPr>
+            <w:tcW w:type="dxa" w:w="3008"/>
+            <w:vAlign w:val="center"/>
+            <w:tcMar>
+              <w:top w:w="90" w:type="dxa"/>
+              <w:start w:w="100" w:type="dxa"/>
+              <w:bottom w:w="90" w:type="dxa"/>
+              <w:end w:w="100" w:type="dxa"/>
+            </w:tcMar>
+          </w:tcPr>
+          <w:p>
+            <w:pPr>
+              <w:jc w:val="center"/>
+            </w:pPr>
+            <w:r>
+              <w:rPr>
+                <w:rFonts w:ascii="Times New Roman" w:hAnsi="Times New Roman"/>
+                <w:color w:val="000000"/>
+                <w:sz w:val="16"/>
+              </w:rPr>
+              <w:t>No se emite recomendación</w:t>
+            </w:r>
+          </w:p>
+        </w:tc>
+      </w:tr>
+      <w:tr>
+        <w:trPr>
+          <w:cantSplit/>
+        </w:trPr>
+        <w:tc>
+          <w:tcPr>
+            <w:tcW w:type="dxa" w:w="3009"/>
+            <w:vAlign w:val="center"/>
+            <w:tcMar>
+              <w:top w:w="90" w:type="dxa"/>
+              <w:start w:w="100" w:type="dxa"/>
+              <w:bottom w:w="90" w:type="dxa"/>
+              <w:end w:w="100" w:type="dxa"/>
+            </w:tcMar>
+          </w:tcPr>
+          <w:p>
+            <w:pPr>
+              <w:jc w:val="left"/>
+            </w:pPr>
+            <w:r>
+              <w:rPr>
+                <w:rFonts w:ascii="Times New Roman" w:hAnsi="Times New Roman"/>
+                <w:color w:val="000000"/>
+                <w:sz w:val="16"/>
+              </w:rPr>
+              <w:t>R3 Extrapolación</w:t>
+            </w:r>
+          </w:p>
+        </w:tc>
+        <w:tc>
+          <w:tcPr>
+            <w:tcW w:type="dxa" w:w="3008"/>
+            <w:vAlign w:val="center"/>
+            <w:tcMar>
+              <w:top w:w="90" w:type="dxa"/>
+              <w:start w:w="100" w:type="dxa"/>
+              <w:bottom w:w="90" w:type="dxa"/>
+              <w:end w:w="100" w:type="dxa"/>
+            </w:tcMar>
+          </w:tcPr>
+          <w:p>
+            <w:pPr>
+              <w:jc w:val="center"/>
+            </w:pPr>
+            <w:r>
+              <w:rPr>
+                <w:rFonts w:ascii="Times New Roman" w:hAnsi="Times New Roman"/>
+                <w:color w:val="000000"/>
+                <w:sz w:val="16"/>
+              </w:rPr>
+              <w:t>Detectar una ET0 alejada más de un 10 % del intervalo observado</w:t>
+            </w:r>
+          </w:p>
+        </w:tc>
+        <w:tc>
+          <w:tcPr>
+            <w:tcW w:type="dxa" w:w="3008"/>
+            <w:vAlign w:val="center"/>
+            <w:tcMar>
+              <w:top w:w="90" w:type="dxa"/>
+              <w:start w:w="100" w:type="dxa"/>
+              <w:bottom w:w="90" w:type="dxa"/>
+              <w:end w:w="100" w:type="dxa"/>
+            </w:tcMar>
+          </w:tcPr>
+          <w:p>
+            <w:pPr>
+              <w:jc w:val="center"/>
+            </w:pPr>
+            <w:r>
+              <w:rPr>
+                <w:rFonts w:ascii="Times New Roman" w:hAnsi="Times New Roman"/>
+                <w:color w:val="000000"/>
+                <w:sz w:val="16"/>
+              </w:rPr>
+              <w:t>Aviso de extrapolación y confianza baja</w:t>
+            </w:r>
+          </w:p>
+        </w:tc>
+      </w:tr>
+      <w:tr>
+        <w:trPr>
+          <w:cantSplit/>
+        </w:trPr>
+        <w:tc>
+          <w:tcPr>
+            <w:tcW w:type="dxa" w:w="3009"/>
+            <w:vAlign w:val="center"/>
+            <w:tcMar>
+              <w:top w:w="90" w:type="dxa"/>
+              <w:start w:w="100" w:type="dxa"/>
+              <w:bottom w:w="90" w:type="dxa"/>
+              <w:end w:w="100" w:type="dxa"/>
+            </w:tcMar>
+          </w:tcPr>
+          <w:p>
+            <w:pPr>
+              <w:jc w:val="left"/>
+            </w:pPr>
+            <w:r>
+              <w:rPr>
+                <w:rFonts w:ascii="Times New Roman" w:hAnsi="Times New Roman"/>
+                <w:color w:val="000000"/>
+                <w:sz w:val="16"/>
+              </w:rPr>
+              <w:t>R4 No negatividad</w:t>
+            </w:r>
+          </w:p>
+        </w:tc>
+        <w:tc>
+          <w:tcPr>
+            <w:tcW w:type="dxa" w:w="3008"/>
+            <w:vAlign w:val="center"/>
+            <w:tcMar>
+              <w:top w:w="90" w:type="dxa"/>
+              <w:start w:w="100" w:type="dxa"/>
+              <w:bottom w:w="90" w:type="dxa"/>
+              <w:end w:w="100" w:type="dxa"/>
+            </w:tcMar>
+          </w:tcPr>
+          <w:p>
+            <w:pPr>
+              <w:jc w:val="center"/>
+            </w:pPr>
+            <w:r>
+              <w:rPr>
+                <w:rFonts w:ascii="Times New Roman" w:hAnsi="Times New Roman"/>
+                <w:color w:val="000000"/>
+                <w:sz w:val="16"/>
+              </w:rPr>
+              <w:t>Impedir dosis negativas cuando la lluvia supera la ETc</w:t>
+            </w:r>
+          </w:p>
+        </w:tc>
+        <w:tc>
+          <w:tcPr>
+            <w:tcW w:type="dxa" w:w="3008"/>
+            <w:vAlign w:val="center"/>
+            <w:tcMar>
+              <w:top w:w="90" w:type="dxa"/>
+              <w:start w:w="100" w:type="dxa"/>
+              <w:bottom w:w="90" w:type="dxa"/>
+              <w:end w:w="100" w:type="dxa"/>
+            </w:tcMar>
+          </w:tcPr>
+          <w:p>
+            <w:pPr>
+              <w:jc w:val="center"/>
+            </w:pPr>
+            <w:r>
+              <w:rPr>
+                <w:rFonts w:ascii="Times New Roman" w:hAnsi="Times New Roman"/>
+                <w:color w:val="000000"/>
+                <w:sz w:val="16"/>
+              </w:rPr>
+              <w:t>La necesidad se fija en 0 mm</w:t>
+            </w:r>
+          </w:p>
+        </w:tc>
+      </w:tr>
+      <w:tr>
+        <w:trPr>
+          <w:cantSplit/>
+        </w:trPr>
+        <w:tc>
+          <w:tcPr>
+            <w:tcW w:type="dxa" w:w="3009"/>
+            <w:vAlign w:val="center"/>
+            <w:tcMar>
+              <w:top w:w="90" w:type="dxa"/>
+              <w:start w:w="100" w:type="dxa"/>
+              <w:bottom w:w="90" w:type="dxa"/>
+              <w:end w:w="100" w:type="dxa"/>
+            </w:tcMar>
+          </w:tcPr>
+          <w:p>
+            <w:pPr>
+              <w:jc w:val="left"/>
+            </w:pPr>
+            <w:r>
+              <w:rPr>
+                <w:rFonts w:ascii="Times New Roman" w:hAnsi="Times New Roman"/>
+                <w:color w:val="000000"/>
+                <w:sz w:val="16"/>
+              </w:rPr>
+              <w:t>R5 Lluvia prevista</w:t>
+            </w:r>
+          </w:p>
+        </w:tc>
+        <w:tc>
+          <w:tcPr>
+            <w:tcW w:type="dxa" w:w="3008"/>
+            <w:vAlign w:val="center"/>
+            <w:tcMar>
+              <w:top w:w="90" w:type="dxa"/>
+              <w:start w:w="100" w:type="dxa"/>
+              <w:bottom w:w="90" w:type="dxa"/>
+              <w:end w:w="100" w:type="dxa"/>
+            </w:tcMar>
+          </w:tcPr>
+          <w:p>
+            <w:pPr>
+              <w:jc w:val="center"/>
+            </w:pPr>
+            <w:r>
+              <w:rPr>
+                <w:rFonts w:ascii="Times New Roman" w:hAnsi="Times New Roman"/>
+                <w:color w:val="000000"/>
+                <w:sz w:val="16"/>
+              </w:rPr>
+              <w:t>Señalar episodios de lluvia de al menos 5 mm o probabilidad del 60 %</w:t>
+            </w:r>
+          </w:p>
+        </w:tc>
+        <w:tc>
+          <w:tcPr>
+            <w:tcW w:type="dxa" w:w="3008"/>
+            <w:vAlign w:val="center"/>
+            <w:tcMar>
+              <w:top w:w="90" w:type="dxa"/>
+              <w:start w:w="100" w:type="dxa"/>
+              <w:bottom w:w="90" w:type="dxa"/>
+              <w:end w:w="100" w:type="dxa"/>
+            </w:tcMar>
+          </w:tcPr>
+          <w:p>
+            <w:pPr>
+              <w:jc w:val="center"/>
+            </w:pPr>
+            <w:r>
+              <w:rPr>
+                <w:rFonts w:ascii="Times New Roman" w:hAnsi="Times New Roman"/>
+                <w:color w:val="000000"/>
+                <w:sz w:val="16"/>
+              </w:rPr>
+              <w:t>Aviso de aplazamiento sin descontar la lluvia</w:t>
+            </w:r>
+          </w:p>
+        </w:tc>
+      </w:tr>
+      <w:tr>
+        <w:trPr>
+          <w:cantSplit/>
+        </w:trPr>
+        <w:tc>
+          <w:tcPr>
+            <w:tcW w:type="dxa" w:w="3009"/>
+            <w:vAlign w:val="center"/>
+            <w:tcMar>
+              <w:top w:w="90" w:type="dxa"/>
+              <w:start w:w="100" w:type="dxa"/>
+              <w:bottom w:w="90" w:type="dxa"/>
+              <w:end w:w="100" w:type="dxa"/>
+            </w:tcMar>
+          </w:tcPr>
+          <w:p>
+            <w:pPr>
+              <w:jc w:val="left"/>
+            </w:pPr>
+            <w:r>
+              <w:rPr>
+                <w:rFonts w:ascii="Times New Roman" w:hAnsi="Times New Roman"/>
+                <w:color w:val="000000"/>
+                <w:sz w:val="16"/>
+              </w:rPr>
+              <w:t>R6 Dosis bruta</w:t>
+            </w:r>
+          </w:p>
+        </w:tc>
+        <w:tc>
+          <w:tcPr>
+            <w:tcW w:type="dxa" w:w="3008"/>
+            <w:vAlign w:val="center"/>
+            <w:tcMar>
+              <w:top w:w="90" w:type="dxa"/>
+              <w:start w:w="100" w:type="dxa"/>
+              <w:bottom w:w="90" w:type="dxa"/>
+              <w:end w:w="100" w:type="dxa"/>
+            </w:tcMar>
+          </w:tcPr>
+          <w:p>
+            <w:pPr>
+              <w:jc w:val="center"/>
+            </w:pPr>
+            <w:r>
+              <w:rPr>
+                <w:rFonts w:ascii="Times New Roman" w:hAnsi="Times New Roman"/>
+                <w:color w:val="000000"/>
+                <w:sz w:val="16"/>
+              </w:rPr>
+              <w:t>Incorporar las pérdidas del sistema de aplicación</w:t>
+            </w:r>
+          </w:p>
+        </w:tc>
+        <w:tc>
+          <w:tcPr>
+            <w:tcW w:type="dxa" w:w="3008"/>
+            <w:vAlign w:val="center"/>
+            <w:tcMar>
+              <w:top w:w="90" w:type="dxa"/>
+              <w:start w:w="100" w:type="dxa"/>
+              <w:bottom w:w="90" w:type="dxa"/>
+              <w:end w:w="100" w:type="dxa"/>
+            </w:tcMar>
+          </w:tcPr>
+          <w:p>
+            <w:pPr>
+              <w:jc w:val="center"/>
+            </w:pPr>
+            <w:r>
+              <w:rPr>
+                <w:rFonts w:ascii="Times New Roman" w:hAnsi="Times New Roman"/>
+                <w:color w:val="000000"/>
+                <w:sz w:val="16"/>
+              </w:rPr>
+              <w:t>Dosis bruta = necesidad neta / eficiencia</w:t>
+            </w:r>
+          </w:p>
+        </w:tc>
+      </w:tr>
+      <w:tr>
+        <w:trPr>
+          <w:cantSplit/>
+        </w:trPr>
+        <w:tc>
+          <w:tcPr>
+            <w:tcW w:type="dxa" w:w="3009"/>
+            <w:vAlign w:val="center"/>
+            <w:tcMar>
+              <w:top w:w="90" w:type="dxa"/>
+              <w:start w:w="100" w:type="dxa"/>
+              <w:bottom w:w="90" w:type="dxa"/>
+              <w:end w:w="100" w:type="dxa"/>
+            </w:tcMar>
+          </w:tcPr>
+          <w:p>
+            <w:pPr>
+              <w:jc w:val="left"/>
+            </w:pPr>
+            <w:r>
+              <w:rPr>
+                <w:rFonts w:ascii="Times New Roman" w:hAnsi="Times New Roman"/>
+                <w:color w:val="000000"/>
+                <w:sz w:val="16"/>
+              </w:rPr>
+              <w:t>R7 Dotación disponible</w:t>
+            </w:r>
+          </w:p>
+        </w:tc>
+        <w:tc>
+          <w:tcPr>
+            <w:tcW w:type="dxa" w:w="3008"/>
+            <w:vAlign w:val="center"/>
+            <w:tcMar>
+              <w:top w:w="90" w:type="dxa"/>
+              <w:start w:w="100" w:type="dxa"/>
+              <w:bottom w:w="90" w:type="dxa"/>
+              <w:end w:w="100" w:type="dxa"/>
+            </w:tcMar>
+          </w:tcPr>
+          <w:p>
+            <w:pPr>
+              <w:jc w:val="center"/>
+            </w:pPr>
+            <w:r>
+              <w:rPr>
+                <w:rFonts w:ascii="Times New Roman" w:hAnsi="Times New Roman"/>
+                <w:color w:val="000000"/>
+                <w:sz w:val="16"/>
+              </w:rPr>
+              <w:t>Respetar un límite semanal de agua</w:t>
+            </w:r>
+          </w:p>
+        </w:tc>
+        <w:tc>
+          <w:tcPr>
+            <w:tcW w:type="dxa" w:w="3008"/>
+            <w:vAlign w:val="center"/>
+            <w:tcMar>
+              <w:top w:w="90" w:type="dxa"/>
+              <w:start w:w="100" w:type="dxa"/>
+              <w:bottom w:w="90" w:type="dxa"/>
+              <w:end w:w="100" w:type="dxa"/>
+            </w:tcMar>
+          </w:tcPr>
+          <w:p>
+            <w:pPr>
+              <w:jc w:val="center"/>
+            </w:pPr>
+            <w:r>
+              <w:rPr>
+                <w:rFonts w:ascii="Times New Roman" w:hAnsi="Times New Roman"/>
+                <w:color w:val="000000"/>
+                <w:sz w:val="16"/>
+              </w:rPr>
+              <w:t>Reducción proporcional y aviso de déficit</w:t>
+            </w:r>
+          </w:p>
+        </w:tc>
+      </w:tr>
+      <w:tr>
+        <w:trPr>
+          <w:cantSplit/>
+        </w:trPr>
+        <w:tc>
+          <w:tcPr>
+            <w:tcW w:type="dxa" w:w="3009"/>
+            <w:vAlign w:val="center"/>
+            <w:tcMar>
+              <w:top w:w="90" w:type="dxa"/>
+              <w:start w:w="100" w:type="dxa"/>
+              <w:bottom w:w="90" w:type="dxa"/>
+              <w:end w:w="100" w:type="dxa"/>
+            </w:tcMar>
+          </w:tcPr>
+          <w:p>
+            <w:pPr>
+              <w:jc w:val="left"/>
+            </w:pPr>
+            <w:r>
+              <w:rPr>
+                <w:rFonts w:ascii="Times New Roman" w:hAnsi="Times New Roman"/>
+                <w:color w:val="000000"/>
+                <w:sz w:val="16"/>
+              </w:rPr>
+              <w:t>R8 Volumen</w:t>
+            </w:r>
+          </w:p>
+        </w:tc>
+        <w:tc>
+          <w:tcPr>
+            <w:tcW w:type="dxa" w:w="3008"/>
+            <w:vAlign w:val="center"/>
+            <w:tcMar>
+              <w:top w:w="90" w:type="dxa"/>
+              <w:start w:w="100" w:type="dxa"/>
+              <w:bottom w:w="90" w:type="dxa"/>
+              <w:end w:w="100" w:type="dxa"/>
+            </w:tcMar>
+          </w:tcPr>
+          <w:p>
+            <w:pPr>
+              <w:jc w:val="center"/>
+            </w:pPr>
+            <w:r>
+              <w:rPr>
+                <w:rFonts w:ascii="Times New Roman" w:hAnsi="Times New Roman"/>
+                <w:color w:val="000000"/>
+                <w:sz w:val="16"/>
+              </w:rPr>
+              <w:t>Expresar la dosis por parcela</w:t>
+            </w:r>
+          </w:p>
+        </w:tc>
+        <w:tc>
+          <w:tcPr>
+            <w:tcW w:type="dxa" w:w="3008"/>
+            <w:vAlign w:val="center"/>
+            <w:tcMar>
+              <w:top w:w="90" w:type="dxa"/>
+              <w:start w:w="100" w:type="dxa"/>
+              <w:bottom w:w="90" w:type="dxa"/>
+              <w:end w:w="100" w:type="dxa"/>
+            </w:tcMar>
+          </w:tcPr>
+          <w:p>
+            <w:pPr>
+              <w:jc w:val="center"/>
+            </w:pPr>
+            <w:r>
+              <w:rPr>
+                <w:rFonts w:ascii="Times New Roman" w:hAnsi="Times New Roman"/>
+                <w:color w:val="000000"/>
+                <w:sz w:val="16"/>
+              </w:rPr>
+              <w:t>1 mm sobre 1 ha equivale a 10 m3</w:t>
+            </w:r>
+          </w:p>
+        </w:tc>
+      </w:tr>
+      <w:tr>
+        <w:trPr>
+          <w:cantSplit/>
+        </w:trPr>
+        <w:tc>
+          <w:tcPr>
+            <w:tcW w:type="dxa" w:w="3009"/>
+            <w:vAlign w:val="center"/>
+            <w:tcMar>
+              <w:top w:w="90" w:type="dxa"/>
+              <w:start w:w="100" w:type="dxa"/>
+              <w:bottom w:w="90" w:type="dxa"/>
+              <w:end w:w="100" w:type="dxa"/>
+            </w:tcMar>
+          </w:tcPr>
+          <w:p>
+            <w:pPr>
+              <w:jc w:val="left"/>
+            </w:pPr>
+            <w:r>
+              <w:rPr>
+                <w:rFonts w:ascii="Times New Roman" w:hAnsi="Times New Roman"/>
+                <w:color w:val="000000"/>
+                <w:sz w:val="16"/>
+              </w:rPr>
+              <w:t>R9 Horizonte</w:t>
+            </w:r>
+          </w:p>
+        </w:tc>
+        <w:tc>
+          <w:tcPr>
+            <w:tcW w:type="dxa" w:w="3008"/>
+            <w:vAlign w:val="center"/>
+            <w:tcMar>
+              <w:top w:w="90" w:type="dxa"/>
+              <w:start w:w="100" w:type="dxa"/>
+              <w:bottom w:w="90" w:type="dxa"/>
+              <w:end w:w="100" w:type="dxa"/>
+            </w:tcMar>
+          </w:tcPr>
+          <w:p>
+            <w:pPr>
+              <w:jc w:val="center"/>
+            </w:pPr>
+            <w:r>
+              <w:rPr>
+                <w:rFonts w:ascii="Times New Roman" w:hAnsi="Times New Roman"/>
+                <w:color w:val="000000"/>
+                <w:sz w:val="16"/>
+              </w:rPr>
+              <w:t>Informar de que el error crece con la anticipación</w:t>
+            </w:r>
+          </w:p>
+        </w:tc>
+        <w:tc>
+          <w:tcPr>
+            <w:tcW w:type="dxa" w:w="3008"/>
+            <w:vAlign w:val="center"/>
+            <w:tcMar>
+              <w:top w:w="90" w:type="dxa"/>
+              <w:start w:w="100" w:type="dxa"/>
+              <w:bottom w:w="90" w:type="dxa"/>
+              <w:end w:w="100" w:type="dxa"/>
+            </w:tcMar>
+          </w:tcPr>
+          <w:p>
+            <w:pPr>
+              <w:jc w:val="center"/>
+            </w:pPr>
+            <w:r>
+              <w:rPr>
+                <w:rFonts w:ascii="Times New Roman" w:hAnsi="Times New Roman"/>
+                <w:color w:val="000000"/>
+                <w:sz w:val="16"/>
+              </w:rPr>
+              <w:t>Se indica el error medio esperado para ese día</w:t>
+            </w:r>
+          </w:p>
+        </w:tc>
+      </w:tr>
+      <w:tr>
+        <w:trPr>
+          <w:cantSplit/>
+        </w:trPr>
+        <w:tc>
+          <w:tcPr>
+            <w:tcW w:type="dxa" w:w="3009"/>
+            <w:vAlign w:val="center"/>
+            <w:tcMar>
+              <w:top w:w="90" w:type="dxa"/>
+              <w:start w:w="100" w:type="dxa"/>
+              <w:bottom w:w="90" w:type="dxa"/>
+              <w:end w:w="100" w:type="dxa"/>
+            </w:tcMar>
+          </w:tcPr>
+          <w:p>
+            <w:pPr>
+              <w:jc w:val="left"/>
+            </w:pPr>
+            <w:r>
+              <w:rPr>
+                <w:rFonts w:ascii="Times New Roman" w:hAnsi="Times New Roman"/>
+                <w:color w:val="000000"/>
+                <w:sz w:val="16"/>
+              </w:rPr>
+              <w:t>R10 Kc completado</w:t>
+            </w:r>
+          </w:p>
+        </w:tc>
+        <w:tc>
+          <w:tcPr>
+            <w:tcW w:type="dxa" w:w="3008"/>
+            <w:vAlign w:val="center"/>
+            <w:tcMar>
+              <w:top w:w="90" w:type="dxa"/>
+              <w:start w:w="100" w:type="dxa"/>
+              <w:bottom w:w="90" w:type="dxa"/>
+              <w:end w:w="100" w:type="dxa"/>
+            </w:tcMar>
+          </w:tcPr>
+          <w:p>
+            <w:pPr>
+              <w:jc w:val="center"/>
+            </w:pPr>
+            <w:r>
+              <w:rPr>
+                <w:rFonts w:ascii="Times New Roman" w:hAnsi="Times New Roman"/>
+                <w:color w:val="000000"/>
+                <w:sz w:val="16"/>
+              </w:rPr>
+              <w:t>Dejar constancia de fechas no devueltas por la fuente</w:t>
+            </w:r>
+          </w:p>
+        </w:tc>
+        <w:tc>
+          <w:tcPr>
+            <w:tcW w:type="dxa" w:w="3008"/>
+            <w:vAlign w:val="center"/>
+            <w:tcMar>
+              <w:top w:w="90" w:type="dxa"/>
+              <w:start w:w="100" w:type="dxa"/>
+              <w:bottom w:w="90" w:type="dxa"/>
+              <w:end w:w="100" w:type="dxa"/>
+            </w:tcMar>
+          </w:tcPr>
+          <w:p>
+            <w:pPr>
+              <w:jc w:val="center"/>
+            </w:pPr>
+            <w:r>
+              <w:rPr>
+                <w:rFonts w:ascii="Times New Roman" w:hAnsi="Times New Roman"/>
+                <w:color w:val="000000"/>
+                <w:sz w:val="16"/>
+              </w:rPr>
+              <w:t>Aviso de imputación del Kc</w:t>
+            </w:r>
+          </w:p>
+        </w:tc>
+      </w:tr>
+    </w:tbl>
+    <w:p>
+      <w:pPr>
+        <w:spacing w:after="40"/>
+      </w:pPr>
+    </w:p>
+    <w:p>
+      <w:pPr>
+        <w:spacing w:after="120"/>
+      </w:pPr>
+      <w:r>
+        <w:t>La regla R6 incorpora la diferencia entre lo que necesita el cultivo y lo que hay que aplicar. Las eficiencias por defecto son las orientativas de la FAO para riego de superficie, aspersión y goteo, del 60 %, 75 % y 90 % respectivamente (Brouwer et al., 1989). El usuario puede sustituirlas por la eficiencia medida en su instalación, que es preferible porque la eficiencia real depende del diseño, del mantenimiento y de la uniformidad de cada sistema (Burt et al., 1997). El valor admitido se limita al intervalo entre 0,30 y 1,00 para evitar errores de introducción.</w:t>
+      </w:r>
+    </w:p>
+    <w:p>
+      <w:pPr>
+        <w:spacing w:after="120"/>
+      </w:pPr>
+      <w:r>
+        <w:t>La regla R7 es la forma en la que el prototipo incorpora una restricción de disponibilidad hídrica. El anteproyecto contemplaba utilizar el Boletín Hidrológico del MITECO, pero sus datos se publican a escala de embalse y de cuenca, con frecuencia semanal y carácter provisional (MITECO, s. f.), lo que no permite deducir de forma directa cuánta agua corresponde a una parcela. Se ha preferido que la restricción la introduzca el usuario como dotación semanal, que es el dato que realmente recibe de su comunidad de regantes. Cuando la dosis planificada supera esa dotación, el sistema la reduce de forma proporcional y lo indica. Esta reducción es una simplificación consciente: el riego deficitario bien diseñado concentra el déficit en las fases menos sensibles del cultivo (Fereres &amp; Soriano, 2007), y por eso el aviso invita a revisar qué días conviene recortar en lugar de presentar el reparto como óptimo.</w:t>
+      </w:r>
+    </w:p>
+    <w:p>
+      <w:pPr>
+        <w:spacing w:after="120"/>
+      </w:pPr>
+      <w:r>
+        <w:t>Las reglas R1, R2, R3 y R9 traducen a la práctica la exigencia, recogida en el apartado 2.3, de que la incertidumbre forme parte de la salida. A partir de ellas se asigna a cada día un nivel de confianza. Es alta cuando se trata de un día cerrado calculado con datos observados; media en los tres primeros días de una planificación sin incidencias; y baja a partir del cuarto día o cuando existe cualquier aviso, incluido el de datos con más de dos días de antigüedad. Los umbrales de horizonte se apoyan en los errores medidos en el apartado 5.3 y pueden ajustarse cuando se disponga de más campañas.</w:t>
+      </w:r>
+    </w:p>
+    <w:p>
+      <w:pPr>
+        <w:pStyle w:val="Heading3"/>
+        <w:keepNext/>
+      </w:pPr>
+      <w:r>
+        <w:rPr>
+          <w:rFonts w:ascii="Times New Roman" w:hAnsi="Times New Roman"/>
+          <w:color w:val="000000"/>
+          <w:sz w:val="24"/>
+        </w:rPr>
+        <w:t>5.1.5. Estructura de la salida</w:t>
+      </w:r>
+    </w:p>
+    <w:p>
+      <w:pPr>
+        <w:spacing w:after="120"/>
+      </w:pPr>
+      <w:r>
+        <w:t>Cada consulta genera una tabla diaria con dieciocho campos y un resumen del horizonte. La tabla incluye la fecha, el día del horizonte, el Kc, la ET0 utilizada y su origen, la necesidad neta, el método, la persistencia como referencia, la dosis bruta, el factor de dotación, el volumen, la confianza, las reglas aplicadas, los avisos, la explicación, la fecha del último dato observado y el archivo de origen. El resumen agrega los totales, el método principal, la eficiencia aplicada y el número de días con avisos. La cabecera conserva la versión del motor, los parámetros de la consulta, la URL de la fuente y la fecha de descarga. Todo ello se exporta en CSV y JSON, lo que permite archivar las recomendaciones emitidas y compararlas más adelante con lo que realmente se regó.</w:t>
+      </w:r>
+    </w:p>
+    <w:p>
+      <w:pPr>
+        <w:spacing w:after="120"/>
+      </w:pPr>
+      <w:r>
+        <w:t>La explicación se redacta a partir de los mismos valores que aparecen en la tabla. Para el 1 de julio de 2025, por ejemplo, la salida indica que la necesidad neta estimada es de 6,2 mm a partir de una ET0 media reciente de 6,84 mm y un Kc de 0,90, y que con una eficiencia del 90 % la dosis bruta propuesta es de 6,8 mm, unos 103 m3 para una parcela de 1,5 ha. La frase no añade información que no esté en los datos, pero permite que el usuario compruebe el razonamiento sin interpretar una tabla de dieciocho columnas.</w:t>
+      </w:r>
+    </w:p>
+    <w:p>
+      <w:pPr>
+        <w:pStyle w:val="Heading3"/>
+        <w:keepNext/>
+      </w:pPr>
+      <w:r>
+        <w:rPr>
+          <w:rFonts w:ascii="Times New Roman" w:hAnsi="Times New Roman"/>
+          <w:color w:val="000000"/>
+          <w:sz w:val="24"/>
+        </w:rPr>
+        <w:t>5.1.6. Decisiones descartadas</w:t>
+      </w:r>
+    </w:p>
+    <w:p>
+      <w:pPr>
+        <w:spacing w:after="120"/>
+      </w:pPr>
+      <w:r>
+        <w:t>Durante el diseño se valoraron otras alternativas que finalmente no se incorporaron. La primera fue utilizar como motor el modelo Ridge, segundo clasificado en el apartado 4.3. Se descartó porque no superó de forma estable a la persistencia y porque su comportamiento ante un cambio de fase del cultivo resulta menos transparente que una multiplicación por el Kc. La segunda fue estimar la ET0 futura con la ecuación de Hargreaves a partir de las temperaturas previstas por AEMET. Es una opción contemplada en FAO-56 para cuando faltan variables (Allen et al., 1998), pero no se dispone de un histórico de predicciones de la campaña de 2025 con el que calibrarla, y presentar una vía no evaluada como parte del sistema habría contradicho el criterio seguido en el resto del trabajo. El motor admite una ET0 prevista como entrada para que esa vía pueda incorporarse cuando exista la evidencia. La tercera alternativa fue un balance hídrico del suelo con agotamiento admisible, que permitiría decidir no solo cuánto sino cuándo regar. Requiere capacidad de retención, profundidad radicular y riegos previos de la parcela, datos que el piloto no tiene, y se plantea como evolución en el capítulo 6.</w:t>
+      </w:r>
+    </w:p>
+    <w:p>
+      <w:pPr>
         <w:pStyle w:val="Heading2"/>
-      </w:pPr>
-      <w:r>
+        <w:keepNext/>
+        <w:pageBreakBefore w:val="0"/>
+      </w:pPr>
+      <w:r>
+        <w:rPr>
+          <w:rFonts w:ascii="Times New Roman" w:hAnsi="Times New Roman" w:eastAsia="Times New Roman"/>
+          <w:b/>
+          <w:i w:val="0"/>
+          <w:sz w:val="28"/>
+        </w:rPr>
         <w:t>5.2. Aplicación y visualización de resultados</w:t>
       </w:r>
     </w:p>
     <w:p>
       <w:pPr>
+        <w:spacing w:after="120"/>
+      </w:pPr>
+      <w:r>
+        <w:t xml:space="preserve">El motor descrito en el apartado anterior solo resulta útil si una persona puede consultarlo sin abrir el código. Para ello se han preparado dos formas de acceso que comparten exactamente la misma lógica: una ejecución por línea de comandos, pensada para automatizar consultas y archivar resultados, y una aplicación web ligera, pensada para la demostración y para el usuario que quiere explorar escenarios. Ninguna de las dos realiza cálculos propios; ambas llaman a la función de recomendación de </w:t>
+      </w:r>
+      <w:r>
+        <w:rPr>
+          <w:rFonts w:ascii="Consolas" w:hAnsi="Consolas"/>
+          <w:sz w:val="19"/>
+        </w:rPr>
+        <w:t>src/dss/engine.py</w:t>
+      </w:r>
+      <w:r>
+        <w:t>, de modo que lo que se ve en pantalla coincide con lo que se valida en el apartado 5.3.</w:t>
+      </w:r>
+    </w:p>
+    <w:p>
+      <w:pPr>
+        <w:pStyle w:val="Heading3"/>
+        <w:keepNext/>
+      </w:pPr>
+      <w:r>
+        <w:rPr>
+          <w:rFonts w:ascii="Times New Roman" w:hAnsi="Times New Roman"/>
+          <w:color w:val="000000"/>
+          <w:sz w:val="24"/>
+        </w:rPr>
+        <w:t>5.2.1. Elección de la tecnología de presentación</w:t>
+      </w:r>
+    </w:p>
+    <w:p>
+      <w:pPr>
+        <w:spacing w:after="120"/>
+      </w:pPr>
+      <w:r>
+        <w:t>El anteproyecto contemplaba un cuadro de mando en Power BI o Tableau. Se mantuvo esa opción hasta disponer de un motor funcional, y en ese momento se comprobó que la herramienta debía cumplir dos condiciones que un cuadro de mando convencional resuelve con dificultad. La primera es interactiva: cambiar la fecha de emisión, el horizonte o la eficiencia tiene que volver a ejecutar el motor, no solo filtrar una tabla ya calculada. La segunda es de reproducibilidad: cualquier miembro del tribunal o del equipo debería poder lanzar la aplicación desde el repositorio con las mismas dependencias que el resto del proyecto.</w:t>
+      </w:r>
+    </w:p>
+    <w:p>
+      <w:pPr>
+        <w:spacing w:after="120"/>
+      </w:pPr>
+      <w:r>
+        <w:t xml:space="preserve">Por esas razones se optó por Streamlit, una librería de Python que construye la interfaz a partir de un único script y vuelve a ejecutarlo cada vez que el usuario modifica un control (Streamlit, 2024). La aplicación se encuentra en </w:t>
+      </w:r>
+      <w:r>
+        <w:rPr>
+          <w:rFonts w:ascii="Consolas" w:hAnsi="Consolas"/>
+          <w:sz w:val="19"/>
+        </w:rPr>
+        <w:t>src/dss/app_streamlit.py</w:t>
+      </w:r>
+      <w:r>
+        <w:t xml:space="preserve"> y se arranca desde la raíz del repositorio con </w:t>
+      </w:r>
+      <w:r>
+        <w:rPr>
+          <w:rFonts w:ascii="Consolas" w:hAnsi="Consolas"/>
+          <w:sz w:val="19"/>
+        </w:rPr>
+        <w:t>streamlit run src/dss/app_streamlit.py</w:t>
+      </w:r>
+      <w:r>
+        <w:t>. Power BI y Tableau quedan como alternativa para un uso agregado, por ejemplo para una cooperativa que quiera comparar parcelas a partir de las recomendaciones archivadas en CSV, pero no se presentan como implementados porque no existe un archivo funcional en el repositorio que lo demuestre.</w:t>
+      </w:r>
+    </w:p>
+    <w:p>
+      <w:pPr>
+        <w:pStyle w:val="Heading3"/>
+        <w:keepNext/>
+      </w:pPr>
+      <w:r>
+        <w:rPr>
+          <w:rFonts w:ascii="Times New Roman" w:hAnsi="Times New Roman"/>
+          <w:color w:val="000000"/>
+          <w:sz w:val="24"/>
+        </w:rPr>
+        <w:t>5.2.2. Organización de la interfaz</w:t>
+      </w:r>
+    </w:p>
+    <w:p>
+      <w:pPr>
+        <w:spacing w:after="120"/>
+      </w:pPr>
+      <w:r>
+        <w:t>La pantalla se divide en un panel lateral de entrada y un área principal de resultados. El panel lateral agrupa los controles en tres bloques. En el primero se muestran el cultivo y la estación del caso analizado; están bloqueados porque el piloto valida una sola combinación, aunque el texto recuerda que el motor admite otras fuentes con el mismo formato. El segundo bloque recoge la consulta: el modo de planificación o seguimiento, la fecha de emisión y el horizonte de uno a siete días. El tercero describe la parcela: el sistema de riego, la eficiencia, que se rellena con el valor orientativo del sistema pero puede modificarse, la superficie y, de manera opcional, una dotación semanal. Una casilla final permite superponer la referencia SiAR calculada a posteriori, algo que solo tiene sentido en una demostración retrospectiva como la de este trabajo.</w:t>
+      </w:r>
+    </w:p>
+    <w:p>
+      <w:pPr>
+        <w:spacing w:after="120"/>
+      </w:pPr>
+      <w:r>
+        <w:t>El área principal sigue el orden en el que un técnico suele leer una recomendación. Arriba aparecen cuatro indicadores: la necesidad neta del horizonte, la dosis bruta propuesta, el volumen estimado y el número de días con recomendación. Debajo se sitúa un gráfico de barras con la dosis bruta de cada día y la necesidad neta superpuesta, acompañado de un bloque titulado Fundamento que indica el método principal, la eficiencia aplicada, la fuente con su fecha de descarga y el último dato observado. Si existe algún aviso general, como datos desactualizados o una dotación insuficiente, se muestra en un recuadro destacado encima de los indicadores. La parte inferior contiene la tabla diaria con la confianza y los avisos, un desplegable con la explicación y las reglas aplicadas a cada día, y un botón para descargar la recomendación en CSV.</w:t>
+      </w:r>
+    </w:p>
+    <w:p>
+      <w:pPr>
+        <w:spacing w:after="120"/>
+      </w:pPr>
+      <w:r>
+        <w:t>Las cifras de resultados se presentan con coma decimal y las fechas en formato día, mes y año. Puede parecer un detalle menor, pero la aplicación está dirigida a usuarios españoles y una tabla con puntos decimales obliga a una lectura más lenta y propicia errores al trasladar los valores a un programador de riego.</w:t>
+      </w:r>
+    </w:p>
+    <w:p>
+      <w:pPr>
+        <w:pStyle w:val="Heading3"/>
+        <w:keepNext/>
+      </w:pPr>
+      <w:r>
+        <w:rPr>
+          <w:rFonts w:ascii="Times New Roman" w:hAnsi="Times New Roman"/>
+          <w:color w:val="000000"/>
+          <w:sz w:val="24"/>
+        </w:rPr>
+        <w:t>5.2.3. Ejemplo de uso en un cambio de fase del cultivo</w:t>
+      </w:r>
+    </w:p>
+    <w:p>
+      <w:pPr>
+        <w:spacing w:after="120"/>
+      </w:pPr>
+      <w:r>
+        <w:t>Para ilustrar el funcionamiento se ha elegido una situación exigente: una planificación emitida el 28 de junio de 2025 con un horizonte de siete días, que atraviesa el paso del Kc de 0,70 a 0,90 el 1 de julio. Se considera riego por goteo con eficiencia del 90 % y una parcela de 1,5 ha. La Figura 5.2 reproduce la pantalla obtenida con la referencia SiAR superpuesta.</w:t>
+      </w:r>
+    </w:p>
+    <w:p>
+      <w:pPr>
+        <w:keepNext/>
+        <w:jc w:val="center"/>
+      </w:pPr>
+      <w:r>
+        <w:drawing>
+          <wp:inline xmlns:wp="http://schemas.openxmlformats.org/drawingml/2006/wordprocessingDrawing" xmlns:a="http://schemas.openxmlformats.org/drawingml/2006/main" xmlns:pic="http://schemas.openxmlformats.org/drawingml/2006/picture">
+            <wp:extent cx="5577840" cy="4648200"/>
+            <wp:docPr id="26" name="Picture 26"/>
+            <wp:cNvGraphicFramePr>
+              <a:graphicFrameLocks noChangeAspect="1"/>
+            </wp:cNvGraphicFramePr>
+            <a:graphic>
+              <a:graphicData uri="http://schemas.openxmlformats.org/drawingml/2006/picture">
+                <pic:pic>
+                  <pic:nvPicPr>
+                    <pic:cNvPr id="0" name="image.png"/>
+                    <pic:cNvPicPr/>
+                  </pic:nvPicPr>
+                  <pic:blipFill>
+                    <a:blip ns1:embed="rId19"/>
+                    <a:stretch>
+                      <a:fillRect/>
+                    </a:stretch>
+                  </pic:blipFill>
+                  <pic:spPr>
+                    <a:xfrm>
+                      <a:off x="0" y="0"/>
+                      <a:ext cx="5577840" cy="4648200"/>
+                    </a:xfrm>
+                    <a:prstGeom prst="rect"/>
+                  </pic:spPr>
+                </pic:pic>
+              </a:graphicData>
+            </a:graphic>
+          </wp:inline>
+        </w:drawing>
+      </w:r>
+    </w:p>
+    <w:p>
+      <w:pPr>
+        <w:keepLines/>
+        <w:jc w:val="center"/>
+      </w:pPr>
+      <w:r>
+        <w:rPr>
+          <w:i/>
+          <w:sz w:val="20"/>
+        </w:rPr>
+        <w:t>Figura 5.2. Interfaz del DSS para una planificación emitida el 28 de junio de 2025, con la referencia SiAR superpuesta.</w:t>
+      </w:r>
+    </w:p>
+    <w:p>
+      <w:pPr>
+        <w:spacing w:after="120"/>
+      </w:pPr>
+      <w:r>
+        <w:t>Con la información disponible hasta el 27 de junio, la ET0 media de los siete días anteriores es de 6,84 mm. Multiplicada por el Kc de cada día, da lugar a una necesidad neta de 4,79 mm para los tres últimos días de junio y de 6,15 mm a partir del 1 de julio. La Tabla 5.2 compara esa planificación con la referencia que SiAR publicó después y con lo que habría propuesto la persistencia.</w:t>
+      </w:r>
+    </w:p>
+    <w:p>
+      <w:pPr>
+        <w:keepNext/>
+        <w:spacing w:after="120"/>
+      </w:pPr>
+      <w:r>
+        <w:rPr>
+          <w:b/>
+        </w:rPr>
+        <w:t>Tabla 5.2. Planificación emitida el 28 de junio de 2025 frente a la referencia SiAR.</w:t>
+      </w:r>
+    </w:p>
+    <w:tbl>
+      <w:tblPr>
+        <w:tblW w:type="auto" w:w="0"/>
+        <w:tblLayout w:type="autofit"/>
+        <w:tblLook w:firstColumn="1" w:firstRow="1" w:lastColumn="0" w:lastRow="0" w:noHBand="0" w:noVBand="1" w:val="04A0"/>
+        <w:tblBorders>
+          <w:top w:val="single" w:sz="4" w:color="D9D9D9"/>
+          <w:left w:val="single" w:sz="4" w:color="D9D9D9"/>
+          <w:bottom w:val="single" w:sz="4" w:color="D9D9D9"/>
+          <w:right w:val="single" w:sz="4" w:color="D9D9D9"/>
+          <w:insideH w:val="single" w:sz="4" w:color="D9D9D9"/>
+          <w:insideV w:val="single" w:sz="4" w:color="D9D9D9"/>
+        </w:tblBorders>
+      </w:tblPr>
+      <w:tblGrid>
+        <w:gridCol w:w="1129"/>
+        <w:gridCol w:w="1128"/>
+        <w:gridCol w:w="1128"/>
+        <w:gridCol w:w="1128"/>
+        <w:gridCol w:w="1128"/>
+        <w:gridCol w:w="1128"/>
+        <w:gridCol w:w="1128"/>
+        <w:gridCol w:w="1128"/>
+      </w:tblGrid>
+      <w:tr>
+        <w:trPr>
+          <w:tblHeader w:val="true"/>
+          <w:cantSplit/>
+        </w:trPr>
+        <w:tc>
+          <w:tcPr>
+            <w:tcW w:type="dxa" w:w="1129"/>
+            <w:vAlign w:val="center"/>
+            <w:tcMar>
+              <w:top w:w="90" w:type="dxa"/>
+              <w:start w:w="100" w:type="dxa"/>
+              <w:bottom w:w="90" w:type="dxa"/>
+              <w:end w:w="100" w:type="dxa"/>
+            </w:tcMar>
+            <w:shd w:fill="1F4E78"/>
+          </w:tcPr>
+          <w:p>
+            <w:pPr>
+              <w:jc w:val="left"/>
+            </w:pPr>
+            <w:r>
+              <w:rPr>
+                <w:rFonts w:ascii="Times New Roman" w:hAnsi="Times New Roman"/>
+                <w:color w:val="FFFFFF"/>
+                <w:sz w:val="16"/>
+                <w:b/>
+              </w:rPr>
+              <w:t>Fecha</w:t>
+            </w:r>
+          </w:p>
+        </w:tc>
+        <w:tc>
+          <w:tcPr>
+            <w:tcW w:type="dxa" w:w="1128"/>
+            <w:vAlign w:val="center"/>
+            <w:tcMar>
+              <w:top w:w="90" w:type="dxa"/>
+              <w:start w:w="100" w:type="dxa"/>
+              <w:bottom w:w="90" w:type="dxa"/>
+              <w:end w:w="100" w:type="dxa"/>
+            </w:tcMar>
+            <w:shd w:fill="1F4E78"/>
+          </w:tcPr>
+          <w:p>
+            <w:pPr>
+              <w:jc w:val="center"/>
+            </w:pPr>
+            <w:r>
+              <w:rPr>
+                <w:rFonts w:ascii="Times New Roman" w:hAnsi="Times New Roman"/>
+                <w:color w:val="FFFFFF"/>
+                <w:sz w:val="16"/>
+                <w:b/>
+              </w:rPr>
+              <w:t>Kc</w:t>
+            </w:r>
+          </w:p>
+        </w:tc>
+        <w:tc>
+          <w:tcPr>
+            <w:tcW w:type="dxa" w:w="1128"/>
+            <w:vAlign w:val="center"/>
+            <w:tcMar>
+              <w:top w:w="90" w:type="dxa"/>
+              <w:start w:w="100" w:type="dxa"/>
+              <w:bottom w:w="90" w:type="dxa"/>
+              <w:end w:w="100" w:type="dxa"/>
+            </w:tcMar>
+            <w:shd w:fill="1F4E78"/>
+          </w:tcPr>
+          <w:p>
+            <w:pPr>
+              <w:jc w:val="center"/>
+            </w:pPr>
+            <w:r>
+              <w:rPr>
+                <w:rFonts w:ascii="Times New Roman" w:hAnsi="Times New Roman"/>
+                <w:color w:val="FFFFFF"/>
+                <w:sz w:val="16"/>
+                <w:b/>
+              </w:rPr>
+              <w:t>Necesidad DSS (mm)</w:t>
+            </w:r>
+          </w:p>
+        </w:tc>
+        <w:tc>
+          <w:tcPr>
+            <w:tcW w:type="dxa" w:w="1128"/>
+            <w:vAlign w:val="center"/>
+            <w:tcMar>
+              <w:top w:w="90" w:type="dxa"/>
+              <w:start w:w="100" w:type="dxa"/>
+              <w:bottom w:w="90" w:type="dxa"/>
+              <w:end w:w="100" w:type="dxa"/>
+            </w:tcMar>
+            <w:shd w:fill="1F4E78"/>
+          </w:tcPr>
+          <w:p>
+            <w:pPr>
+              <w:jc w:val="center"/>
+            </w:pPr>
+            <w:r>
+              <w:rPr>
+                <w:rFonts w:ascii="Times New Roman" w:hAnsi="Times New Roman"/>
+                <w:color w:val="FFFFFF"/>
+                <w:sz w:val="16"/>
+                <w:b/>
+              </w:rPr>
+              <w:t>Persistencia (mm)</w:t>
+            </w:r>
+          </w:p>
+        </w:tc>
+        <w:tc>
+          <w:tcPr>
+            <w:tcW w:type="dxa" w:w="1128"/>
+            <w:vAlign w:val="center"/>
+            <w:tcMar>
+              <w:top w:w="90" w:type="dxa"/>
+              <w:start w:w="100" w:type="dxa"/>
+              <w:bottom w:w="90" w:type="dxa"/>
+              <w:end w:w="100" w:type="dxa"/>
+            </w:tcMar>
+            <w:shd w:fill="1F4E78"/>
+          </w:tcPr>
+          <w:p>
+            <w:pPr>
+              <w:jc w:val="center"/>
+            </w:pPr>
+            <w:r>
+              <w:rPr>
+                <w:rFonts w:ascii="Times New Roman" w:hAnsi="Times New Roman"/>
+                <w:color w:val="FFFFFF"/>
+                <w:sz w:val="16"/>
+                <w:b/>
+              </w:rPr>
+              <w:t>Referencia SiAR (mm)</w:t>
+            </w:r>
+          </w:p>
+        </w:tc>
+        <w:tc>
+          <w:tcPr>
+            <w:tcW w:type="dxa" w:w="1128"/>
+            <w:vAlign w:val="center"/>
+            <w:tcMar>
+              <w:top w:w="90" w:type="dxa"/>
+              <w:start w:w="100" w:type="dxa"/>
+              <w:bottom w:w="90" w:type="dxa"/>
+              <w:end w:w="100" w:type="dxa"/>
+            </w:tcMar>
+            <w:shd w:fill="1F4E78"/>
+          </w:tcPr>
+          <w:p>
+            <w:pPr>
+              <w:jc w:val="center"/>
+            </w:pPr>
+            <w:r>
+              <w:rPr>
+                <w:rFonts w:ascii="Times New Roman" w:hAnsi="Times New Roman"/>
+                <w:color w:val="FFFFFF"/>
+                <w:sz w:val="16"/>
+                <w:b/>
+              </w:rPr>
+              <w:t>Dosis bruta (mm)</w:t>
+            </w:r>
+          </w:p>
+        </w:tc>
+        <w:tc>
+          <w:tcPr>
+            <w:tcW w:type="dxa" w:w="1128"/>
+            <w:vAlign w:val="center"/>
+            <w:tcMar>
+              <w:top w:w="90" w:type="dxa"/>
+              <w:start w:w="100" w:type="dxa"/>
+              <w:bottom w:w="90" w:type="dxa"/>
+              <w:end w:w="100" w:type="dxa"/>
+            </w:tcMar>
+            <w:shd w:fill="1F4E78"/>
+          </w:tcPr>
+          <w:p>
+            <w:pPr>
+              <w:jc w:val="center"/>
+            </w:pPr>
+            <w:r>
+              <w:rPr>
+                <w:rFonts w:ascii="Times New Roman" w:hAnsi="Times New Roman"/>
+                <w:color w:val="FFFFFF"/>
+                <w:sz w:val="16"/>
+                <w:b/>
+              </w:rPr>
+              <w:t>Volumen (m3)</w:t>
+            </w:r>
+          </w:p>
+        </w:tc>
+        <w:tc>
+          <w:tcPr>
+            <w:tcW w:type="dxa" w:w="1128"/>
+            <w:vAlign w:val="center"/>
+            <w:tcMar>
+              <w:top w:w="90" w:type="dxa"/>
+              <w:start w:w="100" w:type="dxa"/>
+              <w:bottom w:w="90" w:type="dxa"/>
+              <w:end w:w="100" w:type="dxa"/>
+            </w:tcMar>
+            <w:shd w:fill="1F4E78"/>
+          </w:tcPr>
+          <w:p>
+            <w:pPr>
+              <w:jc w:val="center"/>
+            </w:pPr>
+            <w:r>
+              <w:rPr>
+                <w:rFonts w:ascii="Times New Roman" w:hAnsi="Times New Roman"/>
+                <w:color w:val="FFFFFF"/>
+                <w:sz w:val="16"/>
+                <w:b/>
+              </w:rPr>
+              <w:t>Confianza</w:t>
+            </w:r>
+          </w:p>
+        </w:tc>
+      </w:tr>
+      <w:tr>
+        <w:trPr>
+          <w:cantSplit/>
+        </w:trPr>
+        <w:tc>
+          <w:tcPr>
+            <w:tcW w:type="dxa" w:w="1129"/>
+            <w:vAlign w:val="center"/>
+            <w:tcMar>
+              <w:top w:w="90" w:type="dxa"/>
+              <w:start w:w="100" w:type="dxa"/>
+              <w:bottom w:w="90" w:type="dxa"/>
+              <w:end w:w="100" w:type="dxa"/>
+            </w:tcMar>
+          </w:tcPr>
+          <w:p>
+            <w:pPr>
+              <w:jc w:val="left"/>
+            </w:pPr>
+            <w:r>
+              <w:rPr>
+                <w:rFonts w:ascii="Times New Roman" w:hAnsi="Times New Roman"/>
+                <w:color w:val="000000"/>
+                <w:sz w:val="16"/>
+              </w:rPr>
+              <w:t>28/06/2025</w:t>
+            </w:r>
+          </w:p>
+        </w:tc>
+        <w:tc>
+          <w:tcPr>
+            <w:tcW w:type="dxa" w:w="1128"/>
+            <w:vAlign w:val="center"/>
+            <w:tcMar>
+              <w:top w:w="90" w:type="dxa"/>
+              <w:start w:w="100" w:type="dxa"/>
+              <w:bottom w:w="90" w:type="dxa"/>
+              <w:end w:w="100" w:type="dxa"/>
+            </w:tcMar>
+          </w:tcPr>
+          <w:p>
+            <w:pPr>
+              <w:jc w:val="center"/>
+            </w:pPr>
+            <w:r>
+              <w:rPr>
+                <w:rFonts w:ascii="Times New Roman" w:hAnsi="Times New Roman"/>
+                <w:color w:val="000000"/>
+                <w:sz w:val="16"/>
+              </w:rPr>
+              <w:t>0,70</w:t>
+            </w:r>
+          </w:p>
+        </w:tc>
+        <w:tc>
+          <w:tcPr>
+            <w:tcW w:type="dxa" w:w="1128"/>
+            <w:vAlign w:val="center"/>
+            <w:tcMar>
+              <w:top w:w="90" w:type="dxa"/>
+              <w:start w:w="100" w:type="dxa"/>
+              <w:bottom w:w="90" w:type="dxa"/>
+              <w:end w:w="100" w:type="dxa"/>
+            </w:tcMar>
+          </w:tcPr>
+          <w:p>
+            <w:pPr>
+              <w:jc w:val="center"/>
+            </w:pPr>
+            <w:r>
+              <w:rPr>
+                <w:rFonts w:ascii="Times New Roman" w:hAnsi="Times New Roman"/>
+                <w:color w:val="000000"/>
+                <w:sz w:val="16"/>
+              </w:rPr>
+              <w:t>4,79</w:t>
+            </w:r>
+          </w:p>
+        </w:tc>
+        <w:tc>
+          <w:tcPr>
+            <w:tcW w:type="dxa" w:w="1128"/>
+            <w:vAlign w:val="center"/>
+            <w:tcMar>
+              <w:top w:w="90" w:type="dxa"/>
+              <w:start w:w="100" w:type="dxa"/>
+              <w:bottom w:w="90" w:type="dxa"/>
+              <w:end w:w="100" w:type="dxa"/>
+            </w:tcMar>
+          </w:tcPr>
+          <w:p>
+            <w:pPr>
+              <w:jc w:val="center"/>
+            </w:pPr>
+            <w:r>
+              <w:rPr>
+                <w:rFonts w:ascii="Times New Roman" w:hAnsi="Times New Roman"/>
+                <w:color w:val="000000"/>
+                <w:sz w:val="16"/>
+              </w:rPr>
+              <w:t>4,34</w:t>
+            </w:r>
+          </w:p>
+        </w:tc>
+        <w:tc>
+          <w:tcPr>
+            <w:tcW w:type="dxa" w:w="1128"/>
+            <w:vAlign w:val="center"/>
+            <w:tcMar>
+              <w:top w:w="90" w:type="dxa"/>
+              <w:start w:w="100" w:type="dxa"/>
+              <w:bottom w:w="90" w:type="dxa"/>
+              <w:end w:w="100" w:type="dxa"/>
+            </w:tcMar>
+          </w:tcPr>
+          <w:p>
+            <w:pPr>
+              <w:jc w:val="center"/>
+            </w:pPr>
+            <w:r>
+              <w:rPr>
+                <w:rFonts w:ascii="Times New Roman" w:hAnsi="Times New Roman"/>
+                <w:color w:val="000000"/>
+                <w:sz w:val="16"/>
+              </w:rPr>
+              <w:t>4,44</w:t>
+            </w:r>
+          </w:p>
+        </w:tc>
+        <w:tc>
+          <w:tcPr>
+            <w:tcW w:type="dxa" w:w="1128"/>
+            <w:vAlign w:val="center"/>
+            <w:tcMar>
+              <w:top w:w="90" w:type="dxa"/>
+              <w:start w:w="100" w:type="dxa"/>
+              <w:bottom w:w="90" w:type="dxa"/>
+              <w:end w:w="100" w:type="dxa"/>
+            </w:tcMar>
+          </w:tcPr>
+          <w:p>
+            <w:pPr>
+              <w:jc w:val="center"/>
+            </w:pPr>
+            <w:r>
+              <w:rPr>
+                <w:rFonts w:ascii="Times New Roman" w:hAnsi="Times New Roman"/>
+                <w:color w:val="000000"/>
+                <w:sz w:val="16"/>
+              </w:rPr>
+              <w:t>5,32</w:t>
+            </w:r>
+          </w:p>
+        </w:tc>
+        <w:tc>
+          <w:tcPr>
+            <w:tcW w:type="dxa" w:w="1128"/>
+            <w:vAlign w:val="center"/>
+            <w:tcMar>
+              <w:top w:w="90" w:type="dxa"/>
+              <w:start w:w="100" w:type="dxa"/>
+              <w:bottom w:w="90" w:type="dxa"/>
+              <w:end w:w="100" w:type="dxa"/>
+            </w:tcMar>
+          </w:tcPr>
+          <w:p>
+            <w:pPr>
+              <w:jc w:val="center"/>
+            </w:pPr>
+            <w:r>
+              <w:rPr>
+                <w:rFonts w:ascii="Times New Roman" w:hAnsi="Times New Roman"/>
+                <w:color w:val="000000"/>
+                <w:sz w:val="16"/>
+              </w:rPr>
+              <w:t>80</w:t>
+            </w:r>
+          </w:p>
+        </w:tc>
+        <w:tc>
+          <w:tcPr>
+            <w:tcW w:type="dxa" w:w="1128"/>
+            <w:vAlign w:val="center"/>
+            <w:tcMar>
+              <w:top w:w="90" w:type="dxa"/>
+              <w:start w:w="100" w:type="dxa"/>
+              <w:bottom w:w="90" w:type="dxa"/>
+              <w:end w:w="100" w:type="dxa"/>
+            </w:tcMar>
+          </w:tcPr>
+          <w:p>
+            <w:pPr>
+              <w:jc w:val="center"/>
+            </w:pPr>
+            <w:r>
+              <w:rPr>
+                <w:rFonts w:ascii="Times New Roman" w:hAnsi="Times New Roman"/>
+                <w:color w:val="000000"/>
+                <w:sz w:val="16"/>
+              </w:rPr>
+              <w:t>media</w:t>
+            </w:r>
+          </w:p>
+        </w:tc>
+      </w:tr>
+      <w:tr>
+        <w:trPr>
+          <w:cantSplit/>
+        </w:trPr>
+        <w:tc>
+          <w:tcPr>
+            <w:tcW w:type="dxa" w:w="1129"/>
+            <w:vAlign w:val="center"/>
+            <w:tcMar>
+              <w:top w:w="90" w:type="dxa"/>
+              <w:start w:w="100" w:type="dxa"/>
+              <w:bottom w:w="90" w:type="dxa"/>
+              <w:end w:w="100" w:type="dxa"/>
+            </w:tcMar>
+          </w:tcPr>
+          <w:p>
+            <w:pPr>
+              <w:jc w:val="left"/>
+            </w:pPr>
+            <w:r>
+              <w:rPr>
+                <w:rFonts w:ascii="Times New Roman" w:hAnsi="Times New Roman"/>
+                <w:color w:val="000000"/>
+                <w:sz w:val="16"/>
+              </w:rPr>
+              <w:t>29/06/2025</w:t>
+            </w:r>
+          </w:p>
+        </w:tc>
+        <w:tc>
+          <w:tcPr>
+            <w:tcW w:type="dxa" w:w="1128"/>
+            <w:vAlign w:val="center"/>
+            <w:tcMar>
+              <w:top w:w="90" w:type="dxa"/>
+              <w:start w:w="100" w:type="dxa"/>
+              <w:bottom w:w="90" w:type="dxa"/>
+              <w:end w:w="100" w:type="dxa"/>
+            </w:tcMar>
+          </w:tcPr>
+          <w:p>
+            <w:pPr>
+              <w:jc w:val="center"/>
+            </w:pPr>
+            <w:r>
+              <w:rPr>
+                <w:rFonts w:ascii="Times New Roman" w:hAnsi="Times New Roman"/>
+                <w:color w:val="000000"/>
+                <w:sz w:val="16"/>
+              </w:rPr>
+              <w:t>0,70</w:t>
+            </w:r>
+          </w:p>
+        </w:tc>
+        <w:tc>
+          <w:tcPr>
+            <w:tcW w:type="dxa" w:w="1128"/>
+            <w:vAlign w:val="center"/>
+            <w:tcMar>
+              <w:top w:w="90" w:type="dxa"/>
+              <w:start w:w="100" w:type="dxa"/>
+              <w:bottom w:w="90" w:type="dxa"/>
+              <w:end w:w="100" w:type="dxa"/>
+            </w:tcMar>
+          </w:tcPr>
+          <w:p>
+            <w:pPr>
+              <w:jc w:val="center"/>
+            </w:pPr>
+            <w:r>
+              <w:rPr>
+                <w:rFonts w:ascii="Times New Roman" w:hAnsi="Times New Roman"/>
+                <w:color w:val="000000"/>
+                <w:sz w:val="16"/>
+              </w:rPr>
+              <w:t>4,79</w:t>
+            </w:r>
+          </w:p>
+        </w:tc>
+        <w:tc>
+          <w:tcPr>
+            <w:tcW w:type="dxa" w:w="1128"/>
+            <w:vAlign w:val="center"/>
+            <w:tcMar>
+              <w:top w:w="90" w:type="dxa"/>
+              <w:start w:w="100" w:type="dxa"/>
+              <w:bottom w:w="90" w:type="dxa"/>
+              <w:end w:w="100" w:type="dxa"/>
+            </w:tcMar>
+          </w:tcPr>
+          <w:p>
+            <w:pPr>
+              <w:jc w:val="center"/>
+            </w:pPr>
+            <w:r>
+              <w:rPr>
+                <w:rFonts w:ascii="Times New Roman" w:hAnsi="Times New Roman"/>
+                <w:color w:val="000000"/>
+                <w:sz w:val="16"/>
+              </w:rPr>
+              <w:t>4,34</w:t>
+            </w:r>
+          </w:p>
+        </w:tc>
+        <w:tc>
+          <w:tcPr>
+            <w:tcW w:type="dxa" w:w="1128"/>
+            <w:vAlign w:val="center"/>
+            <w:tcMar>
+              <w:top w:w="90" w:type="dxa"/>
+              <w:start w:w="100" w:type="dxa"/>
+              <w:bottom w:w="90" w:type="dxa"/>
+              <w:end w:w="100" w:type="dxa"/>
+            </w:tcMar>
+          </w:tcPr>
+          <w:p>
+            <w:pPr>
+              <w:jc w:val="center"/>
+            </w:pPr>
+            <w:r>
+              <w:rPr>
+                <w:rFonts w:ascii="Times New Roman" w:hAnsi="Times New Roman"/>
+                <w:color w:val="000000"/>
+                <w:sz w:val="16"/>
+              </w:rPr>
+              <w:t>4,17</w:t>
+            </w:r>
+          </w:p>
+        </w:tc>
+        <w:tc>
+          <w:tcPr>
+            <w:tcW w:type="dxa" w:w="1128"/>
+            <w:vAlign w:val="center"/>
+            <w:tcMar>
+              <w:top w:w="90" w:type="dxa"/>
+              <w:start w:w="100" w:type="dxa"/>
+              <w:bottom w:w="90" w:type="dxa"/>
+              <w:end w:w="100" w:type="dxa"/>
+            </w:tcMar>
+          </w:tcPr>
+          <w:p>
+            <w:pPr>
+              <w:jc w:val="center"/>
+            </w:pPr>
+            <w:r>
+              <w:rPr>
+                <w:rFonts w:ascii="Times New Roman" w:hAnsi="Times New Roman"/>
+                <w:color w:val="000000"/>
+                <w:sz w:val="16"/>
+              </w:rPr>
+              <w:t>5,32</w:t>
+            </w:r>
+          </w:p>
+        </w:tc>
+        <w:tc>
+          <w:tcPr>
+            <w:tcW w:type="dxa" w:w="1128"/>
+            <w:vAlign w:val="center"/>
+            <w:tcMar>
+              <w:top w:w="90" w:type="dxa"/>
+              <w:start w:w="100" w:type="dxa"/>
+              <w:bottom w:w="90" w:type="dxa"/>
+              <w:end w:w="100" w:type="dxa"/>
+            </w:tcMar>
+          </w:tcPr>
+          <w:p>
+            <w:pPr>
+              <w:jc w:val="center"/>
+            </w:pPr>
+            <w:r>
+              <w:rPr>
+                <w:rFonts w:ascii="Times New Roman" w:hAnsi="Times New Roman"/>
+                <w:color w:val="000000"/>
+                <w:sz w:val="16"/>
+              </w:rPr>
+              <w:t>80</w:t>
+            </w:r>
+          </w:p>
+        </w:tc>
+        <w:tc>
+          <w:tcPr>
+            <w:tcW w:type="dxa" w:w="1128"/>
+            <w:vAlign w:val="center"/>
+            <w:tcMar>
+              <w:top w:w="90" w:type="dxa"/>
+              <w:start w:w="100" w:type="dxa"/>
+              <w:bottom w:w="90" w:type="dxa"/>
+              <w:end w:w="100" w:type="dxa"/>
+            </w:tcMar>
+          </w:tcPr>
+          <w:p>
+            <w:pPr>
+              <w:jc w:val="center"/>
+            </w:pPr>
+            <w:r>
+              <w:rPr>
+                <w:rFonts w:ascii="Times New Roman" w:hAnsi="Times New Roman"/>
+                <w:color w:val="000000"/>
+                <w:sz w:val="16"/>
+              </w:rPr>
+              <w:t>media</w:t>
+            </w:r>
+          </w:p>
+        </w:tc>
+      </w:tr>
+      <w:tr>
+        <w:trPr>
+          <w:cantSplit/>
+        </w:trPr>
+        <w:tc>
+          <w:tcPr>
+            <w:tcW w:type="dxa" w:w="1129"/>
+            <w:vAlign w:val="center"/>
+            <w:tcMar>
+              <w:top w:w="90" w:type="dxa"/>
+              <w:start w:w="100" w:type="dxa"/>
+              <w:bottom w:w="90" w:type="dxa"/>
+              <w:end w:w="100" w:type="dxa"/>
+            </w:tcMar>
+          </w:tcPr>
+          <w:p>
+            <w:pPr>
+              <w:jc w:val="left"/>
+            </w:pPr>
+            <w:r>
+              <w:rPr>
+                <w:rFonts w:ascii="Times New Roman" w:hAnsi="Times New Roman"/>
+                <w:color w:val="000000"/>
+                <w:sz w:val="16"/>
+              </w:rPr>
+              <w:t>30/06/2025</w:t>
+            </w:r>
+          </w:p>
+        </w:tc>
+        <w:tc>
+          <w:tcPr>
+            <w:tcW w:type="dxa" w:w="1128"/>
+            <w:vAlign w:val="center"/>
+            <w:tcMar>
+              <w:top w:w="90" w:type="dxa"/>
+              <w:start w:w="100" w:type="dxa"/>
+              <w:bottom w:w="90" w:type="dxa"/>
+              <w:end w:w="100" w:type="dxa"/>
+            </w:tcMar>
+          </w:tcPr>
+          <w:p>
+            <w:pPr>
+              <w:jc w:val="center"/>
+            </w:pPr>
+            <w:r>
+              <w:rPr>
+                <w:rFonts w:ascii="Times New Roman" w:hAnsi="Times New Roman"/>
+                <w:color w:val="000000"/>
+                <w:sz w:val="16"/>
+              </w:rPr>
+              <w:t>0,70</w:t>
+            </w:r>
+          </w:p>
+        </w:tc>
+        <w:tc>
+          <w:tcPr>
+            <w:tcW w:type="dxa" w:w="1128"/>
+            <w:vAlign w:val="center"/>
+            <w:tcMar>
+              <w:top w:w="90" w:type="dxa"/>
+              <w:start w:w="100" w:type="dxa"/>
+              <w:bottom w:w="90" w:type="dxa"/>
+              <w:end w:w="100" w:type="dxa"/>
+            </w:tcMar>
+          </w:tcPr>
+          <w:p>
+            <w:pPr>
+              <w:jc w:val="center"/>
+            </w:pPr>
+            <w:r>
+              <w:rPr>
+                <w:rFonts w:ascii="Times New Roman" w:hAnsi="Times New Roman"/>
+                <w:color w:val="000000"/>
+                <w:sz w:val="16"/>
+              </w:rPr>
+              <w:t>4,79</w:t>
+            </w:r>
+          </w:p>
+        </w:tc>
+        <w:tc>
+          <w:tcPr>
+            <w:tcW w:type="dxa" w:w="1128"/>
+            <w:vAlign w:val="center"/>
+            <w:tcMar>
+              <w:top w:w="90" w:type="dxa"/>
+              <w:start w:w="100" w:type="dxa"/>
+              <w:bottom w:w="90" w:type="dxa"/>
+              <w:end w:w="100" w:type="dxa"/>
+            </w:tcMar>
+          </w:tcPr>
+          <w:p>
+            <w:pPr>
+              <w:jc w:val="center"/>
+            </w:pPr>
+            <w:r>
+              <w:rPr>
+                <w:rFonts w:ascii="Times New Roman" w:hAnsi="Times New Roman"/>
+                <w:color w:val="000000"/>
+                <w:sz w:val="16"/>
+              </w:rPr>
+              <w:t>4,34</w:t>
+            </w:r>
+          </w:p>
+        </w:tc>
+        <w:tc>
+          <w:tcPr>
+            <w:tcW w:type="dxa" w:w="1128"/>
+            <w:vAlign w:val="center"/>
+            <w:tcMar>
+              <w:top w:w="90" w:type="dxa"/>
+              <w:start w:w="100" w:type="dxa"/>
+              <w:bottom w:w="90" w:type="dxa"/>
+              <w:end w:w="100" w:type="dxa"/>
+            </w:tcMar>
+          </w:tcPr>
+          <w:p>
+            <w:pPr>
+              <w:jc w:val="center"/>
+            </w:pPr>
+            <w:r>
+              <w:rPr>
+                <w:rFonts w:ascii="Times New Roman" w:hAnsi="Times New Roman"/>
+                <w:color w:val="000000"/>
+                <w:sz w:val="16"/>
+              </w:rPr>
+              <w:t>4,26</w:t>
+            </w:r>
+          </w:p>
+        </w:tc>
+        <w:tc>
+          <w:tcPr>
+            <w:tcW w:type="dxa" w:w="1128"/>
+            <w:vAlign w:val="center"/>
+            <w:tcMar>
+              <w:top w:w="90" w:type="dxa"/>
+              <w:start w:w="100" w:type="dxa"/>
+              <w:bottom w:w="90" w:type="dxa"/>
+              <w:end w:w="100" w:type="dxa"/>
+            </w:tcMar>
+          </w:tcPr>
+          <w:p>
+            <w:pPr>
+              <w:jc w:val="center"/>
+            </w:pPr>
+            <w:r>
+              <w:rPr>
+                <w:rFonts w:ascii="Times New Roman" w:hAnsi="Times New Roman"/>
+                <w:color w:val="000000"/>
+                <w:sz w:val="16"/>
+              </w:rPr>
+              <w:t>5,32</w:t>
+            </w:r>
+          </w:p>
+        </w:tc>
+        <w:tc>
+          <w:tcPr>
+            <w:tcW w:type="dxa" w:w="1128"/>
+            <w:vAlign w:val="center"/>
+            <w:tcMar>
+              <w:top w:w="90" w:type="dxa"/>
+              <w:start w:w="100" w:type="dxa"/>
+              <w:bottom w:w="90" w:type="dxa"/>
+              <w:end w:w="100" w:type="dxa"/>
+            </w:tcMar>
+          </w:tcPr>
+          <w:p>
+            <w:pPr>
+              <w:jc w:val="center"/>
+            </w:pPr>
+            <w:r>
+              <w:rPr>
+                <w:rFonts w:ascii="Times New Roman" w:hAnsi="Times New Roman"/>
+                <w:color w:val="000000"/>
+                <w:sz w:val="16"/>
+              </w:rPr>
+              <w:t>80</w:t>
+            </w:r>
+          </w:p>
+        </w:tc>
+        <w:tc>
+          <w:tcPr>
+            <w:tcW w:type="dxa" w:w="1128"/>
+            <w:vAlign w:val="center"/>
+            <w:tcMar>
+              <w:top w:w="90" w:type="dxa"/>
+              <w:start w:w="100" w:type="dxa"/>
+              <w:bottom w:w="90" w:type="dxa"/>
+              <w:end w:w="100" w:type="dxa"/>
+            </w:tcMar>
+          </w:tcPr>
+          <w:p>
+            <w:pPr>
+              <w:jc w:val="center"/>
+            </w:pPr>
+            <w:r>
+              <w:rPr>
+                <w:rFonts w:ascii="Times New Roman" w:hAnsi="Times New Roman"/>
+                <w:color w:val="000000"/>
+                <w:sz w:val="16"/>
+              </w:rPr>
+              <w:t>media</w:t>
+            </w:r>
+          </w:p>
+        </w:tc>
+      </w:tr>
+      <w:tr>
+        <w:trPr>
+          <w:cantSplit/>
+        </w:trPr>
+        <w:tc>
+          <w:tcPr>
+            <w:tcW w:type="dxa" w:w="1129"/>
+            <w:vAlign w:val="center"/>
+            <w:tcMar>
+              <w:top w:w="90" w:type="dxa"/>
+              <w:start w:w="100" w:type="dxa"/>
+              <w:bottom w:w="90" w:type="dxa"/>
+              <w:end w:w="100" w:type="dxa"/>
+            </w:tcMar>
+          </w:tcPr>
+          <w:p>
+            <w:pPr>
+              <w:jc w:val="left"/>
+            </w:pPr>
+            <w:r>
+              <w:rPr>
+                <w:rFonts w:ascii="Times New Roman" w:hAnsi="Times New Roman"/>
+                <w:color w:val="000000"/>
+                <w:sz w:val="16"/>
+              </w:rPr>
+              <w:t>01/07/2025</w:t>
+            </w:r>
+          </w:p>
+        </w:tc>
+        <w:tc>
+          <w:tcPr>
+            <w:tcW w:type="dxa" w:w="1128"/>
+            <w:vAlign w:val="center"/>
+            <w:tcMar>
+              <w:top w:w="90" w:type="dxa"/>
+              <w:start w:w="100" w:type="dxa"/>
+              <w:bottom w:w="90" w:type="dxa"/>
+              <w:end w:w="100" w:type="dxa"/>
+            </w:tcMar>
+          </w:tcPr>
+          <w:p>
+            <w:pPr>
+              <w:jc w:val="center"/>
+            </w:pPr>
+            <w:r>
+              <w:rPr>
+                <w:rFonts w:ascii="Times New Roman" w:hAnsi="Times New Roman"/>
+                <w:color w:val="000000"/>
+                <w:sz w:val="16"/>
+              </w:rPr>
+              <w:t>0,90</w:t>
+            </w:r>
+          </w:p>
+        </w:tc>
+        <w:tc>
+          <w:tcPr>
+            <w:tcW w:type="dxa" w:w="1128"/>
+            <w:vAlign w:val="center"/>
+            <w:tcMar>
+              <w:top w:w="90" w:type="dxa"/>
+              <w:start w:w="100" w:type="dxa"/>
+              <w:bottom w:w="90" w:type="dxa"/>
+              <w:end w:w="100" w:type="dxa"/>
+            </w:tcMar>
+          </w:tcPr>
+          <w:p>
+            <w:pPr>
+              <w:jc w:val="center"/>
+            </w:pPr>
+            <w:r>
+              <w:rPr>
+                <w:rFonts w:ascii="Times New Roman" w:hAnsi="Times New Roman"/>
+                <w:color w:val="000000"/>
+                <w:sz w:val="16"/>
+              </w:rPr>
+              <w:t>6,15</w:t>
+            </w:r>
+          </w:p>
+        </w:tc>
+        <w:tc>
+          <w:tcPr>
+            <w:tcW w:type="dxa" w:w="1128"/>
+            <w:vAlign w:val="center"/>
+            <w:tcMar>
+              <w:top w:w="90" w:type="dxa"/>
+              <w:start w:w="100" w:type="dxa"/>
+              <w:bottom w:w="90" w:type="dxa"/>
+              <w:end w:w="100" w:type="dxa"/>
+            </w:tcMar>
+          </w:tcPr>
+          <w:p>
+            <w:pPr>
+              <w:jc w:val="center"/>
+            </w:pPr>
+            <w:r>
+              <w:rPr>
+                <w:rFonts w:ascii="Times New Roman" w:hAnsi="Times New Roman"/>
+                <w:color w:val="000000"/>
+                <w:sz w:val="16"/>
+              </w:rPr>
+              <w:t>4,34</w:t>
+            </w:r>
+          </w:p>
+        </w:tc>
+        <w:tc>
+          <w:tcPr>
+            <w:tcW w:type="dxa" w:w="1128"/>
+            <w:vAlign w:val="center"/>
+            <w:tcMar>
+              <w:top w:w="90" w:type="dxa"/>
+              <w:start w:w="100" w:type="dxa"/>
+              <w:bottom w:w="90" w:type="dxa"/>
+              <w:end w:w="100" w:type="dxa"/>
+            </w:tcMar>
+          </w:tcPr>
+          <w:p>
+            <w:pPr>
+              <w:jc w:val="center"/>
+            </w:pPr>
+            <w:r>
+              <w:rPr>
+                <w:rFonts w:ascii="Times New Roman" w:hAnsi="Times New Roman"/>
+                <w:color w:val="000000"/>
+                <w:sz w:val="16"/>
+              </w:rPr>
+              <w:t>5,45</w:t>
+            </w:r>
+          </w:p>
+        </w:tc>
+        <w:tc>
+          <w:tcPr>
+            <w:tcW w:type="dxa" w:w="1128"/>
+            <w:vAlign w:val="center"/>
+            <w:tcMar>
+              <w:top w:w="90" w:type="dxa"/>
+              <w:start w:w="100" w:type="dxa"/>
+              <w:bottom w:w="90" w:type="dxa"/>
+              <w:end w:w="100" w:type="dxa"/>
+            </w:tcMar>
+          </w:tcPr>
+          <w:p>
+            <w:pPr>
+              <w:jc w:val="center"/>
+            </w:pPr>
+            <w:r>
+              <w:rPr>
+                <w:rFonts w:ascii="Times New Roman" w:hAnsi="Times New Roman"/>
+                <w:color w:val="000000"/>
+                <w:sz w:val="16"/>
+              </w:rPr>
+              <w:t>6,84</w:t>
+            </w:r>
+          </w:p>
+        </w:tc>
+        <w:tc>
+          <w:tcPr>
+            <w:tcW w:type="dxa" w:w="1128"/>
+            <w:vAlign w:val="center"/>
+            <w:tcMar>
+              <w:top w:w="90" w:type="dxa"/>
+              <w:start w:w="100" w:type="dxa"/>
+              <w:bottom w:w="90" w:type="dxa"/>
+              <w:end w:w="100" w:type="dxa"/>
+            </w:tcMar>
+          </w:tcPr>
+          <w:p>
+            <w:pPr>
+              <w:jc w:val="center"/>
+            </w:pPr>
+            <w:r>
+              <w:rPr>
+                <w:rFonts w:ascii="Times New Roman" w:hAnsi="Times New Roman"/>
+                <w:color w:val="000000"/>
+                <w:sz w:val="16"/>
+              </w:rPr>
+              <w:t>103</w:t>
+            </w:r>
+          </w:p>
+        </w:tc>
+        <w:tc>
+          <w:tcPr>
+            <w:tcW w:type="dxa" w:w="1128"/>
+            <w:vAlign w:val="center"/>
+            <w:tcMar>
+              <w:top w:w="90" w:type="dxa"/>
+              <w:start w:w="100" w:type="dxa"/>
+              <w:bottom w:w="90" w:type="dxa"/>
+              <w:end w:w="100" w:type="dxa"/>
+            </w:tcMar>
+          </w:tcPr>
+          <w:p>
+            <w:pPr>
+              <w:jc w:val="center"/>
+            </w:pPr>
+            <w:r>
+              <w:rPr>
+                <w:rFonts w:ascii="Times New Roman" w:hAnsi="Times New Roman"/>
+                <w:color w:val="000000"/>
+                <w:sz w:val="16"/>
+              </w:rPr>
+              <w:t>baja</w:t>
+            </w:r>
+          </w:p>
+        </w:tc>
+      </w:tr>
+      <w:tr>
+        <w:trPr>
+          <w:cantSplit/>
+        </w:trPr>
+        <w:tc>
+          <w:tcPr>
+            <w:tcW w:type="dxa" w:w="1129"/>
+            <w:vAlign w:val="center"/>
+            <w:tcMar>
+              <w:top w:w="90" w:type="dxa"/>
+              <w:start w:w="100" w:type="dxa"/>
+              <w:bottom w:w="90" w:type="dxa"/>
+              <w:end w:w="100" w:type="dxa"/>
+            </w:tcMar>
+          </w:tcPr>
+          <w:p>
+            <w:pPr>
+              <w:jc w:val="left"/>
+            </w:pPr>
+            <w:r>
+              <w:rPr>
+                <w:rFonts w:ascii="Times New Roman" w:hAnsi="Times New Roman"/>
+                <w:color w:val="000000"/>
+                <w:sz w:val="16"/>
+              </w:rPr>
+              <w:t>02/07/2025</w:t>
+            </w:r>
+          </w:p>
+        </w:tc>
+        <w:tc>
+          <w:tcPr>
+            <w:tcW w:type="dxa" w:w="1128"/>
+            <w:vAlign w:val="center"/>
+            <w:tcMar>
+              <w:top w:w="90" w:type="dxa"/>
+              <w:start w:w="100" w:type="dxa"/>
+              <w:bottom w:w="90" w:type="dxa"/>
+              <w:end w:w="100" w:type="dxa"/>
+            </w:tcMar>
+          </w:tcPr>
+          <w:p>
+            <w:pPr>
+              <w:jc w:val="center"/>
+            </w:pPr>
+            <w:r>
+              <w:rPr>
+                <w:rFonts w:ascii="Times New Roman" w:hAnsi="Times New Roman"/>
+                <w:color w:val="000000"/>
+                <w:sz w:val="16"/>
+              </w:rPr>
+              <w:t>0,90</w:t>
+            </w:r>
+          </w:p>
+        </w:tc>
+        <w:tc>
+          <w:tcPr>
+            <w:tcW w:type="dxa" w:w="1128"/>
+            <w:vAlign w:val="center"/>
+            <w:tcMar>
+              <w:top w:w="90" w:type="dxa"/>
+              <w:start w:w="100" w:type="dxa"/>
+              <w:bottom w:w="90" w:type="dxa"/>
+              <w:end w:w="100" w:type="dxa"/>
+            </w:tcMar>
+          </w:tcPr>
+          <w:p>
+            <w:pPr>
+              <w:jc w:val="center"/>
+            </w:pPr>
+            <w:r>
+              <w:rPr>
+                <w:rFonts w:ascii="Times New Roman" w:hAnsi="Times New Roman"/>
+                <w:color w:val="000000"/>
+                <w:sz w:val="16"/>
+              </w:rPr>
+              <w:t>6,15</w:t>
+            </w:r>
+          </w:p>
+        </w:tc>
+        <w:tc>
+          <w:tcPr>
+            <w:tcW w:type="dxa" w:w="1128"/>
+            <w:vAlign w:val="center"/>
+            <w:tcMar>
+              <w:top w:w="90" w:type="dxa"/>
+              <w:start w:w="100" w:type="dxa"/>
+              <w:bottom w:w="90" w:type="dxa"/>
+              <w:end w:w="100" w:type="dxa"/>
+            </w:tcMar>
+          </w:tcPr>
+          <w:p>
+            <w:pPr>
+              <w:jc w:val="center"/>
+            </w:pPr>
+            <w:r>
+              <w:rPr>
+                <w:rFonts w:ascii="Times New Roman" w:hAnsi="Times New Roman"/>
+                <w:color w:val="000000"/>
+                <w:sz w:val="16"/>
+              </w:rPr>
+              <w:t>4,34</w:t>
+            </w:r>
+          </w:p>
+        </w:tc>
+        <w:tc>
+          <w:tcPr>
+            <w:tcW w:type="dxa" w:w="1128"/>
+            <w:vAlign w:val="center"/>
+            <w:tcMar>
+              <w:top w:w="90" w:type="dxa"/>
+              <w:start w:w="100" w:type="dxa"/>
+              <w:bottom w:w="90" w:type="dxa"/>
+              <w:end w:w="100" w:type="dxa"/>
+            </w:tcMar>
+          </w:tcPr>
+          <w:p>
+            <w:pPr>
+              <w:jc w:val="center"/>
+            </w:pPr>
+            <w:r>
+              <w:rPr>
+                <w:rFonts w:ascii="Times New Roman" w:hAnsi="Times New Roman"/>
+                <w:color w:val="000000"/>
+                <w:sz w:val="16"/>
+              </w:rPr>
+              <w:t>5,52</w:t>
+            </w:r>
+          </w:p>
+        </w:tc>
+        <w:tc>
+          <w:tcPr>
+            <w:tcW w:type="dxa" w:w="1128"/>
+            <w:vAlign w:val="center"/>
+            <w:tcMar>
+              <w:top w:w="90" w:type="dxa"/>
+              <w:start w:w="100" w:type="dxa"/>
+              <w:bottom w:w="90" w:type="dxa"/>
+              <w:end w:w="100" w:type="dxa"/>
+            </w:tcMar>
+          </w:tcPr>
+          <w:p>
+            <w:pPr>
+              <w:jc w:val="center"/>
+            </w:pPr>
+            <w:r>
+              <w:rPr>
+                <w:rFonts w:ascii="Times New Roman" w:hAnsi="Times New Roman"/>
+                <w:color w:val="000000"/>
+                <w:sz w:val="16"/>
+              </w:rPr>
+              <w:t>6,84</w:t>
+            </w:r>
+          </w:p>
+        </w:tc>
+        <w:tc>
+          <w:tcPr>
+            <w:tcW w:type="dxa" w:w="1128"/>
+            <w:vAlign w:val="center"/>
+            <w:tcMar>
+              <w:top w:w="90" w:type="dxa"/>
+              <w:start w:w="100" w:type="dxa"/>
+              <w:bottom w:w="90" w:type="dxa"/>
+              <w:end w:w="100" w:type="dxa"/>
+            </w:tcMar>
+          </w:tcPr>
+          <w:p>
+            <w:pPr>
+              <w:jc w:val="center"/>
+            </w:pPr>
+            <w:r>
+              <w:rPr>
+                <w:rFonts w:ascii="Times New Roman" w:hAnsi="Times New Roman"/>
+                <w:color w:val="000000"/>
+                <w:sz w:val="16"/>
+              </w:rPr>
+              <w:t>103</w:t>
+            </w:r>
+          </w:p>
+        </w:tc>
+        <w:tc>
+          <w:tcPr>
+            <w:tcW w:type="dxa" w:w="1128"/>
+            <w:vAlign w:val="center"/>
+            <w:tcMar>
+              <w:top w:w="90" w:type="dxa"/>
+              <w:start w:w="100" w:type="dxa"/>
+              <w:bottom w:w="90" w:type="dxa"/>
+              <w:end w:w="100" w:type="dxa"/>
+            </w:tcMar>
+          </w:tcPr>
+          <w:p>
+            <w:pPr>
+              <w:jc w:val="center"/>
+            </w:pPr>
+            <w:r>
+              <w:rPr>
+                <w:rFonts w:ascii="Times New Roman" w:hAnsi="Times New Roman"/>
+                <w:color w:val="000000"/>
+                <w:sz w:val="16"/>
+              </w:rPr>
+              <w:t>baja</w:t>
+            </w:r>
+          </w:p>
+        </w:tc>
+      </w:tr>
+      <w:tr>
+        <w:trPr>
+          <w:cantSplit/>
+        </w:trPr>
+        <w:tc>
+          <w:tcPr>
+            <w:tcW w:type="dxa" w:w="1129"/>
+            <w:vAlign w:val="center"/>
+            <w:tcMar>
+              <w:top w:w="90" w:type="dxa"/>
+              <w:start w:w="100" w:type="dxa"/>
+              <w:bottom w:w="90" w:type="dxa"/>
+              <w:end w:w="100" w:type="dxa"/>
+            </w:tcMar>
+          </w:tcPr>
+          <w:p>
+            <w:pPr>
+              <w:jc w:val="left"/>
+            </w:pPr>
+            <w:r>
+              <w:rPr>
+                <w:rFonts w:ascii="Times New Roman" w:hAnsi="Times New Roman"/>
+                <w:color w:val="000000"/>
+                <w:sz w:val="16"/>
+              </w:rPr>
+              <w:t>03/07/2025</w:t>
+            </w:r>
+          </w:p>
+        </w:tc>
+        <w:tc>
+          <w:tcPr>
+            <w:tcW w:type="dxa" w:w="1128"/>
+            <w:vAlign w:val="center"/>
+            <w:tcMar>
+              <w:top w:w="90" w:type="dxa"/>
+              <w:start w:w="100" w:type="dxa"/>
+              <w:bottom w:w="90" w:type="dxa"/>
+              <w:end w:w="100" w:type="dxa"/>
+            </w:tcMar>
+          </w:tcPr>
+          <w:p>
+            <w:pPr>
+              <w:jc w:val="center"/>
+            </w:pPr>
+            <w:r>
+              <w:rPr>
+                <w:rFonts w:ascii="Times New Roman" w:hAnsi="Times New Roman"/>
+                <w:color w:val="000000"/>
+                <w:sz w:val="16"/>
+              </w:rPr>
+              <w:t>0,90</w:t>
+            </w:r>
+          </w:p>
+        </w:tc>
+        <w:tc>
+          <w:tcPr>
+            <w:tcW w:type="dxa" w:w="1128"/>
+            <w:vAlign w:val="center"/>
+            <w:tcMar>
+              <w:top w:w="90" w:type="dxa"/>
+              <w:start w:w="100" w:type="dxa"/>
+              <w:bottom w:w="90" w:type="dxa"/>
+              <w:end w:w="100" w:type="dxa"/>
+            </w:tcMar>
+          </w:tcPr>
+          <w:p>
+            <w:pPr>
+              <w:jc w:val="center"/>
+            </w:pPr>
+            <w:r>
+              <w:rPr>
+                <w:rFonts w:ascii="Times New Roman" w:hAnsi="Times New Roman"/>
+                <w:color w:val="000000"/>
+                <w:sz w:val="16"/>
+              </w:rPr>
+              <w:t>6,15</w:t>
+            </w:r>
+          </w:p>
+        </w:tc>
+        <w:tc>
+          <w:tcPr>
+            <w:tcW w:type="dxa" w:w="1128"/>
+            <w:vAlign w:val="center"/>
+            <w:tcMar>
+              <w:top w:w="90" w:type="dxa"/>
+              <w:start w:w="100" w:type="dxa"/>
+              <w:bottom w:w="90" w:type="dxa"/>
+              <w:end w:w="100" w:type="dxa"/>
+            </w:tcMar>
+          </w:tcPr>
+          <w:p>
+            <w:pPr>
+              <w:jc w:val="center"/>
+            </w:pPr>
+            <w:r>
+              <w:rPr>
+                <w:rFonts w:ascii="Times New Roman" w:hAnsi="Times New Roman"/>
+                <w:color w:val="000000"/>
+                <w:sz w:val="16"/>
+              </w:rPr>
+              <w:t>4,34</w:t>
+            </w:r>
+          </w:p>
+        </w:tc>
+        <w:tc>
+          <w:tcPr>
+            <w:tcW w:type="dxa" w:w="1128"/>
+            <w:vAlign w:val="center"/>
+            <w:tcMar>
+              <w:top w:w="90" w:type="dxa"/>
+              <w:start w:w="100" w:type="dxa"/>
+              <w:bottom w:w="90" w:type="dxa"/>
+              <w:end w:w="100" w:type="dxa"/>
+            </w:tcMar>
+          </w:tcPr>
+          <w:p>
+            <w:pPr>
+              <w:jc w:val="center"/>
+            </w:pPr>
+            <w:r>
+              <w:rPr>
+                <w:rFonts w:ascii="Times New Roman" w:hAnsi="Times New Roman"/>
+                <w:color w:val="000000"/>
+                <w:sz w:val="16"/>
+              </w:rPr>
+              <w:t>6,24</w:t>
+            </w:r>
+          </w:p>
+        </w:tc>
+        <w:tc>
+          <w:tcPr>
+            <w:tcW w:type="dxa" w:w="1128"/>
+            <w:vAlign w:val="center"/>
+            <w:tcMar>
+              <w:top w:w="90" w:type="dxa"/>
+              <w:start w:w="100" w:type="dxa"/>
+              <w:bottom w:w="90" w:type="dxa"/>
+              <w:end w:w="100" w:type="dxa"/>
+            </w:tcMar>
+          </w:tcPr>
+          <w:p>
+            <w:pPr>
+              <w:jc w:val="center"/>
+            </w:pPr>
+            <w:r>
+              <w:rPr>
+                <w:rFonts w:ascii="Times New Roman" w:hAnsi="Times New Roman"/>
+                <w:color w:val="000000"/>
+                <w:sz w:val="16"/>
+              </w:rPr>
+              <w:t>6,84</w:t>
+            </w:r>
+          </w:p>
+        </w:tc>
+        <w:tc>
+          <w:tcPr>
+            <w:tcW w:type="dxa" w:w="1128"/>
+            <w:vAlign w:val="center"/>
+            <w:tcMar>
+              <w:top w:w="90" w:type="dxa"/>
+              <w:start w:w="100" w:type="dxa"/>
+              <w:bottom w:w="90" w:type="dxa"/>
+              <w:end w:w="100" w:type="dxa"/>
+            </w:tcMar>
+          </w:tcPr>
+          <w:p>
+            <w:pPr>
+              <w:jc w:val="center"/>
+            </w:pPr>
+            <w:r>
+              <w:rPr>
+                <w:rFonts w:ascii="Times New Roman" w:hAnsi="Times New Roman"/>
+                <w:color w:val="000000"/>
+                <w:sz w:val="16"/>
+              </w:rPr>
+              <w:t>103</w:t>
+            </w:r>
+          </w:p>
+        </w:tc>
+        <w:tc>
+          <w:tcPr>
+            <w:tcW w:type="dxa" w:w="1128"/>
+            <w:vAlign w:val="center"/>
+            <w:tcMar>
+              <w:top w:w="90" w:type="dxa"/>
+              <w:start w:w="100" w:type="dxa"/>
+              <w:bottom w:w="90" w:type="dxa"/>
+              <w:end w:w="100" w:type="dxa"/>
+            </w:tcMar>
+          </w:tcPr>
+          <w:p>
+            <w:pPr>
+              <w:jc w:val="center"/>
+            </w:pPr>
+            <w:r>
+              <w:rPr>
+                <w:rFonts w:ascii="Times New Roman" w:hAnsi="Times New Roman"/>
+                <w:color w:val="000000"/>
+                <w:sz w:val="16"/>
+              </w:rPr>
+              <w:t>baja</w:t>
+            </w:r>
+          </w:p>
+        </w:tc>
+      </w:tr>
+      <w:tr>
+        <w:trPr>
+          <w:cantSplit/>
+        </w:trPr>
+        <w:tc>
+          <w:tcPr>
+            <w:tcW w:type="dxa" w:w="1129"/>
+            <w:vAlign w:val="center"/>
+            <w:tcMar>
+              <w:top w:w="90" w:type="dxa"/>
+              <w:start w:w="100" w:type="dxa"/>
+              <w:bottom w:w="90" w:type="dxa"/>
+              <w:end w:w="100" w:type="dxa"/>
+            </w:tcMar>
+          </w:tcPr>
+          <w:p>
+            <w:pPr>
+              <w:jc w:val="left"/>
+            </w:pPr>
+            <w:r>
+              <w:rPr>
+                <w:rFonts w:ascii="Times New Roman" w:hAnsi="Times New Roman"/>
+                <w:color w:val="000000"/>
+                <w:sz w:val="16"/>
+              </w:rPr>
+              <w:t>04/07/2025</w:t>
+            </w:r>
+          </w:p>
+        </w:tc>
+        <w:tc>
+          <w:tcPr>
+            <w:tcW w:type="dxa" w:w="1128"/>
+            <w:vAlign w:val="center"/>
+            <w:tcMar>
+              <w:top w:w="90" w:type="dxa"/>
+              <w:start w:w="100" w:type="dxa"/>
+              <w:bottom w:w="90" w:type="dxa"/>
+              <w:end w:w="100" w:type="dxa"/>
+            </w:tcMar>
+          </w:tcPr>
+          <w:p>
+            <w:pPr>
+              <w:jc w:val="center"/>
+            </w:pPr>
+            <w:r>
+              <w:rPr>
+                <w:rFonts w:ascii="Times New Roman" w:hAnsi="Times New Roman"/>
+                <w:color w:val="000000"/>
+                <w:sz w:val="16"/>
+              </w:rPr>
+              <w:t>0,90</w:t>
+            </w:r>
+          </w:p>
+        </w:tc>
+        <w:tc>
+          <w:tcPr>
+            <w:tcW w:type="dxa" w:w="1128"/>
+            <w:vAlign w:val="center"/>
+            <w:tcMar>
+              <w:top w:w="90" w:type="dxa"/>
+              <w:start w:w="100" w:type="dxa"/>
+              <w:bottom w:w="90" w:type="dxa"/>
+              <w:end w:w="100" w:type="dxa"/>
+            </w:tcMar>
+          </w:tcPr>
+          <w:p>
+            <w:pPr>
+              <w:jc w:val="center"/>
+            </w:pPr>
+            <w:r>
+              <w:rPr>
+                <w:rFonts w:ascii="Times New Roman" w:hAnsi="Times New Roman"/>
+                <w:color w:val="000000"/>
+                <w:sz w:val="16"/>
+              </w:rPr>
+              <w:t>6,15</w:t>
+            </w:r>
+          </w:p>
+        </w:tc>
+        <w:tc>
+          <w:tcPr>
+            <w:tcW w:type="dxa" w:w="1128"/>
+            <w:vAlign w:val="center"/>
+            <w:tcMar>
+              <w:top w:w="90" w:type="dxa"/>
+              <w:start w:w="100" w:type="dxa"/>
+              <w:bottom w:w="90" w:type="dxa"/>
+              <w:end w:w="100" w:type="dxa"/>
+            </w:tcMar>
+          </w:tcPr>
+          <w:p>
+            <w:pPr>
+              <w:jc w:val="center"/>
+            </w:pPr>
+            <w:r>
+              <w:rPr>
+                <w:rFonts w:ascii="Times New Roman" w:hAnsi="Times New Roman"/>
+                <w:color w:val="000000"/>
+                <w:sz w:val="16"/>
+              </w:rPr>
+              <w:t>4,34</w:t>
+            </w:r>
+          </w:p>
+        </w:tc>
+        <w:tc>
+          <w:tcPr>
+            <w:tcW w:type="dxa" w:w="1128"/>
+            <w:vAlign w:val="center"/>
+            <w:tcMar>
+              <w:top w:w="90" w:type="dxa"/>
+              <w:start w:w="100" w:type="dxa"/>
+              <w:bottom w:w="90" w:type="dxa"/>
+              <w:end w:w="100" w:type="dxa"/>
+            </w:tcMar>
+          </w:tcPr>
+          <w:p>
+            <w:pPr>
+              <w:jc w:val="center"/>
+            </w:pPr>
+            <w:r>
+              <w:rPr>
+                <w:rFonts w:ascii="Times New Roman" w:hAnsi="Times New Roman"/>
+                <w:color w:val="000000"/>
+                <w:sz w:val="16"/>
+              </w:rPr>
+              <w:t>7,07</w:t>
+            </w:r>
+          </w:p>
+        </w:tc>
+        <w:tc>
+          <w:tcPr>
+            <w:tcW w:type="dxa" w:w="1128"/>
+            <w:vAlign w:val="center"/>
+            <w:tcMar>
+              <w:top w:w="90" w:type="dxa"/>
+              <w:start w:w="100" w:type="dxa"/>
+              <w:bottom w:w="90" w:type="dxa"/>
+              <w:end w:w="100" w:type="dxa"/>
+            </w:tcMar>
+          </w:tcPr>
+          <w:p>
+            <w:pPr>
+              <w:jc w:val="center"/>
+            </w:pPr>
+            <w:r>
+              <w:rPr>
+                <w:rFonts w:ascii="Times New Roman" w:hAnsi="Times New Roman"/>
+                <w:color w:val="000000"/>
+                <w:sz w:val="16"/>
+              </w:rPr>
+              <w:t>6,84</w:t>
+            </w:r>
+          </w:p>
+        </w:tc>
+        <w:tc>
+          <w:tcPr>
+            <w:tcW w:type="dxa" w:w="1128"/>
+            <w:vAlign w:val="center"/>
+            <w:tcMar>
+              <w:top w:w="90" w:type="dxa"/>
+              <w:start w:w="100" w:type="dxa"/>
+              <w:bottom w:w="90" w:type="dxa"/>
+              <w:end w:w="100" w:type="dxa"/>
+            </w:tcMar>
+          </w:tcPr>
+          <w:p>
+            <w:pPr>
+              <w:jc w:val="center"/>
+            </w:pPr>
+            <w:r>
+              <w:rPr>
+                <w:rFonts w:ascii="Times New Roman" w:hAnsi="Times New Roman"/>
+                <w:color w:val="000000"/>
+                <w:sz w:val="16"/>
+              </w:rPr>
+              <w:t>103</w:t>
+            </w:r>
+          </w:p>
+        </w:tc>
+        <w:tc>
+          <w:tcPr>
+            <w:tcW w:type="dxa" w:w="1128"/>
+            <w:vAlign w:val="center"/>
+            <w:tcMar>
+              <w:top w:w="90" w:type="dxa"/>
+              <w:start w:w="100" w:type="dxa"/>
+              <w:bottom w:w="90" w:type="dxa"/>
+              <w:end w:w="100" w:type="dxa"/>
+            </w:tcMar>
+          </w:tcPr>
+          <w:p>
+            <w:pPr>
+              <w:jc w:val="center"/>
+            </w:pPr>
+            <w:r>
+              <w:rPr>
+                <w:rFonts w:ascii="Times New Roman" w:hAnsi="Times New Roman"/>
+                <w:color w:val="000000"/>
+                <w:sz w:val="16"/>
+              </w:rPr>
+              <w:t>baja</w:t>
+            </w:r>
+          </w:p>
+        </w:tc>
+      </w:tr>
+      <w:tr>
+        <w:trPr>
+          <w:cantSplit/>
+        </w:trPr>
+        <w:tc>
+          <w:tcPr>
+            <w:tcW w:type="dxa" w:w="1129"/>
+            <w:vAlign w:val="center"/>
+            <w:tcMar>
+              <w:top w:w="90" w:type="dxa"/>
+              <w:start w:w="100" w:type="dxa"/>
+              <w:bottom w:w="90" w:type="dxa"/>
+              <w:end w:w="100" w:type="dxa"/>
+            </w:tcMar>
+          </w:tcPr>
+          <w:p>
+            <w:pPr>
+              <w:jc w:val="left"/>
+            </w:pPr>
+            <w:r>
+              <w:rPr>
+                <w:rFonts w:ascii="Times New Roman" w:hAnsi="Times New Roman"/>
+                <w:color w:val="000000"/>
+                <w:sz w:val="16"/>
+                <w:b/>
+              </w:rPr>
+              <w:t>Total</w:t>
+            </w:r>
+          </w:p>
+        </w:tc>
+        <w:tc>
+          <w:tcPr>
+            <w:tcW w:type="dxa" w:w="1128"/>
+            <w:vAlign w:val="center"/>
+            <w:tcMar>
+              <w:top w:w="90" w:type="dxa"/>
+              <w:start w:w="100" w:type="dxa"/>
+              <w:bottom w:w="90" w:type="dxa"/>
+              <w:end w:w="100" w:type="dxa"/>
+            </w:tcMar>
+          </w:tcPr>
+          <w:p>
+            <w:pPr>
+              <w:jc w:val="center"/>
+            </w:pPr>
+            <w:r/>
+          </w:p>
+        </w:tc>
+        <w:tc>
+          <w:tcPr>
+            <w:tcW w:type="dxa" w:w="1128"/>
+            <w:vAlign w:val="center"/>
+            <w:tcMar>
+              <w:top w:w="90" w:type="dxa"/>
+              <w:start w:w="100" w:type="dxa"/>
+              <w:bottom w:w="90" w:type="dxa"/>
+              <w:end w:w="100" w:type="dxa"/>
+            </w:tcMar>
+          </w:tcPr>
+          <w:p>
+            <w:pPr>
+              <w:jc w:val="center"/>
+            </w:pPr>
+            <w:r>
+              <w:rPr>
+                <w:rFonts w:ascii="Times New Roman" w:hAnsi="Times New Roman"/>
+                <w:color w:val="000000"/>
+                <w:sz w:val="16"/>
+                <w:b/>
+              </w:rPr>
+              <w:t>38,96</w:t>
+            </w:r>
+          </w:p>
+        </w:tc>
+        <w:tc>
+          <w:tcPr>
+            <w:tcW w:type="dxa" w:w="1128"/>
+            <w:vAlign w:val="center"/>
+            <w:tcMar>
+              <w:top w:w="90" w:type="dxa"/>
+              <w:start w:w="100" w:type="dxa"/>
+              <w:bottom w:w="90" w:type="dxa"/>
+              <w:end w:w="100" w:type="dxa"/>
+            </w:tcMar>
+          </w:tcPr>
+          <w:p>
+            <w:pPr>
+              <w:jc w:val="center"/>
+            </w:pPr>
+            <w:r>
+              <w:rPr>
+                <w:rFonts w:ascii="Times New Roman" w:hAnsi="Times New Roman"/>
+                <w:color w:val="000000"/>
+                <w:sz w:val="16"/>
+                <w:b/>
+              </w:rPr>
+              <w:t>30,38</w:t>
+            </w:r>
+          </w:p>
+        </w:tc>
+        <w:tc>
+          <w:tcPr>
+            <w:tcW w:type="dxa" w:w="1128"/>
+            <w:vAlign w:val="center"/>
+            <w:tcMar>
+              <w:top w:w="90" w:type="dxa"/>
+              <w:start w:w="100" w:type="dxa"/>
+              <w:bottom w:w="90" w:type="dxa"/>
+              <w:end w:w="100" w:type="dxa"/>
+            </w:tcMar>
+          </w:tcPr>
+          <w:p>
+            <w:pPr>
+              <w:jc w:val="center"/>
+            </w:pPr>
+            <w:r>
+              <w:rPr>
+                <w:rFonts w:ascii="Times New Roman" w:hAnsi="Times New Roman"/>
+                <w:color w:val="000000"/>
+                <w:sz w:val="16"/>
+                <w:b/>
+              </w:rPr>
+              <w:t>37,15</w:t>
+            </w:r>
+          </w:p>
+        </w:tc>
+        <w:tc>
+          <w:tcPr>
+            <w:tcW w:type="dxa" w:w="1128"/>
+            <w:vAlign w:val="center"/>
+            <w:tcMar>
+              <w:top w:w="90" w:type="dxa"/>
+              <w:start w:w="100" w:type="dxa"/>
+              <w:bottom w:w="90" w:type="dxa"/>
+              <w:end w:w="100" w:type="dxa"/>
+            </w:tcMar>
+          </w:tcPr>
+          <w:p>
+            <w:pPr>
+              <w:jc w:val="center"/>
+            </w:pPr>
+            <w:r>
+              <w:rPr>
+                <w:rFonts w:ascii="Times New Roman" w:hAnsi="Times New Roman"/>
+                <w:color w:val="000000"/>
+                <w:sz w:val="16"/>
+                <w:b/>
+              </w:rPr>
+              <w:t>43,29</w:t>
+            </w:r>
+          </w:p>
+        </w:tc>
+        <w:tc>
+          <w:tcPr>
+            <w:tcW w:type="dxa" w:w="1128"/>
+            <w:vAlign w:val="center"/>
+            <w:tcMar>
+              <w:top w:w="90" w:type="dxa"/>
+              <w:start w:w="100" w:type="dxa"/>
+              <w:bottom w:w="90" w:type="dxa"/>
+              <w:end w:w="100" w:type="dxa"/>
+            </w:tcMar>
+          </w:tcPr>
+          <w:p>
+            <w:pPr>
+              <w:jc w:val="center"/>
+            </w:pPr>
+            <w:r>
+              <w:rPr>
+                <w:rFonts w:ascii="Times New Roman" w:hAnsi="Times New Roman"/>
+                <w:color w:val="000000"/>
+                <w:sz w:val="16"/>
+                <w:b/>
+              </w:rPr>
+              <w:t>649</w:t>
+            </w:r>
+          </w:p>
+        </w:tc>
+        <w:tc>
+          <w:tcPr>
+            <w:tcW w:type="dxa" w:w="1128"/>
+            <w:vAlign w:val="center"/>
+            <w:tcMar>
+              <w:top w:w="90" w:type="dxa"/>
+              <w:start w:w="100" w:type="dxa"/>
+              <w:bottom w:w="90" w:type="dxa"/>
+              <w:end w:w="100" w:type="dxa"/>
+            </w:tcMar>
+          </w:tcPr>
+          <w:p>
+            <w:pPr>
+              <w:jc w:val="center"/>
+            </w:pPr>
+            <w:r/>
+          </w:p>
+        </w:tc>
+      </w:tr>
+    </w:tbl>
+    <w:p>
+      <w:pPr>
+        <w:spacing w:after="40"/>
+      </w:pPr>
+    </w:p>
+    <w:p>
+      <w:pPr>
+        <w:spacing w:after="120"/>
+      </w:pPr>
+      <w:r>
+        <w:t>En el conjunto de la semana, el sistema planifica 38,96 mm netos frente a los 37,15 mm de la referencia, una diferencia de 1,81 mm o del 4,9 %. La persistencia habría propuesto 30,38 mm, es decir, 6,77 mm menos de lo que finalmente necesitó el cultivo, porque mantiene durante toda la semana el valor de junio. El ejemplo muestra el motivo por el que se separaron la ET0 y el Kc en el diseño: la subida de la demanda al cambiar de fase se anticipa desde el primer día, aunque la ET0 se suponga constante.</w:t>
+      </w:r>
+    </w:p>
+    <w:p>
+      <w:pPr>
+        <w:spacing w:after="120"/>
+      </w:pPr>
+      <w:r>
+        <w:t>El ejemplo también deja ver las limitaciones. Los días 28 a 30 de junio el sistema sobrestima, porque la semana anterior tuvo una demanda evaporativa mayor que la siguiente, y el 3 y el 4 de julio infraestima por la razón contraria. Una media de siete días no puede anticipar un cambio de tiempo; para ello haría falta una ET0 prevista. La interfaz lo refleja asignando confianza media a los tres primeros días y baja a los cuatro siguientes, e indicando en las reglas el error medio esperado para cada día del horizonte.</w:t>
+      </w:r>
+    </w:p>
+    <w:p>
+      <w:pPr>
+        <w:pStyle w:val="Heading3"/>
+        <w:keepNext/>
+      </w:pPr>
+      <w:r>
+        <w:rPr>
+          <w:rFonts w:ascii="Times New Roman" w:hAnsi="Times New Roman"/>
+          <w:color w:val="000000"/>
+          <w:sz w:val="24"/>
+        </w:rPr>
+        <w:t>5.2.4. Uso desde la línea de comandos</w:t>
+      </w:r>
+    </w:p>
+    <w:p>
+      <w:pPr>
+        <w:spacing w:after="120"/>
+      </w:pPr>
+      <w:r>
+        <w:t>La misma consulta puede lanzarse sin interfaz, lo que resulta útil para programar una recomendación diaria o para integrarla en otro sistema:</w:t>
+      </w:r>
+    </w:p>
+    <w:p>
+      <w:pPr>
+        <w:spacing w:before="80" w:after="140"/>
+        <w:ind w:left="360" w:right="216"/>
+        <w:jc w:val="left"/>
+        <w:shd w:fill="F2F2F2"/>
+      </w:pPr>
+      <w:r>
+        <w:rPr>
+          <w:rFonts w:ascii="Consolas" w:hAnsi="Consolas"/>
+          <w:sz w:val="17"/>
+        </w:rPr>
+        <w:t>python -m src.dss.recommend --fecha 2025-06-28 --horizonte 7 --superficie 1.5</w:t>
+      </w:r>
+    </w:p>
+    <w:p>
+      <w:pPr>
+        <w:spacing w:after="120"/>
+      </w:pPr>
+      <w:r>
+        <w:t xml:space="preserve">El comando escribe en la consola la explicación de cada día y los totales, y guarda la tabla diaria y el resumen en </w:t>
+      </w:r>
+      <w:r>
+        <w:rPr>
+          <w:rFonts w:ascii="Consolas" w:hAnsi="Consolas"/>
+          <w:sz w:val="19"/>
+        </w:rPr>
+        <w:t>results/reports</w:t>
+      </w:r>
+      <w:r>
+        <w:t xml:space="preserve"> en formato CSV y JSON. Los argumentos opcionales permiten indicar otro sistema de riego, una eficiencia propia, una dotación semanal, el modo de seguimiento o un archivo con ET0 o lluvia prevista. El ejemplo de la Tabla 5.2 se conserva también como muestra versionada en </w:t>
+      </w:r>
+      <w:r>
+        <w:rPr>
+          <w:rFonts w:ascii="Consolas" w:hAnsi="Consolas"/>
+          <w:sz w:val="19"/>
+        </w:rPr>
+        <w:t>docs/data_samples/dss_recommendation_example_5_2.csv</w:t>
+      </w:r>
+      <w:r>
+        <w:t>.</w:t>
+      </w:r>
+    </w:p>
+    <w:p>
+      <w:pPr>
+        <w:pStyle w:val="Heading3"/>
+        <w:keepNext/>
+      </w:pPr>
+      <w:r>
+        <w:rPr>
+          <w:rFonts w:ascii="Times New Roman" w:hAnsi="Times New Roman"/>
+          <w:color w:val="000000"/>
+          <w:sz w:val="24"/>
+        </w:rPr>
+        <w:t>5.2.5. Visualización de la campaña</w:t>
+      </w:r>
+    </w:p>
+    <w:p>
+      <w:pPr>
+        <w:spacing w:after="120"/>
+      </w:pPr>
+      <w:r>
+        <w:t>Además de la consulta puntual, se han generado dos figuras que resumen el comportamiento del sistema a lo largo de toda la campaña y que se analizan en el apartado 5.3. La primera simula que el agricultor consulta el sistema cada mañana con la información del día anterior y compara cada recomendación con la referencia SiAR. La segunda agrega los resultados por semanas naturales, que es la escala en la que suelen planificarse los turnos de riego y las dotaciones. Ambas se generan con el mismo código que valida el sistema, de manera que cualquier cambio en el motor se refleja automáticamente en las figuras de la memoria.</w:t>
+      </w:r>
+    </w:p>
+    <w:p>
+      <w:pPr>
+        <w:pStyle w:val="Heading3"/>
+        <w:keepNext/>
+      </w:pPr>
+      <w:r>
+        <w:rPr>
+          <w:rFonts w:ascii="Times New Roman" w:hAnsi="Times New Roman"/>
+          <w:color w:val="000000"/>
+          <w:sz w:val="24"/>
+        </w:rPr>
+        <w:t>5.2.6. Limitaciones de la aplicación</w:t>
+      </w:r>
+    </w:p>
+    <w:p>
+      <w:pPr>
+        <w:spacing w:after="120"/>
+      </w:pPr>
+      <w:r>
+        <w:t>La aplicación es un prototipo de demostración. No dispone de usuarios ni de control de acceso, no guarda un histórico de consultas por parcela y lee la fuente desde un archivo local en lugar de una base de datos. Tampoco descarga por sí misma la predicción de AEMET; la vía de ET0 prevista está implementada en el motor y se ha probado con datos de ejemplo, pero la interfaz trabaja con la vía por defecto. Estas carencias no impiden demostrar el funcionamiento del sistema, aunque sí condicionan su uso real. Por último, la interfaz no se ha evaluado con agricultores ni técnicos. La literatura señala que la facilidad de uso y la relevancia percibida son determinantes para que una herramienta de este tipo se adopte (Rose et al., 2016), por lo que esa evaluación con usuarios se considera un paso necesario antes de cualquier despliegue.</w:t>
+      </w:r>
+    </w:p>
+    <w:p>
+      <w:pPr>
         <w:pStyle w:val="Heading2"/>
-      </w:pPr>
-      <w:r>
+        <w:keepNext/>
+        <w:pageBreakBefore w:val="0"/>
+      </w:pPr>
+      <w:r>
+        <w:rPr>
+          <w:rFonts w:ascii="Times New Roman" w:hAnsi="Times New Roman" w:eastAsia="Times New Roman"/>
+          <w:b/>
+          <w:i w:val="0"/>
+          <w:sz w:val="28"/>
+        </w:rPr>
         <w:t>5.3. Validación, resultados y análisis crítico</w:t>
       </w:r>
     </w:p>
     <w:p>
       <w:pPr>
+        <w:spacing w:after="120"/>
+      </w:pPr>
+      <w:r>
+        <w:t xml:space="preserve">La validación del sistema no puede limitarse a repetir las métricas del capítulo 4. Allí se evaluaba si un modelo anticipaba bien una variable; aquí interesa saber si el conjunto formado por la estimación, las reglas y la salida produce recomendaciones correctas, coherentes y seguras en las condiciones en las que se utilizaría. Siguiendo las dimensiones planteadas en el apartado 2.3, la evaluación se ha organizado en cuatro niveles: la fidelidad de la vía agronómica, el error de la planificación frente a la referencia, el comportamiento ante situaciones anómalas y el rendimiento operativo. Todas las cifras proceden de </w:t>
+      </w:r>
+      <w:r>
+        <w:rPr>
+          <w:rFonts w:ascii="Consolas" w:hAnsi="Consolas"/>
+          <w:sz w:val="19"/>
+        </w:rPr>
+        <w:t>src/analysis/build_validation_5_3.py</w:t>
+      </w:r>
+      <w:r>
+        <w:t>, que las regenera a partir del CSV oficial del piloto.</w:t>
+      </w:r>
+    </w:p>
+    <w:p>
+      <w:pPr>
+        <w:spacing w:after="120"/>
+      </w:pPr>
+      <w:r>
+        <w:t>Conviene precisar desde el principio qué significa validar en este contexto. La referencia utilizada es la necesidad neta calculada por SiAR, no el riego aplicado por un agricultor ni la respuesta del cultivo. Tampoco se ha contado con técnicos o regantes que revisaran las recomendaciones. Lo que se presenta es, por tanto, una validación técnica del prototipo con escenarios documentados. Demostrar un ahorro de agua o una mejora productiva exigiría un ensayo de campo con un diseño distinto, algo que queda fuera del alcance declarado en el apartado 1.3.</w:t>
+      </w:r>
+    </w:p>
+    <w:p>
+      <w:pPr>
+        <w:pStyle w:val="Heading3"/>
+        <w:keepNext/>
+      </w:pPr>
+      <w:r>
+        <w:rPr>
+          <w:rFonts w:ascii="Times New Roman" w:hAnsi="Times New Roman"/>
+          <w:color w:val="000000"/>
+          <w:sz w:val="24"/>
+        </w:rPr>
+        <w:t>5.3.1. Fidelidad de la vía agronómica</w:t>
+      </w:r>
+    </w:p>
+    <w:p>
+      <w:pPr>
+        <w:spacing w:after="120"/>
+      </w:pPr>
+      <w:r>
+        <w:t>El primer control consistió en comprobar que el modo de seguimiento reproduce la referencia publicada. En los 148 días con ET0 observada, la diferencia máxima entre la necesidad calculada por el motor y la publicada por SiAR fue de 0,008 mm, atribuible al redondeo a dos decimales de la fuente. Este resultado confirma que el sistema interpreta correctamente las columnas del CSV y que la expresión agronómica es la misma que utiliza SiAR.</w:t>
+      </w:r>
+    </w:p>
+    <w:p>
+      <w:pPr>
+        <w:spacing w:after="120"/>
+      </w:pPr>
+      <w:r>
+        <w:t>La comprobación reveló además un matiz del total oficial. El metadato de la descarga indica una necesidad neta de 530,47 mm para la campaña, mientras que la suma de las necesidades diarias es de 531,05 mm. La diferencia procede del 23 de mayo, el único día en que la lluvia efectiva (2,34 mm) superó a la ETc (1,75 mm). SiAR obtiene el total como suma de la ETc menos suma de la lluvia efectiva y deja que ese excedente de 0,58 mm compense necesidades de otros días; el motor, en cambio, fija la necesidad de ese día en cero y no traslada el excedente. Para un sistema que no modela el almacenamiento del suelo, el segundo criterio es el más prudente, pero la discrepancia se documenta para que nadie la confunda con un error de cálculo.</w:t>
+      </w:r>
+    </w:p>
+    <w:p>
+      <w:pPr>
+        <w:pStyle w:val="Heading3"/>
+        <w:keepNext/>
+      </w:pPr>
+      <w:r>
+        <w:rPr>
+          <w:rFonts w:ascii="Times New Roman" w:hAnsi="Times New Roman"/>
+          <w:color w:val="000000"/>
+          <w:sz w:val="24"/>
+        </w:rPr>
+        <w:t>5.3.2. Selección de la ventana de ET0</w:t>
+      </w:r>
+    </w:p>
+    <w:p>
+      <w:pPr>
+        <w:spacing w:after="120"/>
+      </w:pPr>
+      <w:r>
+        <w:t>La vía por defecto del sistema promedia la ET0 de los días anteriores. Antes de fijar la longitud de esa ventana se evaluaron cinco alternativas, de uno a catorce días, simulando emisiones diarias con horizontes de uno a siete días. Para mantener la coherencia con el capítulo 4, se utilizó como prueba el mismo tramo reservado, del 8 al 30 de septiembre, y la selección se hizo únicamente con el periodo de desarrollo. Como criterio se fijó, antes de calcular los resultados, elegir la ventana más corta cuyo error no superase al mínimo en más de un 1 %, porque una ventana corta reacciona antes ante un cambio de tiempo.</w:t>
+      </w:r>
+    </w:p>
+    <w:p>
+      <w:pPr>
+        <w:keepNext/>
+        <w:spacing w:after="120"/>
+      </w:pPr>
+      <w:r>
+        <w:rPr>
+          <w:b/>
+        </w:rPr>
+        <w:t>Tabla 5.3. MAE medio de los horizontes 1 a 7 según la ventana de ET0 (mm/día).</w:t>
+      </w:r>
+    </w:p>
+    <w:tbl>
+      <w:tblPr>
+        <w:tblW w:type="auto" w:w="0"/>
+        <w:tblLayout w:type="autofit"/>
+        <w:tblLook w:firstColumn="1" w:firstRow="1" w:lastColumn="0" w:lastRow="0" w:noHBand="0" w:noVBand="1" w:val="04A0"/>
+        <w:tblBorders>
+          <w:top w:val="single" w:sz="4" w:color="D9D9D9"/>
+          <w:left w:val="single" w:sz="4" w:color="D9D9D9"/>
+          <w:bottom w:val="single" w:sz="4" w:color="D9D9D9"/>
+          <w:right w:val="single" w:sz="4" w:color="D9D9D9"/>
+          <w:insideH w:val="single" w:sz="4" w:color="D9D9D9"/>
+          <w:insideV w:val="single" w:sz="4" w:color="D9D9D9"/>
+        </w:tblBorders>
+      </w:tblPr>
+      <w:tblGrid>
+        <w:gridCol w:w="3009"/>
+        <w:gridCol w:w="3008"/>
+        <w:gridCol w:w="3008"/>
+      </w:tblGrid>
+      <w:tr>
+        <w:trPr>
+          <w:tblHeader w:val="true"/>
+          <w:cantSplit/>
+        </w:trPr>
+        <w:tc>
+          <w:tcPr>
+            <w:tcW w:type="dxa" w:w="3009"/>
+            <w:vAlign w:val="center"/>
+            <w:tcMar>
+              <w:top w:w="90" w:type="dxa"/>
+              <w:start w:w="100" w:type="dxa"/>
+              <w:bottom w:w="90" w:type="dxa"/>
+              <w:end w:w="100" w:type="dxa"/>
+            </w:tcMar>
+            <w:shd w:fill="1F4E78"/>
+          </w:tcPr>
+          <w:p>
+            <w:pPr>
+              <w:jc w:val="left"/>
+            </w:pPr>
+            <w:r>
+              <w:rPr>
+                <w:rFonts w:ascii="Times New Roman" w:hAnsi="Times New Roman"/>
+                <w:color w:val="FFFFFF"/>
+                <w:sz w:val="16"/>
+                <w:b/>
+              </w:rPr>
+              <w:t>Ventana</w:t>
+            </w:r>
+          </w:p>
+        </w:tc>
+        <w:tc>
+          <w:tcPr>
+            <w:tcW w:type="dxa" w:w="3008"/>
+            <w:vAlign w:val="center"/>
+            <w:tcMar>
+              <w:top w:w="90" w:type="dxa"/>
+              <w:start w:w="100" w:type="dxa"/>
+              <w:bottom w:w="90" w:type="dxa"/>
+              <w:end w:w="100" w:type="dxa"/>
+            </w:tcMar>
+            <w:shd w:fill="1F4E78"/>
+          </w:tcPr>
+          <w:p>
+            <w:pPr>
+              <w:jc w:val="center"/>
+            </w:pPr>
+            <w:r>
+              <w:rPr>
+                <w:rFonts w:ascii="Times New Roman" w:hAnsi="Times New Roman"/>
+                <w:color w:val="FFFFFF"/>
+                <w:sz w:val="16"/>
+                <w:b/>
+              </w:rPr>
+              <w:t>Desarrollo</w:t>
+            </w:r>
+          </w:p>
+        </w:tc>
+        <w:tc>
+          <w:tcPr>
+            <w:tcW w:type="dxa" w:w="3008"/>
+            <w:vAlign w:val="center"/>
+            <w:tcMar>
+              <w:top w:w="90" w:type="dxa"/>
+              <w:start w:w="100" w:type="dxa"/>
+              <w:bottom w:w="90" w:type="dxa"/>
+              <w:end w:w="100" w:type="dxa"/>
+            </w:tcMar>
+            <w:shd w:fill="1F4E78"/>
+          </w:tcPr>
+          <w:p>
+            <w:pPr>
+              <w:jc w:val="center"/>
+            </w:pPr>
+            <w:r>
+              <w:rPr>
+                <w:rFonts w:ascii="Times New Roman" w:hAnsi="Times New Roman"/>
+                <w:color w:val="FFFFFF"/>
+                <w:sz w:val="16"/>
+                <w:b/>
+              </w:rPr>
+              <w:t>Prueba</w:t>
+            </w:r>
+          </w:p>
+        </w:tc>
+      </w:tr>
+      <w:tr>
+        <w:trPr>
+          <w:cantSplit/>
+        </w:trPr>
+        <w:tc>
+          <w:tcPr>
+            <w:tcW w:type="dxa" w:w="3009"/>
+            <w:vAlign w:val="center"/>
+            <w:tcMar>
+              <w:top w:w="90" w:type="dxa"/>
+              <w:start w:w="100" w:type="dxa"/>
+              <w:bottom w:w="90" w:type="dxa"/>
+              <w:end w:w="100" w:type="dxa"/>
+            </w:tcMar>
+          </w:tcPr>
+          <w:p>
+            <w:pPr>
+              <w:jc w:val="left"/>
+            </w:pPr>
+            <w:r>
+              <w:rPr>
+                <w:rFonts w:ascii="Times New Roman" w:hAnsi="Times New Roman"/>
+                <w:color w:val="000000"/>
+                <w:sz w:val="16"/>
+              </w:rPr>
+              <w:t>1 día</w:t>
+            </w:r>
+          </w:p>
+        </w:tc>
+        <w:tc>
+          <w:tcPr>
+            <w:tcW w:type="dxa" w:w="3008"/>
+            <w:vAlign w:val="center"/>
+            <w:tcMar>
+              <w:top w:w="90" w:type="dxa"/>
+              <w:start w:w="100" w:type="dxa"/>
+              <w:bottom w:w="90" w:type="dxa"/>
+              <w:end w:w="100" w:type="dxa"/>
+            </w:tcMar>
+          </w:tcPr>
+          <w:p>
+            <w:pPr>
+              <w:jc w:val="center"/>
+            </w:pPr>
+            <w:r>
+              <w:rPr>
+                <w:rFonts w:ascii="Times New Roman" w:hAnsi="Times New Roman"/>
+                <w:color w:val="000000"/>
+                <w:sz w:val="16"/>
+              </w:rPr>
+              <w:t>0,517</w:t>
+            </w:r>
+          </w:p>
+        </w:tc>
+        <w:tc>
+          <w:tcPr>
+            <w:tcW w:type="dxa" w:w="3008"/>
+            <w:vAlign w:val="center"/>
+            <w:tcMar>
+              <w:top w:w="90" w:type="dxa"/>
+              <w:start w:w="100" w:type="dxa"/>
+              <w:bottom w:w="90" w:type="dxa"/>
+              <w:end w:w="100" w:type="dxa"/>
+            </w:tcMar>
+          </w:tcPr>
+          <w:p>
+            <w:pPr>
+              <w:jc w:val="center"/>
+            </w:pPr>
+            <w:r>
+              <w:rPr>
+                <w:rFonts w:ascii="Times New Roman" w:hAnsi="Times New Roman"/>
+                <w:color w:val="000000"/>
+                <w:sz w:val="16"/>
+              </w:rPr>
+              <w:t>0,127</w:t>
+            </w:r>
+          </w:p>
+        </w:tc>
+      </w:tr>
+      <w:tr>
+        <w:trPr>
+          <w:cantSplit/>
+        </w:trPr>
+        <w:tc>
+          <w:tcPr>
+            <w:tcW w:type="dxa" w:w="3009"/>
+            <w:vAlign w:val="center"/>
+            <w:tcMar>
+              <w:top w:w="90" w:type="dxa"/>
+              <w:start w:w="100" w:type="dxa"/>
+              <w:bottom w:w="90" w:type="dxa"/>
+              <w:end w:w="100" w:type="dxa"/>
+            </w:tcMar>
+          </w:tcPr>
+          <w:p>
+            <w:pPr>
+              <w:jc w:val="left"/>
+            </w:pPr>
+            <w:r>
+              <w:rPr>
+                <w:rFonts w:ascii="Times New Roman" w:hAnsi="Times New Roman"/>
+                <w:color w:val="000000"/>
+                <w:sz w:val="16"/>
+              </w:rPr>
+              <w:t>3 días</w:t>
+            </w:r>
+          </w:p>
+        </w:tc>
+        <w:tc>
+          <w:tcPr>
+            <w:tcW w:type="dxa" w:w="3008"/>
+            <w:vAlign w:val="center"/>
+            <w:tcMar>
+              <w:top w:w="90" w:type="dxa"/>
+              <w:start w:w="100" w:type="dxa"/>
+              <w:bottom w:w="90" w:type="dxa"/>
+              <w:end w:w="100" w:type="dxa"/>
+            </w:tcMar>
+          </w:tcPr>
+          <w:p>
+            <w:pPr>
+              <w:jc w:val="center"/>
+            </w:pPr>
+            <w:r>
+              <w:rPr>
+                <w:rFonts w:ascii="Times New Roman" w:hAnsi="Times New Roman"/>
+                <w:color w:val="000000"/>
+                <w:sz w:val="16"/>
+              </w:rPr>
+              <w:t>0,494</w:t>
+            </w:r>
+          </w:p>
+        </w:tc>
+        <w:tc>
+          <w:tcPr>
+            <w:tcW w:type="dxa" w:w="3008"/>
+            <w:vAlign w:val="center"/>
+            <w:tcMar>
+              <w:top w:w="90" w:type="dxa"/>
+              <w:start w:w="100" w:type="dxa"/>
+              <w:bottom w:w="90" w:type="dxa"/>
+              <w:end w:w="100" w:type="dxa"/>
+            </w:tcMar>
+          </w:tcPr>
+          <w:p>
+            <w:pPr>
+              <w:jc w:val="center"/>
+            </w:pPr>
+            <w:r>
+              <w:rPr>
+                <w:rFonts w:ascii="Times New Roman" w:hAnsi="Times New Roman"/>
+                <w:color w:val="000000"/>
+                <w:sz w:val="16"/>
+              </w:rPr>
+              <w:t>0,110</w:t>
+            </w:r>
+          </w:p>
+        </w:tc>
+      </w:tr>
+      <w:tr>
+        <w:trPr>
+          <w:cantSplit/>
+        </w:trPr>
+        <w:tc>
+          <w:tcPr>
+            <w:tcW w:type="dxa" w:w="3009"/>
+            <w:vAlign w:val="center"/>
+            <w:tcMar>
+              <w:top w:w="90" w:type="dxa"/>
+              <w:start w:w="100" w:type="dxa"/>
+              <w:bottom w:w="90" w:type="dxa"/>
+              <w:end w:w="100" w:type="dxa"/>
+            </w:tcMar>
+          </w:tcPr>
+          <w:p>
+            <w:pPr>
+              <w:jc w:val="left"/>
+            </w:pPr>
+            <w:r>
+              <w:rPr>
+                <w:rFonts w:ascii="Times New Roman" w:hAnsi="Times New Roman"/>
+                <w:color w:val="000000"/>
+                <w:sz w:val="16"/>
+              </w:rPr>
+              <w:t>5 días</w:t>
+            </w:r>
+          </w:p>
+        </w:tc>
+        <w:tc>
+          <w:tcPr>
+            <w:tcW w:type="dxa" w:w="3008"/>
+            <w:vAlign w:val="center"/>
+            <w:tcMar>
+              <w:top w:w="90" w:type="dxa"/>
+              <w:start w:w="100" w:type="dxa"/>
+              <w:bottom w:w="90" w:type="dxa"/>
+              <w:end w:w="100" w:type="dxa"/>
+            </w:tcMar>
+          </w:tcPr>
+          <w:p>
+            <w:pPr>
+              <w:jc w:val="center"/>
+            </w:pPr>
+            <w:r>
+              <w:rPr>
+                <w:rFonts w:ascii="Times New Roman" w:hAnsi="Times New Roman"/>
+                <w:color w:val="000000"/>
+                <w:sz w:val="16"/>
+              </w:rPr>
+              <w:t>0,484</w:t>
+            </w:r>
+          </w:p>
+        </w:tc>
+        <w:tc>
+          <w:tcPr>
+            <w:tcW w:type="dxa" w:w="3008"/>
+            <w:vAlign w:val="center"/>
+            <w:tcMar>
+              <w:top w:w="90" w:type="dxa"/>
+              <w:start w:w="100" w:type="dxa"/>
+              <w:bottom w:w="90" w:type="dxa"/>
+              <w:end w:w="100" w:type="dxa"/>
+            </w:tcMar>
+          </w:tcPr>
+          <w:p>
+            <w:pPr>
+              <w:jc w:val="center"/>
+            </w:pPr>
+            <w:r>
+              <w:rPr>
+                <w:rFonts w:ascii="Times New Roman" w:hAnsi="Times New Roman"/>
+                <w:color w:val="000000"/>
+                <w:sz w:val="16"/>
+              </w:rPr>
+              <w:t>0,101</w:t>
+            </w:r>
+          </w:p>
+        </w:tc>
+      </w:tr>
+      <w:tr>
+        <w:trPr>
+          <w:cantSplit/>
+        </w:trPr>
+        <w:tc>
+          <w:tcPr>
+            <w:tcW w:type="dxa" w:w="3009"/>
+            <w:vAlign w:val="center"/>
+            <w:tcMar>
+              <w:top w:w="90" w:type="dxa"/>
+              <w:start w:w="100" w:type="dxa"/>
+              <w:bottom w:w="90" w:type="dxa"/>
+              <w:end w:w="100" w:type="dxa"/>
+            </w:tcMar>
+          </w:tcPr>
+          <w:p>
+            <w:pPr>
+              <w:jc w:val="left"/>
+            </w:pPr>
+            <w:r>
+              <w:rPr>
+                <w:rFonts w:ascii="Times New Roman" w:hAnsi="Times New Roman"/>
+                <w:color w:val="000000"/>
+                <w:sz w:val="16"/>
+              </w:rPr>
+              <w:t>7 días</w:t>
+            </w:r>
+          </w:p>
+        </w:tc>
+        <w:tc>
+          <w:tcPr>
+            <w:tcW w:type="dxa" w:w="3008"/>
+            <w:vAlign w:val="center"/>
+            <w:tcMar>
+              <w:top w:w="90" w:type="dxa"/>
+              <w:start w:w="100" w:type="dxa"/>
+              <w:bottom w:w="90" w:type="dxa"/>
+              <w:end w:w="100" w:type="dxa"/>
+            </w:tcMar>
+          </w:tcPr>
+          <w:p>
+            <w:pPr>
+              <w:jc w:val="center"/>
+            </w:pPr>
+            <w:r>
+              <w:rPr>
+                <w:rFonts w:ascii="Times New Roman" w:hAnsi="Times New Roman"/>
+                <w:color w:val="000000"/>
+                <w:sz w:val="16"/>
+                <w:b/>
+              </w:rPr>
+              <w:t>0,471</w:t>
+            </w:r>
+          </w:p>
+        </w:tc>
+        <w:tc>
+          <w:tcPr>
+            <w:tcW w:type="dxa" w:w="3008"/>
+            <w:vAlign w:val="center"/>
+            <w:tcMar>
+              <w:top w:w="90" w:type="dxa"/>
+              <w:start w:w="100" w:type="dxa"/>
+              <w:bottom w:w="90" w:type="dxa"/>
+              <w:end w:w="100" w:type="dxa"/>
+            </w:tcMar>
+          </w:tcPr>
+          <w:p>
+            <w:pPr>
+              <w:jc w:val="center"/>
+            </w:pPr>
+            <w:r>
+              <w:rPr>
+                <w:rFonts w:ascii="Times New Roman" w:hAnsi="Times New Roman"/>
+                <w:color w:val="000000"/>
+                <w:sz w:val="16"/>
+                <w:b/>
+              </w:rPr>
+              <w:t>0,101</w:t>
+            </w:r>
+          </w:p>
+        </w:tc>
+      </w:tr>
+      <w:tr>
+        <w:trPr>
+          <w:cantSplit/>
+        </w:trPr>
+        <w:tc>
+          <w:tcPr>
+            <w:tcW w:type="dxa" w:w="3009"/>
+            <w:vAlign w:val="center"/>
+            <w:tcMar>
+              <w:top w:w="90" w:type="dxa"/>
+              <w:start w:w="100" w:type="dxa"/>
+              <w:bottom w:w="90" w:type="dxa"/>
+              <w:end w:w="100" w:type="dxa"/>
+            </w:tcMar>
+          </w:tcPr>
+          <w:p>
+            <w:pPr>
+              <w:jc w:val="left"/>
+            </w:pPr>
+            <w:r>
+              <w:rPr>
+                <w:rFonts w:ascii="Times New Roman" w:hAnsi="Times New Roman"/>
+                <w:color w:val="000000"/>
+                <w:sz w:val="16"/>
+              </w:rPr>
+              <w:t>14 días</w:t>
+            </w:r>
+          </w:p>
+        </w:tc>
+        <w:tc>
+          <w:tcPr>
+            <w:tcW w:type="dxa" w:w="3008"/>
+            <w:vAlign w:val="center"/>
+            <w:tcMar>
+              <w:top w:w="90" w:type="dxa"/>
+              <w:start w:w="100" w:type="dxa"/>
+              <w:bottom w:w="90" w:type="dxa"/>
+              <w:end w:w="100" w:type="dxa"/>
+            </w:tcMar>
+          </w:tcPr>
+          <w:p>
+            <w:pPr>
+              <w:jc w:val="center"/>
+            </w:pPr>
+            <w:r>
+              <w:rPr>
+                <w:rFonts w:ascii="Times New Roman" w:hAnsi="Times New Roman"/>
+                <w:color w:val="000000"/>
+                <w:sz w:val="16"/>
+              </w:rPr>
+              <w:t>0,469</w:t>
+            </w:r>
+          </w:p>
+        </w:tc>
+        <w:tc>
+          <w:tcPr>
+            <w:tcW w:type="dxa" w:w="3008"/>
+            <w:vAlign w:val="center"/>
+            <w:tcMar>
+              <w:top w:w="90" w:type="dxa"/>
+              <w:start w:w="100" w:type="dxa"/>
+              <w:bottom w:w="90" w:type="dxa"/>
+              <w:end w:w="100" w:type="dxa"/>
+            </w:tcMar>
+          </w:tcPr>
+          <w:p>
+            <w:pPr>
+              <w:jc w:val="center"/>
+            </w:pPr>
+            <w:r>
+              <w:rPr>
+                <w:rFonts w:ascii="Times New Roman" w:hAnsi="Times New Roman"/>
+                <w:color w:val="000000"/>
+                <w:sz w:val="16"/>
+              </w:rPr>
+              <w:t>0,124</w:t>
+            </w:r>
+          </w:p>
+        </w:tc>
+      </w:tr>
+    </w:tbl>
+    <w:p>
+      <w:pPr>
+        <w:spacing w:after="40"/>
+      </w:pPr>
+    </w:p>
+    <w:p>
+      <w:pPr>
+        <w:spacing w:after="120"/>
+      </w:pPr>
+      <w:r>
+        <w:t>Las ventanas de siete y catorce días son prácticamente equivalentes en desarrollo, con una diferencia de 0,002 mm, y el criterio selecciona la de siete. En la prueba esa elección resulta favorable, aunque no se utilizó para decidir. La tabla muestra también que las ventanas de uno y tres días son claramente peores: la ET0 de un día aislado incorpora demasiado ruido para representar la demanda de los días siguientes.</w:t>
+      </w:r>
+    </w:p>
+    <w:p>
+      <w:pPr>
+        <w:pStyle w:val="Heading3"/>
+        <w:keepNext/>
+      </w:pPr>
+      <w:r>
+        <w:rPr>
+          <w:rFonts w:ascii="Times New Roman" w:hAnsi="Times New Roman"/>
+          <w:color w:val="000000"/>
+          <w:sz w:val="24"/>
+        </w:rPr>
+        <w:t>5.3.3. Error de la recomendación a un día</w:t>
+      </w:r>
+    </w:p>
+    <w:p>
+      <w:pPr>
+        <w:spacing w:after="120"/>
+      </w:pPr>
+      <w:r>
+        <w:t>El uso principal del sistema es la consulta diaria con la información del día anterior. Para evaluarlo se simuló una campaña completa en la que el sistema emite una recomendación cada mañana, del 2 de mayo al 30 de septiembre, y se comparó cada una con la referencia SiAR del mismo día. Se emitieron 152 recomendaciones, de las cuales 147 pudieron contrastarse; las cinco restantes corresponden a fechas sin referencia publicada.</w:t>
+      </w:r>
+    </w:p>
+    <w:p>
+      <w:pPr>
+        <w:keepNext/>
+        <w:spacing w:after="120"/>
+      </w:pPr>
+      <w:r>
+        <w:rPr>
+          <w:b/>
+        </w:rPr>
+        <w:t>Tabla 5.4. Error de la recomendación a un día frente a la referencia SiAR.</w:t>
+      </w:r>
+    </w:p>
+    <w:tbl>
+      <w:tblPr>
+        <w:tblW w:type="auto" w:w="0"/>
+        <w:tblLayout w:type="autofit"/>
+        <w:tblLook w:firstColumn="1" w:firstRow="1" w:lastColumn="0" w:lastRow="0" w:noHBand="0" w:noVBand="1" w:val="04A0"/>
+        <w:tblBorders>
+          <w:top w:val="single" w:sz="4" w:color="D9D9D9"/>
+          <w:left w:val="single" w:sz="4" w:color="D9D9D9"/>
+          <w:bottom w:val="single" w:sz="4" w:color="D9D9D9"/>
+          <w:right w:val="single" w:sz="4" w:color="D9D9D9"/>
+          <w:insideH w:val="single" w:sz="4" w:color="D9D9D9"/>
+          <w:insideV w:val="single" w:sz="4" w:color="D9D9D9"/>
+        </w:tblBorders>
+      </w:tblPr>
+      <w:tblGrid>
+        <w:gridCol w:w="1505"/>
+        <w:gridCol w:w="1504"/>
+        <w:gridCol w:w="1504"/>
+        <w:gridCol w:w="1504"/>
+        <w:gridCol w:w="1504"/>
+        <w:gridCol w:w="1504"/>
+      </w:tblGrid>
+      <w:tr>
+        <w:trPr>
+          <w:tblHeader w:val="true"/>
+          <w:cantSplit/>
+        </w:trPr>
+        <w:tc>
+          <w:tcPr>
+            <w:tcW w:type="dxa" w:w="1505"/>
+            <w:vAlign w:val="center"/>
+            <w:tcMar>
+              <w:top w:w="90" w:type="dxa"/>
+              <w:start w:w="100" w:type="dxa"/>
+              <w:bottom w:w="90" w:type="dxa"/>
+              <w:end w:w="100" w:type="dxa"/>
+            </w:tcMar>
+            <w:shd w:fill="1F4E78"/>
+          </w:tcPr>
+          <w:p>
+            <w:pPr>
+              <w:jc w:val="left"/>
+            </w:pPr>
+            <w:r>
+              <w:rPr>
+                <w:rFonts w:ascii="Times New Roman" w:hAnsi="Times New Roman"/>
+                <w:color w:val="FFFFFF"/>
+                <w:sz w:val="16"/>
+                <w:b/>
+              </w:rPr>
+              <w:t>Periodo</w:t>
+            </w:r>
+          </w:p>
+        </w:tc>
+        <w:tc>
+          <w:tcPr>
+            <w:tcW w:type="dxa" w:w="1504"/>
+            <w:vAlign w:val="center"/>
+            <w:tcMar>
+              <w:top w:w="90" w:type="dxa"/>
+              <w:start w:w="100" w:type="dxa"/>
+              <w:bottom w:w="90" w:type="dxa"/>
+              <w:end w:w="100" w:type="dxa"/>
+            </w:tcMar>
+            <w:shd w:fill="1F4E78"/>
+          </w:tcPr>
+          <w:p>
+            <w:pPr>
+              <w:jc w:val="center"/>
+            </w:pPr>
+            <w:r>
+              <w:rPr>
+                <w:rFonts w:ascii="Times New Roman" w:hAnsi="Times New Roman"/>
+                <w:color w:val="FFFFFF"/>
+                <w:sz w:val="16"/>
+                <w:b/>
+              </w:rPr>
+              <w:t>Enfoque</w:t>
+            </w:r>
+          </w:p>
+        </w:tc>
+        <w:tc>
+          <w:tcPr>
+            <w:tcW w:type="dxa" w:w="1504"/>
+            <w:vAlign w:val="center"/>
+            <w:tcMar>
+              <w:top w:w="90" w:type="dxa"/>
+              <w:start w:w="100" w:type="dxa"/>
+              <w:bottom w:w="90" w:type="dxa"/>
+              <w:end w:w="100" w:type="dxa"/>
+            </w:tcMar>
+            <w:shd w:fill="1F4E78"/>
+          </w:tcPr>
+          <w:p>
+            <w:pPr>
+              <w:jc w:val="center"/>
+            </w:pPr>
+            <w:r>
+              <w:rPr>
+                <w:rFonts w:ascii="Times New Roman" w:hAnsi="Times New Roman"/>
+                <w:color w:val="FFFFFF"/>
+                <w:sz w:val="16"/>
+                <w:b/>
+              </w:rPr>
+              <w:t>Días</w:t>
+            </w:r>
+          </w:p>
+        </w:tc>
+        <w:tc>
+          <w:tcPr>
+            <w:tcW w:type="dxa" w:w="1504"/>
+            <w:vAlign w:val="center"/>
+            <w:tcMar>
+              <w:top w:w="90" w:type="dxa"/>
+              <w:start w:w="100" w:type="dxa"/>
+              <w:bottom w:w="90" w:type="dxa"/>
+              <w:end w:w="100" w:type="dxa"/>
+            </w:tcMar>
+            <w:shd w:fill="1F4E78"/>
+          </w:tcPr>
+          <w:p>
+            <w:pPr>
+              <w:jc w:val="center"/>
+            </w:pPr>
+            <w:r>
+              <w:rPr>
+                <w:rFonts w:ascii="Times New Roman" w:hAnsi="Times New Roman"/>
+                <w:color w:val="FFFFFF"/>
+                <w:sz w:val="16"/>
+                <w:b/>
+              </w:rPr>
+              <w:t>MAE (mm)</w:t>
+            </w:r>
+          </w:p>
+        </w:tc>
+        <w:tc>
+          <w:tcPr>
+            <w:tcW w:type="dxa" w:w="1504"/>
+            <w:vAlign w:val="center"/>
+            <w:tcMar>
+              <w:top w:w="90" w:type="dxa"/>
+              <w:start w:w="100" w:type="dxa"/>
+              <w:bottom w:w="90" w:type="dxa"/>
+              <w:end w:w="100" w:type="dxa"/>
+            </w:tcMar>
+            <w:shd w:fill="1F4E78"/>
+          </w:tcPr>
+          <w:p>
+            <w:pPr>
+              <w:jc w:val="center"/>
+            </w:pPr>
+            <w:r>
+              <w:rPr>
+                <w:rFonts w:ascii="Times New Roman" w:hAnsi="Times New Roman"/>
+                <w:color w:val="FFFFFF"/>
+                <w:sz w:val="16"/>
+                <w:b/>
+              </w:rPr>
+              <w:t>RMSE (mm)</w:t>
+            </w:r>
+          </w:p>
+        </w:tc>
+        <w:tc>
+          <w:tcPr>
+            <w:tcW w:type="dxa" w:w="1504"/>
+            <w:vAlign w:val="center"/>
+            <w:tcMar>
+              <w:top w:w="90" w:type="dxa"/>
+              <w:start w:w="100" w:type="dxa"/>
+              <w:bottom w:w="90" w:type="dxa"/>
+              <w:end w:w="100" w:type="dxa"/>
+            </w:tcMar>
+            <w:shd w:fill="1F4E78"/>
+          </w:tcPr>
+          <w:p>
+            <w:pPr>
+              <w:jc w:val="center"/>
+            </w:pPr>
+            <w:r>
+              <w:rPr>
+                <w:rFonts w:ascii="Times New Roman" w:hAnsi="Times New Roman"/>
+                <w:color w:val="FFFFFF"/>
+                <w:sz w:val="16"/>
+                <w:b/>
+              </w:rPr>
+              <w:t>Sesgo (mm)</w:t>
+            </w:r>
+          </w:p>
+        </w:tc>
+      </w:tr>
+      <w:tr>
+        <w:trPr>
+          <w:cantSplit/>
+        </w:trPr>
+        <w:tc>
+          <w:tcPr>
+            <w:tcW w:type="dxa" w:w="1505"/>
+            <w:vAlign w:val="center"/>
+            <w:tcMar>
+              <w:top w:w="90" w:type="dxa"/>
+              <w:start w:w="100" w:type="dxa"/>
+              <w:bottom w:w="90" w:type="dxa"/>
+              <w:end w:w="100" w:type="dxa"/>
+            </w:tcMar>
+          </w:tcPr>
+          <w:p>
+            <w:pPr>
+              <w:jc w:val="left"/>
+            </w:pPr>
+            <w:r>
+              <w:rPr>
+                <w:rFonts w:ascii="Times New Roman" w:hAnsi="Times New Roman"/>
+                <w:color w:val="000000"/>
+                <w:sz w:val="16"/>
+              </w:rPr>
+              <w:t>Desarrollo</w:t>
+            </w:r>
+          </w:p>
+        </w:tc>
+        <w:tc>
+          <w:tcPr>
+            <w:tcW w:type="dxa" w:w="1504"/>
+            <w:vAlign w:val="center"/>
+            <w:tcMar>
+              <w:top w:w="90" w:type="dxa"/>
+              <w:start w:w="100" w:type="dxa"/>
+              <w:bottom w:w="90" w:type="dxa"/>
+              <w:end w:w="100" w:type="dxa"/>
+            </w:tcMar>
+          </w:tcPr>
+          <w:p>
+            <w:pPr>
+              <w:jc w:val="center"/>
+            </w:pPr>
+            <w:r>
+              <w:rPr>
+                <w:rFonts w:ascii="Times New Roman" w:hAnsi="Times New Roman"/>
+                <w:color w:val="000000"/>
+                <w:sz w:val="16"/>
+              </w:rPr>
+              <w:t>DSS (ET0 reciente × Kc)</w:t>
+            </w:r>
+          </w:p>
+        </w:tc>
+        <w:tc>
+          <w:tcPr>
+            <w:tcW w:type="dxa" w:w="1504"/>
+            <w:vAlign w:val="center"/>
+            <w:tcMar>
+              <w:top w:w="90" w:type="dxa"/>
+              <w:start w:w="100" w:type="dxa"/>
+              <w:bottom w:w="90" w:type="dxa"/>
+              <w:end w:w="100" w:type="dxa"/>
+            </w:tcMar>
+          </w:tcPr>
+          <w:p>
+            <w:pPr>
+              <w:jc w:val="center"/>
+            </w:pPr>
+            <w:r>
+              <w:rPr>
+                <w:rFonts w:ascii="Times New Roman" w:hAnsi="Times New Roman"/>
+                <w:color w:val="000000"/>
+                <w:sz w:val="16"/>
+              </w:rPr>
+              <w:t>124</w:t>
+            </w:r>
+          </w:p>
+        </w:tc>
+        <w:tc>
+          <w:tcPr>
+            <w:tcW w:type="dxa" w:w="1504"/>
+            <w:vAlign w:val="center"/>
+            <w:tcMar>
+              <w:top w:w="90" w:type="dxa"/>
+              <w:start w:w="100" w:type="dxa"/>
+              <w:bottom w:w="90" w:type="dxa"/>
+              <w:end w:w="100" w:type="dxa"/>
+            </w:tcMar>
+          </w:tcPr>
+          <w:p>
+            <w:pPr>
+              <w:jc w:val="center"/>
+            </w:pPr>
+            <w:r>
+              <w:rPr>
+                <w:rFonts w:ascii="Times New Roman" w:hAnsi="Times New Roman"/>
+                <w:color w:val="000000"/>
+                <w:sz w:val="16"/>
+                <w:b/>
+              </w:rPr>
+              <w:t>0,417</w:t>
+            </w:r>
+          </w:p>
+        </w:tc>
+        <w:tc>
+          <w:tcPr>
+            <w:tcW w:type="dxa" w:w="1504"/>
+            <w:vAlign w:val="center"/>
+            <w:tcMar>
+              <w:top w:w="90" w:type="dxa"/>
+              <w:start w:w="100" w:type="dxa"/>
+              <w:bottom w:w="90" w:type="dxa"/>
+              <w:end w:w="100" w:type="dxa"/>
+            </w:tcMar>
+          </w:tcPr>
+          <w:p>
+            <w:pPr>
+              <w:jc w:val="center"/>
+            </w:pPr>
+            <w:r>
+              <w:rPr>
+                <w:rFonts w:ascii="Times New Roman" w:hAnsi="Times New Roman"/>
+                <w:color w:val="000000"/>
+                <w:sz w:val="16"/>
+                <w:b/>
+              </w:rPr>
+              <w:t>0,583</w:t>
+            </w:r>
+          </w:p>
+        </w:tc>
+        <w:tc>
+          <w:tcPr>
+            <w:tcW w:type="dxa" w:w="1504"/>
+            <w:vAlign w:val="center"/>
+            <w:tcMar>
+              <w:top w:w="90" w:type="dxa"/>
+              <w:start w:w="100" w:type="dxa"/>
+              <w:bottom w:w="90" w:type="dxa"/>
+              <w:end w:w="100" w:type="dxa"/>
+            </w:tcMar>
+          </w:tcPr>
+          <w:p>
+            <w:pPr>
+              <w:jc w:val="center"/>
+            </w:pPr>
+            <w:r>
+              <w:rPr>
+                <w:rFonts w:ascii="Times New Roman" w:hAnsi="Times New Roman"/>
+                <w:color w:val="000000"/>
+                <w:sz w:val="16"/>
+              </w:rPr>
+              <w:t>0,044</w:t>
+            </w:r>
+          </w:p>
+        </w:tc>
+      </w:tr>
+      <w:tr>
+        <w:trPr>
+          <w:cantSplit/>
+        </w:trPr>
+        <w:tc>
+          <w:tcPr>
+            <w:tcW w:type="dxa" w:w="1505"/>
+            <w:vAlign w:val="center"/>
+            <w:tcMar>
+              <w:top w:w="90" w:type="dxa"/>
+              <w:start w:w="100" w:type="dxa"/>
+              <w:bottom w:w="90" w:type="dxa"/>
+              <w:end w:w="100" w:type="dxa"/>
+            </w:tcMar>
+          </w:tcPr>
+          <w:p>
+            <w:pPr>
+              <w:jc w:val="left"/>
+            </w:pPr>
+            <w:r>
+              <w:rPr>
+                <w:rFonts w:ascii="Times New Roman" w:hAnsi="Times New Roman"/>
+                <w:color w:val="000000"/>
+                <w:sz w:val="16"/>
+              </w:rPr>
+              <w:t>Desarrollo</w:t>
+            </w:r>
+          </w:p>
+        </w:tc>
+        <w:tc>
+          <w:tcPr>
+            <w:tcW w:type="dxa" w:w="1504"/>
+            <w:vAlign w:val="center"/>
+            <w:tcMar>
+              <w:top w:w="90" w:type="dxa"/>
+              <w:start w:w="100" w:type="dxa"/>
+              <w:bottom w:w="90" w:type="dxa"/>
+              <w:end w:w="100" w:type="dxa"/>
+            </w:tcMar>
+          </w:tcPr>
+          <w:p>
+            <w:pPr>
+              <w:jc w:val="center"/>
+            </w:pPr>
+            <w:r>
+              <w:rPr>
+                <w:rFonts w:ascii="Times New Roman" w:hAnsi="Times New Roman"/>
+                <w:color w:val="000000"/>
+                <w:sz w:val="16"/>
+              </w:rPr>
+              <w:t>Persistencia</w:t>
+            </w:r>
+          </w:p>
+        </w:tc>
+        <w:tc>
+          <w:tcPr>
+            <w:tcW w:type="dxa" w:w="1504"/>
+            <w:vAlign w:val="center"/>
+            <w:tcMar>
+              <w:top w:w="90" w:type="dxa"/>
+              <w:start w:w="100" w:type="dxa"/>
+              <w:bottom w:w="90" w:type="dxa"/>
+              <w:end w:w="100" w:type="dxa"/>
+            </w:tcMar>
+          </w:tcPr>
+          <w:p>
+            <w:pPr>
+              <w:jc w:val="center"/>
+            </w:pPr>
+            <w:r>
+              <w:rPr>
+                <w:rFonts w:ascii="Times New Roman" w:hAnsi="Times New Roman"/>
+                <w:color w:val="000000"/>
+                <w:sz w:val="16"/>
+              </w:rPr>
+              <w:t>124</w:t>
+            </w:r>
+          </w:p>
+        </w:tc>
+        <w:tc>
+          <w:tcPr>
+            <w:tcW w:type="dxa" w:w="1504"/>
+            <w:vAlign w:val="center"/>
+            <w:tcMar>
+              <w:top w:w="90" w:type="dxa"/>
+              <w:start w:w="100" w:type="dxa"/>
+              <w:bottom w:w="90" w:type="dxa"/>
+              <w:end w:w="100" w:type="dxa"/>
+            </w:tcMar>
+          </w:tcPr>
+          <w:p>
+            <w:pPr>
+              <w:jc w:val="center"/>
+            </w:pPr>
+            <w:r>
+              <w:rPr>
+                <w:rFonts w:ascii="Times New Roman" w:hAnsi="Times New Roman"/>
+                <w:color w:val="000000"/>
+                <w:sz w:val="16"/>
+              </w:rPr>
+              <w:t>0,449</w:t>
+            </w:r>
+          </w:p>
+        </w:tc>
+        <w:tc>
+          <w:tcPr>
+            <w:tcW w:type="dxa" w:w="1504"/>
+            <w:vAlign w:val="center"/>
+            <w:tcMar>
+              <w:top w:w="90" w:type="dxa"/>
+              <w:start w:w="100" w:type="dxa"/>
+              <w:bottom w:w="90" w:type="dxa"/>
+              <w:end w:w="100" w:type="dxa"/>
+            </w:tcMar>
+          </w:tcPr>
+          <w:p>
+            <w:pPr>
+              <w:jc w:val="center"/>
+            </w:pPr>
+            <w:r>
+              <w:rPr>
+                <w:rFonts w:ascii="Times New Roman" w:hAnsi="Times New Roman"/>
+                <w:color w:val="000000"/>
+                <w:sz w:val="16"/>
+              </w:rPr>
+              <w:t>0,710</w:t>
+            </w:r>
+          </w:p>
+        </w:tc>
+        <w:tc>
+          <w:tcPr>
+            <w:tcW w:type="dxa" w:w="1504"/>
+            <w:vAlign w:val="center"/>
+            <w:tcMar>
+              <w:top w:w="90" w:type="dxa"/>
+              <w:start w:w="100" w:type="dxa"/>
+              <w:bottom w:w="90" w:type="dxa"/>
+              <w:end w:w="100" w:type="dxa"/>
+            </w:tcMar>
+          </w:tcPr>
+          <w:p>
+            <w:pPr>
+              <w:jc w:val="center"/>
+            </w:pPr>
+            <w:r>
+              <w:rPr>
+                <w:rFonts w:ascii="Times New Roman" w:hAnsi="Times New Roman"/>
+                <w:color w:val="000000"/>
+                <w:sz w:val="16"/>
+              </w:rPr>
+              <w:t>0,012</w:t>
+            </w:r>
+          </w:p>
+        </w:tc>
+      </w:tr>
+      <w:tr>
+        <w:trPr>
+          <w:cantSplit/>
+        </w:trPr>
+        <w:tc>
+          <w:tcPr>
+            <w:tcW w:type="dxa" w:w="1505"/>
+            <w:vAlign w:val="center"/>
+            <w:tcMar>
+              <w:top w:w="90" w:type="dxa"/>
+              <w:start w:w="100" w:type="dxa"/>
+              <w:bottom w:w="90" w:type="dxa"/>
+              <w:end w:w="100" w:type="dxa"/>
+            </w:tcMar>
+          </w:tcPr>
+          <w:p>
+            <w:pPr>
+              <w:jc w:val="left"/>
+            </w:pPr>
+            <w:r>
+              <w:rPr>
+                <w:rFonts w:ascii="Times New Roman" w:hAnsi="Times New Roman"/>
+                <w:color w:val="000000"/>
+                <w:sz w:val="16"/>
+              </w:rPr>
+              <w:t>Prueba</w:t>
+            </w:r>
+          </w:p>
+        </w:tc>
+        <w:tc>
+          <w:tcPr>
+            <w:tcW w:type="dxa" w:w="1504"/>
+            <w:vAlign w:val="center"/>
+            <w:tcMar>
+              <w:top w:w="90" w:type="dxa"/>
+              <w:start w:w="100" w:type="dxa"/>
+              <w:bottom w:w="90" w:type="dxa"/>
+              <w:end w:w="100" w:type="dxa"/>
+            </w:tcMar>
+          </w:tcPr>
+          <w:p>
+            <w:pPr>
+              <w:jc w:val="center"/>
+            </w:pPr>
+            <w:r>
+              <w:rPr>
+                <w:rFonts w:ascii="Times New Roman" w:hAnsi="Times New Roman"/>
+                <w:color w:val="000000"/>
+                <w:sz w:val="16"/>
+              </w:rPr>
+              <w:t>DSS (ET0 reciente × Kc)</w:t>
+            </w:r>
+          </w:p>
+        </w:tc>
+        <w:tc>
+          <w:tcPr>
+            <w:tcW w:type="dxa" w:w="1504"/>
+            <w:vAlign w:val="center"/>
+            <w:tcMar>
+              <w:top w:w="90" w:type="dxa"/>
+              <w:start w:w="100" w:type="dxa"/>
+              <w:bottom w:w="90" w:type="dxa"/>
+              <w:end w:w="100" w:type="dxa"/>
+            </w:tcMar>
+          </w:tcPr>
+          <w:p>
+            <w:pPr>
+              <w:jc w:val="center"/>
+            </w:pPr>
+            <w:r>
+              <w:rPr>
+                <w:rFonts w:ascii="Times New Roman" w:hAnsi="Times New Roman"/>
+                <w:color w:val="000000"/>
+                <w:sz w:val="16"/>
+              </w:rPr>
+              <w:t>23</w:t>
+            </w:r>
+          </w:p>
+        </w:tc>
+        <w:tc>
+          <w:tcPr>
+            <w:tcW w:type="dxa" w:w="1504"/>
+            <w:vAlign w:val="center"/>
+            <w:tcMar>
+              <w:top w:w="90" w:type="dxa"/>
+              <w:start w:w="100" w:type="dxa"/>
+              <w:bottom w:w="90" w:type="dxa"/>
+              <w:end w:w="100" w:type="dxa"/>
+            </w:tcMar>
+          </w:tcPr>
+          <w:p>
+            <w:pPr>
+              <w:jc w:val="center"/>
+            </w:pPr>
+            <w:r>
+              <w:rPr>
+                <w:rFonts w:ascii="Times New Roman" w:hAnsi="Times New Roman"/>
+                <w:color w:val="000000"/>
+                <w:sz w:val="16"/>
+                <w:b/>
+              </w:rPr>
+              <w:t>0,090</w:t>
+            </w:r>
+          </w:p>
+        </w:tc>
+        <w:tc>
+          <w:tcPr>
+            <w:tcW w:type="dxa" w:w="1504"/>
+            <w:vAlign w:val="center"/>
+            <w:tcMar>
+              <w:top w:w="90" w:type="dxa"/>
+              <w:start w:w="100" w:type="dxa"/>
+              <w:bottom w:w="90" w:type="dxa"/>
+              <w:end w:w="100" w:type="dxa"/>
+            </w:tcMar>
+          </w:tcPr>
+          <w:p>
+            <w:pPr>
+              <w:jc w:val="center"/>
+            </w:pPr>
+            <w:r>
+              <w:rPr>
+                <w:rFonts w:ascii="Times New Roman" w:hAnsi="Times New Roman"/>
+                <w:color w:val="000000"/>
+                <w:sz w:val="16"/>
+                <w:b/>
+              </w:rPr>
+              <w:t>0,113</w:t>
+            </w:r>
+          </w:p>
+        </w:tc>
+        <w:tc>
+          <w:tcPr>
+            <w:tcW w:type="dxa" w:w="1504"/>
+            <w:vAlign w:val="center"/>
+            <w:tcMar>
+              <w:top w:w="90" w:type="dxa"/>
+              <w:start w:w="100" w:type="dxa"/>
+              <w:bottom w:w="90" w:type="dxa"/>
+              <w:end w:w="100" w:type="dxa"/>
+            </w:tcMar>
+          </w:tcPr>
+          <w:p>
+            <w:pPr>
+              <w:jc w:val="center"/>
+            </w:pPr>
+            <w:r>
+              <w:rPr>
+                <w:rFonts w:ascii="Times New Roman" w:hAnsi="Times New Roman"/>
+                <w:color w:val="000000"/>
+                <w:sz w:val="16"/>
+              </w:rPr>
+              <w:t>0,047</w:t>
+            </w:r>
+          </w:p>
+        </w:tc>
+      </w:tr>
+      <w:tr>
+        <w:trPr>
+          <w:cantSplit/>
+        </w:trPr>
+        <w:tc>
+          <w:tcPr>
+            <w:tcW w:type="dxa" w:w="1505"/>
+            <w:vAlign w:val="center"/>
+            <w:tcMar>
+              <w:top w:w="90" w:type="dxa"/>
+              <w:start w:w="100" w:type="dxa"/>
+              <w:bottom w:w="90" w:type="dxa"/>
+              <w:end w:w="100" w:type="dxa"/>
+            </w:tcMar>
+          </w:tcPr>
+          <w:p>
+            <w:pPr>
+              <w:jc w:val="left"/>
+            </w:pPr>
+            <w:r>
+              <w:rPr>
+                <w:rFonts w:ascii="Times New Roman" w:hAnsi="Times New Roman"/>
+                <w:color w:val="000000"/>
+                <w:sz w:val="16"/>
+              </w:rPr>
+              <w:t>Prueba</w:t>
+            </w:r>
+          </w:p>
+        </w:tc>
+        <w:tc>
+          <w:tcPr>
+            <w:tcW w:type="dxa" w:w="1504"/>
+            <w:vAlign w:val="center"/>
+            <w:tcMar>
+              <w:top w:w="90" w:type="dxa"/>
+              <w:start w:w="100" w:type="dxa"/>
+              <w:bottom w:w="90" w:type="dxa"/>
+              <w:end w:w="100" w:type="dxa"/>
+            </w:tcMar>
+          </w:tcPr>
+          <w:p>
+            <w:pPr>
+              <w:jc w:val="center"/>
+            </w:pPr>
+            <w:r>
+              <w:rPr>
+                <w:rFonts w:ascii="Times New Roman" w:hAnsi="Times New Roman"/>
+                <w:color w:val="000000"/>
+                <w:sz w:val="16"/>
+              </w:rPr>
+              <w:t>Persistencia</w:t>
+            </w:r>
+          </w:p>
+        </w:tc>
+        <w:tc>
+          <w:tcPr>
+            <w:tcW w:type="dxa" w:w="1504"/>
+            <w:vAlign w:val="center"/>
+            <w:tcMar>
+              <w:top w:w="90" w:type="dxa"/>
+              <w:start w:w="100" w:type="dxa"/>
+              <w:bottom w:w="90" w:type="dxa"/>
+              <w:end w:w="100" w:type="dxa"/>
+            </w:tcMar>
+          </w:tcPr>
+          <w:p>
+            <w:pPr>
+              <w:jc w:val="center"/>
+            </w:pPr>
+            <w:r>
+              <w:rPr>
+                <w:rFonts w:ascii="Times New Roman" w:hAnsi="Times New Roman"/>
+                <w:color w:val="000000"/>
+                <w:sz w:val="16"/>
+              </w:rPr>
+              <w:t>23</w:t>
+            </w:r>
+          </w:p>
+        </w:tc>
+        <w:tc>
+          <w:tcPr>
+            <w:tcW w:type="dxa" w:w="1504"/>
+            <w:vAlign w:val="center"/>
+            <w:tcMar>
+              <w:top w:w="90" w:type="dxa"/>
+              <w:start w:w="100" w:type="dxa"/>
+              <w:bottom w:w="90" w:type="dxa"/>
+              <w:end w:w="100" w:type="dxa"/>
+            </w:tcMar>
+          </w:tcPr>
+          <w:p>
+            <w:pPr>
+              <w:jc w:val="center"/>
+            </w:pPr>
+            <w:r>
+              <w:rPr>
+                <w:rFonts w:ascii="Times New Roman" w:hAnsi="Times New Roman"/>
+                <w:color w:val="000000"/>
+                <w:sz w:val="16"/>
+              </w:rPr>
+              <w:t>0,120</w:t>
+            </w:r>
+          </w:p>
+        </w:tc>
+        <w:tc>
+          <w:tcPr>
+            <w:tcW w:type="dxa" w:w="1504"/>
+            <w:vAlign w:val="center"/>
+            <w:tcMar>
+              <w:top w:w="90" w:type="dxa"/>
+              <w:start w:w="100" w:type="dxa"/>
+              <w:bottom w:w="90" w:type="dxa"/>
+              <w:end w:w="100" w:type="dxa"/>
+            </w:tcMar>
+          </w:tcPr>
+          <w:p>
+            <w:pPr>
+              <w:jc w:val="center"/>
+            </w:pPr>
+            <w:r>
+              <w:rPr>
+                <w:rFonts w:ascii="Times New Roman" w:hAnsi="Times New Roman"/>
+                <w:color w:val="000000"/>
+                <w:sz w:val="16"/>
+              </w:rPr>
+              <w:t>0,156</w:t>
+            </w:r>
+          </w:p>
+        </w:tc>
+        <w:tc>
+          <w:tcPr>
+            <w:tcW w:type="dxa" w:w="1504"/>
+            <w:vAlign w:val="center"/>
+            <w:tcMar>
+              <w:top w:w="90" w:type="dxa"/>
+              <w:start w:w="100" w:type="dxa"/>
+              <w:bottom w:w="90" w:type="dxa"/>
+              <w:end w:w="100" w:type="dxa"/>
+            </w:tcMar>
+          </w:tcPr>
+          <w:p>
+            <w:pPr>
+              <w:jc w:val="center"/>
+            </w:pPr>
+            <w:r>
+              <w:rPr>
+                <w:rFonts w:ascii="Times New Roman" w:hAnsi="Times New Roman"/>
+                <w:color w:val="000000"/>
+                <w:sz w:val="16"/>
+              </w:rPr>
+              <w:t>0,000</w:t>
+            </w:r>
+          </w:p>
+        </w:tc>
+      </w:tr>
+    </w:tbl>
+    <w:p>
+      <w:pPr>
+        <w:spacing w:after="40"/>
+      </w:pPr>
+    </w:p>
+    <w:p>
+      <w:pPr>
+        <w:spacing w:after="120"/>
+      </w:pPr>
+      <w:r>
+        <w:t>El sistema reduce el MAE respecto a la persistencia en un 7 % en desarrollo y en un 25 % en la prueba. La reducción es mayor en el RMSE, un 18 % en desarrollo, lo que indica que la mejora se concentra en los errores grandes. La Figura 5.3 ayuda a entenderlo. Los mayores errores de la persistencia se producen el primer día de cada fase, cuando repite el valor de la fase anterior; el 1 de septiembre, con el paso del Kc de 1,00 a 0,30, se desvía 3,52 mm, mientras que el sistema lo hace en 0,01 mm. El otro episodio destacado es la lluvia del 23 de mayo, que ninguna de las dos vías puede anticipar sin una predicción de precipitación y que la persistencia arrastra además al día siguiente. El MAE de la persistencia en la prueba, 0,120 mm, coincide con el obtenido en el apartado 4.3, lo que confirma que ambos experimentos parten de la misma referencia. En desarrollo los valores no son directamente comparables con los de la Tabla 4.10, porque aquí se evalúan todas las emisiones del periodo y no tres cortes de validación.</w:t>
+      </w:r>
+    </w:p>
+    <w:p>
+      <w:pPr>
+        <w:keepNext/>
+        <w:jc w:val="center"/>
+      </w:pPr>
+      <w:r>
+        <w:drawing>
+          <wp:inline xmlns:wp="http://schemas.openxmlformats.org/drawingml/2006/wordprocessingDrawing" xmlns:a="http://schemas.openxmlformats.org/drawingml/2006/main" xmlns:pic="http://schemas.openxmlformats.org/drawingml/2006/picture">
+            <wp:extent cx="5577840" cy="3442602"/>
+            <wp:docPr id="27" name="Picture 27"/>
+            <wp:cNvGraphicFramePr>
+              <a:graphicFrameLocks noChangeAspect="1"/>
+            </wp:cNvGraphicFramePr>
+            <a:graphic>
+              <a:graphicData uri="http://schemas.openxmlformats.org/drawingml/2006/picture">
+                <pic:pic>
+                  <pic:nvPicPr>
+                    <pic:cNvPr id="0" name="image.png"/>
+                    <pic:cNvPicPr/>
+                  </pic:nvPicPr>
+                  <pic:blipFill>
+                    <a:blip ns1:embed="rId20"/>
+                    <a:stretch>
+                      <a:fillRect/>
+                    </a:stretch>
+                  </pic:blipFill>
+                  <pic:spPr>
+                    <a:xfrm>
+                      <a:off x="0" y="0"/>
+                      <a:ext cx="5577840" cy="3442602"/>
+                    </a:xfrm>
+                    <a:prstGeom prst="rect"/>
+                  </pic:spPr>
+                </pic:pic>
+              </a:graphicData>
+            </a:graphic>
+          </wp:inline>
+        </w:drawing>
+      </w:r>
+    </w:p>
+    <w:p>
+      <w:pPr>
+        <w:keepLines/>
+        <w:jc w:val="center"/>
+      </w:pPr>
+      <w:r>
+        <w:rPr>
+          <w:i/>
+          <w:sz w:val="20"/>
+        </w:rPr>
+        <w:t>Figura 5.3. Recomendaciones emitidas cada día con la información del día anterior y error frente a la referencia SiAR.</w:t>
+      </w:r>
+    </w:p>
+    <w:p>
+      <w:pPr>
+        <w:spacing w:after="120"/>
+      </w:pPr>
+      <w:r>
+        <w:t>El sesgo del sistema es ligeramente positivo, de 0,04 a 0,05 mm al día. Tiende por tanto a recomendar algo más de agua que la referencia, sobre todo en septiembre, cuando la ET0 desciende de forma sostenida y la media de los siete días anteriores queda siempre por encima del valor del día. En una herramienta de apoyo al riego un sesgo pequeño y positivo es preferible a uno negativo, porque el déficit hídrico tiene consecuencias más difíciles de revertir que un ligero exceso. Aun así, a lo largo de la campaña ese sesgo se traduce en 535,2 mm recomendados frente a 528,7 mm de referencia en los mismos días, un 1,2 % más, y esta cifra debe tenerse presente si el sistema se utiliza para planificar volúmenes.</w:t>
+      </w:r>
+    </w:p>
+    <w:p>
+      <w:pPr>
+        <w:spacing w:after="120"/>
+      </w:pPr>
+      <w:r>
+        <w:t>Los valores absolutos del MAE no deben compararse sin más entre periodos, porque la necesidad de septiembre es cinco veces menor que la de agosto. En términos relativos, el error acumulado equivale al 10,3 % de la necesidad de referencia en desarrollo y al 8,0 % en la prueba, una diferencia mucho menor de lo que sugieren los 0,417 y 0,090 mm de la Tabla 5.4. El MAE se ha mantenido como métrica principal por su interpretación directa en milímetros y su menor sensibilidad a valores extremos (Willmott &amp; Matsuura, 2005), y se acompaña del RMSE precisamente para no ocultar los errores grandes.</w:t>
+      </w:r>
+    </w:p>
+    <w:p>
+      <w:pPr>
+        <w:pStyle w:val="Heading3"/>
+        <w:keepNext/>
+      </w:pPr>
+      <w:r>
+        <w:rPr>
+          <w:rFonts w:ascii="Times New Roman" w:hAnsi="Times New Roman"/>
+          <w:color w:val="000000"/>
+          <w:sz w:val="24"/>
+        </w:rPr>
+        <w:t>5.3.4. Error según el horizonte de planificación</w:t>
+      </w:r>
+    </w:p>
+    <w:p>
+      <w:pPr>
+        <w:spacing w:after="120"/>
+      </w:pPr>
+      <w:r>
+        <w:t>Cuando el usuario planifica varios días, el sistema no recibe observaciones nuevas y el error crece con la anticipación. La Figura 5.4 y la Tabla 5.5 comparan la vía del sistema con una persistencia extendida, que repite la última necesidad conocida durante todo el horizonte y es el punto de partida habitual en predicción de series temporales (Hyndman &amp; Athanasopoulos, 2021).</w:t>
+      </w:r>
+    </w:p>
+    <w:p>
+      <w:pPr>
+        <w:keepNext/>
+        <w:jc w:val="center"/>
+      </w:pPr>
+      <w:r>
+        <w:drawing>
+          <wp:inline xmlns:wp="http://schemas.openxmlformats.org/drawingml/2006/wordprocessingDrawing" xmlns:a="http://schemas.openxmlformats.org/drawingml/2006/main" xmlns:pic="http://schemas.openxmlformats.org/drawingml/2006/picture">
+            <wp:extent cx="5577840" cy="1981650"/>
+            <wp:docPr id="28" name="Picture 28"/>
+            <wp:cNvGraphicFramePr>
+              <a:graphicFrameLocks noChangeAspect="1"/>
+            </wp:cNvGraphicFramePr>
+            <a:graphic>
+              <a:graphicData uri="http://schemas.openxmlformats.org/drawingml/2006/picture">
+                <pic:pic>
+                  <pic:nvPicPr>
+                    <pic:cNvPr id="0" name="image.png"/>
+                    <pic:cNvPicPr/>
+                  </pic:nvPicPr>
+                  <pic:blipFill>
+                    <a:blip ns1:embed="rId21"/>
+                    <a:stretch>
+                      <a:fillRect/>
+                    </a:stretch>
+                  </pic:blipFill>
+                  <pic:spPr>
+                    <a:xfrm>
+                      <a:off x="0" y="0"/>
+                      <a:ext cx="5577840" cy="1981650"/>
+                    </a:xfrm>
+                    <a:prstGeom prst="rect"/>
+                  </pic:spPr>
+                </pic:pic>
+              </a:graphicData>
+            </a:graphic>
+          </wp:inline>
+        </w:drawing>
+      </w:r>
+    </w:p>
+    <w:p>
+      <w:pPr>
+        <w:keepLines/>
+        <w:jc w:val="center"/>
+      </w:pPr>
+      <w:r>
+        <w:rPr>
+          <w:i/>
+          <w:sz w:val="20"/>
+        </w:rPr>
+        <w:t>Figura 5.4. MAE diario según el día del horizonte en los periodos de desarrollo y prueba.</w:t>
+      </w:r>
+    </w:p>
+    <w:p>
+      <w:pPr>
+        <w:keepNext/>
+        <w:spacing w:after="120"/>
+      </w:pPr>
+      <w:r>
+        <w:rPr>
+          <w:b/>
+        </w:rPr>
+        <w:t>Tabla 5.5. MAE diario según el día del horizonte (mm/día).</w:t>
+      </w:r>
+    </w:p>
+    <w:tbl>
+      <w:tblPr>
+        <w:tblW w:type="auto" w:w="0"/>
+        <w:tblLayout w:type="autofit"/>
+        <w:tblLook w:firstColumn="1" w:firstRow="1" w:lastColumn="0" w:lastRow="0" w:noHBand="0" w:noVBand="1" w:val="04A0"/>
+        <w:tblBorders>
+          <w:top w:val="single" w:sz="4" w:color="D9D9D9"/>
+          <w:left w:val="single" w:sz="4" w:color="D9D9D9"/>
+          <w:bottom w:val="single" w:sz="4" w:color="D9D9D9"/>
+          <w:right w:val="single" w:sz="4" w:color="D9D9D9"/>
+          <w:insideH w:val="single" w:sz="4" w:color="D9D9D9"/>
+          <w:insideV w:val="single" w:sz="4" w:color="D9D9D9"/>
+        </w:tblBorders>
+      </w:tblPr>
+      <w:tblGrid>
+        <w:gridCol w:w="1805"/>
+        <w:gridCol w:w="1805"/>
+        <w:gridCol w:w="1805"/>
+        <w:gridCol w:w="1805"/>
+        <w:gridCol w:w="1805"/>
+      </w:tblGrid>
+      <w:tr>
+        <w:trPr>
+          <w:tblHeader w:val="true"/>
+          <w:cantSplit/>
+        </w:trPr>
+        <w:tc>
+          <w:tcPr>
+            <w:tcW w:type="dxa" w:w="1805"/>
+            <w:vAlign w:val="center"/>
+            <w:tcMar>
+              <w:top w:w="90" w:type="dxa"/>
+              <w:start w:w="100" w:type="dxa"/>
+              <w:bottom w:w="90" w:type="dxa"/>
+              <w:end w:w="100" w:type="dxa"/>
+            </w:tcMar>
+            <w:shd w:fill="1F4E78"/>
+          </w:tcPr>
+          <w:p>
+            <w:pPr>
+              <w:jc w:val="left"/>
+            </w:pPr>
+            <w:r>
+              <w:rPr>
+                <w:rFonts w:ascii="Times New Roman" w:hAnsi="Times New Roman"/>
+                <w:color w:val="FFFFFF"/>
+                <w:sz w:val="16"/>
+                <w:b/>
+              </w:rPr>
+              <w:t>Día del horizonte</w:t>
+            </w:r>
+          </w:p>
+        </w:tc>
+        <w:tc>
+          <w:tcPr>
+            <w:tcW w:type="dxa" w:w="1805"/>
+            <w:vAlign w:val="center"/>
+            <w:tcMar>
+              <w:top w:w="90" w:type="dxa"/>
+              <w:start w:w="100" w:type="dxa"/>
+              <w:bottom w:w="90" w:type="dxa"/>
+              <w:end w:w="100" w:type="dxa"/>
+            </w:tcMar>
+            <w:shd w:fill="1F4E78"/>
+          </w:tcPr>
+          <w:p>
+            <w:pPr>
+              <w:jc w:val="center"/>
+            </w:pPr>
+            <w:r>
+              <w:rPr>
+                <w:rFonts w:ascii="Times New Roman" w:hAnsi="Times New Roman"/>
+                <w:color w:val="FFFFFF"/>
+                <w:sz w:val="16"/>
+                <w:b/>
+              </w:rPr>
+              <w:t>Persistencia, desarrollo</w:t>
+            </w:r>
+          </w:p>
+        </w:tc>
+        <w:tc>
+          <w:tcPr>
+            <w:tcW w:type="dxa" w:w="1805"/>
+            <w:vAlign w:val="center"/>
+            <w:tcMar>
+              <w:top w:w="90" w:type="dxa"/>
+              <w:start w:w="100" w:type="dxa"/>
+              <w:bottom w:w="90" w:type="dxa"/>
+              <w:end w:w="100" w:type="dxa"/>
+            </w:tcMar>
+            <w:shd w:fill="1F4E78"/>
+          </w:tcPr>
+          <w:p>
+            <w:pPr>
+              <w:jc w:val="center"/>
+            </w:pPr>
+            <w:r>
+              <w:rPr>
+                <w:rFonts w:ascii="Times New Roman" w:hAnsi="Times New Roman"/>
+                <w:color w:val="FFFFFF"/>
+                <w:sz w:val="16"/>
+                <w:b/>
+              </w:rPr>
+              <w:t>DSS, desarrollo</w:t>
+            </w:r>
+          </w:p>
+        </w:tc>
+        <w:tc>
+          <w:tcPr>
+            <w:tcW w:type="dxa" w:w="1805"/>
+            <w:vAlign w:val="center"/>
+            <w:tcMar>
+              <w:top w:w="90" w:type="dxa"/>
+              <w:start w:w="100" w:type="dxa"/>
+              <w:bottom w:w="90" w:type="dxa"/>
+              <w:end w:w="100" w:type="dxa"/>
+            </w:tcMar>
+            <w:shd w:fill="1F4E78"/>
+          </w:tcPr>
+          <w:p>
+            <w:pPr>
+              <w:jc w:val="center"/>
+            </w:pPr>
+            <w:r>
+              <w:rPr>
+                <w:rFonts w:ascii="Times New Roman" w:hAnsi="Times New Roman"/>
+                <w:color w:val="FFFFFF"/>
+                <w:sz w:val="16"/>
+                <w:b/>
+              </w:rPr>
+              <w:t>Persistencia, prueba</w:t>
+            </w:r>
+          </w:p>
+        </w:tc>
+        <w:tc>
+          <w:tcPr>
+            <w:tcW w:type="dxa" w:w="1805"/>
+            <w:vAlign w:val="center"/>
+            <w:tcMar>
+              <w:top w:w="90" w:type="dxa"/>
+              <w:start w:w="100" w:type="dxa"/>
+              <w:bottom w:w="90" w:type="dxa"/>
+              <w:end w:w="100" w:type="dxa"/>
+            </w:tcMar>
+            <w:shd w:fill="1F4E78"/>
+          </w:tcPr>
+          <w:p>
+            <w:pPr>
+              <w:jc w:val="center"/>
+            </w:pPr>
+            <w:r>
+              <w:rPr>
+                <w:rFonts w:ascii="Times New Roman" w:hAnsi="Times New Roman"/>
+                <w:color w:val="FFFFFF"/>
+                <w:sz w:val="16"/>
+                <w:b/>
+              </w:rPr>
+              <w:t>DSS, prueba</w:t>
+            </w:r>
+          </w:p>
+        </w:tc>
+      </w:tr>
+      <w:tr>
+        <w:trPr>
+          <w:cantSplit/>
+        </w:trPr>
+        <w:tc>
+          <w:tcPr>
+            <w:tcW w:type="dxa" w:w="1805"/>
+            <w:vAlign w:val="center"/>
+            <w:tcMar>
+              <w:top w:w="90" w:type="dxa"/>
+              <w:start w:w="100" w:type="dxa"/>
+              <w:bottom w:w="90" w:type="dxa"/>
+              <w:end w:w="100" w:type="dxa"/>
+            </w:tcMar>
+          </w:tcPr>
+          <w:p>
+            <w:pPr>
+              <w:jc w:val="left"/>
+            </w:pPr>
+            <w:r>
+              <w:rPr>
+                <w:rFonts w:ascii="Times New Roman" w:hAnsi="Times New Roman"/>
+                <w:color w:val="000000"/>
+                <w:sz w:val="16"/>
+              </w:rPr>
+              <w:t>1</w:t>
+            </w:r>
+          </w:p>
+        </w:tc>
+        <w:tc>
+          <w:tcPr>
+            <w:tcW w:type="dxa" w:w="1805"/>
+            <w:vAlign w:val="center"/>
+            <w:tcMar>
+              <w:top w:w="90" w:type="dxa"/>
+              <w:start w:w="100" w:type="dxa"/>
+              <w:bottom w:w="90" w:type="dxa"/>
+              <w:end w:w="100" w:type="dxa"/>
+            </w:tcMar>
+          </w:tcPr>
+          <w:p>
+            <w:pPr>
+              <w:jc w:val="center"/>
+            </w:pPr>
+            <w:r>
+              <w:rPr>
+                <w:rFonts w:ascii="Times New Roman" w:hAnsi="Times New Roman"/>
+                <w:color w:val="000000"/>
+                <w:sz w:val="16"/>
+              </w:rPr>
+              <w:t>0,467</w:t>
+            </w:r>
+          </w:p>
+        </w:tc>
+        <w:tc>
+          <w:tcPr>
+            <w:tcW w:type="dxa" w:w="1805"/>
+            <w:vAlign w:val="center"/>
+            <w:tcMar>
+              <w:top w:w="90" w:type="dxa"/>
+              <w:start w:w="100" w:type="dxa"/>
+              <w:bottom w:w="90" w:type="dxa"/>
+              <w:end w:w="100" w:type="dxa"/>
+            </w:tcMar>
+          </w:tcPr>
+          <w:p>
+            <w:pPr>
+              <w:jc w:val="center"/>
+            </w:pPr>
+            <w:r>
+              <w:rPr>
+                <w:rFonts w:ascii="Times New Roman" w:hAnsi="Times New Roman"/>
+                <w:color w:val="000000"/>
+                <w:sz w:val="16"/>
+              </w:rPr>
+              <w:t>0,435</w:t>
+            </w:r>
+          </w:p>
+        </w:tc>
+        <w:tc>
+          <w:tcPr>
+            <w:tcW w:type="dxa" w:w="1805"/>
+            <w:vAlign w:val="center"/>
+            <w:tcMar>
+              <w:top w:w="90" w:type="dxa"/>
+              <w:start w:w="100" w:type="dxa"/>
+              <w:bottom w:w="90" w:type="dxa"/>
+              <w:end w:w="100" w:type="dxa"/>
+            </w:tcMar>
+          </w:tcPr>
+          <w:p>
+            <w:pPr>
+              <w:jc w:val="center"/>
+            </w:pPr>
+            <w:r>
+              <w:rPr>
+                <w:rFonts w:ascii="Times New Roman" w:hAnsi="Times New Roman"/>
+                <w:color w:val="000000"/>
+                <w:sz w:val="16"/>
+              </w:rPr>
+              <w:t>0,120</w:t>
+            </w:r>
+          </w:p>
+        </w:tc>
+        <w:tc>
+          <w:tcPr>
+            <w:tcW w:type="dxa" w:w="1805"/>
+            <w:vAlign w:val="center"/>
+            <w:tcMar>
+              <w:top w:w="90" w:type="dxa"/>
+              <w:start w:w="100" w:type="dxa"/>
+              <w:bottom w:w="90" w:type="dxa"/>
+              <w:end w:w="100" w:type="dxa"/>
+            </w:tcMar>
+          </w:tcPr>
+          <w:p>
+            <w:pPr>
+              <w:jc w:val="center"/>
+            </w:pPr>
+            <w:r>
+              <w:rPr>
+                <w:rFonts w:ascii="Times New Roman" w:hAnsi="Times New Roman"/>
+                <w:color w:val="000000"/>
+                <w:sz w:val="16"/>
+              </w:rPr>
+              <w:t>0,090</w:t>
+            </w:r>
+          </w:p>
+        </w:tc>
+      </w:tr>
+      <w:tr>
+        <w:trPr>
+          <w:cantSplit/>
+        </w:trPr>
+        <w:tc>
+          <w:tcPr>
+            <w:tcW w:type="dxa" w:w="1805"/>
+            <w:vAlign w:val="center"/>
+            <w:tcMar>
+              <w:top w:w="90" w:type="dxa"/>
+              <w:start w:w="100" w:type="dxa"/>
+              <w:bottom w:w="90" w:type="dxa"/>
+              <w:end w:w="100" w:type="dxa"/>
+            </w:tcMar>
+          </w:tcPr>
+          <w:p>
+            <w:pPr>
+              <w:jc w:val="left"/>
+            </w:pPr>
+            <w:r>
+              <w:rPr>
+                <w:rFonts w:ascii="Times New Roman" w:hAnsi="Times New Roman"/>
+                <w:color w:val="000000"/>
+                <w:sz w:val="16"/>
+              </w:rPr>
+              <w:t>2</w:t>
+            </w:r>
+          </w:p>
+        </w:tc>
+        <w:tc>
+          <w:tcPr>
+            <w:tcW w:type="dxa" w:w="1805"/>
+            <w:vAlign w:val="center"/>
+            <w:tcMar>
+              <w:top w:w="90" w:type="dxa"/>
+              <w:start w:w="100" w:type="dxa"/>
+              <w:bottom w:w="90" w:type="dxa"/>
+              <w:end w:w="100" w:type="dxa"/>
+            </w:tcMar>
+          </w:tcPr>
+          <w:p>
+            <w:pPr>
+              <w:jc w:val="center"/>
+            </w:pPr>
+            <w:r>
+              <w:rPr>
+                <w:rFonts w:ascii="Times New Roman" w:hAnsi="Times New Roman"/>
+                <w:color w:val="000000"/>
+                <w:sz w:val="16"/>
+              </w:rPr>
+              <w:t>0,613</w:t>
+            </w:r>
+          </w:p>
+        </w:tc>
+        <w:tc>
+          <w:tcPr>
+            <w:tcW w:type="dxa" w:w="1805"/>
+            <w:vAlign w:val="center"/>
+            <w:tcMar>
+              <w:top w:w="90" w:type="dxa"/>
+              <w:start w:w="100" w:type="dxa"/>
+              <w:bottom w:w="90" w:type="dxa"/>
+              <w:end w:w="100" w:type="dxa"/>
+            </w:tcMar>
+          </w:tcPr>
+          <w:p>
+            <w:pPr>
+              <w:jc w:val="center"/>
+            </w:pPr>
+            <w:r>
+              <w:rPr>
+                <w:rFonts w:ascii="Times New Roman" w:hAnsi="Times New Roman"/>
+                <w:color w:val="000000"/>
+                <w:sz w:val="16"/>
+              </w:rPr>
+              <w:t>0,469</w:t>
+            </w:r>
+          </w:p>
+        </w:tc>
+        <w:tc>
+          <w:tcPr>
+            <w:tcW w:type="dxa" w:w="1805"/>
+            <w:vAlign w:val="center"/>
+            <w:tcMar>
+              <w:top w:w="90" w:type="dxa"/>
+              <w:start w:w="100" w:type="dxa"/>
+              <w:bottom w:w="90" w:type="dxa"/>
+              <w:end w:w="100" w:type="dxa"/>
+            </w:tcMar>
+          </w:tcPr>
+          <w:p>
+            <w:pPr>
+              <w:jc w:val="center"/>
+            </w:pPr>
+            <w:r>
+              <w:rPr>
+                <w:rFonts w:ascii="Times New Roman" w:hAnsi="Times New Roman"/>
+                <w:color w:val="000000"/>
+                <w:sz w:val="16"/>
+              </w:rPr>
+              <w:t>0,115</w:t>
+            </w:r>
+          </w:p>
+        </w:tc>
+        <w:tc>
+          <w:tcPr>
+            <w:tcW w:type="dxa" w:w="1805"/>
+            <w:vAlign w:val="center"/>
+            <w:tcMar>
+              <w:top w:w="90" w:type="dxa"/>
+              <w:start w:w="100" w:type="dxa"/>
+              <w:bottom w:w="90" w:type="dxa"/>
+              <w:end w:w="100" w:type="dxa"/>
+            </w:tcMar>
+          </w:tcPr>
+          <w:p>
+            <w:pPr>
+              <w:jc w:val="center"/>
+            </w:pPr>
+            <w:r>
+              <w:rPr>
+                <w:rFonts w:ascii="Times New Roman" w:hAnsi="Times New Roman"/>
+                <w:color w:val="000000"/>
+                <w:sz w:val="16"/>
+              </w:rPr>
+              <w:t>0,092</w:t>
+            </w:r>
+          </w:p>
+        </w:tc>
+      </w:tr>
+      <w:tr>
+        <w:trPr>
+          <w:cantSplit/>
+        </w:trPr>
+        <w:tc>
+          <w:tcPr>
+            <w:tcW w:type="dxa" w:w="1805"/>
+            <w:vAlign w:val="center"/>
+            <w:tcMar>
+              <w:top w:w="90" w:type="dxa"/>
+              <w:start w:w="100" w:type="dxa"/>
+              <w:bottom w:w="90" w:type="dxa"/>
+              <w:end w:w="100" w:type="dxa"/>
+            </w:tcMar>
+          </w:tcPr>
+          <w:p>
+            <w:pPr>
+              <w:jc w:val="left"/>
+            </w:pPr>
+            <w:r>
+              <w:rPr>
+                <w:rFonts w:ascii="Times New Roman" w:hAnsi="Times New Roman"/>
+                <w:color w:val="000000"/>
+                <w:sz w:val="16"/>
+              </w:rPr>
+              <w:t>3</w:t>
+            </w:r>
+          </w:p>
+        </w:tc>
+        <w:tc>
+          <w:tcPr>
+            <w:tcW w:type="dxa" w:w="1805"/>
+            <w:vAlign w:val="center"/>
+            <w:tcMar>
+              <w:top w:w="90" w:type="dxa"/>
+              <w:start w:w="100" w:type="dxa"/>
+              <w:bottom w:w="90" w:type="dxa"/>
+              <w:end w:w="100" w:type="dxa"/>
+            </w:tcMar>
+          </w:tcPr>
+          <w:p>
+            <w:pPr>
+              <w:jc w:val="center"/>
+            </w:pPr>
+            <w:r>
+              <w:rPr>
+                <w:rFonts w:ascii="Times New Roman" w:hAnsi="Times New Roman"/>
+                <w:color w:val="000000"/>
+                <w:sz w:val="16"/>
+              </w:rPr>
+              <w:t>0,652</w:t>
+            </w:r>
+          </w:p>
+        </w:tc>
+        <w:tc>
+          <w:tcPr>
+            <w:tcW w:type="dxa" w:w="1805"/>
+            <w:vAlign w:val="center"/>
+            <w:tcMar>
+              <w:top w:w="90" w:type="dxa"/>
+              <w:start w:w="100" w:type="dxa"/>
+              <w:bottom w:w="90" w:type="dxa"/>
+              <w:end w:w="100" w:type="dxa"/>
+            </w:tcMar>
+          </w:tcPr>
+          <w:p>
+            <w:pPr>
+              <w:jc w:val="center"/>
+            </w:pPr>
+            <w:r>
+              <w:rPr>
+                <w:rFonts w:ascii="Times New Roman" w:hAnsi="Times New Roman"/>
+                <w:color w:val="000000"/>
+                <w:sz w:val="16"/>
+              </w:rPr>
+              <w:t>0,476</w:t>
+            </w:r>
+          </w:p>
+        </w:tc>
+        <w:tc>
+          <w:tcPr>
+            <w:tcW w:type="dxa" w:w="1805"/>
+            <w:vAlign w:val="center"/>
+            <w:tcMar>
+              <w:top w:w="90" w:type="dxa"/>
+              <w:start w:w="100" w:type="dxa"/>
+              <w:bottom w:w="90" w:type="dxa"/>
+              <w:end w:w="100" w:type="dxa"/>
+            </w:tcMar>
+          </w:tcPr>
+          <w:p>
+            <w:pPr>
+              <w:jc w:val="center"/>
+            </w:pPr>
+            <w:r>
+              <w:rPr>
+                <w:rFonts w:ascii="Times New Roman" w:hAnsi="Times New Roman"/>
+                <w:color w:val="000000"/>
+                <w:sz w:val="16"/>
+              </w:rPr>
+              <w:t>0,130</w:t>
+            </w:r>
+          </w:p>
+        </w:tc>
+        <w:tc>
+          <w:tcPr>
+            <w:tcW w:type="dxa" w:w="1805"/>
+            <w:vAlign w:val="center"/>
+            <w:tcMar>
+              <w:top w:w="90" w:type="dxa"/>
+              <w:start w:w="100" w:type="dxa"/>
+              <w:bottom w:w="90" w:type="dxa"/>
+              <w:end w:w="100" w:type="dxa"/>
+            </w:tcMar>
+          </w:tcPr>
+          <w:p>
+            <w:pPr>
+              <w:jc w:val="center"/>
+            </w:pPr>
+            <w:r>
+              <w:rPr>
+                <w:rFonts w:ascii="Times New Roman" w:hAnsi="Times New Roman"/>
+                <w:color w:val="000000"/>
+                <w:sz w:val="16"/>
+              </w:rPr>
+              <w:t>0,084</w:t>
+            </w:r>
+          </w:p>
+        </w:tc>
+      </w:tr>
+      <w:tr>
+        <w:trPr>
+          <w:cantSplit/>
+        </w:trPr>
+        <w:tc>
+          <w:tcPr>
+            <w:tcW w:type="dxa" w:w="1805"/>
+            <w:vAlign w:val="center"/>
+            <w:tcMar>
+              <w:top w:w="90" w:type="dxa"/>
+              <w:start w:w="100" w:type="dxa"/>
+              <w:bottom w:w="90" w:type="dxa"/>
+              <w:end w:w="100" w:type="dxa"/>
+            </w:tcMar>
+          </w:tcPr>
+          <w:p>
+            <w:pPr>
+              <w:jc w:val="left"/>
+            </w:pPr>
+            <w:r>
+              <w:rPr>
+                <w:rFonts w:ascii="Times New Roman" w:hAnsi="Times New Roman"/>
+                <w:color w:val="000000"/>
+                <w:sz w:val="16"/>
+              </w:rPr>
+              <w:t>4</w:t>
+            </w:r>
+          </w:p>
+        </w:tc>
+        <w:tc>
+          <w:tcPr>
+            <w:tcW w:type="dxa" w:w="1805"/>
+            <w:vAlign w:val="center"/>
+            <w:tcMar>
+              <w:top w:w="90" w:type="dxa"/>
+              <w:start w:w="100" w:type="dxa"/>
+              <w:bottom w:w="90" w:type="dxa"/>
+              <w:end w:w="100" w:type="dxa"/>
+            </w:tcMar>
+          </w:tcPr>
+          <w:p>
+            <w:pPr>
+              <w:jc w:val="center"/>
+            </w:pPr>
+            <w:r>
+              <w:rPr>
+                <w:rFonts w:ascii="Times New Roman" w:hAnsi="Times New Roman"/>
+                <w:color w:val="000000"/>
+                <w:sz w:val="16"/>
+              </w:rPr>
+              <w:t>0,702</w:t>
+            </w:r>
+          </w:p>
+        </w:tc>
+        <w:tc>
+          <w:tcPr>
+            <w:tcW w:type="dxa" w:w="1805"/>
+            <w:vAlign w:val="center"/>
+            <w:tcMar>
+              <w:top w:w="90" w:type="dxa"/>
+              <w:start w:w="100" w:type="dxa"/>
+              <w:bottom w:w="90" w:type="dxa"/>
+              <w:end w:w="100" w:type="dxa"/>
+            </w:tcMar>
+          </w:tcPr>
+          <w:p>
+            <w:pPr>
+              <w:jc w:val="center"/>
+            </w:pPr>
+            <w:r>
+              <w:rPr>
+                <w:rFonts w:ascii="Times New Roman" w:hAnsi="Times New Roman"/>
+                <w:color w:val="000000"/>
+                <w:sz w:val="16"/>
+              </w:rPr>
+              <w:t>0,477</w:t>
+            </w:r>
+          </w:p>
+        </w:tc>
+        <w:tc>
+          <w:tcPr>
+            <w:tcW w:type="dxa" w:w="1805"/>
+            <w:vAlign w:val="center"/>
+            <w:tcMar>
+              <w:top w:w="90" w:type="dxa"/>
+              <w:start w:w="100" w:type="dxa"/>
+              <w:bottom w:w="90" w:type="dxa"/>
+              <w:end w:w="100" w:type="dxa"/>
+            </w:tcMar>
+          </w:tcPr>
+          <w:p>
+            <w:pPr>
+              <w:jc w:val="center"/>
+            </w:pPr>
+            <w:r>
+              <w:rPr>
+                <w:rFonts w:ascii="Times New Roman" w:hAnsi="Times New Roman"/>
+                <w:color w:val="000000"/>
+                <w:sz w:val="16"/>
+              </w:rPr>
+              <w:t>0,122</w:t>
+            </w:r>
+          </w:p>
+        </w:tc>
+        <w:tc>
+          <w:tcPr>
+            <w:tcW w:type="dxa" w:w="1805"/>
+            <w:vAlign w:val="center"/>
+            <w:tcMar>
+              <w:top w:w="90" w:type="dxa"/>
+              <w:start w:w="100" w:type="dxa"/>
+              <w:bottom w:w="90" w:type="dxa"/>
+              <w:end w:w="100" w:type="dxa"/>
+            </w:tcMar>
+          </w:tcPr>
+          <w:p>
+            <w:pPr>
+              <w:jc w:val="center"/>
+            </w:pPr>
+            <w:r>
+              <w:rPr>
+                <w:rFonts w:ascii="Times New Roman" w:hAnsi="Times New Roman"/>
+                <w:color w:val="000000"/>
+                <w:sz w:val="16"/>
+              </w:rPr>
+              <w:t>0,092</w:t>
+            </w:r>
+          </w:p>
+        </w:tc>
+      </w:tr>
+      <w:tr>
+        <w:trPr>
+          <w:cantSplit/>
+        </w:trPr>
+        <w:tc>
+          <w:tcPr>
+            <w:tcW w:type="dxa" w:w="1805"/>
+            <w:vAlign w:val="center"/>
+            <w:tcMar>
+              <w:top w:w="90" w:type="dxa"/>
+              <w:start w:w="100" w:type="dxa"/>
+              <w:bottom w:w="90" w:type="dxa"/>
+              <w:end w:w="100" w:type="dxa"/>
+            </w:tcMar>
+          </w:tcPr>
+          <w:p>
+            <w:pPr>
+              <w:jc w:val="left"/>
+            </w:pPr>
+            <w:r>
+              <w:rPr>
+                <w:rFonts w:ascii="Times New Roman" w:hAnsi="Times New Roman"/>
+                <w:color w:val="000000"/>
+                <w:sz w:val="16"/>
+              </w:rPr>
+              <w:t>5</w:t>
+            </w:r>
+          </w:p>
+        </w:tc>
+        <w:tc>
+          <w:tcPr>
+            <w:tcW w:type="dxa" w:w="1805"/>
+            <w:vAlign w:val="center"/>
+            <w:tcMar>
+              <w:top w:w="90" w:type="dxa"/>
+              <w:start w:w="100" w:type="dxa"/>
+              <w:bottom w:w="90" w:type="dxa"/>
+              <w:end w:w="100" w:type="dxa"/>
+            </w:tcMar>
+          </w:tcPr>
+          <w:p>
+            <w:pPr>
+              <w:jc w:val="center"/>
+            </w:pPr>
+            <w:r>
+              <w:rPr>
+                <w:rFonts w:ascii="Times New Roman" w:hAnsi="Times New Roman"/>
+                <w:color w:val="000000"/>
+                <w:sz w:val="16"/>
+              </w:rPr>
+              <w:t>0,754</w:t>
+            </w:r>
+          </w:p>
+        </w:tc>
+        <w:tc>
+          <w:tcPr>
+            <w:tcW w:type="dxa" w:w="1805"/>
+            <w:vAlign w:val="center"/>
+            <w:tcMar>
+              <w:top w:w="90" w:type="dxa"/>
+              <w:start w:w="100" w:type="dxa"/>
+              <w:bottom w:w="90" w:type="dxa"/>
+              <w:end w:w="100" w:type="dxa"/>
+            </w:tcMar>
+          </w:tcPr>
+          <w:p>
+            <w:pPr>
+              <w:jc w:val="center"/>
+            </w:pPr>
+            <w:r>
+              <w:rPr>
+                <w:rFonts w:ascii="Times New Roman" w:hAnsi="Times New Roman"/>
+                <w:color w:val="000000"/>
+                <w:sz w:val="16"/>
+              </w:rPr>
+              <w:t>0,481</w:t>
+            </w:r>
+          </w:p>
+        </w:tc>
+        <w:tc>
+          <w:tcPr>
+            <w:tcW w:type="dxa" w:w="1805"/>
+            <w:vAlign w:val="center"/>
+            <w:tcMar>
+              <w:top w:w="90" w:type="dxa"/>
+              <w:start w:w="100" w:type="dxa"/>
+              <w:bottom w:w="90" w:type="dxa"/>
+              <w:end w:w="100" w:type="dxa"/>
+            </w:tcMar>
+          </w:tcPr>
+          <w:p>
+            <w:pPr>
+              <w:jc w:val="center"/>
+            </w:pPr>
+            <w:r>
+              <w:rPr>
+                <w:rFonts w:ascii="Times New Roman" w:hAnsi="Times New Roman"/>
+                <w:color w:val="000000"/>
+                <w:sz w:val="16"/>
+              </w:rPr>
+              <w:t>0,132</w:t>
+            </w:r>
+          </w:p>
+        </w:tc>
+        <w:tc>
+          <w:tcPr>
+            <w:tcW w:type="dxa" w:w="1805"/>
+            <w:vAlign w:val="center"/>
+            <w:tcMar>
+              <w:top w:w="90" w:type="dxa"/>
+              <w:start w:w="100" w:type="dxa"/>
+              <w:bottom w:w="90" w:type="dxa"/>
+              <w:end w:w="100" w:type="dxa"/>
+            </w:tcMar>
+          </w:tcPr>
+          <w:p>
+            <w:pPr>
+              <w:jc w:val="center"/>
+            </w:pPr>
+            <w:r>
+              <w:rPr>
+                <w:rFonts w:ascii="Times New Roman" w:hAnsi="Times New Roman"/>
+                <w:color w:val="000000"/>
+                <w:sz w:val="16"/>
+              </w:rPr>
+              <w:t>0,101</w:t>
+            </w:r>
+          </w:p>
+        </w:tc>
+      </w:tr>
+      <w:tr>
+        <w:trPr>
+          <w:cantSplit/>
+        </w:trPr>
+        <w:tc>
+          <w:tcPr>
+            <w:tcW w:type="dxa" w:w="1805"/>
+            <w:vAlign w:val="center"/>
+            <w:tcMar>
+              <w:top w:w="90" w:type="dxa"/>
+              <w:start w:w="100" w:type="dxa"/>
+              <w:bottom w:w="90" w:type="dxa"/>
+              <w:end w:w="100" w:type="dxa"/>
+            </w:tcMar>
+          </w:tcPr>
+          <w:p>
+            <w:pPr>
+              <w:jc w:val="left"/>
+            </w:pPr>
+            <w:r>
+              <w:rPr>
+                <w:rFonts w:ascii="Times New Roman" w:hAnsi="Times New Roman"/>
+                <w:color w:val="000000"/>
+                <w:sz w:val="16"/>
+              </w:rPr>
+              <w:t>6</w:t>
+            </w:r>
+          </w:p>
+        </w:tc>
+        <w:tc>
+          <w:tcPr>
+            <w:tcW w:type="dxa" w:w="1805"/>
+            <w:vAlign w:val="center"/>
+            <w:tcMar>
+              <w:top w:w="90" w:type="dxa"/>
+              <w:start w:w="100" w:type="dxa"/>
+              <w:bottom w:w="90" w:type="dxa"/>
+              <w:end w:w="100" w:type="dxa"/>
+            </w:tcMar>
+          </w:tcPr>
+          <w:p>
+            <w:pPr>
+              <w:jc w:val="center"/>
+            </w:pPr>
+            <w:r>
+              <w:rPr>
+                <w:rFonts w:ascii="Times New Roman" w:hAnsi="Times New Roman"/>
+                <w:color w:val="000000"/>
+                <w:sz w:val="16"/>
+              </w:rPr>
+              <w:t>0,813</w:t>
+            </w:r>
+          </w:p>
+        </w:tc>
+        <w:tc>
+          <w:tcPr>
+            <w:tcW w:type="dxa" w:w="1805"/>
+            <w:vAlign w:val="center"/>
+            <w:tcMar>
+              <w:top w:w="90" w:type="dxa"/>
+              <w:start w:w="100" w:type="dxa"/>
+              <w:bottom w:w="90" w:type="dxa"/>
+              <w:end w:w="100" w:type="dxa"/>
+            </w:tcMar>
+          </w:tcPr>
+          <w:p>
+            <w:pPr>
+              <w:jc w:val="center"/>
+            </w:pPr>
+            <w:r>
+              <w:rPr>
+                <w:rFonts w:ascii="Times New Roman" w:hAnsi="Times New Roman"/>
+                <w:color w:val="000000"/>
+                <w:sz w:val="16"/>
+              </w:rPr>
+              <w:t>0,482</w:t>
+            </w:r>
+          </w:p>
+        </w:tc>
+        <w:tc>
+          <w:tcPr>
+            <w:tcW w:type="dxa" w:w="1805"/>
+            <w:vAlign w:val="center"/>
+            <w:tcMar>
+              <w:top w:w="90" w:type="dxa"/>
+              <w:start w:w="100" w:type="dxa"/>
+              <w:bottom w:w="90" w:type="dxa"/>
+              <w:end w:w="100" w:type="dxa"/>
+            </w:tcMar>
+          </w:tcPr>
+          <w:p>
+            <w:pPr>
+              <w:jc w:val="center"/>
+            </w:pPr>
+            <w:r>
+              <w:rPr>
+                <w:rFonts w:ascii="Times New Roman" w:hAnsi="Times New Roman"/>
+                <w:color w:val="000000"/>
+                <w:sz w:val="16"/>
+              </w:rPr>
+              <w:t>0,141</w:t>
+            </w:r>
+          </w:p>
+        </w:tc>
+        <w:tc>
+          <w:tcPr>
+            <w:tcW w:type="dxa" w:w="1805"/>
+            <w:vAlign w:val="center"/>
+            <w:tcMar>
+              <w:top w:w="90" w:type="dxa"/>
+              <w:start w:w="100" w:type="dxa"/>
+              <w:bottom w:w="90" w:type="dxa"/>
+              <w:end w:w="100" w:type="dxa"/>
+            </w:tcMar>
+          </w:tcPr>
+          <w:p>
+            <w:pPr>
+              <w:jc w:val="center"/>
+            </w:pPr>
+            <w:r>
+              <w:rPr>
+                <w:rFonts w:ascii="Times New Roman" w:hAnsi="Times New Roman"/>
+                <w:color w:val="000000"/>
+                <w:sz w:val="16"/>
+              </w:rPr>
+              <w:t>0,122</w:t>
+            </w:r>
+          </w:p>
+        </w:tc>
+      </w:tr>
+      <w:tr>
+        <w:trPr>
+          <w:cantSplit/>
+        </w:trPr>
+        <w:tc>
+          <w:tcPr>
+            <w:tcW w:type="dxa" w:w="1805"/>
+            <w:vAlign w:val="center"/>
+            <w:tcMar>
+              <w:top w:w="90" w:type="dxa"/>
+              <w:start w:w="100" w:type="dxa"/>
+              <w:bottom w:w="90" w:type="dxa"/>
+              <w:end w:w="100" w:type="dxa"/>
+            </w:tcMar>
+          </w:tcPr>
+          <w:p>
+            <w:pPr>
+              <w:jc w:val="left"/>
+            </w:pPr>
+            <w:r>
+              <w:rPr>
+                <w:rFonts w:ascii="Times New Roman" w:hAnsi="Times New Roman"/>
+                <w:color w:val="000000"/>
+                <w:sz w:val="16"/>
+              </w:rPr>
+              <w:t>7</w:t>
+            </w:r>
+          </w:p>
+        </w:tc>
+        <w:tc>
+          <w:tcPr>
+            <w:tcW w:type="dxa" w:w="1805"/>
+            <w:vAlign w:val="center"/>
+            <w:tcMar>
+              <w:top w:w="90" w:type="dxa"/>
+              <w:start w:w="100" w:type="dxa"/>
+              <w:bottom w:w="90" w:type="dxa"/>
+              <w:end w:w="100" w:type="dxa"/>
+            </w:tcMar>
+          </w:tcPr>
+          <w:p>
+            <w:pPr>
+              <w:jc w:val="center"/>
+            </w:pPr>
+            <w:r>
+              <w:rPr>
+                <w:rFonts w:ascii="Times New Roman" w:hAnsi="Times New Roman"/>
+                <w:color w:val="000000"/>
+                <w:sz w:val="16"/>
+              </w:rPr>
+              <w:t>0,871</w:t>
+            </w:r>
+          </w:p>
+        </w:tc>
+        <w:tc>
+          <w:tcPr>
+            <w:tcW w:type="dxa" w:w="1805"/>
+            <w:vAlign w:val="center"/>
+            <w:tcMar>
+              <w:top w:w="90" w:type="dxa"/>
+              <w:start w:w="100" w:type="dxa"/>
+              <w:bottom w:w="90" w:type="dxa"/>
+              <w:end w:w="100" w:type="dxa"/>
+            </w:tcMar>
+          </w:tcPr>
+          <w:p>
+            <w:pPr>
+              <w:jc w:val="center"/>
+            </w:pPr>
+            <w:r>
+              <w:rPr>
+                <w:rFonts w:ascii="Times New Roman" w:hAnsi="Times New Roman"/>
+                <w:color w:val="000000"/>
+                <w:sz w:val="16"/>
+              </w:rPr>
+              <w:t>0,477</w:t>
+            </w:r>
+          </w:p>
+        </w:tc>
+        <w:tc>
+          <w:tcPr>
+            <w:tcW w:type="dxa" w:w="1805"/>
+            <w:vAlign w:val="center"/>
+            <w:tcMar>
+              <w:top w:w="90" w:type="dxa"/>
+              <w:start w:w="100" w:type="dxa"/>
+              <w:bottom w:w="90" w:type="dxa"/>
+              <w:end w:w="100" w:type="dxa"/>
+            </w:tcMar>
+          </w:tcPr>
+          <w:p>
+            <w:pPr>
+              <w:jc w:val="center"/>
+            </w:pPr>
+            <w:r>
+              <w:rPr>
+                <w:rFonts w:ascii="Times New Roman" w:hAnsi="Times New Roman"/>
+                <w:color w:val="000000"/>
+                <w:sz w:val="16"/>
+              </w:rPr>
+              <w:t>0,126</w:t>
+            </w:r>
+          </w:p>
+        </w:tc>
+        <w:tc>
+          <w:tcPr>
+            <w:tcW w:type="dxa" w:w="1805"/>
+            <w:vAlign w:val="center"/>
+            <w:tcMar>
+              <w:top w:w="90" w:type="dxa"/>
+              <w:start w:w="100" w:type="dxa"/>
+              <w:bottom w:w="90" w:type="dxa"/>
+              <w:end w:w="100" w:type="dxa"/>
+            </w:tcMar>
+          </w:tcPr>
+          <w:p>
+            <w:pPr>
+              <w:jc w:val="center"/>
+            </w:pPr>
+            <w:r>
+              <w:rPr>
+                <w:rFonts w:ascii="Times New Roman" w:hAnsi="Times New Roman"/>
+                <w:color w:val="000000"/>
+                <w:sz w:val="16"/>
+              </w:rPr>
+              <w:t>0,134</w:t>
+            </w:r>
+          </w:p>
+        </w:tc>
+      </w:tr>
+    </w:tbl>
+    <w:p>
+      <w:pPr>
+        <w:spacing w:after="40"/>
+      </w:pPr>
+    </w:p>
+    <w:p>
+      <w:pPr>
+        <w:spacing w:after="120"/>
+      </w:pPr>
+      <w:r>
+        <w:t>En el periodo de desarrollo el error de la persistencia casi se duplica entre el primer y el séptimo día, mientras que el del sistema se mantiene entre 0,44 y 0,48 mm. Al separar los casos se aprecian dos causas. Cuando el horizonte cruza un cambio de fase, lo que ocurre en el 4 % de las emisiones a un día y en el 25 % a siete días, la persistencia comete un error medio de unos 1,6 mm y el sistema de 0,33 a 0,43 mm. Cuando no lo cruza, la persistencia pasa de 0,42 a 0,63 mm entre el primer y el séptimo día y el sistema de 0,44 a 0,51 mm, porque la media de siete días filtra las oscilaciones de un día concreto y representa mejor el nivel de demanda de los días siguientes. En ese último subconjunto la persistencia es ligeramente mejor a un día, con 0,42 frente a 0,44 mm, de modo que la ventaja del sistema en el primer día procede sobre todo de los cambios de fase. En la prueba el comportamiento es distinto. Septiembre tiene un Kc constante y una ET0 en descenso continuo, de modo que ninguna de las dos vías dispone de información sobre esa tendencia. El sistema mantiene la ventaja hasta el quinto día, la reduce en el sexto y pierde frente a la persistencia en el séptimo, con 0,134 frente a 0,126 mm.</w:t>
+      </w:r>
+    </w:p>
+    <w:p>
+      <w:pPr>
+        <w:spacing w:after="120"/>
+      </w:pPr>
+      <w:r>
+        <w:t>Estos resultados justifican tres decisiones del diseño. La primera es ofrecer horizontes de hasta siete días, puesto que el error se mantiene acotado y nunca empeora de manera brusca. La segunda es asignar confianza baja a partir del cuarto día, porque es a partir de ahí cuando el comportamiento empieza a depender de la evolución del tiempo. La tercera es mostrar en cada día el error esperado de la tabla anterior mediante la regla R9, en lugar de presentar una semana entera con la misma apariencia de certeza. Una mejora real en los horizontes largos requiere una ET0 prevista, cuya vía ya está preparada en el motor.</w:t>
+      </w:r>
+    </w:p>
+    <w:p>
+      <w:pPr>
+        <w:pStyle w:val="Heading3"/>
+        <w:keepNext/>
+      </w:pPr>
+      <w:r>
+        <w:rPr>
+          <w:rFonts w:ascii="Times New Roman" w:hAnsi="Times New Roman"/>
+          <w:color w:val="000000"/>
+          <w:sz w:val="24"/>
+        </w:rPr>
+        <w:t>5.3.5. Coherencia semanal</w:t>
+      </w:r>
+    </w:p>
+    <w:p>
+      <w:pPr>
+        <w:spacing w:after="120"/>
+      </w:pPr>
+      <w:r>
+        <w:t>Muchas decisiones de riego, como los turnos de una comunidad o la solicitud de agua, se toman a escala semanal. Se agregaron por ello las recomendaciones diarias en semanas naturales de lunes a domingo y se compararon con la referencia. Se consideraron solo las diecinueve semanas completas; las dos semanas de julio afectadas por fechas sin datos se excluyeron para no comparar totales con un número distinto de días.</w:t>
+      </w:r>
+    </w:p>
+    <w:p>
+      <w:pPr>
+        <w:keepNext/>
+        <w:jc w:val="center"/>
+      </w:pPr>
+      <w:r>
+        <w:drawing>
+          <wp:inline xmlns:wp="http://schemas.openxmlformats.org/drawingml/2006/wordprocessingDrawing" xmlns:a="http://schemas.openxmlformats.org/drawingml/2006/main" xmlns:pic="http://schemas.openxmlformats.org/drawingml/2006/picture">
+            <wp:extent cx="5577840" cy="1981650"/>
+            <wp:docPr id="29" name="Picture 29"/>
+            <wp:cNvGraphicFramePr>
+              <a:graphicFrameLocks noChangeAspect="1"/>
+            </wp:cNvGraphicFramePr>
+            <a:graphic>
+              <a:graphicData uri="http://schemas.openxmlformats.org/drawingml/2006/picture">
+                <pic:pic>
+                  <pic:nvPicPr>
+                    <pic:cNvPr id="0" name="image.png"/>
+                    <pic:cNvPicPr/>
+                  </pic:nvPicPr>
+                  <pic:blipFill>
+                    <a:blip ns1:embed="rId22"/>
+                    <a:stretch>
+                      <a:fillRect/>
+                    </a:stretch>
+                  </pic:blipFill>
+                  <pic:spPr>
+                    <a:xfrm>
+                      <a:off x="0" y="0"/>
+                      <a:ext cx="5577840" cy="1981650"/>
+                    </a:xfrm>
+                    <a:prstGeom prst="rect"/>
+                  </pic:spPr>
+                </pic:pic>
+              </a:graphicData>
+            </a:graphic>
+          </wp:inline>
+        </w:drawing>
+      </w:r>
+    </w:p>
+    <w:p>
+      <w:pPr>
+        <w:keepLines/>
+        <w:jc w:val="center"/>
+      </w:pPr>
+      <w:r>
+        <w:rPr>
+          <w:i/>
+          <w:sz w:val="20"/>
+        </w:rPr>
+        <w:t>Figura 5.5. Necesidad neta semanal planificada por el DSS frente a la referencia SiAR y dosis bruta para riego por goteo.</w:t>
+      </w:r>
+    </w:p>
+    <w:p>
+      <w:pPr>
+        <w:spacing w:after="120"/>
+      </w:pPr>
+      <w:r>
+        <w:t>El error absoluto medio semanal es de 1,21 mm, con un máximo de 4,10 mm, lo que equivale a un 4,8 % de la necesidad total de esas semanas. Las mayores diferencias aparecen en las semanas que comienzan el 7 de julio y el 4 y el 18 de agosto, con 2,32, 4,10 y 2,73 mm, cuando la necesidad semanal se sitúa entre 33 y 40 mm y la ET0 cambia de forma apreciable de una semana a otra. La Figura 5.5 permite comprobar también que la dosis bruta mantiene siempre la proporción fijada por la eficiencia y que la caída de septiembre se refleja desde la primera semana del mes.</w:t>
+      </w:r>
+    </w:p>
+    <w:p>
+      <w:pPr>
+        <w:spacing w:after="120"/>
+      </w:pPr>
+      <w:r>
+        <w:t>Además de la exactitud, se verificó la coherencia interna. En todas las consultas comprobadas la suma de las dosis diarias coincide con el total del resumen y el volumen coincide con diez metros cúbicos por milímetro y hectárea. A lo largo de la campaña no se generó ninguna dosis negativa.</w:t>
+      </w:r>
+    </w:p>
+    <w:p>
+      <w:pPr>
+        <w:pStyle w:val="Heading3"/>
+        <w:keepNext/>
+      </w:pPr>
+      <w:r>
+        <w:rPr>
+          <w:rFonts w:ascii="Times New Roman" w:hAnsi="Times New Roman"/>
+          <w:color w:val="000000"/>
+          <w:sz w:val="24"/>
+        </w:rPr>
+        <w:t>5.3.6. Sensibilidad a la eficiencia del riego</w:t>
+      </w:r>
+    </w:p>
+    <w:p>
+      <w:pPr>
+        <w:spacing w:after="120"/>
+      </w:pPr>
+      <w:r>
+        <w:t>La eficiencia es el parámetro que más modifica la cantidad de agua propuesta, y es también el más difícil de conocer con precisión. Aplicada sobre la necesidad neta de toda la campaña, la diferencia entre sistemas resulta considerable.</w:t>
+      </w:r>
+    </w:p>
+    <w:p>
+      <w:pPr>
+        <w:keepNext/>
+        <w:spacing w:after="120"/>
+      </w:pPr>
+      <w:r>
+        <w:rPr>
+          <w:b/>
+        </w:rPr>
+        <w:t>Tabla 5.6. Dosis bruta de la campaña según el sistema de riego.</w:t>
+      </w:r>
+    </w:p>
+    <w:tbl>
+      <w:tblPr>
+        <w:tblW w:type="auto" w:w="0"/>
+        <w:tblLayout w:type="autofit"/>
+        <w:tblLook w:firstColumn="1" w:firstRow="1" w:lastColumn="0" w:lastRow="0" w:noHBand="0" w:noVBand="1" w:val="04A0"/>
+        <w:tblBorders>
+          <w:top w:val="single" w:sz="4" w:color="D9D9D9"/>
+          <w:left w:val="single" w:sz="4" w:color="D9D9D9"/>
+          <w:bottom w:val="single" w:sz="4" w:color="D9D9D9"/>
+          <w:right w:val="single" w:sz="4" w:color="D9D9D9"/>
+          <w:insideH w:val="single" w:sz="4" w:color="D9D9D9"/>
+          <w:insideV w:val="single" w:sz="4" w:color="D9D9D9"/>
+        </w:tblBorders>
+      </w:tblPr>
+      <w:tblGrid>
+        <w:gridCol w:w="2257"/>
+        <w:gridCol w:w="2256"/>
+        <w:gridCol w:w="2256"/>
+        <w:gridCol w:w="2256"/>
+      </w:tblGrid>
+      <w:tr>
+        <w:trPr>
+          <w:tblHeader w:val="true"/>
+          <w:cantSplit/>
+        </w:trPr>
+        <w:tc>
+          <w:tcPr>
+            <w:tcW w:type="dxa" w:w="2257"/>
+            <w:vAlign w:val="center"/>
+            <w:tcMar>
+              <w:top w:w="90" w:type="dxa"/>
+              <w:start w:w="100" w:type="dxa"/>
+              <w:bottom w:w="90" w:type="dxa"/>
+              <w:end w:w="100" w:type="dxa"/>
+            </w:tcMar>
+            <w:shd w:fill="1F4E78"/>
+          </w:tcPr>
+          <w:p>
+            <w:pPr>
+              <w:jc w:val="left"/>
+            </w:pPr>
+            <w:r>
+              <w:rPr>
+                <w:rFonts w:ascii="Times New Roman" w:hAnsi="Times New Roman"/>
+                <w:color w:val="FFFFFF"/>
+                <w:sz w:val="16"/>
+                <w:b/>
+              </w:rPr>
+              <w:t>Sistema</w:t>
+            </w:r>
+          </w:p>
+        </w:tc>
+        <w:tc>
+          <w:tcPr>
+            <w:tcW w:type="dxa" w:w="2256"/>
+            <w:vAlign w:val="center"/>
+            <w:tcMar>
+              <w:top w:w="90" w:type="dxa"/>
+              <w:start w:w="100" w:type="dxa"/>
+              <w:bottom w:w="90" w:type="dxa"/>
+              <w:end w:w="100" w:type="dxa"/>
+            </w:tcMar>
+            <w:shd w:fill="1F4E78"/>
+          </w:tcPr>
+          <w:p>
+            <w:pPr>
+              <w:jc w:val="center"/>
+            </w:pPr>
+            <w:r>
+              <w:rPr>
+                <w:rFonts w:ascii="Times New Roman" w:hAnsi="Times New Roman"/>
+                <w:color w:val="FFFFFF"/>
+                <w:sz w:val="16"/>
+                <w:b/>
+              </w:rPr>
+              <w:t>Eficiencia</w:t>
+            </w:r>
+          </w:p>
+        </w:tc>
+        <w:tc>
+          <w:tcPr>
+            <w:tcW w:type="dxa" w:w="2256"/>
+            <w:vAlign w:val="center"/>
+            <w:tcMar>
+              <w:top w:w="90" w:type="dxa"/>
+              <w:start w:w="100" w:type="dxa"/>
+              <w:bottom w:w="90" w:type="dxa"/>
+              <w:end w:w="100" w:type="dxa"/>
+            </w:tcMar>
+            <w:shd w:fill="1F4E78"/>
+          </w:tcPr>
+          <w:p>
+            <w:pPr>
+              <w:jc w:val="center"/>
+            </w:pPr>
+            <w:r>
+              <w:rPr>
+                <w:rFonts w:ascii="Times New Roman" w:hAnsi="Times New Roman"/>
+                <w:color w:val="FFFFFF"/>
+                <w:sz w:val="16"/>
+                <w:b/>
+              </w:rPr>
+              <w:t>Dosis bruta (mm)</w:t>
+            </w:r>
+          </w:p>
+        </w:tc>
+        <w:tc>
+          <w:tcPr>
+            <w:tcW w:type="dxa" w:w="2256"/>
+            <w:vAlign w:val="center"/>
+            <w:tcMar>
+              <w:top w:w="90" w:type="dxa"/>
+              <w:start w:w="100" w:type="dxa"/>
+              <w:bottom w:w="90" w:type="dxa"/>
+              <w:end w:w="100" w:type="dxa"/>
+            </w:tcMar>
+            <w:shd w:fill="1F4E78"/>
+          </w:tcPr>
+          <w:p>
+            <w:pPr>
+              <w:jc w:val="center"/>
+            </w:pPr>
+            <w:r>
+              <w:rPr>
+                <w:rFonts w:ascii="Times New Roman" w:hAnsi="Times New Roman"/>
+                <w:color w:val="FFFFFF"/>
+                <w:sz w:val="16"/>
+                <w:b/>
+              </w:rPr>
+              <w:t>Volumen (m3/ha)</w:t>
+            </w:r>
+          </w:p>
+        </w:tc>
+      </w:tr>
+      <w:tr>
+        <w:trPr>
+          <w:cantSplit/>
+        </w:trPr>
+        <w:tc>
+          <w:tcPr>
+            <w:tcW w:type="dxa" w:w="2257"/>
+            <w:vAlign w:val="center"/>
+            <w:tcMar>
+              <w:top w:w="90" w:type="dxa"/>
+              <w:start w:w="100" w:type="dxa"/>
+              <w:bottom w:w="90" w:type="dxa"/>
+              <w:end w:w="100" w:type="dxa"/>
+            </w:tcMar>
+          </w:tcPr>
+          <w:p>
+            <w:pPr>
+              <w:jc w:val="left"/>
+            </w:pPr>
+            <w:r>
+              <w:rPr>
+                <w:rFonts w:ascii="Times New Roman" w:hAnsi="Times New Roman"/>
+                <w:color w:val="000000"/>
+                <w:sz w:val="16"/>
+              </w:rPr>
+              <w:t>Goteo</w:t>
+            </w:r>
+          </w:p>
+        </w:tc>
+        <w:tc>
+          <w:tcPr>
+            <w:tcW w:type="dxa" w:w="2256"/>
+            <w:vAlign w:val="center"/>
+            <w:tcMar>
+              <w:top w:w="90" w:type="dxa"/>
+              <w:start w:w="100" w:type="dxa"/>
+              <w:bottom w:w="90" w:type="dxa"/>
+              <w:end w:w="100" w:type="dxa"/>
+            </w:tcMar>
+          </w:tcPr>
+          <w:p>
+            <w:pPr>
+              <w:jc w:val="center"/>
+            </w:pPr>
+            <w:r>
+              <w:rPr>
+                <w:rFonts w:ascii="Times New Roman" w:hAnsi="Times New Roman"/>
+                <w:color w:val="000000"/>
+                <w:sz w:val="16"/>
+              </w:rPr>
+              <w:t>0,90</w:t>
+            </w:r>
+          </w:p>
+        </w:tc>
+        <w:tc>
+          <w:tcPr>
+            <w:tcW w:type="dxa" w:w="2256"/>
+            <w:vAlign w:val="center"/>
+            <w:tcMar>
+              <w:top w:w="90" w:type="dxa"/>
+              <w:start w:w="100" w:type="dxa"/>
+              <w:bottom w:w="90" w:type="dxa"/>
+              <w:end w:w="100" w:type="dxa"/>
+            </w:tcMar>
+          </w:tcPr>
+          <w:p>
+            <w:pPr>
+              <w:jc w:val="center"/>
+            </w:pPr>
+            <w:r>
+              <w:rPr>
+                <w:rFonts w:ascii="Times New Roman" w:hAnsi="Times New Roman"/>
+                <w:color w:val="000000"/>
+                <w:sz w:val="16"/>
+              </w:rPr>
+              <w:t>590,1</w:t>
+            </w:r>
+          </w:p>
+        </w:tc>
+        <w:tc>
+          <w:tcPr>
+            <w:tcW w:type="dxa" w:w="2256"/>
+            <w:vAlign w:val="center"/>
+            <w:tcMar>
+              <w:top w:w="90" w:type="dxa"/>
+              <w:start w:w="100" w:type="dxa"/>
+              <w:bottom w:w="90" w:type="dxa"/>
+              <w:end w:w="100" w:type="dxa"/>
+            </w:tcMar>
+          </w:tcPr>
+          <w:p>
+            <w:pPr>
+              <w:jc w:val="center"/>
+            </w:pPr>
+            <w:r>
+              <w:rPr>
+                <w:rFonts w:ascii="Times New Roman" w:hAnsi="Times New Roman"/>
+                <w:color w:val="000000"/>
+                <w:sz w:val="16"/>
+              </w:rPr>
+              <w:t>5.901</w:t>
+            </w:r>
+          </w:p>
+        </w:tc>
+      </w:tr>
+      <w:tr>
+        <w:trPr>
+          <w:cantSplit/>
+        </w:trPr>
+        <w:tc>
+          <w:tcPr>
+            <w:tcW w:type="dxa" w:w="2257"/>
+            <w:vAlign w:val="center"/>
+            <w:tcMar>
+              <w:top w:w="90" w:type="dxa"/>
+              <w:start w:w="100" w:type="dxa"/>
+              <w:bottom w:w="90" w:type="dxa"/>
+              <w:end w:w="100" w:type="dxa"/>
+            </w:tcMar>
+          </w:tcPr>
+          <w:p>
+            <w:pPr>
+              <w:jc w:val="left"/>
+            </w:pPr>
+            <w:r>
+              <w:rPr>
+                <w:rFonts w:ascii="Times New Roman" w:hAnsi="Times New Roman"/>
+                <w:color w:val="000000"/>
+                <w:sz w:val="16"/>
+              </w:rPr>
+              <w:t>Aspersión</w:t>
+            </w:r>
+          </w:p>
+        </w:tc>
+        <w:tc>
+          <w:tcPr>
+            <w:tcW w:type="dxa" w:w="2256"/>
+            <w:vAlign w:val="center"/>
+            <w:tcMar>
+              <w:top w:w="90" w:type="dxa"/>
+              <w:start w:w="100" w:type="dxa"/>
+              <w:bottom w:w="90" w:type="dxa"/>
+              <w:end w:w="100" w:type="dxa"/>
+            </w:tcMar>
+          </w:tcPr>
+          <w:p>
+            <w:pPr>
+              <w:jc w:val="center"/>
+            </w:pPr>
+            <w:r>
+              <w:rPr>
+                <w:rFonts w:ascii="Times New Roman" w:hAnsi="Times New Roman"/>
+                <w:color w:val="000000"/>
+                <w:sz w:val="16"/>
+              </w:rPr>
+              <w:t>0,75</w:t>
+            </w:r>
+          </w:p>
+        </w:tc>
+        <w:tc>
+          <w:tcPr>
+            <w:tcW w:type="dxa" w:w="2256"/>
+            <w:vAlign w:val="center"/>
+            <w:tcMar>
+              <w:top w:w="90" w:type="dxa"/>
+              <w:start w:w="100" w:type="dxa"/>
+              <w:bottom w:w="90" w:type="dxa"/>
+              <w:end w:w="100" w:type="dxa"/>
+            </w:tcMar>
+          </w:tcPr>
+          <w:p>
+            <w:pPr>
+              <w:jc w:val="center"/>
+            </w:pPr>
+            <w:r>
+              <w:rPr>
+                <w:rFonts w:ascii="Times New Roman" w:hAnsi="Times New Roman"/>
+                <w:color w:val="000000"/>
+                <w:sz w:val="16"/>
+              </w:rPr>
+              <w:t>708,1</w:t>
+            </w:r>
+          </w:p>
+        </w:tc>
+        <w:tc>
+          <w:tcPr>
+            <w:tcW w:type="dxa" w:w="2256"/>
+            <w:vAlign w:val="center"/>
+            <w:tcMar>
+              <w:top w:w="90" w:type="dxa"/>
+              <w:start w:w="100" w:type="dxa"/>
+              <w:bottom w:w="90" w:type="dxa"/>
+              <w:end w:w="100" w:type="dxa"/>
+            </w:tcMar>
+          </w:tcPr>
+          <w:p>
+            <w:pPr>
+              <w:jc w:val="center"/>
+            </w:pPr>
+            <w:r>
+              <w:rPr>
+                <w:rFonts w:ascii="Times New Roman" w:hAnsi="Times New Roman"/>
+                <w:color w:val="000000"/>
+                <w:sz w:val="16"/>
+              </w:rPr>
+              <w:t>7.081</w:t>
+            </w:r>
+          </w:p>
+        </w:tc>
+      </w:tr>
+      <w:tr>
+        <w:trPr>
+          <w:cantSplit/>
+        </w:trPr>
+        <w:tc>
+          <w:tcPr>
+            <w:tcW w:type="dxa" w:w="2257"/>
+            <w:vAlign w:val="center"/>
+            <w:tcMar>
+              <w:top w:w="90" w:type="dxa"/>
+              <w:start w:w="100" w:type="dxa"/>
+              <w:bottom w:w="90" w:type="dxa"/>
+              <w:end w:w="100" w:type="dxa"/>
+            </w:tcMar>
+          </w:tcPr>
+          <w:p>
+            <w:pPr>
+              <w:jc w:val="left"/>
+            </w:pPr>
+            <w:r>
+              <w:rPr>
+                <w:rFonts w:ascii="Times New Roman" w:hAnsi="Times New Roman"/>
+                <w:color w:val="000000"/>
+                <w:sz w:val="16"/>
+              </w:rPr>
+              <w:t>Superficie</w:t>
+            </w:r>
+          </w:p>
+        </w:tc>
+        <w:tc>
+          <w:tcPr>
+            <w:tcW w:type="dxa" w:w="2256"/>
+            <w:vAlign w:val="center"/>
+            <w:tcMar>
+              <w:top w:w="90" w:type="dxa"/>
+              <w:start w:w="100" w:type="dxa"/>
+              <w:bottom w:w="90" w:type="dxa"/>
+              <w:end w:w="100" w:type="dxa"/>
+            </w:tcMar>
+          </w:tcPr>
+          <w:p>
+            <w:pPr>
+              <w:jc w:val="center"/>
+            </w:pPr>
+            <w:r>
+              <w:rPr>
+                <w:rFonts w:ascii="Times New Roman" w:hAnsi="Times New Roman"/>
+                <w:color w:val="000000"/>
+                <w:sz w:val="16"/>
+              </w:rPr>
+              <w:t>0,60</w:t>
+            </w:r>
+          </w:p>
+        </w:tc>
+        <w:tc>
+          <w:tcPr>
+            <w:tcW w:type="dxa" w:w="2256"/>
+            <w:vAlign w:val="center"/>
+            <w:tcMar>
+              <w:top w:w="90" w:type="dxa"/>
+              <w:start w:w="100" w:type="dxa"/>
+              <w:bottom w:w="90" w:type="dxa"/>
+              <w:end w:w="100" w:type="dxa"/>
+            </w:tcMar>
+          </w:tcPr>
+          <w:p>
+            <w:pPr>
+              <w:jc w:val="center"/>
+            </w:pPr>
+            <w:r>
+              <w:rPr>
+                <w:rFonts w:ascii="Times New Roman" w:hAnsi="Times New Roman"/>
+                <w:color w:val="000000"/>
+                <w:sz w:val="16"/>
+              </w:rPr>
+              <w:t>885,1</w:t>
+            </w:r>
+          </w:p>
+        </w:tc>
+        <w:tc>
+          <w:tcPr>
+            <w:tcW w:type="dxa" w:w="2256"/>
+            <w:vAlign w:val="center"/>
+            <w:tcMar>
+              <w:top w:w="90" w:type="dxa"/>
+              <w:start w:w="100" w:type="dxa"/>
+              <w:bottom w:w="90" w:type="dxa"/>
+              <w:end w:w="100" w:type="dxa"/>
+            </w:tcMar>
+          </w:tcPr>
+          <w:p>
+            <w:pPr>
+              <w:jc w:val="center"/>
+            </w:pPr>
+            <w:r>
+              <w:rPr>
+                <w:rFonts w:ascii="Times New Roman" w:hAnsi="Times New Roman"/>
+                <w:color w:val="000000"/>
+                <w:sz w:val="16"/>
+              </w:rPr>
+              <w:t>8.851</w:t>
+            </w:r>
+          </w:p>
+        </w:tc>
+      </w:tr>
+    </w:tbl>
+    <w:p>
+      <w:pPr>
+        <w:spacing w:after="40"/>
+      </w:pPr>
+    </w:p>
+    <w:p>
+      <w:pPr>
+        <w:spacing w:after="120"/>
+      </w:pPr>
+      <w:r>
+        <w:t>Con la misma necesidad del cultivo, pasar del riego por goteo al de superficie supone aplicar un 50 % más de agua. Una desviación de diez puntos en la eficiencia introducida, por ejemplo usar 0,90 cuando la instalación real trabaja a 0,80, genera un error de alrededor del 12 % en la dosis bruta, bastante mayor que el error de estimación de la necesidad neta medido en los apartados anteriores. Esta comparación sitúa las prioridades de mejora: en una explotación real, medir la eficiencia y la uniformidad de la instalación aportaría más precisión que refinar el modelo de ET0 (Burt et al., 1997). También recuerda que una dosis menor no equivale a un ahorro neto de agua a escala de cuenca, porque parte de las pérdidas en parcela retorna al sistema hidrológico (Perry, 2007).</w:t>
+      </w:r>
+    </w:p>
+    <w:p>
+      <w:pPr>
+        <w:pStyle w:val="Heading3"/>
+        <w:keepNext/>
+      </w:pPr>
+      <w:r>
+        <w:rPr>
+          <w:rFonts w:ascii="Times New Roman" w:hAnsi="Times New Roman"/>
+          <w:color w:val="000000"/>
+          <w:sz w:val="24"/>
+        </w:rPr>
+        <w:t>5.3.7. Escenarios de robustez y trazabilidad</w:t>
+      </w:r>
+    </w:p>
+    <w:p>
+      <w:pPr>
+        <w:spacing w:after="120"/>
+      </w:pPr>
+      <w:r>
+        <w:t xml:space="preserve">El último bloque de la validación sometió al sistema a situaciones en las que una recomendación incorrecta podría causar daños o confusión. Se definieron trece escenarios con un comportamiento esperado fijado de antemano; los resultados se guardan en </w:t>
+      </w:r>
+      <w:r>
+        <w:rPr>
+          <w:rFonts w:ascii="Consolas" w:hAnsi="Consolas"/>
+          <w:sz w:val="19"/>
+        </w:rPr>
+        <w:t>docs/data_samples/dss_scenarios_5_3.csv</w:t>
+      </w:r>
+      <w:r>
+        <w:t xml:space="preserve"> y se resumen en la Tabla 5.7.</w:t>
+      </w:r>
+    </w:p>
+    <w:p>
+      <w:pPr>
+        <w:keepNext/>
+        <w:spacing w:after="120"/>
+      </w:pPr>
+      <w:r>
+        <w:rPr>
+          <w:b/>
+        </w:rPr>
+        <w:t>Tabla 5.7. Escenarios de validación del comportamiento del sistema.</w:t>
+      </w:r>
+    </w:p>
+    <w:tbl>
+      <w:tblPr>
+        <w:tblW w:type="auto" w:w="0"/>
+        <w:tblLayout w:type="autofit"/>
+        <w:tblLook w:firstColumn="1" w:firstRow="1" w:lastColumn="0" w:lastRow="0" w:noHBand="0" w:noVBand="1" w:val="04A0"/>
+        <w:tblBorders>
+          <w:top w:val="single" w:sz="4" w:color="D9D9D9"/>
+          <w:left w:val="single" w:sz="4" w:color="D9D9D9"/>
+          <w:bottom w:val="single" w:sz="4" w:color="D9D9D9"/>
+          <w:right w:val="single" w:sz="4" w:color="D9D9D9"/>
+          <w:insideH w:val="single" w:sz="4" w:color="D9D9D9"/>
+          <w:insideV w:val="single" w:sz="4" w:color="D9D9D9"/>
+        </w:tblBorders>
+      </w:tblPr>
+      <w:tblGrid>
+        <w:gridCol w:w="3009"/>
+        <w:gridCol w:w="3008"/>
+        <w:gridCol w:w="3008"/>
+      </w:tblGrid>
+      <w:tr>
+        <w:trPr>
+          <w:tblHeader w:val="true"/>
+          <w:cantSplit/>
+        </w:trPr>
+        <w:tc>
+          <w:tcPr>
+            <w:tcW w:type="dxa" w:w="3009"/>
+            <w:vAlign w:val="center"/>
+            <w:tcMar>
+              <w:top w:w="90" w:type="dxa"/>
+              <w:start w:w="100" w:type="dxa"/>
+              <w:bottom w:w="90" w:type="dxa"/>
+              <w:end w:w="100" w:type="dxa"/>
+            </w:tcMar>
+            <w:shd w:fill="1F4E78"/>
+          </w:tcPr>
+          <w:p>
+            <w:pPr>
+              <w:jc w:val="left"/>
+            </w:pPr>
+            <w:r>
+              <w:rPr>
+                <w:rFonts w:ascii="Times New Roman" w:hAnsi="Times New Roman"/>
+                <w:color w:val="FFFFFF"/>
+                <w:sz w:val="16"/>
+                <w:b/>
+              </w:rPr>
+              <w:t>Escenario</w:t>
+            </w:r>
+          </w:p>
+        </w:tc>
+        <w:tc>
+          <w:tcPr>
+            <w:tcW w:type="dxa" w:w="3008"/>
+            <w:vAlign w:val="center"/>
+            <w:tcMar>
+              <w:top w:w="90" w:type="dxa"/>
+              <w:start w:w="100" w:type="dxa"/>
+              <w:bottom w:w="90" w:type="dxa"/>
+              <w:end w:w="100" w:type="dxa"/>
+            </w:tcMar>
+            <w:shd w:fill="1F4E78"/>
+          </w:tcPr>
+          <w:p>
+            <w:pPr>
+              <w:jc w:val="center"/>
+            </w:pPr>
+            <w:r>
+              <w:rPr>
+                <w:rFonts w:ascii="Times New Roman" w:hAnsi="Times New Roman"/>
+                <w:color w:val="FFFFFF"/>
+                <w:sz w:val="16"/>
+                <w:b/>
+              </w:rPr>
+              <w:t>Comportamiento esperado</w:t>
+            </w:r>
+          </w:p>
+        </w:tc>
+        <w:tc>
+          <w:tcPr>
+            <w:tcW w:type="dxa" w:w="3008"/>
+            <w:vAlign w:val="center"/>
+            <w:tcMar>
+              <w:top w:w="90" w:type="dxa"/>
+              <w:start w:w="100" w:type="dxa"/>
+              <w:bottom w:w="90" w:type="dxa"/>
+              <w:end w:w="100" w:type="dxa"/>
+            </w:tcMar>
+            <w:shd w:fill="1F4E78"/>
+          </w:tcPr>
+          <w:p>
+            <w:pPr>
+              <w:jc w:val="center"/>
+            </w:pPr>
+            <w:r>
+              <w:rPr>
+                <w:rFonts w:ascii="Times New Roman" w:hAnsi="Times New Roman"/>
+                <w:color w:val="FFFFFF"/>
+                <w:sz w:val="16"/>
+                <w:b/>
+              </w:rPr>
+              <w:t>Resultado observado</w:t>
+            </w:r>
+          </w:p>
+        </w:tc>
+      </w:tr>
+      <w:tr>
+        <w:trPr>
+          <w:cantSplit/>
+        </w:trPr>
+        <w:tc>
+          <w:tcPr>
+            <w:tcW w:type="dxa" w:w="3009"/>
+            <w:vAlign w:val="center"/>
+            <w:tcMar>
+              <w:top w:w="90" w:type="dxa"/>
+              <w:start w:w="100" w:type="dxa"/>
+              <w:bottom w:w="90" w:type="dxa"/>
+              <w:end w:w="100" w:type="dxa"/>
+            </w:tcMar>
+          </w:tcPr>
+          <w:p>
+            <w:pPr>
+              <w:jc w:val="left"/>
+            </w:pPr>
+            <w:r>
+              <w:rPr>
+                <w:rFonts w:ascii="Times New Roman" w:hAnsi="Times New Roman"/>
+                <w:color w:val="000000"/>
+                <w:sz w:val="16"/>
+              </w:rPr>
+              <w:t>Lluvia observada superior a la ETc (23/05)</w:t>
+            </w:r>
+          </w:p>
+        </w:tc>
+        <w:tc>
+          <w:tcPr>
+            <w:tcW w:type="dxa" w:w="3008"/>
+            <w:vAlign w:val="center"/>
+            <w:tcMar>
+              <w:top w:w="90" w:type="dxa"/>
+              <w:start w:w="100" w:type="dxa"/>
+              <w:bottom w:w="90" w:type="dxa"/>
+              <w:end w:w="100" w:type="dxa"/>
+            </w:tcMar>
+          </w:tcPr>
+          <w:p>
+            <w:pPr>
+              <w:jc w:val="center"/>
+            </w:pPr>
+            <w:r>
+              <w:rPr>
+                <w:rFonts w:ascii="Times New Roman" w:hAnsi="Times New Roman"/>
+                <w:color w:val="000000"/>
+                <w:sz w:val="16"/>
+              </w:rPr>
+              <w:t>Dosis nula, nunca negativa</w:t>
+            </w:r>
+          </w:p>
+        </w:tc>
+        <w:tc>
+          <w:tcPr>
+            <w:tcW w:type="dxa" w:w="3008"/>
+            <w:vAlign w:val="center"/>
+            <w:tcMar>
+              <w:top w:w="90" w:type="dxa"/>
+              <w:start w:w="100" w:type="dxa"/>
+              <w:bottom w:w="90" w:type="dxa"/>
+              <w:end w:w="100" w:type="dxa"/>
+            </w:tcMar>
+          </w:tcPr>
+          <w:p>
+            <w:pPr>
+              <w:jc w:val="center"/>
+            </w:pPr>
+            <w:r>
+              <w:rPr>
+                <w:rFonts w:ascii="Times New Roman" w:hAnsi="Times New Roman"/>
+                <w:color w:val="000000"/>
+                <w:sz w:val="16"/>
+              </w:rPr>
+              <w:t>Necesidad de 0,00 mm por la regla R4</w:t>
+            </w:r>
+          </w:p>
+        </w:tc>
+      </w:tr>
+      <w:tr>
+        <w:trPr>
+          <w:cantSplit/>
+        </w:trPr>
+        <w:tc>
+          <w:tcPr>
+            <w:tcW w:type="dxa" w:w="3009"/>
+            <w:vAlign w:val="center"/>
+            <w:tcMar>
+              <w:top w:w="90" w:type="dxa"/>
+              <w:start w:w="100" w:type="dxa"/>
+              <w:bottom w:w="90" w:type="dxa"/>
+              <w:end w:w="100" w:type="dxa"/>
+            </w:tcMar>
+          </w:tcPr>
+          <w:p>
+            <w:pPr>
+              <w:jc w:val="left"/>
+            </w:pPr>
+            <w:r>
+              <w:rPr>
+                <w:rFonts w:ascii="Times New Roman" w:hAnsi="Times New Roman"/>
+                <w:color w:val="000000"/>
+                <w:sz w:val="16"/>
+              </w:rPr>
+              <w:t>Lluvia prevista de 12 mm con probabilidad del 80 %</w:t>
+            </w:r>
+          </w:p>
+        </w:tc>
+        <w:tc>
+          <w:tcPr>
+            <w:tcW w:type="dxa" w:w="3008"/>
+            <w:vAlign w:val="center"/>
+            <w:tcMar>
+              <w:top w:w="90" w:type="dxa"/>
+              <w:start w:w="100" w:type="dxa"/>
+              <w:bottom w:w="90" w:type="dxa"/>
+              <w:end w:w="100" w:type="dxa"/>
+            </w:tcMar>
+          </w:tcPr>
+          <w:p>
+            <w:pPr>
+              <w:jc w:val="center"/>
+            </w:pPr>
+            <w:r>
+              <w:rPr>
+                <w:rFonts w:ascii="Times New Roman" w:hAnsi="Times New Roman"/>
+                <w:color w:val="000000"/>
+                <w:sz w:val="16"/>
+              </w:rPr>
+              <w:t>Aviso sin descuento automático</w:t>
+            </w:r>
+          </w:p>
+        </w:tc>
+        <w:tc>
+          <w:tcPr>
+            <w:tcW w:type="dxa" w:w="3008"/>
+            <w:vAlign w:val="center"/>
+            <w:tcMar>
+              <w:top w:w="90" w:type="dxa"/>
+              <w:start w:w="100" w:type="dxa"/>
+              <w:bottom w:w="90" w:type="dxa"/>
+              <w:end w:w="100" w:type="dxa"/>
+            </w:tcMar>
+          </w:tcPr>
+          <w:p>
+            <w:pPr>
+              <w:jc w:val="center"/>
+            </w:pPr>
+            <w:r>
+              <w:rPr>
+                <w:rFonts w:ascii="Times New Roman" w:hAnsi="Times New Roman"/>
+                <w:color w:val="000000"/>
+                <w:sz w:val="16"/>
+              </w:rPr>
+              <w:t>Se recomienda aplazar y la dosis no cambia</w:t>
+            </w:r>
+          </w:p>
+        </w:tc>
+      </w:tr>
+      <w:tr>
+        <w:trPr>
+          <w:cantSplit/>
+        </w:trPr>
+        <w:tc>
+          <w:tcPr>
+            <w:tcW w:type="dxa" w:w="3009"/>
+            <w:vAlign w:val="center"/>
+            <w:tcMar>
+              <w:top w:w="90" w:type="dxa"/>
+              <w:start w:w="100" w:type="dxa"/>
+              <w:bottom w:w="90" w:type="dxa"/>
+              <w:end w:w="100" w:type="dxa"/>
+            </w:tcMar>
+          </w:tcPr>
+          <w:p>
+            <w:pPr>
+              <w:jc w:val="left"/>
+            </w:pPr>
+            <w:r>
+              <w:rPr>
+                <w:rFonts w:ascii="Times New Roman" w:hAnsi="Times New Roman"/>
+                <w:color w:val="000000"/>
+                <w:sz w:val="16"/>
+              </w:rPr>
+              <w:t>Cinco fechas sin meteorología (18 a 22/07)</w:t>
+            </w:r>
+          </w:p>
+        </w:tc>
+        <w:tc>
+          <w:tcPr>
+            <w:tcW w:type="dxa" w:w="3008"/>
+            <w:vAlign w:val="center"/>
+            <w:tcMar>
+              <w:top w:w="90" w:type="dxa"/>
+              <w:start w:w="100" w:type="dxa"/>
+              <w:bottom w:w="90" w:type="dxa"/>
+              <w:end w:w="100" w:type="dxa"/>
+            </w:tcMar>
+          </w:tcPr>
+          <w:p>
+            <w:pPr>
+              <w:jc w:val="center"/>
+            </w:pPr>
+            <w:r>
+              <w:rPr>
+                <w:rFonts w:ascii="Times New Roman" w:hAnsi="Times New Roman"/>
+                <w:color w:val="000000"/>
+                <w:sz w:val="16"/>
+              </w:rPr>
+              <w:t>Sustitución explícita y aviso</w:t>
+            </w:r>
+          </w:p>
+        </w:tc>
+        <w:tc>
+          <w:tcPr>
+            <w:tcW w:type="dxa" w:w="3008"/>
+            <w:vAlign w:val="center"/>
+            <w:tcMar>
+              <w:top w:w="90" w:type="dxa"/>
+              <w:start w:w="100" w:type="dxa"/>
+              <w:bottom w:w="90" w:type="dxa"/>
+              <w:end w:w="100" w:type="dxa"/>
+            </w:tcMar>
+          </w:tcPr>
+          <w:p>
+            <w:pPr>
+              <w:jc w:val="center"/>
+            </w:pPr>
+            <w:r>
+              <w:rPr>
+                <w:rFonts w:ascii="Times New Roman" w:hAnsi="Times New Roman"/>
+                <w:color w:val="000000"/>
+                <w:sz w:val="16"/>
+              </w:rPr>
+              <w:t>Se usa la ET0 reciente, con aviso en cada día</w:t>
+            </w:r>
+          </w:p>
+        </w:tc>
+      </w:tr>
+      <w:tr>
+        <w:trPr>
+          <w:cantSplit/>
+        </w:trPr>
+        <w:tc>
+          <w:tcPr>
+            <w:tcW w:type="dxa" w:w="3009"/>
+            <w:vAlign w:val="center"/>
+            <w:tcMar>
+              <w:top w:w="90" w:type="dxa"/>
+              <w:start w:w="100" w:type="dxa"/>
+              <w:bottom w:w="90" w:type="dxa"/>
+              <w:end w:w="100" w:type="dxa"/>
+            </w:tcMar>
+          </w:tcPr>
+          <w:p>
+            <w:pPr>
+              <w:jc w:val="left"/>
+            </w:pPr>
+            <w:r>
+              <w:rPr>
+                <w:rFonts w:ascii="Times New Roman" w:hAnsi="Times New Roman"/>
+                <w:color w:val="000000"/>
+                <w:sz w:val="16"/>
+              </w:rPr>
+              <w:t>Emisión el 21/07 con el último dato del 17/07</w:t>
+            </w:r>
+          </w:p>
+        </w:tc>
+        <w:tc>
+          <w:tcPr>
+            <w:tcW w:type="dxa" w:w="3008"/>
+            <w:vAlign w:val="center"/>
+            <w:tcMar>
+              <w:top w:w="90" w:type="dxa"/>
+              <w:start w:w="100" w:type="dxa"/>
+              <w:bottom w:w="90" w:type="dxa"/>
+              <w:end w:w="100" w:type="dxa"/>
+            </w:tcMar>
+          </w:tcPr>
+          <w:p>
+            <w:pPr>
+              <w:jc w:val="center"/>
+            </w:pPr>
+            <w:r>
+              <w:rPr>
+                <w:rFonts w:ascii="Times New Roman" w:hAnsi="Times New Roman"/>
+                <w:color w:val="000000"/>
+                <w:sz w:val="16"/>
+              </w:rPr>
+              <w:t>Aviso general y confianza baja</w:t>
+            </w:r>
+          </w:p>
+        </w:tc>
+        <w:tc>
+          <w:tcPr>
+            <w:tcW w:type="dxa" w:w="3008"/>
+            <w:vAlign w:val="center"/>
+            <w:tcMar>
+              <w:top w:w="90" w:type="dxa"/>
+              <w:start w:w="100" w:type="dxa"/>
+              <w:bottom w:w="90" w:type="dxa"/>
+              <w:end w:w="100" w:type="dxa"/>
+            </w:tcMar>
+          </w:tcPr>
+          <w:p>
+            <w:pPr>
+              <w:jc w:val="center"/>
+            </w:pPr>
+            <w:r>
+              <w:rPr>
+                <w:rFonts w:ascii="Times New Roman" w:hAnsi="Times New Roman"/>
+                <w:color w:val="000000"/>
+                <w:sz w:val="16"/>
+              </w:rPr>
+              <w:t>Aviso de antigüedad y confianza baja en todo el horizonte</w:t>
+            </w:r>
+          </w:p>
+        </w:tc>
+      </w:tr>
+      <w:tr>
+        <w:trPr>
+          <w:cantSplit/>
+        </w:trPr>
+        <w:tc>
+          <w:tcPr>
+            <w:tcW w:type="dxa" w:w="3009"/>
+            <w:vAlign w:val="center"/>
+            <w:tcMar>
+              <w:top w:w="90" w:type="dxa"/>
+              <w:start w:w="100" w:type="dxa"/>
+              <w:bottom w:w="90" w:type="dxa"/>
+              <w:end w:w="100" w:type="dxa"/>
+            </w:tcMar>
+          </w:tcPr>
+          <w:p>
+            <w:pPr>
+              <w:jc w:val="left"/>
+            </w:pPr>
+            <w:r>
+              <w:rPr>
+                <w:rFonts w:ascii="Times New Roman" w:hAnsi="Times New Roman"/>
+                <w:color w:val="000000"/>
+                <w:sz w:val="16"/>
+              </w:rPr>
+              <w:t>ET0 prevista de 11,5 mm</w:t>
+            </w:r>
+          </w:p>
+        </w:tc>
+        <w:tc>
+          <w:tcPr>
+            <w:tcW w:type="dxa" w:w="3008"/>
+            <w:vAlign w:val="center"/>
+            <w:tcMar>
+              <w:top w:w="90" w:type="dxa"/>
+              <w:start w:w="100" w:type="dxa"/>
+              <w:bottom w:w="90" w:type="dxa"/>
+              <w:end w:w="100" w:type="dxa"/>
+            </w:tcMar>
+          </w:tcPr>
+          <w:p>
+            <w:pPr>
+              <w:jc w:val="center"/>
+            </w:pPr>
+            <w:r>
+              <w:rPr>
+                <w:rFonts w:ascii="Times New Roman" w:hAnsi="Times New Roman"/>
+                <w:color w:val="000000"/>
+                <w:sz w:val="16"/>
+              </w:rPr>
+              <w:t>Aviso de extrapolación</w:t>
+            </w:r>
+          </w:p>
+        </w:tc>
+        <w:tc>
+          <w:tcPr>
+            <w:tcW w:type="dxa" w:w="3008"/>
+            <w:vAlign w:val="center"/>
+            <w:tcMar>
+              <w:top w:w="90" w:type="dxa"/>
+              <w:start w:w="100" w:type="dxa"/>
+              <w:bottom w:w="90" w:type="dxa"/>
+              <w:end w:w="100" w:type="dxa"/>
+            </w:tcMar>
+          </w:tcPr>
+          <w:p>
+            <w:pPr>
+              <w:jc w:val="center"/>
+            </w:pPr>
+            <w:r>
+              <w:rPr>
+                <w:rFonts w:ascii="Times New Roman" w:hAnsi="Times New Roman"/>
+                <w:color w:val="000000"/>
+                <w:sz w:val="16"/>
+              </w:rPr>
+              <w:t>Se marca como extrapolación</w:t>
+            </w:r>
+          </w:p>
+        </w:tc>
+      </w:tr>
+      <w:tr>
+        <w:trPr>
+          <w:cantSplit/>
+        </w:trPr>
+        <w:tc>
+          <w:tcPr>
+            <w:tcW w:type="dxa" w:w="3009"/>
+            <w:vAlign w:val="center"/>
+            <w:tcMar>
+              <w:top w:w="90" w:type="dxa"/>
+              <w:start w:w="100" w:type="dxa"/>
+              <w:bottom w:w="90" w:type="dxa"/>
+              <w:end w:w="100" w:type="dxa"/>
+            </w:tcMar>
+          </w:tcPr>
+          <w:p>
+            <w:pPr>
+              <w:jc w:val="left"/>
+            </w:pPr>
+            <w:r>
+              <w:rPr>
+                <w:rFonts w:ascii="Times New Roman" w:hAnsi="Times New Roman"/>
+                <w:color w:val="000000"/>
+                <w:sz w:val="16"/>
+              </w:rPr>
+              <w:t>Fechas posteriores al ciclo (1 y 2/10)</w:t>
+            </w:r>
+          </w:p>
+        </w:tc>
+        <w:tc>
+          <w:tcPr>
+            <w:tcW w:type="dxa" w:w="3008"/>
+            <w:vAlign w:val="center"/>
+            <w:tcMar>
+              <w:top w:w="90" w:type="dxa"/>
+              <w:start w:w="100" w:type="dxa"/>
+              <w:bottom w:w="90" w:type="dxa"/>
+              <w:end w:w="100" w:type="dxa"/>
+            </w:tcMar>
+          </w:tcPr>
+          <w:p>
+            <w:pPr>
+              <w:jc w:val="center"/>
+            </w:pPr>
+            <w:r>
+              <w:rPr>
+                <w:rFonts w:ascii="Times New Roman" w:hAnsi="Times New Roman"/>
+                <w:color w:val="000000"/>
+                <w:sz w:val="16"/>
+              </w:rPr>
+              <w:t>Sin recomendación</w:t>
+            </w:r>
+          </w:p>
+        </w:tc>
+        <w:tc>
+          <w:tcPr>
+            <w:tcW w:type="dxa" w:w="3008"/>
+            <w:vAlign w:val="center"/>
+            <w:tcMar>
+              <w:top w:w="90" w:type="dxa"/>
+              <w:start w:w="100" w:type="dxa"/>
+              <w:bottom w:w="90" w:type="dxa"/>
+              <w:end w:w="100" w:type="dxa"/>
+            </w:tcMar>
+          </w:tcPr>
+          <w:p>
+            <w:pPr>
+              <w:jc w:val="center"/>
+            </w:pPr>
+            <w:r>
+              <w:rPr>
+                <w:rFonts w:ascii="Times New Roman" w:hAnsi="Times New Roman"/>
+                <w:color w:val="000000"/>
+                <w:sz w:val="16"/>
+              </w:rPr>
+              <w:t>No se emite dosis</w:t>
+            </w:r>
+          </w:p>
+        </w:tc>
+      </w:tr>
+      <w:tr>
+        <w:trPr>
+          <w:cantSplit/>
+        </w:trPr>
+        <w:tc>
+          <w:tcPr>
+            <w:tcW w:type="dxa" w:w="3009"/>
+            <w:vAlign w:val="center"/>
+            <w:tcMar>
+              <w:top w:w="90" w:type="dxa"/>
+              <w:start w:w="100" w:type="dxa"/>
+              <w:bottom w:w="90" w:type="dxa"/>
+              <w:end w:w="100" w:type="dxa"/>
+            </w:tcMar>
+          </w:tcPr>
+          <w:p>
+            <w:pPr>
+              <w:jc w:val="left"/>
+            </w:pPr>
+            <w:r>
+              <w:rPr>
+                <w:rFonts w:ascii="Times New Roman" w:hAnsi="Times New Roman"/>
+                <w:color w:val="000000"/>
+                <w:sz w:val="16"/>
+              </w:rPr>
+              <w:t>Primer día de campaña sin histórico</w:t>
+            </w:r>
+          </w:p>
+        </w:tc>
+        <w:tc>
+          <w:tcPr>
+            <w:tcW w:type="dxa" w:w="3008"/>
+            <w:vAlign w:val="center"/>
+            <w:tcMar>
+              <w:top w:w="90" w:type="dxa"/>
+              <w:start w:w="100" w:type="dxa"/>
+              <w:bottom w:w="90" w:type="dxa"/>
+              <w:end w:w="100" w:type="dxa"/>
+            </w:tcMar>
+          </w:tcPr>
+          <w:p>
+            <w:pPr>
+              <w:jc w:val="center"/>
+            </w:pPr>
+            <w:r>
+              <w:rPr>
+                <w:rFonts w:ascii="Times New Roman" w:hAnsi="Times New Roman"/>
+                <w:color w:val="000000"/>
+                <w:sz w:val="16"/>
+              </w:rPr>
+              <w:t>Sin recomendación</w:t>
+            </w:r>
+          </w:p>
+        </w:tc>
+        <w:tc>
+          <w:tcPr>
+            <w:tcW w:type="dxa" w:w="3008"/>
+            <w:vAlign w:val="center"/>
+            <w:tcMar>
+              <w:top w:w="90" w:type="dxa"/>
+              <w:start w:w="100" w:type="dxa"/>
+              <w:bottom w:w="90" w:type="dxa"/>
+              <w:end w:w="100" w:type="dxa"/>
+            </w:tcMar>
+          </w:tcPr>
+          <w:p>
+            <w:pPr>
+              <w:jc w:val="center"/>
+            </w:pPr>
+            <w:r>
+              <w:rPr>
+                <w:rFonts w:ascii="Times New Roman" w:hAnsi="Times New Roman"/>
+                <w:color w:val="000000"/>
+                <w:sz w:val="16"/>
+              </w:rPr>
+              <w:t>No se emite dosis</w:t>
+            </w:r>
+          </w:p>
+        </w:tc>
+      </w:tr>
+      <w:tr>
+        <w:trPr>
+          <w:cantSplit/>
+        </w:trPr>
+        <w:tc>
+          <w:tcPr>
+            <w:tcW w:type="dxa" w:w="3009"/>
+            <w:vAlign w:val="center"/>
+            <w:tcMar>
+              <w:top w:w="90" w:type="dxa"/>
+              <w:start w:w="100" w:type="dxa"/>
+              <w:bottom w:w="90" w:type="dxa"/>
+              <w:end w:w="100" w:type="dxa"/>
+            </w:tcMar>
+          </w:tcPr>
+          <w:p>
+            <w:pPr>
+              <w:jc w:val="left"/>
+            </w:pPr>
+            <w:r>
+              <w:rPr>
+                <w:rFonts w:ascii="Times New Roman" w:hAnsi="Times New Roman"/>
+                <w:color w:val="000000"/>
+                <w:sz w:val="16"/>
+              </w:rPr>
+              <w:t>Eficiencia 1,4, horizonte de 10 días, superficie negativa, sistema desconocido</w:t>
+            </w:r>
+          </w:p>
+        </w:tc>
+        <w:tc>
+          <w:tcPr>
+            <w:tcW w:type="dxa" w:w="3008"/>
+            <w:vAlign w:val="center"/>
+            <w:tcMar>
+              <w:top w:w="90" w:type="dxa"/>
+              <w:start w:w="100" w:type="dxa"/>
+              <w:bottom w:w="90" w:type="dxa"/>
+              <w:end w:w="100" w:type="dxa"/>
+            </w:tcMar>
+          </w:tcPr>
+          <w:p>
+            <w:pPr>
+              <w:jc w:val="center"/>
+            </w:pPr>
+            <w:r>
+              <w:rPr>
+                <w:rFonts w:ascii="Times New Roman" w:hAnsi="Times New Roman"/>
+                <w:color w:val="000000"/>
+                <w:sz w:val="16"/>
+              </w:rPr>
+              <w:t>Rechazo con mensaje</w:t>
+            </w:r>
+          </w:p>
+        </w:tc>
+        <w:tc>
+          <w:tcPr>
+            <w:tcW w:type="dxa" w:w="3008"/>
+            <w:vAlign w:val="center"/>
+            <w:tcMar>
+              <w:top w:w="90" w:type="dxa"/>
+              <w:start w:w="100" w:type="dxa"/>
+              <w:bottom w:w="90" w:type="dxa"/>
+              <w:end w:w="100" w:type="dxa"/>
+            </w:tcMar>
+          </w:tcPr>
+          <w:p>
+            <w:pPr>
+              <w:jc w:val="center"/>
+            </w:pPr>
+            <w:r>
+              <w:rPr>
+                <w:rFonts w:ascii="Times New Roman" w:hAnsi="Times New Roman"/>
+                <w:color w:val="000000"/>
+                <w:sz w:val="16"/>
+              </w:rPr>
+              <w:t>Las cuatro entradas se rechazan</w:t>
+            </w:r>
+          </w:p>
+        </w:tc>
+      </w:tr>
+      <w:tr>
+        <w:trPr>
+          <w:cantSplit/>
+        </w:trPr>
+        <w:tc>
+          <w:tcPr>
+            <w:tcW w:type="dxa" w:w="3009"/>
+            <w:vAlign w:val="center"/>
+            <w:tcMar>
+              <w:top w:w="90" w:type="dxa"/>
+              <w:start w:w="100" w:type="dxa"/>
+              <w:bottom w:w="90" w:type="dxa"/>
+              <w:end w:w="100" w:type="dxa"/>
+            </w:tcMar>
+          </w:tcPr>
+          <w:p>
+            <w:pPr>
+              <w:jc w:val="left"/>
+            </w:pPr>
+            <w:r>
+              <w:rPr>
+                <w:rFonts w:ascii="Times New Roman" w:hAnsi="Times New Roman"/>
+                <w:color w:val="000000"/>
+                <w:sz w:val="16"/>
+              </w:rPr>
+              <w:t>Dotación de 20 mm frente a 47,1 mm planificados</w:t>
+            </w:r>
+          </w:p>
+        </w:tc>
+        <w:tc>
+          <w:tcPr>
+            <w:tcW w:type="dxa" w:w="3008"/>
+            <w:vAlign w:val="center"/>
+            <w:tcMar>
+              <w:top w:w="90" w:type="dxa"/>
+              <w:start w:w="100" w:type="dxa"/>
+              <w:bottom w:w="90" w:type="dxa"/>
+              <w:end w:w="100" w:type="dxa"/>
+            </w:tcMar>
+          </w:tcPr>
+          <w:p>
+            <w:pPr>
+              <w:jc w:val="center"/>
+            </w:pPr>
+            <w:r>
+              <w:rPr>
+                <w:rFonts w:ascii="Times New Roman" w:hAnsi="Times New Roman"/>
+                <w:color w:val="000000"/>
+                <w:sz w:val="16"/>
+              </w:rPr>
+              <w:t>Reducción proporcional y aviso</w:t>
+            </w:r>
+          </w:p>
+        </w:tc>
+        <w:tc>
+          <w:tcPr>
+            <w:tcW w:type="dxa" w:w="3008"/>
+            <w:vAlign w:val="center"/>
+            <w:tcMar>
+              <w:top w:w="90" w:type="dxa"/>
+              <w:start w:w="100" w:type="dxa"/>
+              <w:bottom w:w="90" w:type="dxa"/>
+              <w:end w:w="100" w:type="dxa"/>
+            </w:tcMar>
+          </w:tcPr>
+          <w:p>
+            <w:pPr>
+              <w:jc w:val="center"/>
+            </w:pPr>
+            <w:r>
+              <w:rPr>
+                <w:rFonts w:ascii="Times New Roman" w:hAnsi="Times New Roman"/>
+                <w:color w:val="000000"/>
+                <w:sz w:val="16"/>
+              </w:rPr>
+              <w:t>Factor de 0,42 y total de 20 mm</w:t>
+            </w:r>
+          </w:p>
+        </w:tc>
+      </w:tr>
+      <w:tr>
+        <w:trPr>
+          <w:cantSplit/>
+        </w:trPr>
+        <w:tc>
+          <w:tcPr>
+            <w:tcW w:type="dxa" w:w="3009"/>
+            <w:vAlign w:val="center"/>
+            <w:tcMar>
+              <w:top w:w="90" w:type="dxa"/>
+              <w:start w:w="100" w:type="dxa"/>
+              <w:bottom w:w="90" w:type="dxa"/>
+              <w:end w:w="100" w:type="dxa"/>
+            </w:tcMar>
+          </w:tcPr>
+          <w:p>
+            <w:pPr>
+              <w:jc w:val="left"/>
+            </w:pPr>
+            <w:r>
+              <w:rPr>
+                <w:rFonts w:ascii="Times New Roman" w:hAnsi="Times New Roman"/>
+                <w:color w:val="000000"/>
+                <w:sz w:val="16"/>
+              </w:rPr>
+              <w:t>Eficiencias de 0,60 a 1,00</w:t>
+            </w:r>
+          </w:p>
+        </w:tc>
+        <w:tc>
+          <w:tcPr>
+            <w:tcW w:type="dxa" w:w="3008"/>
+            <w:vAlign w:val="center"/>
+            <w:tcMar>
+              <w:top w:w="90" w:type="dxa"/>
+              <w:start w:w="100" w:type="dxa"/>
+              <w:bottom w:w="90" w:type="dxa"/>
+              <w:end w:w="100" w:type="dxa"/>
+            </w:tcMar>
+          </w:tcPr>
+          <w:p>
+            <w:pPr>
+              <w:jc w:val="center"/>
+            </w:pPr>
+            <w:r>
+              <w:rPr>
+                <w:rFonts w:ascii="Times New Roman" w:hAnsi="Times New Roman"/>
+                <w:color w:val="000000"/>
+                <w:sz w:val="16"/>
+              </w:rPr>
+              <w:t>Dosis decreciente con la eficiencia</w:t>
+            </w:r>
+          </w:p>
+        </w:tc>
+        <w:tc>
+          <w:tcPr>
+            <w:tcW w:type="dxa" w:w="3008"/>
+            <w:vAlign w:val="center"/>
+            <w:tcMar>
+              <w:top w:w="90" w:type="dxa"/>
+              <w:start w:w="100" w:type="dxa"/>
+              <w:bottom w:w="90" w:type="dxa"/>
+              <w:end w:w="100" w:type="dxa"/>
+            </w:tcMar>
+          </w:tcPr>
+          <w:p>
+            <w:pPr>
+              <w:jc w:val="center"/>
+            </w:pPr>
+            <w:r>
+              <w:rPr>
+                <w:rFonts w:ascii="Times New Roman" w:hAnsi="Times New Roman"/>
+                <w:color w:val="000000"/>
+                <w:sz w:val="16"/>
+              </w:rPr>
+              <w:t>70,7, 56,6, 47,1 y 42,4 mm semanales</w:t>
+            </w:r>
+          </w:p>
+        </w:tc>
+      </w:tr>
+      <w:tr>
+        <w:trPr>
+          <w:cantSplit/>
+        </w:trPr>
+        <w:tc>
+          <w:tcPr>
+            <w:tcW w:type="dxa" w:w="3009"/>
+            <w:vAlign w:val="center"/>
+            <w:tcMar>
+              <w:top w:w="90" w:type="dxa"/>
+              <w:start w:w="100" w:type="dxa"/>
+              <w:bottom w:w="90" w:type="dxa"/>
+              <w:end w:w="100" w:type="dxa"/>
+            </w:tcMar>
+          </w:tcPr>
+          <w:p>
+            <w:pPr>
+              <w:jc w:val="left"/>
+            </w:pPr>
+            <w:r>
+              <w:rPr>
+                <w:rFonts w:ascii="Times New Roman" w:hAnsi="Times New Roman"/>
+                <w:color w:val="000000"/>
+                <w:sz w:val="16"/>
+              </w:rPr>
+              <w:t>Coherencia entre día, semana y volumen</w:t>
+            </w:r>
+          </w:p>
+        </w:tc>
+        <w:tc>
+          <w:tcPr>
+            <w:tcW w:type="dxa" w:w="3008"/>
+            <w:vAlign w:val="center"/>
+            <w:tcMar>
+              <w:top w:w="90" w:type="dxa"/>
+              <w:start w:w="100" w:type="dxa"/>
+              <w:bottom w:w="90" w:type="dxa"/>
+              <w:end w:w="100" w:type="dxa"/>
+            </w:tcMar>
+          </w:tcPr>
+          <w:p>
+            <w:pPr>
+              <w:jc w:val="center"/>
+            </w:pPr>
+            <w:r>
+              <w:rPr>
+                <w:rFonts w:ascii="Times New Roman" w:hAnsi="Times New Roman"/>
+                <w:color w:val="000000"/>
+                <w:sz w:val="16"/>
+              </w:rPr>
+              <w:t>Sumas consistentes</w:t>
+            </w:r>
+          </w:p>
+        </w:tc>
+        <w:tc>
+          <w:tcPr>
+            <w:tcW w:type="dxa" w:w="3008"/>
+            <w:vAlign w:val="center"/>
+            <w:tcMar>
+              <w:top w:w="90" w:type="dxa"/>
+              <w:start w:w="100" w:type="dxa"/>
+              <w:bottom w:w="90" w:type="dxa"/>
+              <w:end w:w="100" w:type="dxa"/>
+            </w:tcMar>
+          </w:tcPr>
+          <w:p>
+            <w:pPr>
+              <w:jc w:val="center"/>
+            </w:pPr>
+            <w:r>
+              <w:rPr>
+                <w:rFonts w:ascii="Times New Roman" w:hAnsi="Times New Roman"/>
+                <w:color w:val="000000"/>
+                <w:sz w:val="16"/>
+              </w:rPr>
+              <w:t>Coinciden dosis y volumen</w:t>
+            </w:r>
+          </w:p>
+        </w:tc>
+      </w:tr>
+      <w:tr>
+        <w:trPr>
+          <w:cantSplit/>
+        </w:trPr>
+        <w:tc>
+          <w:tcPr>
+            <w:tcW w:type="dxa" w:w="3009"/>
+            <w:vAlign w:val="center"/>
+            <w:tcMar>
+              <w:top w:w="90" w:type="dxa"/>
+              <w:start w:w="100" w:type="dxa"/>
+              <w:bottom w:w="90" w:type="dxa"/>
+              <w:end w:w="100" w:type="dxa"/>
+            </w:tcMar>
+          </w:tcPr>
+          <w:p>
+            <w:pPr>
+              <w:jc w:val="left"/>
+            </w:pPr>
+            <w:r>
+              <w:rPr>
+                <w:rFonts w:ascii="Times New Roman" w:hAnsi="Times New Roman"/>
+                <w:color w:val="000000"/>
+                <w:sz w:val="16"/>
+              </w:rPr>
+              <w:t>Trazabilidad de cada fila</w:t>
+            </w:r>
+          </w:p>
+        </w:tc>
+        <w:tc>
+          <w:tcPr>
+            <w:tcW w:type="dxa" w:w="3008"/>
+            <w:vAlign w:val="center"/>
+            <w:tcMar>
+              <w:top w:w="90" w:type="dxa"/>
+              <w:start w:w="100" w:type="dxa"/>
+              <w:bottom w:w="90" w:type="dxa"/>
+              <w:end w:w="100" w:type="dxa"/>
+            </w:tcMar>
+          </w:tcPr>
+          <w:p>
+            <w:pPr>
+              <w:jc w:val="center"/>
+            </w:pPr>
+            <w:r>
+              <w:rPr>
+                <w:rFonts w:ascii="Times New Roman" w:hAnsi="Times New Roman"/>
+                <w:color w:val="000000"/>
+                <w:sz w:val="16"/>
+              </w:rPr>
+              <w:t>Origen y reglas registrados</w:t>
+            </w:r>
+          </w:p>
+        </w:tc>
+        <w:tc>
+          <w:tcPr>
+            <w:tcW w:type="dxa" w:w="3008"/>
+            <w:vAlign w:val="center"/>
+            <w:tcMar>
+              <w:top w:w="90" w:type="dxa"/>
+              <w:start w:w="100" w:type="dxa"/>
+              <w:bottom w:w="90" w:type="dxa"/>
+              <w:end w:w="100" w:type="dxa"/>
+            </w:tcMar>
+          </w:tcPr>
+          <w:p>
+            <w:pPr>
+              <w:jc w:val="center"/>
+            </w:pPr>
+            <w:r>
+              <w:rPr>
+                <w:rFonts w:ascii="Times New Roman" w:hAnsi="Times New Roman"/>
+                <w:color w:val="000000"/>
+                <w:sz w:val="16"/>
+              </w:rPr>
+              <w:t>Método, reglas, archivo y fecha presentes</w:t>
+            </w:r>
+          </w:p>
+        </w:tc>
+      </w:tr>
+      <w:tr>
+        <w:trPr>
+          <w:cantSplit/>
+        </w:trPr>
+        <w:tc>
+          <w:tcPr>
+            <w:tcW w:type="dxa" w:w="3009"/>
+            <w:vAlign w:val="center"/>
+            <w:tcMar>
+              <w:top w:w="90" w:type="dxa"/>
+              <w:start w:w="100" w:type="dxa"/>
+              <w:bottom w:w="90" w:type="dxa"/>
+              <w:end w:w="100" w:type="dxa"/>
+            </w:tcMar>
+          </w:tcPr>
+          <w:p>
+            <w:pPr>
+              <w:jc w:val="left"/>
+            </w:pPr>
+            <w:r>
+              <w:rPr>
+                <w:rFonts w:ascii="Times New Roman" w:hAnsi="Times New Roman"/>
+                <w:color w:val="000000"/>
+                <w:sz w:val="16"/>
+              </w:rPr>
+              <w:t>Cambio de Kc de 0,70 a 0,90 (01/07)</w:t>
+            </w:r>
+          </w:p>
+        </w:tc>
+        <w:tc>
+          <w:tcPr>
+            <w:tcW w:type="dxa" w:w="3008"/>
+            <w:vAlign w:val="center"/>
+            <w:tcMar>
+              <w:top w:w="90" w:type="dxa"/>
+              <w:start w:w="100" w:type="dxa"/>
+              <w:bottom w:w="90" w:type="dxa"/>
+              <w:end w:w="100" w:type="dxa"/>
+            </w:tcMar>
+          </w:tcPr>
+          <w:p>
+            <w:pPr>
+              <w:jc w:val="center"/>
+            </w:pPr>
+            <w:r>
+              <w:rPr>
+                <w:rFonts w:ascii="Times New Roman" w:hAnsi="Times New Roman"/>
+                <w:color w:val="000000"/>
+                <w:sz w:val="16"/>
+              </w:rPr>
+              <w:t>El calendario corrige la persistencia</w:t>
+            </w:r>
+          </w:p>
+        </w:tc>
+        <w:tc>
+          <w:tcPr>
+            <w:tcW w:type="dxa" w:w="3008"/>
+            <w:vAlign w:val="center"/>
+            <w:tcMar>
+              <w:top w:w="90" w:type="dxa"/>
+              <w:start w:w="100" w:type="dxa"/>
+              <w:bottom w:w="90" w:type="dxa"/>
+              <w:end w:w="100" w:type="dxa"/>
+            </w:tcMar>
+          </w:tcPr>
+          <w:p>
+            <w:pPr>
+              <w:jc w:val="center"/>
+            </w:pPr>
+            <w:r>
+              <w:rPr>
+                <w:rFonts w:ascii="Times New Roman" w:hAnsi="Times New Roman"/>
+                <w:color w:val="000000"/>
+                <w:sz w:val="16"/>
+              </w:rPr>
+              <w:t>Error de 0,35 mm frente a 1,19 mm</w:t>
+            </w:r>
+          </w:p>
+        </w:tc>
+      </w:tr>
+    </w:tbl>
+    <w:p>
+      <w:pPr>
+        <w:spacing w:after="40"/>
+      </w:pPr>
+    </w:p>
+    <w:p>
+      <w:pPr>
+        <w:spacing w:after="120"/>
+      </w:pPr>
+      <w:r>
+        <w:t>Los trece escenarios produjeron el comportamiento esperado. Más que el recuento, interesa lo que estos casos revelan sobre el diseño. En ninguno de ellos el sistema sustituye una ausencia por un cero ni oculta que ha cambiado de vía de estimación, y en los casos sin información suficiente prefiere no emitir recomendación. Este comportamiento responde a la idea, expuesta en el apartado 2.3, de que la incertidumbre debe formar parte de la salida.</w:t>
+      </w:r>
+    </w:p>
+    <w:p>
+      <w:pPr>
+        <w:spacing w:after="120"/>
+      </w:pPr>
+      <w:r>
+        <w:t xml:space="preserve">Las comprobaciones de la Tabla 5.7 se complementan con quince pruebas automáticas en </w:t>
+      </w:r>
+      <w:r>
+        <w:rPr>
+          <w:rFonts w:ascii="Consolas" w:hAnsi="Consolas"/>
+          <w:sz w:val="19"/>
+        </w:rPr>
+        <w:t>tests/test_dss_engine.py</w:t>
+      </w:r>
+      <w:r>
+        <w:t>, que se suman a las cuarenta existentes para las fases anteriores. Entre otras cosas, verifican que la planificación no cambia si se alteran los datos posteriores a la fecha de emisión, que es la garantía formal de que el sistema no utiliza información futura.</w:t>
+      </w:r>
+    </w:p>
+    <w:p>
+      <w:pPr>
+        <w:pStyle w:val="Heading3"/>
+        <w:keepNext/>
+      </w:pPr>
+      <w:r>
+        <w:rPr>
+          <w:rFonts w:ascii="Times New Roman" w:hAnsi="Times New Roman"/>
+          <w:color w:val="000000"/>
+          <w:sz w:val="24"/>
+        </w:rPr>
+        <w:t>5.3.8. Rendimiento operativo</w:t>
+      </w:r>
+    </w:p>
+    <w:p>
+      <w:pPr>
+        <w:spacing w:after="120"/>
+      </w:pPr>
+      <w:r>
+        <w:t>Una recomendación de siete días se genera en el entorno de desarrollo en un tiempo de entre 10 y 25 ms, según la ejecución, y la simulación de la campaña completa, con 152 emisiones, tarda alrededor de un segundo. Los valores exactos de cada ejecución se guardan en el informe de validación. Estos tiempos son irrelevantes para el uso previsto y confirman que, con el volumen del piloto, no es necesario recurrir a procesamiento distribuido. El tiempo de respuesta percibido en la aplicación depende sobre todo del dibujo de la interfaz y no del cálculo.</w:t>
+      </w:r>
+    </w:p>
+    <w:p>
+      <w:pPr>
+        <w:pStyle w:val="Heading3"/>
+        <w:keepNext/>
+      </w:pPr>
+      <w:r>
+        <w:rPr>
+          <w:rFonts w:ascii="Times New Roman" w:hAnsi="Times New Roman"/>
+          <w:color w:val="000000"/>
+          <w:sz w:val="24"/>
+        </w:rPr>
+        <w:t>5.3.9. Análisis crítico</w:t>
+      </w:r>
+    </w:p>
+    <w:p>
+      <w:pPr>
+        <w:spacing w:after="120"/>
+      </w:pPr>
+      <w:r>
+        <w:t>El resultado más relevante del capítulo es que el sistema mejora a la referencia predictiva del capítulo 4 sin recurrir a un algoritmo más complejo. La mejora no procede de aprender mejor la serie, sino de separar en la estimación lo que es incierto, la demanda atmosférica, de lo que se conoce de antemano, el calendario del cultivo. Este hallazgo matiza la conclusión del apartado 4.3 en lugar de contradecirla: allí se comprobó que, con un único ciclo, los modelos de aprendizaje no superaban a la persistencia; aquí se comprueba que incorporar conocimiento agronómico explícito sí lo hace. Es un argumento a favor de los sistemas híbridos defendidos en el apartado 2.3, en los que el aprendizaje automático, cuando se disponga de más datos, debería corregir una referencia física y no sustituirla.</w:t>
+      </w:r>
+    </w:p>
+    <w:p>
+      <w:pPr>
+        <w:spacing w:after="120"/>
+      </w:pPr>
+      <w:r>
+        <w:t>Los resultados deben leerse, no obstante, con varias cautelas. La primera es que la referencia es la propia SiAR. Un error pequeño frente a ella indica que el sistema reproduce bien un cálculo oficial, no que la dosis sea la adecuada para una parcela concreta, cuyo suelo, marco de plantación, cubierta y estado del cultivo pueden diferir de las hipótesis de la estación. La segunda es que todo se ha evaluado con una estación, un cultivo y una campaña. La ventaja del sistema en los horizontes largos depende de que existan cambios de fase dentro del horizonte, y en un cultivo con un Kc que varíe de forma gradual sería menor. La tercera es que el tramo de prueba, septiembre, es atípico: tiene un Kc muy bajo, necesidades cercanas a un milímetro y una ET0 en descenso, por lo que sus errores absolutos son pequeños y poco representativos del verano.</w:t>
+      </w:r>
+    </w:p>
+    <w:p>
+      <w:pPr>
+        <w:spacing w:after="120"/>
+      </w:pPr>
+      <w:r>
+        <w:t>La cuarta cautela se refiere a lo que el sistema no hace. No decide cuándo regar, porque sin balance hídrico del suelo todas las necesidades se tratan como diarias. No integra una ET0 prevista contrastada, por lo que en los horizontes largos depende de que el tiempo se mantenga. Y no se ha validado con usuarios, de modo que no hay evidencia de que la interfaz y las explicaciones resulten comprensibles para quienes tendrían que utilizarlas. Hay también situaciones en las que el sistema no debería emitir una recomendación sin que alguien la revise. Ocurre con los datos desactualizados durante más de dos días, cuando la ET0 queda fuera del intervalo observado, ante una previsión de lluvia relevante y siempre que la dotación obliga a recortar la dosis. En todos esos casos el sistema emite avisos, pero la decisión sobre qué hacer con ellos corresponde al usuario.</w:t>
+      </w:r>
+    </w:p>
+    <w:p>
+      <w:pPr>
+        <w:spacing w:after="120"/>
+      </w:pPr>
+      <w:r>
+        <w:t>Con estas limitaciones, el prototipo cumple lo que se pretendía demostrar en este capítulo: que es posible convertir datos agroclimáticos públicos en una recomendación de riego diaria y semanal, explicada, trazable y evaluada frente a una referencia, con un error conocido para cada horizonte. La valoración de este resultado frente a los objetivos del trabajo se desarrolla en el capítulo 6.</w:t>
+      </w:r>
+    </w:p>
+    <w:p>
+      <w:pPr>
+        <w:pStyle w:val="Heading3"/>
+        <w:keepNext/>
+      </w:pPr>
+      <w:r>
+        <w:rPr>
+          <w:rFonts w:ascii="Times New Roman" w:hAnsi="Times New Roman"/>
+          <w:color w:val="000000"/>
+          <w:sz w:val="24"/>
+        </w:rPr>
+        <w:t>5.3.10. Reproducibilidad y evidencias</w:t>
+      </w:r>
+    </w:p>
+    <w:p>
+      <w:pPr>
+        <w:spacing w:after="120"/>
+      </w:pPr>
+      <w:r>
+        <w:t>Las cifras, tablas y figuras de este capítulo se regeneran con:</w:t>
+      </w:r>
+    </w:p>
+    <w:p>
+      <w:pPr>
+        <w:spacing w:before="80" w:after="140"/>
+        <w:ind w:left="360" w:right="216"/>
+        <w:jc w:val="left"/>
+        <w:shd w:fill="F2F2F2"/>
+      </w:pPr>
+      <w:r>
+        <w:rPr>
+          <w:rFonts w:ascii="Consolas" w:hAnsi="Consolas"/>
+          <w:sz w:val="17"/>
+        </w:rPr>
+        <w:t>python -m src.analysis.build_validation_5_3</w:t>
+      </w:r>
+    </w:p>
+    <w:p>
+      <w:pPr>
+        <w:spacing w:before="80" w:after="140"/>
+        <w:ind w:left="360" w:right="216"/>
+        <w:jc w:val="left"/>
+        <w:shd w:fill="F2F2F2"/>
+      </w:pPr>
+      <w:r>
+        <w:rPr>
+          <w:rFonts w:ascii="Consolas" w:hAnsi="Consolas"/>
+          <w:sz w:val="17"/>
+        </w:rPr>
+        <w:t>python -m src.visualization.build_dss_visual</w:t>
+      </w:r>
+    </w:p>
+    <w:p>
+      <w:pPr>
+        <w:spacing w:before="80" w:after="140"/>
+        <w:ind w:left="360" w:right="216"/>
+        <w:jc w:val="left"/>
+        <w:shd w:fill="F2F2F2"/>
+      </w:pPr>
+      <w:r>
+        <w:rPr>
+          <w:rFonts w:ascii="Consolas" w:hAnsi="Consolas"/>
+          <w:sz w:val="17"/>
+        </w:rPr>
+        <w:t>python -m unittest discover -s tests</w:t>
+      </w:r>
+    </w:p>
+    <w:p>
+      <w:pPr>
+        <w:spacing w:after="120"/>
+      </w:pPr>
+      <w:r>
+        <w:t>El primer comando produce el informe completo (</w:t>
+      </w:r>
+      <w:r>
+        <w:rPr>
+          <w:rFonts w:ascii="Consolas" w:hAnsi="Consolas"/>
+          <w:sz w:val="19"/>
+        </w:rPr>
+        <w:t>docs/data_samples/dss_validation_5_3.json</w:t>
+      </w:r>
+      <w:r>
+        <w:t>), los errores por horizonte (</w:t>
+      </w:r>
+      <w:r>
+        <w:rPr>
+          <w:rFonts w:ascii="Consolas" w:hAnsi="Consolas"/>
+          <w:sz w:val="19"/>
+        </w:rPr>
+        <w:t>dss_horizon_errors_5_3.csv</w:t>
+      </w:r>
+      <w:r>
+        <w:t>), los escenarios (</w:t>
+      </w:r>
+      <w:r>
+        <w:rPr>
+          <w:rFonts w:ascii="Consolas" w:hAnsi="Consolas"/>
+          <w:sz w:val="19"/>
+        </w:rPr>
+        <w:t>dss_scenarios_5_3.csv</w:t>
+      </w:r>
+      <w:r>
+        <w:t xml:space="preserve">), el ejemplo del apartado 5.2 y las Figuras 5.3, 5.4 y 5.5. El segundo genera la Figura 5.1 y el tercero ejecuta las cincuenta y cinco pruebas automáticas del proyecto. La captura de la Figura 5.2 se obtiene arrancando la aplicación con </w:t>
+      </w:r>
+      <w:r>
+        <w:rPr>
+          <w:rFonts w:ascii="Consolas" w:hAnsi="Consolas"/>
+          <w:sz w:val="19"/>
+        </w:rPr>
+        <w:t>streamlit run src/dss/app_streamlit.py</w:t>
+      </w:r>
+      <w:r>
+        <w:t xml:space="preserve"> y abriendo la dirección local con los parámetros </w:t>
+      </w:r>
+      <w:r>
+        <w:rPr>
+          <w:rFonts w:ascii="Consolas" w:hAnsi="Consolas"/>
+          <w:sz w:val="19"/>
+        </w:rPr>
+        <w:t>?fecha=2025-06-28&amp;referencia=1</w:t>
+      </w:r>
+      <w:r>
+        <w:t>.</w:t>
+      </w:r>
+    </w:p>
+    <w:p>
+      <w:pPr>
         <w:pStyle w:val="Heading1"/>
       </w:pPr>
       <w:r>
@@ -18925,6 +27116,29 @@
         <w:rPr>
           <w:i w:val="0"/>
         </w:rPr>
+        <w:t xml:space="preserve">Brouwer, C., Prins, K., &amp; Heibloem, M. (1989). </w:t>
+      </w:r>
+      <w:r>
+        <w:rPr>
+          <w:i/>
+        </w:rPr>
+        <w:t>Irrigation water management: Irrigation scheduling</w:t>
+      </w:r>
+      <w:r>
+        <w:rPr>
+          <w:i w:val="0"/>
+        </w:rPr>
+        <w:t xml:space="preserve"> (Training manual No. 4). Food and Agriculture Organization of the United Nations. https://www.fao.org/4/t7202e/t7202e00.htm</w:t>
+      </w:r>
+    </w:p>
+    <w:p>
+      <w:pPr>
+        <w:pStyle w:val="BibliografíaAPA"/>
+      </w:pPr>
+      <w:r>
+        <w:rPr>
+          <w:i w:val="0"/>
+        </w:rPr>
         <w:t xml:space="preserve">Burt, C. M., Clemmens, A. J., Strelkoff, T. S., Solomon, K. H., Bliesner, R. D., Hardy, L. A., Howell, T. A., &amp; Eisenhauer, D. E. (1997). Irrigation performance measures: Efficiency and uniformity. </w:t>
       </w:r>
       <w:r>
@@ -19086,6 +27300,29 @@
         <w:rPr>
           <w:i w:val="0"/>
         </w:rPr>
+        <w:t xml:space="preserve">Hyndman, R. J., &amp; Athanasopoulos, G. (2021). </w:t>
+      </w:r>
+      <w:r>
+        <w:rPr>
+          <w:i/>
+        </w:rPr>
+        <w:t>Forecasting: Principles and practice</w:t>
+      </w:r>
+      <w:r>
+        <w:rPr>
+          <w:i w:val="0"/>
+        </w:rPr>
+        <w:t xml:space="preserve"> (3.ª ed.). OTexts. https://otexts.com/fpp3/</w:t>
+      </w:r>
+    </w:p>
+    <w:p>
+      <w:pPr>
+        <w:pStyle w:val="BibliografíaAPA"/>
+      </w:pPr>
+      <w:r>
+        <w:rPr>
+          <w:i w:val="0"/>
+        </w:rPr>
         <w:t xml:space="preserve">Intergovernmental Panel on Climate Change. (2022). </w:t>
       </w:r>
       <w:r>
@@ -19375,6 +27612,52 @@
           <w:i w:val="0"/>
         </w:rPr>
         <w:t>(2), 111–126. https://doi.org/10.1016/S0167-9236(01)00139-7</w:t>
+      </w:r>
+    </w:p>
+    <w:p>
+      <w:pPr>
+        <w:pStyle w:val="BibliografíaAPA"/>
+      </w:pPr>
+      <w:r>
+        <w:rPr>
+          <w:i w:val="0"/>
+        </w:rPr>
+        <w:t xml:space="preserve">Streamlit. (2024). </w:t>
+      </w:r>
+      <w:r>
+        <w:rPr>
+          <w:i/>
+        </w:rPr>
+        <w:t>Streamlit</w:t>
+      </w:r>
+      <w:r>
+        <w:rPr>
+          <w:i w:val="0"/>
+        </w:rPr>
+        <w:t xml:space="preserve"> (Versión 1.39.0) [Software]. https://streamlit.io</w:t>
+      </w:r>
+    </w:p>
+    <w:p>
+      <w:pPr>
+        <w:pStyle w:val="BibliografíaAPA"/>
+      </w:pPr>
+      <w:r>
+        <w:rPr>
+          <w:i w:val="0"/>
+        </w:rPr>
+        <w:t xml:space="preserve">Willmott, C. J., &amp; Matsuura, K. (2005). Advantages of the mean absolute error (MAE) over the root mean square error (RMSE) in assessing average model performance. </w:t>
+      </w:r>
+      <w:r>
+        <w:rPr>
+          <w:i/>
+        </w:rPr>
+        <w:t>Climate Research, 30</w:t>
+      </w:r>
+      <w:r>
+        <w:rPr>
+          <w:i w:val="0"/>
+        </w:rPr>
+        <w:t>(1), 79–82. https://doi.org/10.3354/cr030079</w:t>
       </w:r>
     </w:p>
     <w:p>

--- a/docs/memoria/TFM_definitivo.docx
+++ b/docs/memoria/TFM_definitivo.docx
@@ -2590,7 +2590,7 @@
         <w:t>Configuración.</w:t>
       </w:r>
       <w:r>
-        <w:t xml:space="preserve"> La ubicación, el cultivo y el periodo se proporcionan como parámetros de ejecución. En una fase posterior procederán de la interfaz del usuario.</w:t>
+        <w:t xml:space="preserve"> La ubicación, el cultivo y el periodo se proporcionan como parámetros de ejecución. En la aplicación del DSS el usuario introduce además la fecha de emisión, el horizonte y los datos de la parcela; el cultivo y la estación quedan fijados por el caso piloto.</w:t>
       </w:r>
     </w:p>
     <w:p>
@@ -2730,7 +2730,7 @@
         <w:t>DSS y presentación.</w:t>
       </w:r>
       <w:r>
-        <w:t xml:space="preserve"> El motor de recomendación y el cuadro de mando utilizarán las predicciones, las reglas agronómicas y los parámetros de la parcela. Esta capa todavía está en desarrollo y no se presenta como implementada.</w:t>
+        <w:t xml:space="preserve"> El motor de recomendación combina la referencia agronómica, la ET0 reciente, el calendario del cultivo y los parámetros de la parcela, aplica un conjunto de reglas explícitas y genera una recomendación diaria y semanal con su explicación. Se consulta mediante una aplicación de demostración en Streamlit o desde la línea de comandos. Su diseño, su funcionamiento y su validación se desarrollan en el capítulo 5.</w:t>
       </w:r>
     </w:p>
     <w:p>
@@ -2761,7 +2761,7 @@
           <w:rFonts w:ascii="Consolas" w:hAnsi="Consolas"/>
           <w:sz w:val="17"/>
         </w:rPr>
-        <w:t xml:space="preserve">           -&gt; análisis/modelos -&gt; evidencias -&gt; futuro motor DSS</w:t>
+        <w:t xml:space="preserve">           -&gt; análisis/modelos -&gt; evidencias -&gt; motor DSS -&gt; aplicación</w:t>
       </w:r>
     </w:p>
     <w:p>
@@ -3243,7 +3243,7 @@
                 <w:color w:val="000000"/>
                 <w:sz w:val="16"/>
               </w:rPr>
-              <w:t>Jupyter y Visual Studio Code</w:t>
+              <w:t>Streamlit</w:t>
             </w:r>
           </w:p>
         </w:tc>
@@ -3268,7 +3268,7 @@
                 <w:color w:val="000000"/>
                 <w:sz w:val="16"/>
               </w:rPr>
-              <w:t>Exploración, demostración y desarrollo local</w:t>
+              <w:t>Aplicación de demostración del sistema de recomendación</w:t>
             </w:r>
           </w:p>
         </w:tc>
@@ -3324,7 +3324,7 @@
                 <w:color w:val="000000"/>
                 <w:sz w:val="16"/>
               </w:rPr>
-              <w:t>Git y GitHub</w:t>
+              <w:t>Jupyter y Visual Studio Code</w:t>
             </w:r>
           </w:p>
         </w:tc>
@@ -3350,7 +3350,7 @@
                 <w:color w:val="000000"/>
                 <w:sz w:val="16"/>
               </w:rPr>
-              <w:t>Versionado, ramas, revisión e integración del trabajo</w:t>
+              <w:t>Exploración, demostración y desarrollo local</w:t>
             </w:r>
           </w:p>
         </w:tc>
@@ -3406,7 +3406,7 @@
                 <w:color w:val="000000"/>
                 <w:sz w:val="16"/>
               </w:rPr>
-              <w:t>MySQL</w:t>
+              <w:t>Git y GitHub</w:t>
             </w:r>
           </w:p>
         </w:tc>
@@ -3431,7 +3431,7 @@
                 <w:color w:val="000000"/>
                 <w:sz w:val="16"/>
               </w:rPr>
-              <w:t>Persistencia relacional de catálogos, recomendaciones y metadatos</w:t>
+              <w:t>Versionado, ramas, revisión e integración del trabajo</w:t>
             </w:r>
           </w:p>
         </w:tc>
@@ -3456,7 +3456,7 @@
                 <w:color w:val="000000"/>
                 <w:sz w:val="16"/>
               </w:rPr>
-              <w:t>Diseñado, pendiente de implementación.</w:t>
+              <w:t>Implementado.</w:t>
             </w:r>
           </w:p>
         </w:tc>
@@ -3487,7 +3487,7 @@
                 <w:color w:val="000000"/>
                 <w:sz w:val="16"/>
               </w:rPr>
-              <w:t>Apache Hop</w:t>
+              <w:t>MySQL</w:t>
             </w:r>
           </w:p>
         </w:tc>
@@ -3513,7 +3513,7 @@
                 <w:color w:val="000000"/>
                 <w:sz w:val="16"/>
               </w:rPr>
-              <w:t>Orquestación visual de cargas ETL</w:t>
+              <w:t>Persistencia relacional de catálogos, recomendaciones y metadatos</w:t>
             </w:r>
           </w:p>
         </w:tc>
@@ -3539,7 +3539,7 @@
                 <w:color w:val="000000"/>
                 <w:sz w:val="16"/>
               </w:rPr>
-              <w:t>Propuesto; el flujo actual se ejecuta con módulos Python.</w:t>
+              <w:t>Diseñado, pendiente de implementación.</w:t>
             </w:r>
           </w:p>
         </w:tc>
@@ -3569,7 +3569,7 @@
                 <w:color w:val="000000"/>
                 <w:sz w:val="16"/>
               </w:rPr>
-              <w:t>Power BI o Tableau</w:t>
+              <w:t>Apache Hop</w:t>
             </w:r>
           </w:p>
         </w:tc>
@@ -3594,7 +3594,7 @@
                 <w:color w:val="000000"/>
                 <w:sz w:val="16"/>
               </w:rPr>
-              <w:t>Interfaz de consulta y visualización final</w:t>
+              <w:t>Orquestación visual de cargas ETL</w:t>
             </w:r>
           </w:p>
         </w:tc>
@@ -3619,7 +3619,7 @@
                 <w:color w:val="000000"/>
                 <w:sz w:val="16"/>
               </w:rPr>
-              <w:t>Previsto para la capa de presentación.</w:t>
+              <w:t>Propuesto; el flujo actual se ejecuta con módulos Python.</w:t>
             </w:r>
           </w:p>
         </w:tc>
@@ -3650,7 +3650,7 @@
                 <w:color w:val="000000"/>
                 <w:sz w:val="16"/>
               </w:rPr>
-              <w:t>Docker</w:t>
+              <w:t>Power BI o Tableau</w:t>
             </w:r>
           </w:p>
         </w:tc>
@@ -3676,7 +3676,7 @@
                 <w:color w:val="000000"/>
                 <w:sz w:val="16"/>
               </w:rPr>
-              <w:t>Entorno reproducible de servicios y despliegue</w:t>
+              <w:t>Análisis agregado de las recomendaciones archivadas</w:t>
             </w:r>
           </w:p>
         </w:tc>
@@ -3702,7 +3702,7 @@
                 <w:color w:val="000000"/>
                 <w:sz w:val="16"/>
               </w:rPr>
-              <w:t>Previsto.</w:t>
+              <w:t>Opcional; la consulta del prototipo se resuelve con Streamlit.</w:t>
             </w:r>
           </w:p>
         </w:tc>
@@ -3732,6 +3732,87 @@
                 <w:color w:val="000000"/>
                 <w:sz w:val="16"/>
               </w:rPr>
+              <w:t>Docker</w:t>
+            </w:r>
+          </w:p>
+        </w:tc>
+        <w:tc>
+          <w:tcPr>
+            <w:tcW w:type="dxa" w:w="3009"/>
+            <w:vAlign w:val="center"/>
+            <w:tcMar>
+              <w:top w:w="90" w:type="dxa"/>
+              <w:start w:w="100" w:type="dxa"/>
+              <w:bottom w:w="90" w:type="dxa"/>
+              <w:end w:w="100" w:type="dxa"/>
+            </w:tcMar>
+          </w:tcPr>
+          <w:p>
+            <w:pPr>
+              <w:jc w:val="center"/>
+            </w:pPr>
+            <w:r>
+              <w:rPr>
+                <w:rFonts w:ascii="Times New Roman" w:hAnsi="Times New Roman"/>
+                <w:color w:val="000000"/>
+                <w:sz w:val="16"/>
+              </w:rPr>
+              <w:t>Entorno reproducible de servicios y despliegue</w:t>
+            </w:r>
+          </w:p>
+        </w:tc>
+        <w:tc>
+          <w:tcPr>
+            <w:tcW w:type="dxa" w:w="3009"/>
+            <w:vAlign w:val="center"/>
+            <w:tcMar>
+              <w:top w:w="90" w:type="dxa"/>
+              <w:start w:w="100" w:type="dxa"/>
+              <w:bottom w:w="90" w:type="dxa"/>
+              <w:end w:w="100" w:type="dxa"/>
+            </w:tcMar>
+          </w:tcPr>
+          <w:p>
+            <w:pPr>
+              <w:jc w:val="center"/>
+            </w:pPr>
+            <w:r>
+              <w:rPr>
+                <w:rFonts w:ascii="Times New Roman" w:hAnsi="Times New Roman"/>
+                <w:color w:val="000000"/>
+                <w:sz w:val="16"/>
+              </w:rPr>
+              <w:t>Previsto.</w:t>
+            </w:r>
+          </w:p>
+        </w:tc>
+      </w:tr>
+      <w:tr>
+        <w:trPr>
+          <w:cantSplit/>
+        </w:trPr>
+        <w:tc>
+          <w:tcPr>
+            <w:tcW w:type="dxa" w:w="3009"/>
+            <w:vAlign w:val="center"/>
+            <w:tcMar>
+              <w:top w:w="90" w:type="dxa"/>
+              <w:start w:w="100" w:type="dxa"/>
+              <w:bottom w:w="90" w:type="dxa"/>
+              <w:end w:w="100" w:type="dxa"/>
+            </w:tcMar>
+            <w:shd w:fill="EAF2F8"/>
+          </w:tcPr>
+          <w:p>
+            <w:pPr>
+              <w:jc w:val="left"/>
+            </w:pPr>
+            <w:r>
+              <w:rPr>
+                <w:rFonts w:ascii="Times New Roman" w:hAnsi="Times New Roman"/>
+                <w:color w:val="000000"/>
+                <w:sz w:val="16"/>
+              </w:rPr>
               <w:t>PySpark</w:t>
             </w:r>
           </w:p>
@@ -3746,6 +3827,7 @@
               <w:bottom w:w="90" w:type="dxa"/>
               <w:end w:w="100" w:type="dxa"/>
             </w:tcMar>
+            <w:shd w:fill="EAF2F8"/>
           </w:tcPr>
           <w:p>
             <w:pPr>
@@ -3771,6 +3853,7 @@
               <w:bottom w:w="90" w:type="dxa"/>
               <w:end w:w="100" w:type="dxa"/>
             </w:tcMar>
+            <w:shd w:fill="EAF2F8"/>
           </w:tcPr>
           <w:p>
             <w:pPr>
@@ -3798,7 +3881,7 @@
         <w:spacing w:after="120"/>
       </w:pPr>
       <w:r>
-        <w:t>Esta clasificación actualiza el planteamiento del anteproyecto. MySQL, Apache Hop, Docker, PySpark y el cuadro de mando forman parte de la arquitectura objetivo, pero no se consideran evidencias terminadas. En el estado actual, el prototipo reproducible se apoya en módulos Python y almacenamiento local por capas.</w:t>
+        <w:t>Esta clasificación actualiza el planteamiento del anteproyecto. MySQL, Apache Hop, Docker, PySpark y un cuadro de mando en Power BI o Tableau forman parte de la arquitectura objetivo, pero no se consideran evidencias terminadas. En el estado actual, el prototipo reproducible se apoya en módulos Python, almacenamiento local por capas y una aplicación en Streamlit para consultar el sistema de recomendación.</w:t>
       </w:r>
     </w:p>
     <w:p>

--- a/docs/memoria/TFM_definitivo.docx
+++ b/docs/memoria/TFM_definitivo.docx
@@ -41,7 +41,6 @@
     <w:p>
       <w:pPr>
         <w:widowControl/>
-        <w:ind w:firstLine="709"/>
       </w:pPr>
       <w:r>
         <w:t>El agua constituye un factor productivo esencial para la agricultura y, al mismo tiempo, un recurso limitado sometido a una presión creciente. A escala mundial, el regadío concentra alrededor del 70 % de las extracciones de agua dulce y permite obtener cerca del 40 % de la producción agrícola en alrededor del 20 % de la superficie cultivada. Estas cifras muestran la capacidad del riego para estabilizar y elevar la producción, pero también la necesidad de mejorar la productividad del agua y evitar aplicaciones superiores a las necesidades reales de los cultivos (FAO, 2021).</w:t>
@@ -50,7 +49,6 @@
     <w:p>
       <w:pPr>
         <w:widowControl/>
-        <w:ind w:firstLine="709"/>
       </w:pPr>
       <w:r>
         <w:t>Este reto es especialmente relevante en Europa meridional. La escasez hídrica no se limita a episodios excepcionales de sequía, sino que responde también al desequilibrio recurrente entre la disponibilidad y la demanda de agua. En el conjunto europeo, el estrés hídrico afecta cada año a cerca del 20 % del territorio y al 30 % de la población, con una incidencia más intensa y persistente en el sur del continente (European Environment Agency [EEA], 2021). Además, las proyecciones climáticas anticipan un aumento de los riesgos asociados al calor, la sequía y la reducción de la disponibilidad de agua en la región mediterránea, lo que incrementa la incertidumbre sobre la planificación agrícola y refuerza la necesidad de medidas de adaptación basadas en información actualizada (Intergovernmental Panel on Climate Change [IPCC], 2022).</w:t>
@@ -59,7 +57,6 @@
     <w:p>
       <w:pPr>
         <w:widowControl/>
-        <w:ind w:firstLine="709"/>
       </w:pPr>
       <w:r>
         <w:t>En España, el regadío presenta una importancia económica desproporcionada respecto a la superficie que ocupa: aproximadamente el 22 % de la superficie cultivada genera alrededor del 65 % de la Producción Final Vegetal. Esta relevancia productiva explica que la política pública no pueda orientarse únicamente a reducir el consumo, sino a compatibilizar la viabilidad de las explotaciones con una aplicación más eficiente del agua y la energía. El marco estatal identifica de forma expresa la digitalización, la adaptación a escenarios de menor disponibilidad hídrica y la tecnificación del regadío como líneas prioritarias de actuación (Real Decreto 854/2022, 2022).</w:t>
@@ -68,7 +65,6 @@
     <w:p>
       <w:pPr>
         <w:widowControl/>
-        <w:ind w:firstLine="709"/>
       </w:pPr>
       <w:r>
         <w:t>La programación del riego es, por tanto, una decisión compleja y dependiente del contexto. La cantidad de agua que requiere una parcela varía con la especie y la fase fenológica del cultivo, las características del suelo, la localización, la temperatura, la radiación, la humedad, el viento, la precipitación efectiva y la eficiencia del sistema de aplicación. La metodología FAO-56 proporciona una base agronómica consolidada para estimar la evapotranspiración de referencia y transformarla en evapotranspiración del cultivo mediante coeficientes específicos (Allen et al., 1998). Sin embargo, convertir estas estimaciones en una decisión operativa exige disponer de datos consistentes, representativos de la parcela y actualizados con una frecuencia compatible con el horizonte de decisión.</w:t>
@@ -77,7 +73,6 @@
     <w:p>
       <w:pPr>
         <w:widowControl/>
-        <w:ind w:firstLine="709"/>
       </w:pPr>
       <w:r>
         <w:t>Los enfoques convencionales basados en calendarios fijos, valores medios o reglas generales siguen siendo útiles como referencia, pero pueden responder de forma limitada ante variaciones locales y cambios meteorológicos rápidos. La agricultura de precisión amplía este enfoque al integrar observaciones meteorológicas, información agrometeorológica, atributos del cultivo y registros históricos. Sobre esta base, las técnicas de aprendizaje automático permiten modelizar relaciones no lineales, comparar patrones y generar predicciones a partir de múltiples variables. La literatura sitúa la gestión del agua y del suelo entre las principales áreas de aplicación del aprendizaje automático en agricultura y destaca su utilidad para generar información de apoyo a la toma de decisiones (Liakos et al., 2018).</w:t>
@@ -86,7 +81,6 @@
     <w:p>
       <w:pPr>
         <w:widowControl/>
-        <w:ind w:firstLine="709"/>
       </w:pPr>
       <w:r>
         <w:t>El valor práctico de estas técnicas aumenta cuando sus resultados se incorporan a un sistema de apoyo a la decisión, es decir, a una herramienta que transforma datos y predicciones en una recomendación comprensible y accionable. En un estudio desarrollado sobre plantaciones comerciales de cítricos del sureste de España, Navarro-Hellín et al. (2016) integraron variables climáticas, mediciones de suelo y modelos de aprendizaje automático para estimar necesidades semanales de riego y contrastarlas con las decisiones de un experto. Este antecedente respalda la viabilidad del enfoque, pero también muestra que la utilidad de un modelo depende de su calibración local, de la calidad de los datos de entrada y de una validación vinculada al uso real.</w:t>
@@ -95,7 +89,6 @@
     <w:p>
       <w:pPr>
         <w:widowControl/>
-        <w:ind w:firstLine="709"/>
       </w:pPr>
       <w:r>
         <w:t>A partir de este contexto, el presente Trabajo Fin de Máster plantea el desarrollo de un sistema inteligente de apoyo a la decisión para la gestión hídrica agrícola. La propuesta busca integrar en un flujo reproducible variables meteorológicas y ambientales, información relativa al tipo de cultivo y su localización, antecedentes de necesidades de riego e indicadores sobre la disponibilidad de recursos hídricos. La finalidad es estimar la demanda de riego en horizontes operativos y presentar el resultado mediante una interfaz que facilite la interpretación por agricultores, cooperativas y responsables de explotaciones.</w:t>
@@ -104,7 +97,6 @@
     <w:p>
       <w:pPr>
         <w:widowControl/>
-        <w:ind w:firstLine="709"/>
       </w:pPr>
       <w:r>
         <w:t>La motivación del proyecto es triple. En primer lugar, responde a una necesidad ambiental y productiva: asignar el agua con mayor precisión en un contexto de escasez y variabilidad climática. En segundo lugar, aborda una necesidad operativa: reducir la dispersión de datos entre fuentes y convertirlos en información útil para decidir cuándo y cuánto regar. En tercer lugar, ofrece un problema adecuado para aplicar de forma integrada competencias de ciencia de datos, como la extracción y transformación de información, el análisis exploratorio, la ingeniería de variables, la comparación de modelos predictivos, la evaluación de errores y la visualización de resultados.</w:t>
@@ -113,7 +105,6 @@
     <w:p>
       <w:pPr>
         <w:widowControl/>
-        <w:ind w:firstLine="709"/>
       </w:pPr>
       <w:r>
         <w:t>La justificación académica y aplicada del TFM no reside en presuponer que un algoritmo complejo producirá por sí mismo un ahorro determinado. Esa afirmación solo sería defendible después de una validación con datos adecuados y frente a una referencia comparable. La aportación prevista consiste en diseñar y evaluar una cadena completa de datos y decisión, documentar sus supuestos, comparar alternativas de modelización con métricas objetivas y hacer explícitas sus limitaciones. Este planteamiento evita sustituir el criterio agronómico por una salida automática y sitúa el modelo como apoyo trazable a la decisión. De este modo, el proyecto se alinea con las prioridades de eficiencia, digitalización y adaptación del regadío español, a la vez que mantiene un alcance realista y verificable para un Trabajo Fin de Máster (Real Decreto 854/2022, 2022).</w:t>
@@ -131,7 +122,6 @@
       <w:pPr>
         <w:keepLines w:val="0"/>
         <w:widowControl/>
-        <w:ind w:firstLine="709"/>
         <w:jc w:val="both"/>
       </w:pPr>
       <w:r>
@@ -148,7 +138,6 @@
       <w:pPr>
         <w:keepLines w:val="0"/>
         <w:widowControl/>
-        <w:ind w:firstLine="709"/>
         <w:jc w:val="both"/>
       </w:pPr>
       <w:r>
@@ -159,7 +148,6 @@
       <w:pPr>
         <w:keepLines w:val="0"/>
         <w:widowControl/>
-        <w:ind w:firstLine="709"/>
         <w:jc w:val="both"/>
       </w:pPr>
       <w:r>
@@ -170,7 +158,6 @@
       <w:pPr>
         <w:keepLines w:val="0"/>
         <w:widowControl/>
-        <w:ind w:firstLine="709"/>
         <w:jc w:val="both"/>
       </w:pPr>
       <w:r>
@@ -181,7 +168,6 @@
       <w:pPr>
         <w:keepLines w:val="0"/>
         <w:widowControl/>
-        <w:ind w:firstLine="709"/>
         <w:jc w:val="both"/>
       </w:pPr>
       <w:r>
@@ -192,7 +178,6 @@
       <w:pPr>
         <w:keepLines w:val="0"/>
         <w:widowControl/>
-        <w:ind w:firstLine="709"/>
         <w:jc w:val="both"/>
       </w:pPr>
       <w:r>
@@ -203,7 +188,6 @@
       <w:pPr>
         <w:keepLines w:val="0"/>
         <w:widowControl/>
-        <w:ind w:firstLine="709"/>
         <w:jc w:val="both"/>
       </w:pPr>
       <w:r>
@@ -214,7 +198,6 @@
       <w:pPr>
         <w:keepLines w:val="0"/>
         <w:widowControl/>
-        <w:ind w:firstLine="709"/>
         <w:jc w:val="both"/>
       </w:pPr>
       <w:r>
@@ -225,7 +208,6 @@
       <w:pPr>
         <w:keepLines w:val="0"/>
         <w:widowControl/>
-        <w:ind w:firstLine="709"/>
         <w:jc w:val="both"/>
       </w:pPr>
       <w:r>
@@ -244,7 +226,6 @@
       <w:pPr>
         <w:keepLines w:val="0"/>
         <w:widowControl/>
-        <w:ind w:firstLine="709"/>
         <w:jc w:val="both"/>
       </w:pPr>
       <w:r>
@@ -255,7 +236,6 @@
       <w:pPr>
         <w:keepLines w:val="0"/>
         <w:widowControl/>
-        <w:ind w:firstLine="709"/>
         <w:jc w:val="both"/>
       </w:pPr>
       <w:r>
@@ -266,7 +246,6 @@
       <w:pPr>
         <w:keepLines w:val="0"/>
         <w:widowControl/>
-        <w:ind w:firstLine="709"/>
         <w:jc w:val="both"/>
       </w:pPr>
       <w:r>
@@ -277,7 +256,6 @@
       <w:pPr>
         <w:keepLines w:val="0"/>
         <w:widowControl/>
-        <w:ind w:firstLine="709"/>
         <w:jc w:val="both"/>
       </w:pPr>
       <w:r>
@@ -288,7 +266,6 @@
       <w:pPr>
         <w:keepLines w:val="0"/>
         <w:widowControl/>
-        <w:ind w:firstLine="709"/>
         <w:jc w:val="both"/>
       </w:pPr>
       <w:r>
@@ -299,7 +276,6 @@
       <w:pPr>
         <w:keepLines w:val="0"/>
         <w:widowControl/>
-        <w:ind w:firstLine="709"/>
         <w:jc w:val="both"/>
       </w:pPr>
       <w:r>
@@ -310,7 +286,6 @@
       <w:pPr>
         <w:keepLines w:val="0"/>
         <w:widowControl/>
-        <w:ind w:firstLine="709"/>
         <w:jc w:val="both"/>
       </w:pPr>
       <w:r>
@@ -321,7 +296,6 @@
       <w:pPr>
         <w:keepLines w:val="0"/>
         <w:widowControl/>
-        <w:ind w:firstLine="709"/>
         <w:jc w:val="both"/>
       </w:pPr>
       <w:r>
@@ -348,7 +322,6 @@
       <w:pPr>
         <w:keepLines w:val="0"/>
         <w:widowControl/>
-        <w:ind w:firstLine="709"/>
         <w:jc w:val="both"/>
       </w:pPr>
       <w:r>
@@ -359,7 +332,6 @@
       <w:pPr>
         <w:keepLines w:val="0"/>
         <w:widowControl/>
-        <w:ind w:firstLine="709"/>
         <w:jc w:val="both"/>
       </w:pPr>
       <w:r>
@@ -370,7 +342,6 @@
       <w:pPr>
         <w:keepLines w:val="0"/>
         <w:widowControl/>
-        <w:ind w:firstLine="709"/>
         <w:jc w:val="both"/>
       </w:pPr>
       <w:r>
@@ -381,7 +352,6 @@
       <w:pPr>
         <w:keepLines w:val="0"/>
         <w:widowControl/>
-        <w:ind w:firstLine="709"/>
         <w:jc w:val="both"/>
       </w:pPr>
       <w:r>
@@ -392,7 +362,6 @@
       <w:pPr>
         <w:keepLines w:val="0"/>
         <w:widowControl/>
-        <w:ind w:firstLine="709"/>
         <w:jc w:val="both"/>
       </w:pPr>
       <w:r>
@@ -403,7 +372,6 @@
       <w:pPr>
         <w:keepLines w:val="0"/>
         <w:widowControl/>
-        <w:ind w:firstLine="709"/>
         <w:jc w:val="both"/>
       </w:pPr>
       <w:r>
@@ -414,7 +382,6 @@
       <w:pPr>
         <w:keepLines w:val="0"/>
         <w:widowControl/>
-        <w:ind w:firstLine="709"/>
         <w:jc w:val="both"/>
       </w:pPr>
       <w:r>
@@ -425,7 +392,6 @@
       <w:pPr>
         <w:keepLines w:val="0"/>
         <w:widowControl/>
-        <w:ind w:firstLine="709"/>
         <w:jc w:val="both"/>
       </w:pPr>
       <w:r>
@@ -436,7 +402,6 @@
       <w:pPr>
         <w:keepLines w:val="0"/>
         <w:widowControl/>
-        <w:ind w:firstLine="709"/>
         <w:jc w:val="both"/>
       </w:pPr>
       <w:r>
@@ -453,8 +418,6 @@
     </w:p>
     <w:p>
       <w:pPr>
-        <w:spacing w:after="0"/>
-        <w:ind w:firstLine="709"/>
         <w:jc w:val="both"/>
       </w:pPr>
       <w:r>
@@ -463,8 +426,6 @@
     </w:p>
     <w:p>
       <w:pPr>
-        <w:spacing w:after="0"/>
-        <w:ind w:firstLine="709"/>
         <w:jc w:val="both"/>
       </w:pPr>
       <w:r>
@@ -473,8 +434,6 @@
     </w:p>
     <w:p>
       <w:pPr>
-        <w:spacing w:after="0"/>
-        <w:ind w:firstLine="709"/>
         <w:jc w:val="both"/>
       </w:pPr>
       <w:r>
@@ -483,8 +442,6 @@
     </w:p>
     <w:p>
       <w:pPr>
-        <w:spacing w:after="0"/>
-        <w:ind w:firstLine="709"/>
         <w:jc w:val="both"/>
       </w:pPr>
       <w:r>
@@ -493,8 +450,6 @@
     </w:p>
     <w:p>
       <w:pPr>
-        <w:spacing w:after="0"/>
-        <w:ind w:firstLine="709"/>
         <w:jc w:val="both"/>
       </w:pPr>
       <w:r>
@@ -503,8 +458,6 @@
     </w:p>
     <w:p>
       <w:pPr>
-        <w:spacing w:after="0"/>
-        <w:ind w:firstLine="709"/>
         <w:jc w:val="both"/>
       </w:pPr>
       <w:r>
@@ -513,8 +466,6 @@
     </w:p>
     <w:p>
       <w:pPr>
-        <w:spacing w:after="0"/>
-        <w:ind w:firstLine="709"/>
         <w:jc w:val="both"/>
       </w:pPr>
       <w:r>
@@ -523,8 +474,6 @@
     </w:p>
     <w:p>
       <w:pPr>
-        <w:spacing w:after="0"/>
-        <w:ind w:firstLine="709"/>
         <w:jc w:val="both"/>
       </w:pPr>
       <w:r>
@@ -533,8 +482,6 @@
     </w:p>
     <w:p>
       <w:pPr>
-        <w:spacing w:after="0"/>
-        <w:ind w:firstLine="709"/>
         <w:jc w:val="both"/>
       </w:pPr>
       <w:r>
@@ -543,8 +490,6 @@
     </w:p>
     <w:p>
       <w:pPr>
-        <w:spacing w:after="0"/>
-        <w:ind w:firstLine="709"/>
         <w:jc w:val="both"/>
       </w:pPr>
       <w:r>
@@ -561,8 +506,6 @@
     </w:p>
     <w:p>
       <w:pPr>
-        <w:spacing w:after="0"/>
-        <w:ind w:firstLine="709"/>
         <w:jc w:val="both"/>
       </w:pPr>
       <w:r>
@@ -571,8 +514,6 @@
     </w:p>
     <w:p>
       <w:pPr>
-        <w:spacing w:after="0"/>
-        <w:ind w:firstLine="709"/>
         <w:jc w:val="both"/>
       </w:pPr>
       <w:r>
@@ -581,8 +522,6 @@
     </w:p>
     <w:p>
       <w:pPr>
-        <w:spacing w:after="0"/>
-        <w:ind w:firstLine="709"/>
         <w:jc w:val="both"/>
       </w:pPr>
       <w:r>
@@ -591,8 +530,6 @@
     </w:p>
     <w:p>
       <w:pPr>
-        <w:spacing w:after="0"/>
-        <w:ind w:firstLine="709"/>
         <w:jc w:val="both"/>
       </w:pPr>
       <w:r>
@@ -601,8 +538,6 @@
     </w:p>
     <w:p>
       <w:pPr>
-        <w:spacing w:after="0"/>
-        <w:ind w:firstLine="709"/>
         <w:jc w:val="both"/>
       </w:pPr>
       <w:r>
@@ -611,8 +546,6 @@
     </w:p>
     <w:p>
       <w:pPr>
-        <w:spacing w:after="0"/>
-        <w:ind w:firstLine="709"/>
         <w:jc w:val="both"/>
       </w:pPr>
       <w:r>
@@ -621,8 +554,6 @@
     </w:p>
     <w:p>
       <w:pPr>
-        <w:spacing w:after="0"/>
-        <w:ind w:firstLine="709"/>
         <w:jc w:val="both"/>
       </w:pPr>
       <w:r>
@@ -631,8 +562,6 @@
     </w:p>
     <w:p>
       <w:pPr>
-        <w:spacing w:after="0"/>
-        <w:ind w:firstLine="709"/>
         <w:jc w:val="both"/>
       </w:pPr>
       <w:r>
@@ -641,8 +570,6 @@
     </w:p>
     <w:p>
       <w:pPr>
-        <w:spacing w:after="0"/>
-        <w:ind w:firstLine="709"/>
         <w:jc w:val="both"/>
       </w:pPr>
       <w:r>
@@ -713,6 +640,18 @@
           <w:sz w:val="24"/>
         </w:rPr>
         <w:t>3.1.1. Fuentes incorporadas</w:t>
+      </w:r>
+    </w:p>
+    <w:p>
+      <w:pPr>
+        <w:keepNext/>
+        <w:spacing w:after="120"/>
+      </w:pPr>
+      <w:r>
+        <w:rPr>
+          <w:b/>
+        </w:rPr>
+        <w:t>Tabla 3.1. Fuentes de datos incorporadas y estado de integración.</w:t>
       </w:r>
     </w:p>
     <w:tbl>
@@ -1463,6 +1402,18 @@
           <w:sz w:val="24"/>
         </w:rPr>
         <w:t>3.1.2. Familias de variables</w:t>
+      </w:r>
+    </w:p>
+    <w:p>
+      <w:pPr>
+        <w:keepNext/>
+        <w:spacing w:after="120"/>
+      </w:pPr>
+      <w:r>
+        <w:rPr>
+          <w:b/>
+        </w:rPr>
+        <w:t>Tabla 3.2. Familias de variables según su disponibilidad y uso.</w:t>
       </w:r>
     </w:p>
     <w:tbl>
@@ -2755,12 +2706,6 @@
         </w:rPr>
         <w:t>parámetros -&gt; fuentes -&gt; raw/external -&gt; interim -&gt; processed</w:t>
         <w:br/>
-      </w:r>
-      <w:r>
-        <w:rPr>
-          <w:rFonts w:ascii="Consolas" w:hAnsi="Consolas"/>
-          <w:sz w:val="17"/>
-        </w:rPr>
         <w:t xml:space="preserve">           -&gt; análisis/modelos -&gt; evidencias -&gt; motor DSS -&gt; aplicación</w:t>
       </w:r>
     </w:p>
@@ -2784,6 +2729,18 @@
           <w:sz w:val="24"/>
         </w:rPr>
         <w:t>3.2.2. Tecnologías y grado de implementación</w:t>
+      </w:r>
+    </w:p>
+    <w:p>
+      <w:pPr>
+        <w:keepNext/>
+        <w:spacing w:after="120"/>
+      </w:pPr>
+      <w:r>
+        <w:rPr>
+          <w:b/>
+        </w:rPr>
+        <w:t>Tabla 3.3. Tecnologías del proyecto y grado de implementación.</w:t>
       </w:r>
     </w:p>
     <w:tbl>
@@ -3933,7 +3890,7 @@
         <w:spacing w:after="120"/>
       </w:pPr>
       <w:r>
-        <w:t>Los procesos se ejecutan mediante módulos independientes y generan salidas deterministas a partir de datos y parámetros conocidos. Las pruebas automáticas cubren construcción de consultas, protección de credenciales, escritura raw, normalización, calidad, características y evaluación temporal. Las figuras y resúmenes de la memoria se regeneran desde los mismos archivos que consume el modelado.</w:t>
+        <w:t xml:space="preserve">Los procesos se ejecutan mediante módulos independientes y generan salidas deterministas a partir de datos y parámetros conocidos. Las pruebas automáticas cubren construcción de consultas, protección de credenciales, escritura raw, normalización, calidad, características, evaluación temporal y reglas del motor de recomendación, incluida la comprobación de que la planificación no utiliza información posterior a la fecha de emisión. En total, el proyecto dispone de cincuenta y cinco pruebas. Las figuras y resúmenes de la memoria se regeneran desde los mismos archivos que consume el modelado.</w:t>
       </w:r>
     </w:p>
     <w:p>
@@ -3966,6 +3923,18 @@
       </w:pPr>
       <w:r>
         <w:t>Las fases de trabajo son:</w:t>
+      </w:r>
+    </w:p>
+    <w:p>
+      <w:pPr>
+        <w:keepNext/>
+        <w:spacing w:after="120"/>
+      </w:pPr>
+      <w:r>
+        <w:rPr>
+          <w:b/>
+        </w:rPr>
+        <w:t>Tabla 3.4. Fases de trabajo y evidencias de salida.</w:t>
       </w:r>
     </w:p>
     <w:tbl>
@@ -4669,52 +4638,16 @@
         </w:rPr>
         <w:t>main actualizada</w:t>
         <w:br/>
-      </w:r>
-      <w:r>
-        <w:rPr>
-          <w:rFonts w:ascii="Consolas" w:hAnsi="Consolas"/>
-          <w:sz w:val="17"/>
-        </w:rPr>
         <w:t xml:space="preserve">    -&gt; rama persona/tarea</w:t>
         <w:br/>
-      </w:r>
-      <w:r>
-        <w:rPr>
-          <w:rFonts w:ascii="Consolas" w:hAnsi="Consolas"/>
-          <w:sz w:val="17"/>
-        </w:rPr>
         <w:t xml:space="preserve">    -&gt; cambios y pruebas locales</w:t>
         <w:br/>
-      </w:r>
-      <w:r>
-        <w:rPr>
-          <w:rFonts w:ascii="Consolas" w:hAnsi="Consolas"/>
-          <w:sz w:val="17"/>
-        </w:rPr>
         <w:t xml:space="preserve">    -&gt; commit</w:t>
         <w:br/>
-      </w:r>
-      <w:r>
-        <w:rPr>
-          <w:rFonts w:ascii="Consolas" w:hAnsi="Consolas"/>
-          <w:sz w:val="17"/>
-        </w:rPr>
         <w:t xml:space="preserve">    -&gt; push a GitHub</w:t>
         <w:br/>
-      </w:r>
-      <w:r>
-        <w:rPr>
-          <w:rFonts w:ascii="Consolas" w:hAnsi="Consolas"/>
-          <w:sz w:val="17"/>
-        </w:rPr>
         <w:t xml:space="preserve">    -&gt; pull request y revisión</w:t>
         <w:br/>
-      </w:r>
-      <w:r>
-        <w:rPr>
-          <w:rFonts w:ascii="Consolas" w:hAnsi="Consolas"/>
-          <w:sz w:val="17"/>
-        </w:rPr>
         <w:t xml:space="preserve">    -&gt; merge en main</w:t>
       </w:r>
     </w:p>
@@ -4889,6 +4822,18 @@
         <w:t>4.1.1. Fuentes utilizadas</w:t>
       </w:r>
     </w:p>
+    <w:p>
+      <w:pPr>
+        <w:keepNext/>
+        <w:spacing w:after="120"/>
+      </w:pPr>
+      <w:r>
+        <w:rPr>
+          <w:b/>
+        </w:rPr>
+        <w:t>Tabla 4.1. Fuentes oficiales utilizadas y función en el DSS.</w:t>
+      </w:r>
+    </w:p>
     <w:tbl>
       <w:tblPr>
         <w:tblW w:type="auto" w:w="0"/>
@@ -5073,15 +5018,7 @@
                 <w:color w:val="000000"/>
                 <w:sz w:val="16"/>
               </w:rPr>
-              <w:t xml:space="preserve">Web API SiAR v1, </w:t>
-            </w:r>
-            <w:r>
-              <w:rPr>
-                <w:rFonts w:ascii="Times New Roman" w:hAnsi="Times New Roman"/>
-                <w:color w:val="000000"/>
-                <w:sz w:val="16"/>
-              </w:rPr>
-              <w:t>https://servicio.mapa.gob.es/siarapi/API/V1</w:t>
+              <w:t xml:space="preserve">Web API SiAR v1, https://servicio.mapa.gob.es/siarapi/API/V1</w:t>
             </w:r>
           </w:p>
         </w:tc>
@@ -5188,15 +5125,7 @@
                 <w:color w:val="000000"/>
                 <w:sz w:val="16"/>
               </w:rPr>
-              <w:t xml:space="preserve">Web de cálculo de necesidades hídricas, </w:t>
-            </w:r>
-            <w:r>
-              <w:rPr>
-                <w:rFonts w:ascii="Times New Roman" w:hAnsi="Times New Roman"/>
-                <w:color w:val="000000"/>
-                <w:sz w:val="16"/>
-              </w:rPr>
-              <w:t>https://servicio.mapa.gob.es/siarweb/necesidadesHidricas/calculo</w:t>
+              <w:t xml:space="preserve">Web de cálculo de necesidades hídricas, https://servicio.mapa.gob.es/siarweb/necesidadesHidricas/calculo</w:t>
             </w:r>
           </w:p>
         </w:tc>
@@ -5303,15 +5232,7 @@
                 <w:color w:val="000000"/>
                 <w:sz w:val="16"/>
               </w:rPr>
-              <w:t xml:space="preserve">AEMET OpenData, </w:t>
-            </w:r>
-            <w:r>
-              <w:rPr>
-                <w:rFonts w:ascii="Times New Roman" w:hAnsi="Times New Roman"/>
-                <w:color w:val="000000"/>
-                <w:sz w:val="16"/>
-              </w:rPr>
-              <w:t>https://opendata.aemet.es/opendata/api</w:t>
+              <w:t xml:space="preserve">AEMET OpenData, https://opendata.aemet.es/opendata/api</w:t>
             </w:r>
           </w:p>
         </w:tc>
@@ -5640,6 +5561,18 @@
       </w:pPr>
       <w:r>
         <w:t>El flujo se ha planteado como una ETL parametrizable. En el producto final, el usuario seleccionará la ubicación de la explotación, el cultivo, el periodo y el horizonte de recomendación. Estos valores determinan las consultas y tablas que se generan:</w:t>
+      </w:r>
+    </w:p>
+    <w:p>
+      <w:pPr>
+        <w:keepNext/>
+        <w:spacing w:after="120"/>
+      </w:pPr>
+      <w:r>
+        <w:rPr>
+          <w:b/>
+        </w:rPr>
+        <w:t>Tabla 4.2. Parámetros de configuración del caso y datos que dependen de ellos.</w:t>
       </w:r>
     </w:p>
     <w:tbl>
@@ -6150,44 +6083,14 @@
         </w:rPr>
         <w:t>selección del usuario</w:t>
         <w:br/>
-      </w:r>
-      <w:r>
-        <w:rPr>
-          <w:rFonts w:ascii="Consolas" w:hAnsi="Consolas"/>
-          <w:sz w:val="17"/>
-        </w:rPr>
         <w:t xml:space="preserve">    -&gt; cultivo, ubicación, estación, municipio y fechas</w:t>
         <w:br/>
-      </w:r>
-      <w:r>
-        <w:rPr>
-          <w:rFonts w:ascii="Consolas" w:hAnsi="Consolas"/>
-          <w:sz w:val="17"/>
-        </w:rPr>
         <w:t xml:space="preserve">    -&gt; extracción de las fuentes correspondientes</w:t>
         <w:br/>
-      </w:r>
-      <w:r>
-        <w:rPr>
-          <w:rFonts w:ascii="Consolas" w:hAnsi="Consolas"/>
-          <w:sz w:val="17"/>
-        </w:rPr>
         <w:t xml:space="preserve">    -&gt; normalización y controles de calidad</w:t>
         <w:br/>
-      </w:r>
-      <w:r>
-        <w:rPr>
-          <w:rFonts w:ascii="Consolas" w:hAnsi="Consolas"/>
-          <w:sz w:val="17"/>
-        </w:rPr>
         <w:t xml:space="preserve">    -&gt; tabla analítica</w:t>
         <w:br/>
-      </w:r>
-      <w:r>
-        <w:rPr>
-          <w:rFonts w:ascii="Consolas" w:hAnsi="Consolas"/>
-          <w:sz w:val="17"/>
-        </w:rPr>
         <w:t xml:space="preserve">    -&gt; predicción y recomendación</w:t>
       </w:r>
     </w:p>
@@ -6289,6 +6192,18 @@
       </w:pPr>
       <w:r>
         <w:t>La primera ejecución produjo:</w:t>
+      </w:r>
+    </w:p>
+    <w:p>
+      <w:pPr>
+        <w:keepNext/>
+        <w:spacing w:after="120"/>
+      </w:pPr>
+      <w:r>
+        <w:rPr>
+          <w:b/>
+        </w:rPr>
+        <w:t>Tabla 4.3. Registros obtenidos en la primera extracción.</w:t>
       </w:r>
     </w:p>
     <w:tbl>
@@ -6610,23 +6525,7 @@
                 <w:color w:val="000000"/>
                 <w:sz w:val="16"/>
               </w:rPr>
-              <w:t xml:space="preserve">Histórico diario de </w:t>
-            </w:r>
-            <w:r>
-              <w:rPr>
-                <w:rFonts w:ascii="Times New Roman" w:hAnsi="Times New Roman"/>
-                <w:color w:val="000000"/>
-                <w:sz w:val="16"/>
-              </w:rPr>
-              <w:t>AL01</w:t>
-            </w:r>
-            <w:r>
-              <w:rPr>
-                <w:rFonts w:ascii="Times New Roman" w:hAnsi="Times New Roman"/>
-                <w:color w:val="000000"/>
-                <w:sz w:val="16"/>
-              </w:rPr>
-              <w:t>, ciclo 2025</w:t>
+              <w:t xml:space="preserve">Histórico diario de AL01, ciclo 2025</w:t>
             </w:r>
           </w:p>
         </w:tc>
@@ -6708,15 +6607,7 @@
                 <w:color w:val="000000"/>
                 <w:sz w:val="16"/>
               </w:rPr>
-              <w:t xml:space="preserve">Necesidades hídricas de pimiento en </w:t>
-            </w:r>
-            <w:r>
-              <w:rPr>
-                <w:rFonts w:ascii="Times New Roman" w:hAnsi="Times New Roman"/>
-                <w:color w:val="000000"/>
-                <w:sz w:val="16"/>
-              </w:rPr>
-              <w:t>AL01</w:t>
+              <w:t xml:space="preserve">Necesidades hídricas de pimiento en AL01</w:t>
             </w:r>
           </w:p>
         </w:tc>
@@ -7133,84 +7024,24 @@
         </w:rPr>
         <w:t>data/raw/</w:t>
         <w:br/>
-      </w:r>
-      <w:r>
-        <w:rPr>
-          <w:rFonts w:ascii="Consolas" w:hAnsi="Consolas"/>
-          <w:sz w:val="17"/>
-        </w:rPr>
         <w:t>├── siar/</w:t>
         <w:br/>
-      </w:r>
-      <w:r>
-        <w:rPr>
-          <w:rFonts w:ascii="Consolas" w:hAnsi="Consolas"/>
-          <w:sz w:val="17"/>
-        </w:rPr>
         <w:t>│   ├── catalogs/date=AAAA-MM-DD/</w:t>
         <w:br/>
-      </w:r>
-      <w:r>
-        <w:rPr>
-          <w:rFonts w:ascii="Consolas" w:hAnsi="Consolas"/>
-          <w:sz w:val="17"/>
-        </w:rPr>
         <w:t>│   └── weather/daily/station=AL01/year=AAAA/month=MM/</w:t>
         <w:br/>
-      </w:r>
-      <w:r>
-        <w:rPr>
-          <w:rFonts w:ascii="Consolas" w:hAnsi="Consolas"/>
-          <w:sz w:val="17"/>
-        </w:rPr>
         <w:t>└── aemet/</w:t>
         <w:br/>
-      </w:r>
-      <w:r>
-        <w:rPr>
-          <w:rFonts w:ascii="Consolas" w:hAnsi="Consolas"/>
-          <w:sz w:val="17"/>
-        </w:rPr>
         <w:t xml:space="preserve">    ├── catalogs/date=AAAA-MM-DD/</w:t>
         <w:br/>
-      </w:r>
-      <w:r>
-        <w:rPr>
-          <w:rFonts w:ascii="Consolas" w:hAnsi="Consolas"/>
-          <w:sz w:val="17"/>
-        </w:rPr>
         <w:t xml:space="preserve">    └── forecast/</w:t>
         <w:br/>
-      </w:r>
-      <w:r>
-        <w:rPr>
-          <w:rFonts w:ascii="Consolas" w:hAnsi="Consolas"/>
-          <w:sz w:val="17"/>
-        </w:rPr>
         <w:t xml:space="preserve">        ├── daily/municipality=04013/ingestion_date=AAAA-MM-DD/</w:t>
         <w:br/>
-      </w:r>
-      <w:r>
-        <w:rPr>
-          <w:rFonts w:ascii="Consolas" w:hAnsi="Consolas"/>
-          <w:sz w:val="17"/>
-        </w:rPr>
         <w:t xml:space="preserve">        └── hourly/municipality=04013/ingestion_date=AAAA-MM-DD/</w:t>
         <w:br/>
-      </w:r>
-      <w:r>
-        <w:rPr>
-          <w:rFonts w:ascii="Consolas" w:hAnsi="Consolas"/>
-          <w:sz w:val="17"/>
-        </w:rPr>
         <w:t>data/external/</w:t>
         <w:br/>
-      </w:r>
-      <w:r>
-        <w:rPr>
-          <w:rFonts w:ascii="Consolas" w:hAnsi="Consolas"/>
-          <w:sz w:val="17"/>
-        </w:rPr>
         <w:t>└── siar_necesidades_pimiento_AL01_2025.csv</w:t>
       </w:r>
     </w:p>
@@ -7488,6 +7319,18 @@
       </w:pPr>
       <w:r>
         <w:t>El proceso genera cinco CSV codificados en UTF-8:</w:t>
+      </w:r>
+    </w:p>
+    <w:p>
+      <w:pPr>
+        <w:keepNext/>
+        <w:spacing w:after="120"/>
+      </w:pPr>
+      <w:r>
+        <w:rPr>
+          <w:b/>
+        </w:rPr>
+        <w:t>Tabla 4.4. Tablas generadas en la capa interim.</w:t>
       </w:r>
     </w:p>
     <w:tbl>
@@ -8169,6 +8012,18 @@
       </w:pPr>
       <w:r>
         <w:t>Ejemplo de la tabla diaria SiAR:</w:t>
+      </w:r>
+    </w:p>
+    <w:p>
+      <w:pPr>
+        <w:keepNext/>
+        <w:spacing w:after="120"/>
+      </w:pPr>
+      <w:r>
+        <w:rPr>
+          <w:b/>
+        </w:rPr>
+        <w:t>Tabla 4.5. Ejemplo de la tabla diaria normalizada de SiAR.</w:t>
       </w:r>
     </w:p>
     <w:tbl>
@@ -8740,6 +8595,18 @@
       </w:pPr>
       <w:r>
         <w:t>Ejemplo de necesidades hídricas del pimiento:</w:t>
+      </w:r>
+    </w:p>
+    <w:p>
+      <w:pPr>
+        <w:keepNext/>
+        <w:spacing w:after="120"/>
+      </w:pPr>
+      <w:r>
+        <w:rPr>
+          <w:b/>
+        </w:rPr>
+        <w:t>Tabla 4.6. Ejemplo de la tabla normalizada de necesidades hídricas del pimiento.</w:t>
       </w:r>
     </w:p>
     <w:tbl>
@@ -9578,6 +9445,18 @@
         <w:t>Ejemplo de la predicción diaria AEMET:</w:t>
       </w:r>
     </w:p>
+    <w:p>
+      <w:pPr>
+        <w:keepNext/>
+        <w:spacing w:after="120"/>
+      </w:pPr>
+      <w:r>
+        <w:rPr>
+          <w:b/>
+        </w:rPr>
+        <w:t>Tabla 4.7. Ejemplo de la tabla normalizada de predicción diaria de AEMET.</w:t>
+      </w:r>
+    </w:p>
     <w:tbl>
       <w:tblPr>
         <w:tblW w:type="auto" w:w="0"/>
@@ -10296,6 +10175,18 @@
       </w:pPr>
       <w:r>
         <w:t>La limpieza no elimina automáticamente las filas que contienen ausencias. Se conservan para mantener la trazabilidad y se marcan mediante controles de calidad. Por este motivo, las 150 observaciones SiAR y las 150 filas del CSV de necesidades permanecen en la capa normalizada, pero solo 148 días contienen una variable objetivo válida y pueden utilizarse en aprendizaje supervisado.</w:t>
+      </w:r>
+    </w:p>
+    <w:p>
+      <w:pPr>
+        <w:keepNext/>
+        <w:spacing w:after="120"/>
+      </w:pPr>
+      <w:r>
+        <w:rPr>
+          <w:b/>
+        </w:rPr>
+        <w:t>Tabla 4.8. Volumen de registros por capa antes y después de la limpieza.</w:t>
       </w:r>
     </w:p>
     <w:tbl>
@@ -12603,6 +12494,18 @@
         <w:t>El resumen obtenido fue:</w:t>
       </w:r>
     </w:p>
+    <w:p>
+      <w:pPr>
+        <w:keepNext/>
+        <w:spacing w:after="120"/>
+      </w:pPr>
+      <w:r>
+        <w:rPr>
+          <w:b/>
+        </w:rPr>
+        <w:t>Tabla 4.9. Resumen de los controles de calidad por tabla.</w:t>
+      </w:r>
+    </w:p>
     <w:tbl>
       <w:tblPr>
         <w:tblW w:type="auto" w:w="0"/>
@@ -13367,36 +13270,12 @@
         </w:rPr>
         <w:t>python -m src.data.extract_pilot</w:t>
         <w:br/>
-      </w:r>
-      <w:r>
-        <w:rPr>
-          <w:rFonts w:ascii="Consolas" w:hAnsi="Consolas"/>
-          <w:sz w:val="17"/>
-        </w:rPr>
         <w:t>python -m src.data.extract_siar_history --start-date 2025-05-01 --end-date 2025-09-30</w:t>
         <w:br/>
-      </w:r>
-      <w:r>
-        <w:rPr>
-          <w:rFonts w:ascii="Consolas" w:hAnsi="Consolas"/>
-          <w:sz w:val="17"/>
-        </w:rPr>
         <w:t>python -m src.data.transform_interim</w:t>
         <w:br/>
-      </w:r>
-      <w:r>
-        <w:rPr>
-          <w:rFonts w:ascii="Consolas" w:hAnsi="Consolas"/>
-          <w:sz w:val="17"/>
-        </w:rPr>
         <w:t>python -m src.analysis.build_etl_audit_4_1</w:t>
         <w:br/>
-      </w:r>
-      <w:r>
-        <w:rPr>
-          <w:rFonts w:ascii="Consolas" w:hAnsi="Consolas"/>
-          <w:sz w:val="17"/>
-        </w:rPr>
         <w:t>python -m src.visualization.build_etl_visual</w:t>
       </w:r>
     </w:p>
@@ -13455,7 +13334,7 @@
         <w:spacing w:after="120"/>
       </w:pPr>
       <w:r>
-        <w:t>El ciclo completo permite validar la integración, pero un único año y una sola estación todavía no son suficientes para entrenar un modelo generalizable. Antes del modelado se deberán añadir varias campañas y, si el alcance lo exige, otras estaciones de Almería. También se verificará la unidad contractual de cada variable con la documentación oficial. SiAR y AEMET representan el entorno de sus estaciones o municipios, por lo que la recomendación deberá declarar esta limitación e incorporar datos locales de parcela cuando estén disponibles.</w:t>
+        <w:t xml:space="preserve">El ciclo completo permite validar la integración, pero un único año y una sola estación no son suficientes para entrenar un modelo generalizable. Los resultados de los apartados 4.3 y 5.3 deben leerse con esta restricción, y la ampliación a varias campañas y a otras estaciones de Almería se plantea como primera línea de mejora en el apartado 6.3. La coherencia de unidades de las variables agronómicas quedó confirmada en el apartado 5.3.1, donde el cálculo del motor reproduce la necesidad publicada por SiAR con una diferencia máxima de 0,008 mm. SiAR y AEMET representan el entorno de sus estaciones o municipios, por lo que la recomendación debe declarar esta limitación e incorporar datos locales de parcela cuando estén disponibles.</w:t>
       </w:r>
     </w:p>
     <w:p>
@@ -13468,7 +13347,7 @@
     </w:p>
     <w:p>
       <w:pPr>
-        <w:spacing w:after="120" w:line="276" w:lineRule="auto"/>
+        <w:spacing w:after="120"/>
         <w:jc w:val="both"/>
       </w:pPr>
       <w:r>
@@ -13482,23 +13361,8 @@
     </w:p>
     <w:p>
       <w:pPr>
+        <w:pStyle w:val="Heading3"/>
         <w:keepNext/>
-        <w:spacing w:before="200" w:after="80"/>
-      </w:pPr>
-      <w:r>
-        <w:rPr>
-          <w:rFonts w:ascii="Times New Roman" w:hAnsi="Times New Roman"/>
-          <w:b/>
-          <w:color w:val="000000"/>
-          <w:sz w:val="24"/>
-        </w:rPr>
-        <w:t>4.2.1. Alcance y unidad de análisis</w:t>
-      </w:r>
-    </w:p>
-    <w:p>
-      <w:pPr>
-        <w:spacing w:after="120" w:line="276" w:lineRule="auto"/>
-        <w:jc w:val="both"/>
       </w:pPr>
       <w:r>
         <w:rPr>
@@ -13506,15 +13370,48 @@
           <w:color w:val="000000"/>
           <w:sz w:val="24"/>
         </w:rPr>
+        <w:t>4.2.1. Alcance y unidad de análisis</w:t>
+      </w:r>
+    </w:p>
+    <w:p>
+      <w:pPr>
+        <w:spacing w:after="120"/>
+        <w:jc w:val="both"/>
+      </w:pPr>
+      <w:r>
+        <w:rPr>
+          <w:rFonts w:ascii="Times New Roman" w:hAnsi="Times New Roman"/>
+          <w:color w:val="000000"/>
+          <w:sz w:val="24"/>
+        </w:rPr>
         <w:t>El piloto utiliza el cultivo de pimiento y la estación SiAR AL01 La Mojonera, en Almería, entre el 1 de mayo y el 30 de septiembre de 2025. La unidad de análisis es una combinación de fecha, estación y cultivo. Las tablas meteorológica y agronómica se unen por station_code y observed_date; el cultivo se conserva como parte de la clave analítica. El resultado contiene 150 registros y 88 columnas entre variables de origen, controles de calidad, atributos derivados, retardos y ventanas temporales.</w:t>
+      </w:r>
+    </w:p>
+    <w:p>
+      <w:pPr>
+        <w:keepNext/>
+        <w:spacing w:after="120"/>
+      </w:pPr>
+      <w:r>
+        <w:rPr>
+          <w:b/>
+        </w:rPr>
+        <w:t>Tabla 4.10. Cobertura y calidad del conjunto de datos del piloto.</w:t>
       </w:r>
     </w:p>
     <w:tbl>
       <w:tblPr>
         <w:tblW w:type="auto" w:w="0"/>
-        <w:jc w:val="center"/>
         <w:tblLayout w:type="fixed"/>
         <w:tblLook w:firstColumn="1" w:firstRow="1" w:lastColumn="0" w:lastRow="0" w:noHBand="0" w:noVBand="1" w:val="04A0"/>
+        <w:tblBorders>
+          <w:top w:val="single" w:sz="4" w:color="D9D9D9"/>
+          <w:left w:val="single" w:sz="4" w:color="D9D9D9"/>
+          <w:bottom w:val="single" w:sz="4" w:color="D9D9D9"/>
+          <w:right w:val="single" w:sz="4" w:color="D9D9D9"/>
+          <w:insideH w:val="single" w:sz="4" w:color="D9D9D9"/>
+          <w:insideV w:val="single" w:sz="4" w:color="D9D9D9"/>
+        </w:tblBorders>
       </w:tblPr>
       <w:tblGrid>
         <w:gridCol w:w="4392"/>
@@ -13528,19 +13425,24 @@
           <w:tcPr>
             <w:tcW w:type="dxa" w:w="5112"/>
             <w:vAlign w:val="center"/>
-            <w:shd w:fill="1F4E79"/>
-          </w:tcPr>
-          <w:p>
-            <w:pPr>
-              <w:spacing w:after="0"/>
-              <w:jc w:val="center"/>
-            </w:pPr>
-            <w:r>
-              <w:rPr>
-                <w:rFonts w:ascii="Arial" w:hAnsi="Arial"/>
+            <w:tcMar>
+              <w:top w:w="90" w:type="dxa"/>
+              <w:start w:w="100" w:type="dxa"/>
+              <w:bottom w:w="90" w:type="dxa"/>
+              <w:end w:w="100" w:type="dxa"/>
+            </w:tcMar>
+            <w:shd w:fill="1F4E78"/>
+          </w:tcPr>
+          <w:p>
+            <w:pPr>
+              <w:jc w:val="center"/>
+            </w:pPr>
+            <w:r>
+              <w:rPr>
+                <w:rFonts w:ascii="Times New Roman" w:hAnsi="Times New Roman"/>
                 <w:b/>
                 <w:color w:val="FFFFFF"/>
-                <w:sz w:val="18"/>
+                <w:sz w:val="16"/>
               </w:rPr>
               <w:t>Indicador</w:t>
             </w:r>
@@ -13550,19 +13452,24 @@
           <w:tcPr>
             <w:tcW w:type="dxa" w:w="3671"/>
             <w:vAlign w:val="center"/>
-            <w:shd w:fill="1F4E79"/>
-          </w:tcPr>
-          <w:p>
-            <w:pPr>
-              <w:spacing w:after="0"/>
-              <w:jc w:val="center"/>
-            </w:pPr>
-            <w:r>
-              <w:rPr>
-                <w:rFonts w:ascii="Arial" w:hAnsi="Arial"/>
+            <w:tcMar>
+              <w:top w:w="90" w:type="dxa"/>
+              <w:start w:w="100" w:type="dxa"/>
+              <w:bottom w:w="90" w:type="dxa"/>
+              <w:end w:w="100" w:type="dxa"/>
+            </w:tcMar>
+            <w:shd w:fill="1F4E78"/>
+          </w:tcPr>
+          <w:p>
+            <w:pPr>
+              <w:jc w:val="center"/>
+            </w:pPr>
+            <w:r>
+              <w:rPr>
+                <w:rFonts w:ascii="Times New Roman" w:hAnsi="Times New Roman"/>
                 <w:b/>
                 <w:color w:val="FFFFFF"/>
-                <w:sz w:val="18"/>
+                <w:sz w:val="16"/>
               </w:rPr>
               <w:t>Resultado</w:t>
             </w:r>
@@ -13577,17 +13484,22 @@
           <w:tcPr>
             <w:tcW w:type="dxa" w:w="5112"/>
             <w:vAlign w:val="center"/>
-          </w:tcPr>
-          <w:p>
-            <w:pPr>
-              <w:spacing w:after="0"/>
+            <w:tcMar>
+              <w:top w:w="90" w:type="dxa"/>
+              <w:start w:w="100" w:type="dxa"/>
+              <w:bottom w:w="90" w:type="dxa"/>
+              <w:end w:w="100" w:type="dxa"/>
+            </w:tcMar>
+          </w:tcPr>
+          <w:p>
+            <w:pPr>
               <w:jc w:val="left"/>
             </w:pPr>
             <w:r>
               <w:rPr>
-                <w:rFonts w:ascii="Arial" w:hAnsi="Arial"/>
-                <w:color w:val="000000"/>
-                <w:sz w:val="18"/>
+                <w:rFonts w:ascii="Times New Roman" w:hAnsi="Times New Roman"/>
+                <w:color w:val="000000"/>
+                <w:sz w:val="16"/>
               </w:rPr>
               <w:t>Periodo esperado</w:t>
             </w:r>
@@ -13597,17 +13509,22 @@
           <w:tcPr>
             <w:tcW w:type="dxa" w:w="3671"/>
             <w:vAlign w:val="center"/>
-          </w:tcPr>
-          <w:p>
-            <w:pPr>
-              <w:spacing w:after="0"/>
-              <w:jc w:val="center"/>
-            </w:pPr>
-            <w:r>
-              <w:rPr>
-                <w:rFonts w:ascii="Arial" w:hAnsi="Arial"/>
-                <w:color w:val="000000"/>
-                <w:sz w:val="18"/>
+            <w:tcMar>
+              <w:top w:w="90" w:type="dxa"/>
+              <w:start w:w="100" w:type="dxa"/>
+              <w:bottom w:w="90" w:type="dxa"/>
+              <w:end w:w="100" w:type="dxa"/>
+            </w:tcMar>
+          </w:tcPr>
+          <w:p>
+            <w:pPr>
+              <w:jc w:val="center"/>
+            </w:pPr>
+            <w:r>
+              <w:rPr>
+                <w:rFonts w:ascii="Times New Roman" w:hAnsi="Times New Roman"/>
+                <w:color w:val="000000"/>
+                <w:sz w:val="16"/>
               </w:rPr>
               <w:t>01/05/2025–30/09/2025</w:t>
             </w:r>
@@ -13622,18 +13539,23 @@
           <w:tcPr>
             <w:tcW w:type="dxa" w:w="5112"/>
             <w:vAlign w:val="center"/>
-            <w:shd w:fill="EAF1F8"/>
-          </w:tcPr>
-          <w:p>
-            <w:pPr>
-              <w:spacing w:after="0"/>
+            <w:tcMar>
+              <w:top w:w="90" w:type="dxa"/>
+              <w:start w:w="100" w:type="dxa"/>
+              <w:bottom w:w="90" w:type="dxa"/>
+              <w:end w:w="100" w:type="dxa"/>
+            </w:tcMar>
+            <w:shd w:fill="EAF2F8"/>
+          </w:tcPr>
+          <w:p>
+            <w:pPr>
               <w:jc w:val="left"/>
             </w:pPr>
             <w:r>
               <w:rPr>
-                <w:rFonts w:ascii="Arial" w:hAnsi="Arial"/>
-                <w:color w:val="000000"/>
-                <w:sz w:val="18"/>
+                <w:rFonts w:ascii="Times New Roman" w:hAnsi="Times New Roman"/>
+                <w:color w:val="000000"/>
+                <w:sz w:val="16"/>
               </w:rPr>
               <w:t>Días naturales esperados</w:t>
             </w:r>
@@ -13643,18 +13565,23 @@
           <w:tcPr>
             <w:tcW w:type="dxa" w:w="3671"/>
             <w:vAlign w:val="center"/>
-            <w:shd w:fill="EAF1F8"/>
-          </w:tcPr>
-          <w:p>
-            <w:pPr>
-              <w:spacing w:after="0"/>
-              <w:jc w:val="center"/>
-            </w:pPr>
-            <w:r>
-              <w:rPr>
-                <w:rFonts w:ascii="Arial" w:hAnsi="Arial"/>
-                <w:color w:val="000000"/>
-                <w:sz w:val="18"/>
+            <w:tcMar>
+              <w:top w:w="90" w:type="dxa"/>
+              <w:start w:w="100" w:type="dxa"/>
+              <w:bottom w:w="90" w:type="dxa"/>
+              <w:end w:w="100" w:type="dxa"/>
+            </w:tcMar>
+            <w:shd w:fill="EAF2F8"/>
+          </w:tcPr>
+          <w:p>
+            <w:pPr>
+              <w:jc w:val="center"/>
+            </w:pPr>
+            <w:r>
+              <w:rPr>
+                <w:rFonts w:ascii="Times New Roman" w:hAnsi="Times New Roman"/>
+                <w:color w:val="000000"/>
+                <w:sz w:val="16"/>
               </w:rPr>
               <w:t>153</w:t>
             </w:r>
@@ -13669,17 +13596,22 @@
           <w:tcPr>
             <w:tcW w:type="dxa" w:w="5112"/>
             <w:vAlign w:val="center"/>
-          </w:tcPr>
-          <w:p>
-            <w:pPr>
-              <w:spacing w:after="0"/>
+            <w:tcMar>
+              <w:top w:w="90" w:type="dxa"/>
+              <w:start w:w="100" w:type="dxa"/>
+              <w:bottom w:w="90" w:type="dxa"/>
+              <w:end w:w="100" w:type="dxa"/>
+            </w:tcMar>
+          </w:tcPr>
+          <w:p>
+            <w:pPr>
               <w:jc w:val="left"/>
             </w:pPr>
             <w:r>
               <w:rPr>
-                <w:rFonts w:ascii="Arial" w:hAnsi="Arial"/>
-                <w:color w:val="000000"/>
-                <w:sz w:val="18"/>
+                <w:rFonts w:ascii="Times New Roman" w:hAnsi="Times New Roman"/>
+                <w:color w:val="000000"/>
+                <w:sz w:val="16"/>
               </w:rPr>
               <w:t>Días observados</w:t>
             </w:r>
@@ -13689,17 +13621,22 @@
           <w:tcPr>
             <w:tcW w:type="dxa" w:w="3671"/>
             <w:vAlign w:val="center"/>
-          </w:tcPr>
-          <w:p>
-            <w:pPr>
-              <w:spacing w:after="0"/>
-              <w:jc w:val="center"/>
-            </w:pPr>
-            <w:r>
-              <w:rPr>
-                <w:rFonts w:ascii="Arial" w:hAnsi="Arial"/>
-                <w:color w:val="000000"/>
-                <w:sz w:val="18"/>
+            <w:tcMar>
+              <w:top w:w="90" w:type="dxa"/>
+              <w:start w:w="100" w:type="dxa"/>
+              <w:bottom w:w="90" w:type="dxa"/>
+              <w:end w:w="100" w:type="dxa"/>
+            </w:tcMar>
+          </w:tcPr>
+          <w:p>
+            <w:pPr>
+              <w:jc w:val="center"/>
+            </w:pPr>
+            <w:r>
+              <w:rPr>
+                <w:rFonts w:ascii="Times New Roman" w:hAnsi="Times New Roman"/>
+                <w:color w:val="000000"/>
+                <w:sz w:val="16"/>
               </w:rPr>
               <w:t>150</w:t>
             </w:r>
@@ -13714,18 +13651,23 @@
           <w:tcPr>
             <w:tcW w:type="dxa" w:w="5112"/>
             <w:vAlign w:val="center"/>
-            <w:shd w:fill="EAF1F8"/>
-          </w:tcPr>
-          <w:p>
-            <w:pPr>
-              <w:spacing w:after="0"/>
+            <w:tcMar>
+              <w:top w:w="90" w:type="dxa"/>
+              <w:start w:w="100" w:type="dxa"/>
+              <w:bottom w:w="90" w:type="dxa"/>
+              <w:end w:w="100" w:type="dxa"/>
+            </w:tcMar>
+            <w:shd w:fill="EAF2F8"/>
+          </w:tcPr>
+          <w:p>
+            <w:pPr>
               <w:jc w:val="left"/>
             </w:pPr>
             <w:r>
               <w:rPr>
-                <w:rFonts w:ascii="Arial" w:hAnsi="Arial"/>
-                <w:color w:val="000000"/>
-                <w:sz w:val="18"/>
+                <w:rFonts w:ascii="Times New Roman" w:hAnsi="Times New Roman"/>
+                <w:color w:val="000000"/>
+                <w:sz w:val="16"/>
               </w:rPr>
               <w:t>Fechas ausentes</w:t>
             </w:r>
@@ -13735,18 +13677,23 @@
           <w:tcPr>
             <w:tcW w:type="dxa" w:w="3671"/>
             <w:vAlign w:val="center"/>
-            <w:shd w:fill="EAF1F8"/>
-          </w:tcPr>
-          <w:p>
-            <w:pPr>
-              <w:spacing w:after="0"/>
-              <w:jc w:val="center"/>
-            </w:pPr>
-            <w:r>
-              <w:rPr>
-                <w:rFonts w:ascii="Arial" w:hAnsi="Arial"/>
-                <w:color w:val="000000"/>
-                <w:sz w:val="18"/>
+            <w:tcMar>
+              <w:top w:w="90" w:type="dxa"/>
+              <w:start w:w="100" w:type="dxa"/>
+              <w:bottom w:w="90" w:type="dxa"/>
+              <w:end w:w="100" w:type="dxa"/>
+            </w:tcMar>
+            <w:shd w:fill="EAF2F8"/>
+          </w:tcPr>
+          <w:p>
+            <w:pPr>
+              <w:jc w:val="center"/>
+            </w:pPr>
+            <w:r>
+              <w:rPr>
+                <w:rFonts w:ascii="Times New Roman" w:hAnsi="Times New Roman"/>
+                <w:color w:val="000000"/>
+                <w:sz w:val="16"/>
               </w:rPr>
               <w:t>18, 19 y 20 de julio de 2025</w:t>
             </w:r>
@@ -13761,17 +13708,22 @@
           <w:tcPr>
             <w:tcW w:type="dxa" w:w="5112"/>
             <w:vAlign w:val="center"/>
-          </w:tcPr>
-          <w:p>
-            <w:pPr>
-              <w:spacing w:after="0"/>
+            <w:tcMar>
+              <w:top w:w="90" w:type="dxa"/>
+              <w:start w:w="100" w:type="dxa"/>
+              <w:bottom w:w="90" w:type="dxa"/>
+              <w:end w:w="100" w:type="dxa"/>
+            </w:tcMar>
+          </w:tcPr>
+          <w:p>
+            <w:pPr>
               <w:jc w:val="left"/>
             </w:pPr>
             <w:r>
               <w:rPr>
-                <w:rFonts w:ascii="Arial" w:hAnsi="Arial"/>
-                <w:color w:val="000000"/>
-                <w:sz w:val="18"/>
+                <w:rFonts w:ascii="Times New Roman" w:hAnsi="Times New Roman"/>
+                <w:color w:val="000000"/>
+                <w:sz w:val="16"/>
               </w:rPr>
               <w:t>Claves duplicadas</w:t>
             </w:r>
@@ -13781,17 +13733,22 @@
           <w:tcPr>
             <w:tcW w:type="dxa" w:w="3671"/>
             <w:vAlign w:val="center"/>
-          </w:tcPr>
-          <w:p>
-            <w:pPr>
-              <w:spacing w:after="0"/>
-              <w:jc w:val="center"/>
-            </w:pPr>
-            <w:r>
-              <w:rPr>
-                <w:rFonts w:ascii="Arial" w:hAnsi="Arial"/>
-                <w:color w:val="000000"/>
-                <w:sz w:val="18"/>
+            <w:tcMar>
+              <w:top w:w="90" w:type="dxa"/>
+              <w:start w:w="100" w:type="dxa"/>
+              <w:bottom w:w="90" w:type="dxa"/>
+              <w:end w:w="100" w:type="dxa"/>
+            </w:tcMar>
+          </w:tcPr>
+          <w:p>
+            <w:pPr>
+              <w:jc w:val="center"/>
+            </w:pPr>
+            <w:r>
+              <w:rPr>
+                <w:rFonts w:ascii="Times New Roman" w:hAnsi="Times New Roman"/>
+                <w:color w:val="000000"/>
+                <w:sz w:val="16"/>
               </w:rPr>
               <w:t>0</w:t>
             </w:r>
@@ -13806,18 +13763,23 @@
           <w:tcPr>
             <w:tcW w:type="dxa" w:w="5112"/>
             <w:vAlign w:val="center"/>
-            <w:shd w:fill="EAF1F8"/>
-          </w:tcPr>
-          <w:p>
-            <w:pPr>
-              <w:spacing w:after="0"/>
+            <w:tcMar>
+              <w:top w:w="90" w:type="dxa"/>
+              <w:start w:w="100" w:type="dxa"/>
+              <w:bottom w:w="90" w:type="dxa"/>
+              <w:end w:w="100" w:type="dxa"/>
+            </w:tcMar>
+            <w:shd w:fill="EAF2F8"/>
+          </w:tcPr>
+          <w:p>
+            <w:pPr>
               <w:jc w:val="left"/>
             </w:pPr>
             <w:r>
               <w:rPr>
-                <w:rFonts w:ascii="Arial" w:hAnsi="Arial"/>
-                <w:color w:val="000000"/>
-                <w:sz w:val="18"/>
+                <w:rFonts w:ascii="Times New Roman" w:hAnsi="Times New Roman"/>
+                <w:color w:val="000000"/>
+                <w:sz w:val="16"/>
               </w:rPr>
               <w:t>Filas PASS / WARN</w:t>
             </w:r>
@@ -13827,18 +13789,23 @@
           <w:tcPr>
             <w:tcW w:type="dxa" w:w="3671"/>
             <w:vAlign w:val="center"/>
-            <w:shd w:fill="EAF1F8"/>
-          </w:tcPr>
-          <w:p>
-            <w:pPr>
-              <w:spacing w:after="0"/>
-              <w:jc w:val="center"/>
-            </w:pPr>
-            <w:r>
-              <w:rPr>
-                <w:rFonts w:ascii="Arial" w:hAnsi="Arial"/>
-                <w:color w:val="000000"/>
-                <w:sz w:val="18"/>
+            <w:tcMar>
+              <w:top w:w="90" w:type="dxa"/>
+              <w:start w:w="100" w:type="dxa"/>
+              <w:bottom w:w="90" w:type="dxa"/>
+              <w:end w:w="100" w:type="dxa"/>
+            </w:tcMar>
+            <w:shd w:fill="EAF2F8"/>
+          </w:tcPr>
+          <w:p>
+            <w:pPr>
+              <w:jc w:val="center"/>
+            </w:pPr>
+            <w:r>
+              <w:rPr>
+                <w:rFonts w:ascii="Times New Roman" w:hAnsi="Times New Roman"/>
+                <w:color w:val="000000"/>
+                <w:sz w:val="16"/>
               </w:rPr>
               <w:t>148 / 2</w:t>
             </w:r>
@@ -13853,17 +13820,22 @@
           <w:tcPr>
             <w:tcW w:type="dxa" w:w="5112"/>
             <w:vAlign w:val="center"/>
-          </w:tcPr>
-          <w:p>
-            <w:pPr>
-              <w:spacing w:after="0"/>
+            <w:tcMar>
+              <w:top w:w="90" w:type="dxa"/>
+              <w:start w:w="100" w:type="dxa"/>
+              <w:bottom w:w="90" w:type="dxa"/>
+              <w:end w:w="100" w:type="dxa"/>
+            </w:tcMar>
+          </w:tcPr>
+          <w:p>
+            <w:pPr>
               <w:jc w:val="left"/>
             </w:pPr>
             <w:r>
               <w:rPr>
-                <w:rFonts w:ascii="Arial" w:hAnsi="Arial"/>
-                <w:color w:val="000000"/>
-                <w:sz w:val="18"/>
+                <w:rFonts w:ascii="Times New Roman" w:hAnsi="Times New Roman"/>
+                <w:color w:val="000000"/>
+                <w:sz w:val="16"/>
               </w:rPr>
               <w:t>Valores válidos de la variable objetivo</w:t>
             </w:r>
@@ -13873,17 +13845,22 @@
           <w:tcPr>
             <w:tcW w:type="dxa" w:w="3671"/>
             <w:vAlign w:val="center"/>
-          </w:tcPr>
-          <w:p>
-            <w:pPr>
-              <w:spacing w:after="0"/>
-              <w:jc w:val="center"/>
-            </w:pPr>
-            <w:r>
-              <w:rPr>
-                <w:rFonts w:ascii="Arial" w:hAnsi="Arial"/>
-                <w:color w:val="000000"/>
-                <w:sz w:val="18"/>
+            <w:tcMar>
+              <w:top w:w="90" w:type="dxa"/>
+              <w:start w:w="100" w:type="dxa"/>
+              <w:bottom w:w="90" w:type="dxa"/>
+              <w:end w:w="100" w:type="dxa"/>
+            </w:tcMar>
+          </w:tcPr>
+          <w:p>
+            <w:pPr>
+              <w:jc w:val="center"/>
+            </w:pPr>
+            <w:r>
+              <w:rPr>
+                <w:rFonts w:ascii="Times New Roman" w:hAnsi="Times New Roman"/>
+                <w:color w:val="000000"/>
+                <w:sz w:val="16"/>
               </w:rPr>
               <w:t>148</w:t>
             </w:r>
@@ -13898,23 +13875,7 @@
     </w:p>
     <w:p>
       <w:pPr>
-        <w:keepNext w:val="0"/>
-        <w:spacing w:after="160"/>
-        <w:jc w:val="center"/>
-      </w:pPr>
-      <w:r>
-        <w:rPr>
-          <w:rFonts w:ascii="Times New Roman" w:hAnsi="Times New Roman"/>
-          <w:i/>
-          <w:color w:val="444444"/>
-          <w:sz w:val="20"/>
-        </w:rPr>
-        <w:t>Tabla 4.7. Cobertura y calidad del conjunto de datos del piloto.</w:t>
-      </w:r>
-    </w:p>
-    <w:p>
-      <w:pPr>
-        <w:spacing w:after="120" w:line="276" w:lineRule="auto"/>
+        <w:spacing w:after="120"/>
         <w:jc w:val="both"/>
       </w:pPr>
       <w:r>
@@ -13985,7 +13946,7 @@
     </w:p>
     <w:p>
       <w:pPr>
-        <w:spacing w:after="120" w:line="276" w:lineRule="auto"/>
+        <w:spacing w:after="120"/>
         <w:jc w:val="both"/>
       </w:pPr>
       <w:r>
@@ -13999,23 +13960,8 @@
     </w:p>
     <w:p>
       <w:pPr>
+        <w:pStyle w:val="Heading3"/>
         <w:keepNext/>
-        <w:spacing w:before="200" w:after="80"/>
-      </w:pPr>
-      <w:r>
-        <w:rPr>
-          <w:rFonts w:ascii="Times New Roman" w:hAnsi="Times New Roman"/>
-          <w:b/>
-          <w:color w:val="000000"/>
-          <w:sz w:val="24"/>
-        </w:rPr>
-        <w:t>4.2.2. Análisis descriptivo y temporal</w:t>
-      </w:r>
-    </w:p>
-    <w:p>
-      <w:pPr>
-        <w:spacing w:after="120" w:line="276" w:lineRule="auto"/>
-        <w:jc w:val="both"/>
       </w:pPr>
       <w:r>
         <w:rPr>
@@ -14023,15 +13969,48 @@
           <w:color w:val="000000"/>
           <w:sz w:val="24"/>
         </w:rPr>
+        <w:t>4.2.2. Análisis descriptivo y temporal</w:t>
+      </w:r>
+    </w:p>
+    <w:p>
+      <w:pPr>
+        <w:spacing w:after="120"/>
+        <w:jc w:val="both"/>
+      </w:pPr>
+      <w:r>
+        <w:rPr>
+          <w:rFonts w:ascii="Times New Roman" w:hAnsi="Times New Roman"/>
+          <w:color w:val="000000"/>
+          <w:sz w:val="24"/>
+        </w:rPr>
         <w:t>La necesidad neta de riego diaria presenta 148 observaciones válidas, una media de 3,59 mm/día, mediana de 3,94 mm/día, desviación típica de 1,67 mm/día y valores entre 0,00 y 7,07 mm/día. La suma de la referencia SiAR durante los días disponibles asciende a 531,05 mm. La ET0 media es 5,15 mm/día y el coeficiente de cultivo medio es 0,68.</w:t>
+      </w:r>
+    </w:p>
+    <w:p>
+      <w:pPr>
+        <w:keepNext/>
+        <w:spacing w:after="120"/>
+      </w:pPr>
+      <w:r>
+        <w:rPr>
+          <w:b/>
+        </w:rPr>
+        <w:t>Tabla 4.11. Estadísticos descriptivos de las variables principales.</w:t>
       </w:r>
     </w:p>
     <w:tbl>
       <w:tblPr>
         <w:tblW w:type="auto" w:w="0"/>
-        <w:jc w:val="center"/>
         <w:tblLayout w:type="fixed"/>
         <w:tblLook w:firstColumn="1" w:firstRow="1" w:lastColumn="0" w:lastRow="0" w:noHBand="0" w:noVBand="1" w:val="04A0"/>
+        <w:tblBorders>
+          <w:top w:val="single" w:sz="4" w:color="D9D9D9"/>
+          <w:left w:val="single" w:sz="4" w:color="D9D9D9"/>
+          <w:bottom w:val="single" w:sz="4" w:color="D9D9D9"/>
+          <w:right w:val="single" w:sz="4" w:color="D9D9D9"/>
+          <w:insideH w:val="single" w:sz="4" w:color="D9D9D9"/>
+          <w:insideV w:val="single" w:sz="4" w:color="D9D9D9"/>
+        </w:tblBorders>
       </w:tblPr>
       <w:tblGrid>
         <w:gridCol w:w="1416"/>
@@ -14049,19 +14028,24 @@
           <w:tcPr>
             <w:tcW w:type="dxa" w:w="3096"/>
             <w:vAlign w:val="center"/>
-            <w:shd w:fill="1F4E79"/>
-          </w:tcPr>
-          <w:p>
-            <w:pPr>
-              <w:spacing w:after="0"/>
-              <w:jc w:val="center"/>
-            </w:pPr>
-            <w:r>
-              <w:rPr>
-                <w:rFonts w:ascii="Arial" w:hAnsi="Arial"/>
+            <w:tcMar>
+              <w:top w:w="90" w:type="dxa"/>
+              <w:start w:w="100" w:type="dxa"/>
+              <w:bottom w:w="90" w:type="dxa"/>
+              <w:end w:w="100" w:type="dxa"/>
+            </w:tcMar>
+            <w:shd w:fill="1F4E78"/>
+          </w:tcPr>
+          <w:p>
+            <w:pPr>
+              <w:jc w:val="center"/>
+            </w:pPr>
+            <w:r>
+              <w:rPr>
+                <w:rFonts w:ascii="Times New Roman" w:hAnsi="Times New Roman"/>
                 <w:b/>
                 <w:color w:val="FFFFFF"/>
-                <w:sz w:val="18"/>
+                <w:sz w:val="16"/>
               </w:rPr>
               <w:t>Variable</w:t>
             </w:r>
@@ -14071,19 +14055,24 @@
           <w:tcPr>
             <w:tcW w:type="dxa" w:w="1007"/>
             <w:vAlign w:val="center"/>
-            <w:shd w:fill="1F4E79"/>
-          </w:tcPr>
-          <w:p>
-            <w:pPr>
-              <w:spacing w:after="0"/>
-              <w:jc w:val="center"/>
-            </w:pPr>
-            <w:r>
-              <w:rPr>
-                <w:rFonts w:ascii="Arial" w:hAnsi="Arial"/>
+            <w:tcMar>
+              <w:top w:w="90" w:type="dxa"/>
+              <w:start w:w="100" w:type="dxa"/>
+              <w:bottom w:w="90" w:type="dxa"/>
+              <w:end w:w="100" w:type="dxa"/>
+            </w:tcMar>
+            <w:shd w:fill="1F4E78"/>
+          </w:tcPr>
+          <w:p>
+            <w:pPr>
+              <w:jc w:val="center"/>
+            </w:pPr>
+            <w:r>
+              <w:rPr>
+                <w:rFonts w:ascii="Times New Roman" w:hAnsi="Times New Roman"/>
                 <w:b/>
                 <w:color w:val="FFFFFF"/>
-                <w:sz w:val="18"/>
+                <w:sz w:val="16"/>
               </w:rPr>
               <w:t>N válido</w:t>
             </w:r>
@@ -14093,19 +14082,24 @@
           <w:tcPr>
             <w:tcW w:type="dxa" w:w="1080"/>
             <w:vAlign w:val="center"/>
-            <w:shd w:fill="1F4E79"/>
-          </w:tcPr>
-          <w:p>
-            <w:pPr>
-              <w:spacing w:after="0"/>
-              <w:jc w:val="center"/>
-            </w:pPr>
-            <w:r>
-              <w:rPr>
-                <w:rFonts w:ascii="Arial" w:hAnsi="Arial"/>
+            <w:tcMar>
+              <w:top w:w="90" w:type="dxa"/>
+              <w:start w:w="100" w:type="dxa"/>
+              <w:bottom w:w="90" w:type="dxa"/>
+              <w:end w:w="100" w:type="dxa"/>
+            </w:tcMar>
+            <w:shd w:fill="1F4E78"/>
+          </w:tcPr>
+          <w:p>
+            <w:pPr>
+              <w:jc w:val="center"/>
+            </w:pPr>
+            <w:r>
+              <w:rPr>
+                <w:rFonts w:ascii="Times New Roman" w:hAnsi="Times New Roman"/>
                 <w:b/>
                 <w:color w:val="FFFFFF"/>
-                <w:sz w:val="18"/>
+                <w:sz w:val="16"/>
               </w:rPr>
               <w:t>Media</w:t>
             </w:r>
@@ -14115,19 +14109,24 @@
           <w:tcPr>
             <w:tcW w:type="dxa" w:w="1152"/>
             <w:vAlign w:val="center"/>
-            <w:shd w:fill="1F4E79"/>
-          </w:tcPr>
-          <w:p>
-            <w:pPr>
-              <w:spacing w:after="0"/>
-              <w:jc w:val="center"/>
-            </w:pPr>
-            <w:r>
-              <w:rPr>
-                <w:rFonts w:ascii="Arial" w:hAnsi="Arial"/>
+            <w:tcMar>
+              <w:top w:w="90" w:type="dxa"/>
+              <w:start w:w="100" w:type="dxa"/>
+              <w:bottom w:w="90" w:type="dxa"/>
+              <w:end w:w="100" w:type="dxa"/>
+            </w:tcMar>
+            <w:shd w:fill="1F4E78"/>
+          </w:tcPr>
+          <w:p>
+            <w:pPr>
+              <w:jc w:val="center"/>
+            </w:pPr>
+            <w:r>
+              <w:rPr>
+                <w:rFonts w:ascii="Times New Roman" w:hAnsi="Times New Roman"/>
                 <w:b/>
                 <w:color w:val="FFFFFF"/>
-                <w:sz w:val="18"/>
+                <w:sz w:val="16"/>
               </w:rPr>
               <w:t>Mediana</w:t>
             </w:r>
@@ -14137,19 +14136,24 @@
           <w:tcPr>
             <w:tcW w:type="dxa" w:w="1080"/>
             <w:vAlign w:val="center"/>
-            <w:shd w:fill="1F4E79"/>
-          </w:tcPr>
-          <w:p>
-            <w:pPr>
-              <w:spacing w:after="0"/>
-              <w:jc w:val="center"/>
-            </w:pPr>
-            <w:r>
-              <w:rPr>
-                <w:rFonts w:ascii="Arial" w:hAnsi="Arial"/>
+            <w:tcMar>
+              <w:top w:w="90" w:type="dxa"/>
+              <w:start w:w="100" w:type="dxa"/>
+              <w:bottom w:w="90" w:type="dxa"/>
+              <w:end w:w="100" w:type="dxa"/>
+            </w:tcMar>
+            <w:shd w:fill="1F4E78"/>
+          </w:tcPr>
+          <w:p>
+            <w:pPr>
+              <w:jc w:val="center"/>
+            </w:pPr>
+            <w:r>
+              <w:rPr>
+                <w:rFonts w:ascii="Times New Roman" w:hAnsi="Times New Roman"/>
                 <w:b/>
                 <w:color w:val="FFFFFF"/>
-                <w:sz w:val="18"/>
+                <w:sz w:val="16"/>
               </w:rPr>
               <w:t>Mínimo</w:t>
             </w:r>
@@ -14159,19 +14163,24 @@
           <w:tcPr>
             <w:tcW w:type="dxa" w:w="1080"/>
             <w:vAlign w:val="center"/>
-            <w:shd w:fill="1F4E79"/>
-          </w:tcPr>
-          <w:p>
-            <w:pPr>
-              <w:spacing w:after="0"/>
-              <w:jc w:val="center"/>
-            </w:pPr>
-            <w:r>
-              <w:rPr>
-                <w:rFonts w:ascii="Arial" w:hAnsi="Arial"/>
+            <w:tcMar>
+              <w:top w:w="90" w:type="dxa"/>
+              <w:start w:w="100" w:type="dxa"/>
+              <w:bottom w:w="90" w:type="dxa"/>
+              <w:end w:w="100" w:type="dxa"/>
+            </w:tcMar>
+            <w:shd w:fill="1F4E78"/>
+          </w:tcPr>
+          <w:p>
+            <w:pPr>
+              <w:jc w:val="center"/>
+            </w:pPr>
+            <w:r>
+              <w:rPr>
+                <w:rFonts w:ascii="Times New Roman" w:hAnsi="Times New Roman"/>
                 <w:b/>
                 <w:color w:val="FFFFFF"/>
-                <w:sz w:val="18"/>
+                <w:sz w:val="16"/>
               </w:rPr>
               <w:t>Máximo</w:t>
             </w:r>
@@ -14186,17 +14195,22 @@
           <w:tcPr>
             <w:tcW w:type="dxa" w:w="3096"/>
             <w:vAlign w:val="center"/>
-          </w:tcPr>
-          <w:p>
-            <w:pPr>
-              <w:spacing w:after="0"/>
+            <w:tcMar>
+              <w:top w:w="90" w:type="dxa"/>
+              <w:start w:w="100" w:type="dxa"/>
+              <w:bottom w:w="90" w:type="dxa"/>
+              <w:end w:w="100" w:type="dxa"/>
+            </w:tcMar>
+          </w:tcPr>
+          <w:p>
+            <w:pPr>
               <w:jc w:val="left"/>
             </w:pPr>
             <w:r>
               <w:rPr>
-                <w:rFonts w:ascii="Arial" w:hAnsi="Arial"/>
-                <w:color w:val="000000"/>
-                <w:sz w:val="18"/>
+                <w:rFonts w:ascii="Times New Roman" w:hAnsi="Times New Roman"/>
+                <w:color w:val="000000"/>
+                <w:sz w:val="16"/>
               </w:rPr>
               <w:t>Temperatura media (°C)</w:t>
             </w:r>
@@ -14206,17 +14220,22 @@
           <w:tcPr>
             <w:tcW w:type="dxa" w:w="1007"/>
             <w:vAlign w:val="center"/>
-          </w:tcPr>
-          <w:p>
-            <w:pPr>
-              <w:spacing w:after="0"/>
-              <w:jc w:val="center"/>
-            </w:pPr>
-            <w:r>
-              <w:rPr>
-                <w:rFonts w:ascii="Arial" w:hAnsi="Arial"/>
-                <w:color w:val="000000"/>
-                <w:sz w:val="18"/>
+            <w:tcMar>
+              <w:top w:w="90" w:type="dxa"/>
+              <w:start w:w="100" w:type="dxa"/>
+              <w:bottom w:w="90" w:type="dxa"/>
+              <w:end w:w="100" w:type="dxa"/>
+            </w:tcMar>
+          </w:tcPr>
+          <w:p>
+            <w:pPr>
+              <w:jc w:val="center"/>
+            </w:pPr>
+            <w:r>
+              <w:rPr>
+                <w:rFonts w:ascii="Times New Roman" w:hAnsi="Times New Roman"/>
+                <w:color w:val="000000"/>
+                <w:sz w:val="16"/>
               </w:rPr>
               <w:t>149</w:t>
             </w:r>
@@ -14226,17 +14245,22 @@
           <w:tcPr>
             <w:tcW w:type="dxa" w:w="1080"/>
             <w:vAlign w:val="center"/>
-          </w:tcPr>
-          <w:p>
-            <w:pPr>
-              <w:spacing w:after="0"/>
-              <w:jc w:val="center"/>
-            </w:pPr>
-            <w:r>
-              <w:rPr>
-                <w:rFonts w:ascii="Arial" w:hAnsi="Arial"/>
-                <w:color w:val="000000"/>
-                <w:sz w:val="18"/>
+            <w:tcMar>
+              <w:top w:w="90" w:type="dxa"/>
+              <w:start w:w="100" w:type="dxa"/>
+              <w:bottom w:w="90" w:type="dxa"/>
+              <w:end w:w="100" w:type="dxa"/>
+            </w:tcMar>
+          </w:tcPr>
+          <w:p>
+            <w:pPr>
+              <w:jc w:val="center"/>
+            </w:pPr>
+            <w:r>
+              <w:rPr>
+                <w:rFonts w:ascii="Times New Roman" w:hAnsi="Times New Roman"/>
+                <w:color w:val="000000"/>
+                <w:sz w:val="16"/>
               </w:rPr>
               <w:t>24,57</w:t>
             </w:r>
@@ -14246,17 +14270,22 @@
           <w:tcPr>
             <w:tcW w:type="dxa" w:w="1152"/>
             <w:vAlign w:val="center"/>
-          </w:tcPr>
-          <w:p>
-            <w:pPr>
-              <w:spacing w:after="0"/>
-              <w:jc w:val="center"/>
-            </w:pPr>
-            <w:r>
-              <w:rPr>
-                <w:rFonts w:ascii="Arial" w:hAnsi="Arial"/>
-                <w:color w:val="000000"/>
-                <w:sz w:val="18"/>
+            <w:tcMar>
+              <w:top w:w="90" w:type="dxa"/>
+              <w:start w:w="100" w:type="dxa"/>
+              <w:bottom w:w="90" w:type="dxa"/>
+              <w:end w:w="100" w:type="dxa"/>
+            </w:tcMar>
+          </w:tcPr>
+          <w:p>
+            <w:pPr>
+              <w:jc w:val="center"/>
+            </w:pPr>
+            <w:r>
+              <w:rPr>
+                <w:rFonts w:ascii="Times New Roman" w:hAnsi="Times New Roman"/>
+                <w:color w:val="000000"/>
+                <w:sz w:val="16"/>
               </w:rPr>
               <w:t>25,35</w:t>
             </w:r>
@@ -14266,17 +14295,22 @@
           <w:tcPr>
             <w:tcW w:type="dxa" w:w="1080"/>
             <w:vAlign w:val="center"/>
-          </w:tcPr>
-          <w:p>
-            <w:pPr>
-              <w:spacing w:after="0"/>
-              <w:jc w:val="center"/>
-            </w:pPr>
-            <w:r>
-              <w:rPr>
-                <w:rFonts w:ascii="Arial" w:hAnsi="Arial"/>
-                <w:color w:val="000000"/>
-                <w:sz w:val="18"/>
+            <w:tcMar>
+              <w:top w:w="90" w:type="dxa"/>
+              <w:start w:w="100" w:type="dxa"/>
+              <w:bottom w:w="90" w:type="dxa"/>
+              <w:end w:w="100" w:type="dxa"/>
+            </w:tcMar>
+          </w:tcPr>
+          <w:p>
+            <w:pPr>
+              <w:jc w:val="center"/>
+            </w:pPr>
+            <w:r>
+              <w:rPr>
+                <w:rFonts w:ascii="Times New Roman" w:hAnsi="Times New Roman"/>
+                <w:color w:val="000000"/>
+                <w:sz w:val="16"/>
               </w:rPr>
               <w:t>17,23</w:t>
             </w:r>
@@ -14286,17 +14320,22 @@
           <w:tcPr>
             <w:tcW w:type="dxa" w:w="1080"/>
             <w:vAlign w:val="center"/>
-          </w:tcPr>
-          <w:p>
-            <w:pPr>
-              <w:spacing w:after="0"/>
-              <w:jc w:val="center"/>
-            </w:pPr>
-            <w:r>
-              <w:rPr>
-                <w:rFonts w:ascii="Arial" w:hAnsi="Arial"/>
-                <w:color w:val="000000"/>
-                <w:sz w:val="18"/>
+            <w:tcMar>
+              <w:top w:w="90" w:type="dxa"/>
+              <w:start w:w="100" w:type="dxa"/>
+              <w:bottom w:w="90" w:type="dxa"/>
+              <w:end w:w="100" w:type="dxa"/>
+            </w:tcMar>
+          </w:tcPr>
+          <w:p>
+            <w:pPr>
+              <w:jc w:val="center"/>
+            </w:pPr>
+            <w:r>
+              <w:rPr>
+                <w:rFonts w:ascii="Times New Roman" w:hAnsi="Times New Roman"/>
+                <w:color w:val="000000"/>
+                <w:sz w:val="16"/>
               </w:rPr>
               <w:t>31,87</w:t>
             </w:r>
@@ -14311,18 +14350,23 @@
           <w:tcPr>
             <w:tcW w:type="dxa" w:w="3096"/>
             <w:vAlign w:val="center"/>
-            <w:shd w:fill="EAF1F8"/>
-          </w:tcPr>
-          <w:p>
-            <w:pPr>
-              <w:spacing w:after="0"/>
+            <w:tcMar>
+              <w:top w:w="90" w:type="dxa"/>
+              <w:start w:w="100" w:type="dxa"/>
+              <w:bottom w:w="90" w:type="dxa"/>
+              <w:end w:w="100" w:type="dxa"/>
+            </w:tcMar>
+            <w:shd w:fill="EAF2F8"/>
+          </w:tcPr>
+          <w:p>
+            <w:pPr>
               <w:jc w:val="left"/>
             </w:pPr>
             <w:r>
               <w:rPr>
-                <w:rFonts w:ascii="Arial" w:hAnsi="Arial"/>
-                <w:color w:val="000000"/>
-                <w:sz w:val="18"/>
+                <w:rFonts w:ascii="Times New Roman" w:hAnsi="Times New Roman"/>
+                <w:color w:val="000000"/>
+                <w:sz w:val="16"/>
               </w:rPr>
               <w:t>Humedad media (%)</w:t>
             </w:r>
@@ -14332,18 +14376,23 @@
           <w:tcPr>
             <w:tcW w:type="dxa" w:w="1007"/>
             <w:vAlign w:val="center"/>
-            <w:shd w:fill="EAF1F8"/>
-          </w:tcPr>
-          <w:p>
-            <w:pPr>
-              <w:spacing w:after="0"/>
-              <w:jc w:val="center"/>
-            </w:pPr>
-            <w:r>
-              <w:rPr>
-                <w:rFonts w:ascii="Arial" w:hAnsi="Arial"/>
-                <w:color w:val="000000"/>
-                <w:sz w:val="18"/>
+            <w:tcMar>
+              <w:top w:w="90" w:type="dxa"/>
+              <w:start w:w="100" w:type="dxa"/>
+              <w:bottom w:w="90" w:type="dxa"/>
+              <w:end w:w="100" w:type="dxa"/>
+            </w:tcMar>
+            <w:shd w:fill="EAF2F8"/>
+          </w:tcPr>
+          <w:p>
+            <w:pPr>
+              <w:jc w:val="center"/>
+            </w:pPr>
+            <w:r>
+              <w:rPr>
+                <w:rFonts w:ascii="Times New Roman" w:hAnsi="Times New Roman"/>
+                <w:color w:val="000000"/>
+                <w:sz w:val="16"/>
               </w:rPr>
               <w:t>149</w:t>
             </w:r>
@@ -14353,18 +14402,23 @@
           <w:tcPr>
             <w:tcW w:type="dxa" w:w="1080"/>
             <w:vAlign w:val="center"/>
-            <w:shd w:fill="EAF1F8"/>
-          </w:tcPr>
-          <w:p>
-            <w:pPr>
-              <w:spacing w:after="0"/>
-              <w:jc w:val="center"/>
-            </w:pPr>
-            <w:r>
-              <w:rPr>
-                <w:rFonts w:ascii="Arial" w:hAnsi="Arial"/>
-                <w:color w:val="000000"/>
-                <w:sz w:val="18"/>
+            <w:tcMar>
+              <w:top w:w="90" w:type="dxa"/>
+              <w:start w:w="100" w:type="dxa"/>
+              <w:bottom w:w="90" w:type="dxa"/>
+              <w:end w:w="100" w:type="dxa"/>
+            </w:tcMar>
+            <w:shd w:fill="EAF2F8"/>
+          </w:tcPr>
+          <w:p>
+            <w:pPr>
+              <w:jc w:val="center"/>
+            </w:pPr>
+            <w:r>
+              <w:rPr>
+                <w:rFonts w:ascii="Times New Roman" w:hAnsi="Times New Roman"/>
+                <w:color w:val="000000"/>
+                <w:sz w:val="16"/>
               </w:rPr>
               <w:t>59,07</w:t>
             </w:r>
@@ -14374,18 +14428,23 @@
           <w:tcPr>
             <w:tcW w:type="dxa" w:w="1152"/>
             <w:vAlign w:val="center"/>
-            <w:shd w:fill="EAF1F8"/>
-          </w:tcPr>
-          <w:p>
-            <w:pPr>
-              <w:spacing w:after="0"/>
-              <w:jc w:val="center"/>
-            </w:pPr>
-            <w:r>
-              <w:rPr>
-                <w:rFonts w:ascii="Arial" w:hAnsi="Arial"/>
-                <w:color w:val="000000"/>
-                <w:sz w:val="18"/>
+            <w:tcMar>
+              <w:top w:w="90" w:type="dxa"/>
+              <w:start w:w="100" w:type="dxa"/>
+              <w:bottom w:w="90" w:type="dxa"/>
+              <w:end w:w="100" w:type="dxa"/>
+            </w:tcMar>
+            <w:shd w:fill="EAF2F8"/>
+          </w:tcPr>
+          <w:p>
+            <w:pPr>
+              <w:jc w:val="center"/>
+            </w:pPr>
+            <w:r>
+              <w:rPr>
+                <w:rFonts w:ascii="Times New Roman" w:hAnsi="Times New Roman"/>
+                <w:color w:val="000000"/>
+                <w:sz w:val="16"/>
               </w:rPr>
               <w:t>60,59</w:t>
             </w:r>
@@ -14395,18 +14454,23 @@
           <w:tcPr>
             <w:tcW w:type="dxa" w:w="1080"/>
             <w:vAlign w:val="center"/>
-            <w:shd w:fill="EAF1F8"/>
-          </w:tcPr>
-          <w:p>
-            <w:pPr>
-              <w:spacing w:after="0"/>
-              <w:jc w:val="center"/>
-            </w:pPr>
-            <w:r>
-              <w:rPr>
-                <w:rFonts w:ascii="Arial" w:hAnsi="Arial"/>
-                <w:color w:val="000000"/>
-                <w:sz w:val="18"/>
+            <w:tcMar>
+              <w:top w:w="90" w:type="dxa"/>
+              <w:start w:w="100" w:type="dxa"/>
+              <w:bottom w:w="90" w:type="dxa"/>
+              <w:end w:w="100" w:type="dxa"/>
+            </w:tcMar>
+            <w:shd w:fill="EAF2F8"/>
+          </w:tcPr>
+          <w:p>
+            <w:pPr>
+              <w:jc w:val="center"/>
+            </w:pPr>
+            <w:r>
+              <w:rPr>
+                <w:rFonts w:ascii="Times New Roman" w:hAnsi="Times New Roman"/>
+                <w:color w:val="000000"/>
+                <w:sz w:val="16"/>
               </w:rPr>
               <w:t>29,51</w:t>
             </w:r>
@@ -14416,18 +14480,23 @@
           <w:tcPr>
             <w:tcW w:type="dxa" w:w="1080"/>
             <w:vAlign w:val="center"/>
-            <w:shd w:fill="EAF1F8"/>
-          </w:tcPr>
-          <w:p>
-            <w:pPr>
-              <w:spacing w:after="0"/>
-              <w:jc w:val="center"/>
-            </w:pPr>
-            <w:r>
-              <w:rPr>
-                <w:rFonts w:ascii="Arial" w:hAnsi="Arial"/>
-                <w:color w:val="000000"/>
-                <w:sz w:val="18"/>
+            <w:tcMar>
+              <w:top w:w="90" w:type="dxa"/>
+              <w:start w:w="100" w:type="dxa"/>
+              <w:bottom w:w="90" w:type="dxa"/>
+              <w:end w:w="100" w:type="dxa"/>
+            </w:tcMar>
+            <w:shd w:fill="EAF2F8"/>
+          </w:tcPr>
+          <w:p>
+            <w:pPr>
+              <w:jc w:val="center"/>
+            </w:pPr>
+            <w:r>
+              <w:rPr>
+                <w:rFonts w:ascii="Times New Roman" w:hAnsi="Times New Roman"/>
+                <w:color w:val="000000"/>
+                <w:sz w:val="16"/>
               </w:rPr>
               <w:t>83,50</w:t>
             </w:r>
@@ -14442,17 +14511,22 @@
           <w:tcPr>
             <w:tcW w:type="dxa" w:w="3096"/>
             <w:vAlign w:val="center"/>
-          </w:tcPr>
-          <w:p>
-            <w:pPr>
-              <w:spacing w:after="0"/>
+            <w:tcMar>
+              <w:top w:w="90" w:type="dxa"/>
+              <w:start w:w="100" w:type="dxa"/>
+              <w:bottom w:w="90" w:type="dxa"/>
+              <w:end w:w="100" w:type="dxa"/>
+            </w:tcMar>
+          </w:tcPr>
+          <w:p>
+            <w:pPr>
               <w:jc w:val="left"/>
             </w:pPr>
             <w:r>
               <w:rPr>
-                <w:rFonts w:ascii="Arial" w:hAnsi="Arial"/>
-                <w:color w:val="000000"/>
-                <w:sz w:val="18"/>
+                <w:rFonts w:ascii="Times New Roman" w:hAnsi="Times New Roman"/>
+                <w:color w:val="000000"/>
+                <w:sz w:val="16"/>
               </w:rPr>
               <w:t>ET0 (mm/día)</w:t>
             </w:r>
@@ -14462,17 +14536,22 @@
           <w:tcPr>
             <w:tcW w:type="dxa" w:w="1007"/>
             <w:vAlign w:val="center"/>
-          </w:tcPr>
-          <w:p>
-            <w:pPr>
-              <w:spacing w:after="0"/>
-              <w:jc w:val="center"/>
-            </w:pPr>
-            <w:r>
-              <w:rPr>
-                <w:rFonts w:ascii="Arial" w:hAnsi="Arial"/>
-                <w:color w:val="000000"/>
-                <w:sz w:val="18"/>
+            <w:tcMar>
+              <w:top w:w="90" w:type="dxa"/>
+              <w:start w:w="100" w:type="dxa"/>
+              <w:bottom w:w="90" w:type="dxa"/>
+              <w:end w:w="100" w:type="dxa"/>
+            </w:tcMar>
+          </w:tcPr>
+          <w:p>
+            <w:pPr>
+              <w:jc w:val="center"/>
+            </w:pPr>
+            <w:r>
+              <w:rPr>
+                <w:rFonts w:ascii="Times New Roman" w:hAnsi="Times New Roman"/>
+                <w:color w:val="000000"/>
+                <w:sz w:val="16"/>
               </w:rPr>
               <w:t>148</w:t>
             </w:r>
@@ -14482,17 +14561,22 @@
           <w:tcPr>
             <w:tcW w:type="dxa" w:w="1080"/>
             <w:vAlign w:val="center"/>
-          </w:tcPr>
-          <w:p>
-            <w:pPr>
-              <w:spacing w:after="0"/>
-              <w:jc w:val="center"/>
-            </w:pPr>
-            <w:r>
-              <w:rPr>
-                <w:rFonts w:ascii="Arial" w:hAnsi="Arial"/>
-                <w:color w:val="000000"/>
-                <w:sz w:val="18"/>
+            <w:tcMar>
+              <w:top w:w="90" w:type="dxa"/>
+              <w:start w:w="100" w:type="dxa"/>
+              <w:bottom w:w="90" w:type="dxa"/>
+              <w:end w:w="100" w:type="dxa"/>
+            </w:tcMar>
+          </w:tcPr>
+          <w:p>
+            <w:pPr>
+              <w:jc w:val="center"/>
+            </w:pPr>
+            <w:r>
+              <w:rPr>
+                <w:rFonts w:ascii="Times New Roman" w:hAnsi="Times New Roman"/>
+                <w:color w:val="000000"/>
+                <w:sz w:val="16"/>
               </w:rPr>
               <w:t>5,15</w:t>
             </w:r>
@@ -14502,17 +14586,22 @@
           <w:tcPr>
             <w:tcW w:type="dxa" w:w="1152"/>
             <w:vAlign w:val="center"/>
-          </w:tcPr>
-          <w:p>
-            <w:pPr>
-              <w:spacing w:after="0"/>
-              <w:jc w:val="center"/>
-            </w:pPr>
-            <w:r>
-              <w:rPr>
-                <w:rFonts w:ascii="Arial" w:hAnsi="Arial"/>
-                <w:color w:val="000000"/>
-                <w:sz w:val="18"/>
+            <w:tcMar>
+              <w:top w:w="90" w:type="dxa"/>
+              <w:start w:w="100" w:type="dxa"/>
+              <w:bottom w:w="90" w:type="dxa"/>
+              <w:end w:w="100" w:type="dxa"/>
+            </w:tcMar>
+          </w:tcPr>
+          <w:p>
+            <w:pPr>
+              <w:jc w:val="center"/>
+            </w:pPr>
+            <w:r>
+              <w:rPr>
+                <w:rFonts w:ascii="Times New Roman" w:hAnsi="Times New Roman"/>
+                <w:color w:val="000000"/>
+                <w:sz w:val="16"/>
               </w:rPr>
               <w:t>5,16</w:t>
             </w:r>
@@ -14522,17 +14611,22 @@
           <w:tcPr>
             <w:tcW w:type="dxa" w:w="1080"/>
             <w:vAlign w:val="center"/>
-          </w:tcPr>
-          <w:p>
-            <w:pPr>
-              <w:spacing w:after="0"/>
-              <w:jc w:val="center"/>
-            </w:pPr>
-            <w:r>
-              <w:rPr>
-                <w:rFonts w:ascii="Arial" w:hAnsi="Arial"/>
-                <w:color w:val="000000"/>
-                <w:sz w:val="18"/>
+            <w:tcMar>
+              <w:top w:w="90" w:type="dxa"/>
+              <w:start w:w="100" w:type="dxa"/>
+              <w:bottom w:w="90" w:type="dxa"/>
+              <w:end w:w="100" w:type="dxa"/>
+            </w:tcMar>
+          </w:tcPr>
+          <w:p>
+            <w:pPr>
+              <w:jc w:val="center"/>
+            </w:pPr>
+            <w:r>
+              <w:rPr>
+                <w:rFonts w:ascii="Times New Roman" w:hAnsi="Times New Roman"/>
+                <w:color w:val="000000"/>
+                <w:sz w:val="16"/>
               </w:rPr>
               <w:t>2,20</w:t>
             </w:r>
@@ -14542,17 +14636,22 @@
           <w:tcPr>
             <w:tcW w:type="dxa" w:w="1080"/>
             <w:vAlign w:val="center"/>
-          </w:tcPr>
-          <w:p>
-            <w:pPr>
-              <w:spacing w:after="0"/>
-              <w:jc w:val="center"/>
-            </w:pPr>
-            <w:r>
-              <w:rPr>
-                <w:rFonts w:ascii="Arial" w:hAnsi="Arial"/>
-                <w:color w:val="000000"/>
-                <w:sz w:val="18"/>
+            <w:tcMar>
+              <w:top w:w="90" w:type="dxa"/>
+              <w:start w:w="100" w:type="dxa"/>
+              <w:bottom w:w="90" w:type="dxa"/>
+              <w:end w:w="100" w:type="dxa"/>
+            </w:tcMar>
+          </w:tcPr>
+          <w:p>
+            <w:pPr>
+              <w:jc w:val="center"/>
+            </w:pPr>
+            <w:r>
+              <w:rPr>
+                <w:rFonts w:ascii="Times New Roman" w:hAnsi="Times New Roman"/>
+                <w:color w:val="000000"/>
+                <w:sz w:val="16"/>
               </w:rPr>
               <w:t>7,86</w:t>
             </w:r>
@@ -14567,18 +14666,23 @@
           <w:tcPr>
             <w:tcW w:type="dxa" w:w="3096"/>
             <w:vAlign w:val="center"/>
-            <w:shd w:fill="EAF1F8"/>
-          </w:tcPr>
-          <w:p>
-            <w:pPr>
-              <w:spacing w:after="0"/>
+            <w:tcMar>
+              <w:top w:w="90" w:type="dxa"/>
+              <w:start w:w="100" w:type="dxa"/>
+              <w:bottom w:w="90" w:type="dxa"/>
+              <w:end w:w="100" w:type="dxa"/>
+            </w:tcMar>
+            <w:shd w:fill="EAF2F8"/>
+          </w:tcPr>
+          <w:p>
+            <w:pPr>
               <w:jc w:val="left"/>
             </w:pPr>
             <w:r>
               <w:rPr>
-                <w:rFonts w:ascii="Arial" w:hAnsi="Arial"/>
-                <w:color w:val="000000"/>
-                <w:sz w:val="18"/>
+                <w:rFonts w:ascii="Times New Roman" w:hAnsi="Times New Roman"/>
+                <w:color w:val="000000"/>
+                <w:sz w:val="16"/>
               </w:rPr>
               <w:t>Coeficiente de cultivo Kc</w:t>
             </w:r>
@@ -14588,18 +14692,23 @@
           <w:tcPr>
             <w:tcW w:type="dxa" w:w="1007"/>
             <w:vAlign w:val="center"/>
-            <w:shd w:fill="EAF1F8"/>
-          </w:tcPr>
-          <w:p>
-            <w:pPr>
-              <w:spacing w:after="0"/>
-              <w:jc w:val="center"/>
-            </w:pPr>
-            <w:r>
-              <w:rPr>
-                <w:rFonts w:ascii="Arial" w:hAnsi="Arial"/>
-                <w:color w:val="000000"/>
-                <w:sz w:val="18"/>
+            <w:tcMar>
+              <w:top w:w="90" w:type="dxa"/>
+              <w:start w:w="100" w:type="dxa"/>
+              <w:bottom w:w="90" w:type="dxa"/>
+              <w:end w:w="100" w:type="dxa"/>
+            </w:tcMar>
+            <w:shd w:fill="EAF2F8"/>
+          </w:tcPr>
+          <w:p>
+            <w:pPr>
+              <w:jc w:val="center"/>
+            </w:pPr>
+            <w:r>
+              <w:rPr>
+                <w:rFonts w:ascii="Times New Roman" w:hAnsi="Times New Roman"/>
+                <w:color w:val="000000"/>
+                <w:sz w:val="16"/>
               </w:rPr>
               <w:t>150</w:t>
             </w:r>
@@ -14609,18 +14718,23 @@
           <w:tcPr>
             <w:tcW w:type="dxa" w:w="1080"/>
             <w:vAlign w:val="center"/>
-            <w:shd w:fill="EAF1F8"/>
-          </w:tcPr>
-          <w:p>
-            <w:pPr>
-              <w:spacing w:after="0"/>
-              <w:jc w:val="center"/>
-            </w:pPr>
-            <w:r>
-              <w:rPr>
-                <w:rFonts w:ascii="Arial" w:hAnsi="Arial"/>
-                <w:color w:val="000000"/>
-                <w:sz w:val="18"/>
+            <w:tcMar>
+              <w:top w:w="90" w:type="dxa"/>
+              <w:start w:w="100" w:type="dxa"/>
+              <w:bottom w:w="90" w:type="dxa"/>
+              <w:end w:w="100" w:type="dxa"/>
+            </w:tcMar>
+            <w:shd w:fill="EAF2F8"/>
+          </w:tcPr>
+          <w:p>
+            <w:pPr>
+              <w:jc w:val="center"/>
+            </w:pPr>
+            <w:r>
+              <w:rPr>
+                <w:rFonts w:ascii="Times New Roman" w:hAnsi="Times New Roman"/>
+                <w:color w:val="000000"/>
+                <w:sz w:val="16"/>
               </w:rPr>
               <w:t>0,68</w:t>
             </w:r>
@@ -14630,18 +14744,23 @@
           <w:tcPr>
             <w:tcW w:type="dxa" w:w="1152"/>
             <w:vAlign w:val="center"/>
-            <w:shd w:fill="EAF1F8"/>
-          </w:tcPr>
-          <w:p>
-            <w:pPr>
-              <w:spacing w:after="0"/>
-              <w:jc w:val="center"/>
-            </w:pPr>
-            <w:r>
-              <w:rPr>
-                <w:rFonts w:ascii="Arial" w:hAnsi="Arial"/>
-                <w:color w:val="000000"/>
-                <w:sz w:val="18"/>
+            <w:tcMar>
+              <w:top w:w="90" w:type="dxa"/>
+              <w:start w:w="100" w:type="dxa"/>
+              <w:bottom w:w="90" w:type="dxa"/>
+              <w:end w:w="100" w:type="dxa"/>
+            </w:tcMar>
+            <w:shd w:fill="EAF2F8"/>
+          </w:tcPr>
+          <w:p>
+            <w:pPr>
+              <w:jc w:val="center"/>
+            </w:pPr>
+            <w:r>
+              <w:rPr>
+                <w:rFonts w:ascii="Times New Roman" w:hAnsi="Times New Roman"/>
+                <w:color w:val="000000"/>
+                <w:sz w:val="16"/>
               </w:rPr>
               <w:t>0,70</w:t>
             </w:r>
@@ -14651,18 +14770,23 @@
           <w:tcPr>
             <w:tcW w:type="dxa" w:w="1080"/>
             <w:vAlign w:val="center"/>
-            <w:shd w:fill="EAF1F8"/>
-          </w:tcPr>
-          <w:p>
-            <w:pPr>
-              <w:spacing w:after="0"/>
-              <w:jc w:val="center"/>
-            </w:pPr>
-            <w:r>
-              <w:rPr>
-                <w:rFonts w:ascii="Arial" w:hAnsi="Arial"/>
-                <w:color w:val="000000"/>
-                <w:sz w:val="18"/>
+            <w:tcMar>
+              <w:top w:w="90" w:type="dxa"/>
+              <w:start w:w="100" w:type="dxa"/>
+              <w:bottom w:w="90" w:type="dxa"/>
+              <w:end w:w="100" w:type="dxa"/>
+            </w:tcMar>
+            <w:shd w:fill="EAF2F8"/>
+          </w:tcPr>
+          <w:p>
+            <w:pPr>
+              <w:jc w:val="center"/>
+            </w:pPr>
+            <w:r>
+              <w:rPr>
+                <w:rFonts w:ascii="Times New Roman" w:hAnsi="Times New Roman"/>
+                <w:color w:val="000000"/>
+                <w:sz w:val="16"/>
               </w:rPr>
               <w:t>0,30</w:t>
             </w:r>
@@ -14672,18 +14796,23 @@
           <w:tcPr>
             <w:tcW w:type="dxa" w:w="1080"/>
             <w:vAlign w:val="center"/>
-            <w:shd w:fill="EAF1F8"/>
-          </w:tcPr>
-          <w:p>
-            <w:pPr>
-              <w:spacing w:after="0"/>
-              <w:jc w:val="center"/>
-            </w:pPr>
-            <w:r>
-              <w:rPr>
-                <w:rFonts w:ascii="Arial" w:hAnsi="Arial"/>
-                <w:color w:val="000000"/>
-                <w:sz w:val="18"/>
+            <w:tcMar>
+              <w:top w:w="90" w:type="dxa"/>
+              <w:start w:w="100" w:type="dxa"/>
+              <w:bottom w:w="90" w:type="dxa"/>
+              <w:end w:w="100" w:type="dxa"/>
+            </w:tcMar>
+            <w:shd w:fill="EAF2F8"/>
+          </w:tcPr>
+          <w:p>
+            <w:pPr>
+              <w:jc w:val="center"/>
+            </w:pPr>
+            <w:r>
+              <w:rPr>
+                <w:rFonts w:ascii="Times New Roman" w:hAnsi="Times New Roman"/>
+                <w:color w:val="000000"/>
+                <w:sz w:val="16"/>
               </w:rPr>
               <w:t>1,00</w:t>
             </w:r>
@@ -14698,17 +14827,22 @@
           <w:tcPr>
             <w:tcW w:type="dxa" w:w="3096"/>
             <w:vAlign w:val="center"/>
-          </w:tcPr>
-          <w:p>
-            <w:pPr>
-              <w:spacing w:after="0"/>
+            <w:tcMar>
+              <w:top w:w="90" w:type="dxa"/>
+              <w:start w:w="100" w:type="dxa"/>
+              <w:bottom w:w="90" w:type="dxa"/>
+              <w:end w:w="100" w:type="dxa"/>
+            </w:tcMar>
+          </w:tcPr>
+          <w:p>
+            <w:pPr>
               <w:jc w:val="left"/>
             </w:pPr>
             <w:r>
               <w:rPr>
-                <w:rFonts w:ascii="Arial" w:hAnsi="Arial"/>
-                <w:color w:val="000000"/>
-                <w:sz w:val="18"/>
+                <w:rFonts w:ascii="Times New Roman" w:hAnsi="Times New Roman"/>
+                <w:color w:val="000000"/>
+                <w:sz w:val="16"/>
               </w:rPr>
               <w:t>Necesidad neta (mm/día)</w:t>
             </w:r>
@@ -14718,17 +14852,22 @@
           <w:tcPr>
             <w:tcW w:type="dxa" w:w="1007"/>
             <w:vAlign w:val="center"/>
-          </w:tcPr>
-          <w:p>
-            <w:pPr>
-              <w:spacing w:after="0"/>
-              <w:jc w:val="center"/>
-            </w:pPr>
-            <w:r>
-              <w:rPr>
-                <w:rFonts w:ascii="Arial" w:hAnsi="Arial"/>
-                <w:color w:val="000000"/>
-                <w:sz w:val="18"/>
+            <w:tcMar>
+              <w:top w:w="90" w:type="dxa"/>
+              <w:start w:w="100" w:type="dxa"/>
+              <w:bottom w:w="90" w:type="dxa"/>
+              <w:end w:w="100" w:type="dxa"/>
+            </w:tcMar>
+          </w:tcPr>
+          <w:p>
+            <w:pPr>
+              <w:jc w:val="center"/>
+            </w:pPr>
+            <w:r>
+              <w:rPr>
+                <w:rFonts w:ascii="Times New Roman" w:hAnsi="Times New Roman"/>
+                <w:color w:val="000000"/>
+                <w:sz w:val="16"/>
               </w:rPr>
               <w:t>148</w:t>
             </w:r>
@@ -14738,17 +14877,22 @@
           <w:tcPr>
             <w:tcW w:type="dxa" w:w="1080"/>
             <w:vAlign w:val="center"/>
-          </w:tcPr>
-          <w:p>
-            <w:pPr>
-              <w:spacing w:after="0"/>
-              <w:jc w:val="center"/>
-            </w:pPr>
-            <w:r>
-              <w:rPr>
-                <w:rFonts w:ascii="Arial" w:hAnsi="Arial"/>
-                <w:color w:val="000000"/>
-                <w:sz w:val="18"/>
+            <w:tcMar>
+              <w:top w:w="90" w:type="dxa"/>
+              <w:start w:w="100" w:type="dxa"/>
+              <w:bottom w:w="90" w:type="dxa"/>
+              <w:end w:w="100" w:type="dxa"/>
+            </w:tcMar>
+          </w:tcPr>
+          <w:p>
+            <w:pPr>
+              <w:jc w:val="center"/>
+            </w:pPr>
+            <w:r>
+              <w:rPr>
+                <w:rFonts w:ascii="Times New Roman" w:hAnsi="Times New Roman"/>
+                <w:color w:val="000000"/>
+                <w:sz w:val="16"/>
               </w:rPr>
               <w:t>3,59</w:t>
             </w:r>
@@ -14758,17 +14902,22 @@
           <w:tcPr>
             <w:tcW w:type="dxa" w:w="1152"/>
             <w:vAlign w:val="center"/>
-          </w:tcPr>
-          <w:p>
-            <w:pPr>
-              <w:spacing w:after="0"/>
-              <w:jc w:val="center"/>
-            </w:pPr>
-            <w:r>
-              <w:rPr>
-                <w:rFonts w:ascii="Arial" w:hAnsi="Arial"/>
-                <w:color w:val="000000"/>
-                <w:sz w:val="18"/>
+            <w:tcMar>
+              <w:top w:w="90" w:type="dxa"/>
+              <w:start w:w="100" w:type="dxa"/>
+              <w:bottom w:w="90" w:type="dxa"/>
+              <w:end w:w="100" w:type="dxa"/>
+            </w:tcMar>
+          </w:tcPr>
+          <w:p>
+            <w:pPr>
+              <w:jc w:val="center"/>
+            </w:pPr>
+            <w:r>
+              <w:rPr>
+                <w:rFonts w:ascii="Times New Roman" w:hAnsi="Times New Roman"/>
+                <w:color w:val="000000"/>
+                <w:sz w:val="16"/>
               </w:rPr>
               <w:t>3,94</w:t>
             </w:r>
@@ -14778,17 +14927,22 @@
           <w:tcPr>
             <w:tcW w:type="dxa" w:w="1080"/>
             <w:vAlign w:val="center"/>
-          </w:tcPr>
-          <w:p>
-            <w:pPr>
-              <w:spacing w:after="0"/>
-              <w:jc w:val="center"/>
-            </w:pPr>
-            <w:r>
-              <w:rPr>
-                <w:rFonts w:ascii="Arial" w:hAnsi="Arial"/>
-                <w:color w:val="000000"/>
-                <w:sz w:val="18"/>
+            <w:tcMar>
+              <w:top w:w="90" w:type="dxa"/>
+              <w:start w:w="100" w:type="dxa"/>
+              <w:bottom w:w="90" w:type="dxa"/>
+              <w:end w:w="100" w:type="dxa"/>
+            </w:tcMar>
+          </w:tcPr>
+          <w:p>
+            <w:pPr>
+              <w:jc w:val="center"/>
+            </w:pPr>
+            <w:r>
+              <w:rPr>
+                <w:rFonts w:ascii="Times New Roman" w:hAnsi="Times New Roman"/>
+                <w:color w:val="000000"/>
+                <w:sz w:val="16"/>
               </w:rPr>
               <w:t>0,00</w:t>
             </w:r>
@@ -14798,17 +14952,22 @@
           <w:tcPr>
             <w:tcW w:type="dxa" w:w="1080"/>
             <w:vAlign w:val="center"/>
-          </w:tcPr>
-          <w:p>
-            <w:pPr>
-              <w:spacing w:after="0"/>
-              <w:jc w:val="center"/>
-            </w:pPr>
-            <w:r>
-              <w:rPr>
-                <w:rFonts w:ascii="Arial" w:hAnsi="Arial"/>
-                <w:color w:val="000000"/>
-                <w:sz w:val="18"/>
+            <w:tcMar>
+              <w:top w:w="90" w:type="dxa"/>
+              <w:start w:w="100" w:type="dxa"/>
+              <w:bottom w:w="90" w:type="dxa"/>
+              <w:end w:w="100" w:type="dxa"/>
+            </w:tcMar>
+          </w:tcPr>
+          <w:p>
+            <w:pPr>
+              <w:jc w:val="center"/>
+            </w:pPr>
+            <w:r>
+              <w:rPr>
+                <w:rFonts w:ascii="Times New Roman" w:hAnsi="Times New Roman"/>
+                <w:color w:val="000000"/>
+                <w:sz w:val="16"/>
               </w:rPr>
               <w:t>7,07</w:t>
             </w:r>
@@ -14823,23 +14982,7 @@
     </w:p>
     <w:p>
       <w:pPr>
-        <w:keepNext w:val="0"/>
-        <w:spacing w:after="160"/>
-        <w:jc w:val="center"/>
-      </w:pPr>
-      <w:r>
-        <w:rPr>
-          <w:rFonts w:ascii="Times New Roman" w:hAnsi="Times New Roman"/>
-          <w:i/>
-          <w:color w:val="444444"/>
-          <w:sz w:val="20"/>
-        </w:rPr>
-        <w:t>Tabla 4.8. Estadísticos descriptivos de las variables principales.</w:t>
-      </w:r>
-    </w:p>
-    <w:p>
-      <w:pPr>
-        <w:spacing w:after="120" w:line="276" w:lineRule="auto"/>
+        <w:spacing w:after="120"/>
         <w:jc w:val="both"/>
       </w:pPr>
       <w:r>
@@ -14967,13 +15110,12 @@
     </w:p>
     <w:p>
       <w:pPr>
+        <w:pStyle w:val="Heading3"/>
         <w:keepNext/>
-        <w:spacing w:before="200" w:after="80"/>
       </w:pPr>
       <w:r>
         <w:rPr>
           <w:rFonts w:ascii="Times New Roman" w:hAnsi="Times New Roman"/>
-          <w:b/>
           <w:color w:val="000000"/>
           <w:sz w:val="24"/>
         </w:rPr>
@@ -14982,7 +15124,7 @@
     </w:p>
     <w:p>
       <w:pPr>
-        <w:spacing w:after="120" w:line="276" w:lineRule="auto"/>
+        <w:spacing w:after="120"/>
         <w:jc w:val="both"/>
       </w:pPr>
       <w:r>
@@ -15053,7 +15195,7 @@
     </w:p>
     <w:p>
       <w:pPr>
-        <w:spacing w:after="120" w:line="276" w:lineRule="auto"/>
+        <w:spacing w:after="120"/>
         <w:jc w:val="both"/>
       </w:pPr>
       <w:r>
@@ -15067,13 +15209,12 @@
     </w:p>
     <w:p>
       <w:pPr>
+        <w:pStyle w:val="Heading3"/>
         <w:keepNext/>
-        <w:spacing w:before="200" w:after="80"/>
       </w:pPr>
       <w:r>
         <w:rPr>
           <w:rFonts w:ascii="Times New Roman" w:hAnsi="Times New Roman"/>
-          <w:b/>
           <w:color w:val="000000"/>
           <w:sz w:val="24"/>
         </w:rPr>
@@ -15083,7 +15224,7 @@
     <w:p>
       <w:pPr>
         <w:keepNext/>
-        <w:spacing w:after="120" w:line="276" w:lineRule="auto"/>
+        <w:spacing w:after="120"/>
         <w:jc w:val="both"/>
       </w:pPr>
       <w:r>
@@ -15179,7 +15320,7 @@
     <w:p>
       <w:pPr>
         <w:keepNext w:val="0"/>
-        <w:spacing w:after="120" w:line="276" w:lineRule="auto"/>
+        <w:spacing w:after="120"/>
         <w:jc w:val="both"/>
       </w:pPr>
       <w:r>
@@ -15205,7 +15346,7 @@
     </w:p>
     <w:p>
       <w:pPr>
-        <w:spacing w:after="120" w:line="276" w:lineRule="auto"/>
+        <w:spacing w:after="120"/>
         <w:jc w:val="both"/>
       </w:pPr>
       <w:r>
@@ -15219,23 +15360,8 @@
     </w:p>
     <w:p>
       <w:pPr>
+        <w:pStyle w:val="Heading3"/>
         <w:keepNext/>
-        <w:spacing w:before="200" w:after="80"/>
-      </w:pPr>
-      <w:r>
-        <w:rPr>
-          <w:rFonts w:ascii="Times New Roman" w:hAnsi="Times New Roman"/>
-          <w:b/>
-          <w:color w:val="000000"/>
-          <w:sz w:val="24"/>
-        </w:rPr>
-        <w:t>4.2.5. Disponibilidad de variables y prevención de fuga de información</w:t>
-      </w:r>
-    </w:p>
-    <w:p>
-      <w:pPr>
-        <w:spacing w:after="120" w:line="276" w:lineRule="auto"/>
-        <w:jc w:val="both"/>
       </w:pPr>
       <w:r>
         <w:rPr>
@@ -15243,15 +15369,48 @@
           <w:color w:val="000000"/>
           <w:sz w:val="24"/>
         </w:rPr>
+        <w:t>4.2.5. Disponibilidad de variables y prevención de fuga de información</w:t>
+      </w:r>
+    </w:p>
+    <w:p>
+      <w:pPr>
+        <w:spacing w:after="120"/>
+        <w:jc w:val="both"/>
+      </w:pPr>
+      <w:r>
+        <w:rPr>
+          <w:rFonts w:ascii="Times New Roman" w:hAnsi="Times New Roman"/>
+          <w:color w:val="000000"/>
+          <w:sz w:val="24"/>
+        </w:rPr>
         <w:t>Para que la evaluación sea realista se distingue entre información conocida de antemano, observaciones disponibles al cierre del día y variables que solo existen después de calcular el objetivo.</w:t>
+      </w:r>
+    </w:p>
+    <w:p>
+      <w:pPr>
+        <w:keepNext/>
+        <w:spacing w:after="120"/>
+      </w:pPr>
+      <w:r>
+        <w:rPr>
+          <w:b/>
+        </w:rPr>
+        <w:t>Tabla 4.12. Clasificación de variables según su disponibilidad y función en el modelo.</w:t>
       </w:r>
     </w:p>
     <w:tbl>
       <w:tblPr>
         <w:tblW w:type="auto" w:w="0"/>
-        <w:jc w:val="center"/>
         <w:tblLayout w:type="fixed"/>
         <w:tblLook w:firstColumn="1" w:firstRow="1" w:lastColumn="0" w:lastRow="0" w:noHBand="0" w:noVBand="1" w:val="04A0"/>
+        <w:tblBorders>
+          <w:top w:val="single" w:sz="4" w:color="D9D9D9"/>
+          <w:left w:val="single" w:sz="4" w:color="D9D9D9"/>
+          <w:bottom w:val="single" w:sz="4" w:color="D9D9D9"/>
+          <w:right w:val="single" w:sz="4" w:color="D9D9D9"/>
+          <w:insideH w:val="single" w:sz="4" w:color="D9D9D9"/>
+          <w:insideV w:val="single" w:sz="4" w:color="D9D9D9"/>
+        </w:tblBorders>
       </w:tblPr>
       <w:tblGrid>
         <w:gridCol w:w="2928"/>
@@ -15267,7 +15426,7 @@
           <w:tcPr>
             <w:tcW w:type="dxa" w:w="2232"/>
             <w:vAlign w:val="center"/>
-            <w:shd w:fill="1F4E79"/>
+            <w:shd w:fill="1F4E78"/>
             <w:tcMar>
               <w:top w:w="55" w:type="dxa"/>
               <w:start w:w="70" w:type="dxa"/>
@@ -15282,10 +15441,10 @@
             </w:pPr>
             <w:r>
               <w:rPr>
-                <w:rFonts w:ascii="Arial" w:hAnsi="Arial"/>
+                <w:rFonts w:ascii="Times New Roman" w:hAnsi="Times New Roman"/>
                 <w:b/>
                 <w:color w:val="000000"/>
-                <w:sz w:val="17"/>
+                <w:sz w:val="16"/>
               </w:rPr>
               <w:t>Grupo</w:t>
             </w:r>
@@ -15295,7 +15454,7 @@
           <w:tcPr>
             <w:tcW w:type="dxa" w:w="3311"/>
             <w:vAlign w:val="center"/>
-            <w:shd w:fill="1F4E79"/>
+            <w:shd w:fill="1F4E78"/>
             <w:tcMar>
               <w:top w:w="55" w:type="dxa"/>
               <w:start w:w="70" w:type="dxa"/>
@@ -15310,10 +15469,10 @@
             </w:pPr>
             <w:r>
               <w:rPr>
-                <w:rFonts w:ascii="Arial" w:hAnsi="Arial"/>
+                <w:rFonts w:ascii="Times New Roman" w:hAnsi="Times New Roman"/>
                 <w:b/>
                 <w:color w:val="000000"/>
-                <w:sz w:val="17"/>
+                <w:sz w:val="16"/>
               </w:rPr>
               <w:t>Ejemplos</w:t>
             </w:r>
@@ -15323,7 +15482,7 @@
           <w:tcPr>
             <w:tcW w:type="dxa" w:w="3240"/>
             <w:vAlign w:val="center"/>
-            <w:shd w:fill="1F4E79"/>
+            <w:shd w:fill="1F4E78"/>
             <w:tcMar>
               <w:top w:w="55" w:type="dxa"/>
               <w:start w:w="70" w:type="dxa"/>
@@ -15338,10 +15497,10 @@
             </w:pPr>
             <w:r>
               <w:rPr>
-                <w:rFonts w:ascii="Arial" w:hAnsi="Arial"/>
+                <w:rFonts w:ascii="Times New Roman" w:hAnsi="Times New Roman"/>
                 <w:b/>
                 <w:color w:val="000000"/>
-                <w:sz w:val="17"/>
+                <w:sz w:val="16"/>
               </w:rPr>
               <w:t>Uso propuesto</w:t>
             </w:r>
@@ -15370,9 +15529,9 @@
             </w:pPr>
             <w:r>
               <w:rPr>
-                <w:rFonts w:ascii="Arial" w:hAnsi="Arial"/>
-                <w:color w:val="000000"/>
-                <w:sz w:val="17"/>
+                <w:rFonts w:ascii="Times New Roman" w:hAnsi="Times New Roman"/>
+                <w:color w:val="000000"/>
+                <w:sz w:val="16"/>
               </w:rPr>
               <w:t>Conocidas de antemano</w:t>
             </w:r>
@@ -15396,9 +15555,9 @@
             </w:pPr>
             <w:r>
               <w:rPr>
-                <w:rFonts w:ascii="Arial" w:hAnsi="Arial"/>
-                <w:color w:val="000000"/>
-                <w:sz w:val="17"/>
+                <w:rFonts w:ascii="Times New Roman" w:hAnsi="Times New Roman"/>
+                <w:color w:val="000000"/>
+                <w:sz w:val="16"/>
               </w:rPr>
               <w:t>Cultivo, estación, fecha y Kc planificado</w:t>
             </w:r>
@@ -15422,9 +15581,9 @@
             </w:pPr>
             <w:r>
               <w:rPr>
-                <w:rFonts w:ascii="Arial" w:hAnsi="Arial"/>
-                <w:color w:val="000000"/>
-                <w:sz w:val="17"/>
+                <w:rFonts w:ascii="Times New Roman" w:hAnsi="Times New Roman"/>
+                <w:color w:val="000000"/>
+                <w:sz w:val="16"/>
               </w:rPr>
               <w:t>Candidatas para predicción</w:t>
             </w:r>
@@ -15439,7 +15598,7 @@
           <w:tcPr>
             <w:tcW w:type="dxa" w:w="2232"/>
             <w:vAlign w:val="center"/>
-            <w:shd w:fill="EAF1F8"/>
+            <w:shd w:fill="EAF2F8"/>
             <w:tcMar>
               <w:top w:w="55" w:type="dxa"/>
               <w:start w:w="70" w:type="dxa"/>
@@ -15454,9 +15613,9 @@
             </w:pPr>
             <w:r>
               <w:rPr>
-                <w:rFonts w:ascii="Arial" w:hAnsi="Arial"/>
-                <w:color w:val="000000"/>
-                <w:sz w:val="17"/>
+                <w:rFonts w:ascii="Times New Roman" w:hAnsi="Times New Roman"/>
+                <w:color w:val="000000"/>
+                <w:sz w:val="16"/>
               </w:rPr>
               <w:t>Meteorología observada</w:t>
             </w:r>
@@ -15466,7 +15625,7 @@
           <w:tcPr>
             <w:tcW w:type="dxa" w:w="3311"/>
             <w:vAlign w:val="center"/>
-            <w:shd w:fill="EAF1F8"/>
+            <w:shd w:fill="EAF2F8"/>
             <w:tcMar>
               <w:top w:w="55" w:type="dxa"/>
               <w:start w:w="70" w:type="dxa"/>
@@ -15481,9 +15640,9 @@
             </w:pPr>
             <w:r>
               <w:rPr>
-                <w:rFonts w:ascii="Arial" w:hAnsi="Arial"/>
-                <w:color w:val="000000"/>
-                <w:sz w:val="17"/>
+                <w:rFonts w:ascii="Times New Roman" w:hAnsi="Times New Roman"/>
+                <w:color w:val="000000"/>
+                <w:sz w:val="16"/>
               </w:rPr>
               <w:t>Temperatura, humedad, viento, radiación y ET0</w:t>
             </w:r>
@@ -15493,7 +15652,7 @@
           <w:tcPr>
             <w:tcW w:type="dxa" w:w="3240"/>
             <w:vAlign w:val="center"/>
-            <w:shd w:fill="EAF1F8"/>
+            <w:shd w:fill="EAF2F8"/>
             <w:tcMar>
               <w:top w:w="55" w:type="dxa"/>
               <w:start w:w="70" w:type="dxa"/>
@@ -15508,9 +15667,9 @@
             </w:pPr>
             <w:r>
               <w:rPr>
-                <w:rFonts w:ascii="Arial" w:hAnsi="Arial"/>
-                <w:color w:val="000000"/>
-                <w:sz w:val="17"/>
+                <w:rFonts w:ascii="Times New Roman" w:hAnsi="Times New Roman"/>
+                <w:color w:val="000000"/>
+                <w:sz w:val="16"/>
               </w:rPr>
               <w:t>Prototipo retrospectivo; para futuro exige pronóstico</w:t>
             </w:r>
@@ -15539,9 +15698,9 @@
             </w:pPr>
             <w:r>
               <w:rPr>
-                <w:rFonts w:ascii="Arial" w:hAnsi="Arial"/>
-                <w:color w:val="000000"/>
-                <w:sz w:val="17"/>
+                <w:rFonts w:ascii="Times New Roman" w:hAnsi="Times New Roman"/>
+                <w:color w:val="000000"/>
+                <w:sz w:val="16"/>
               </w:rPr>
               <w:t>Históricas desplazadas</w:t>
             </w:r>
@@ -15565,9 +15724,9 @@
             </w:pPr>
             <w:r>
               <w:rPr>
-                <w:rFonts w:ascii="Arial" w:hAnsi="Arial"/>
-                <w:color w:val="000000"/>
-                <w:sz w:val="17"/>
+                <w:rFonts w:ascii="Times New Roman" w:hAnsi="Times New Roman"/>
+                <w:color w:val="000000"/>
+                <w:sz w:val="16"/>
               </w:rPr>
               <w:t>Retardos y ventanas hasta t−1</w:t>
             </w:r>
@@ -15591,9 +15750,9 @@
             </w:pPr>
             <w:r>
               <w:rPr>
-                <w:rFonts w:ascii="Arial" w:hAnsi="Arial"/>
-                <w:color w:val="000000"/>
-                <w:sz w:val="17"/>
+                <w:rFonts w:ascii="Times New Roman" w:hAnsi="Times New Roman"/>
+                <w:color w:val="000000"/>
+                <w:sz w:val="16"/>
               </w:rPr>
               <w:t>Candidatas si están disponibles en producción</w:t>
             </w:r>
@@ -15608,7 +15767,7 @@
           <w:tcPr>
             <w:tcW w:type="dxa" w:w="2232"/>
             <w:vAlign w:val="center"/>
-            <w:shd w:fill="EAF1F8"/>
+            <w:shd w:fill="EAF2F8"/>
             <w:tcMar>
               <w:top w:w="55" w:type="dxa"/>
               <w:start w:w="70" w:type="dxa"/>
@@ -15623,9 +15782,9 @@
             </w:pPr>
             <w:r>
               <w:rPr>
-                <w:rFonts w:ascii="Arial" w:hAnsi="Arial"/>
-                <w:color w:val="000000"/>
-                <w:sz w:val="17"/>
+                <w:rFonts w:ascii="Times New Roman" w:hAnsi="Times New Roman"/>
+                <w:color w:val="000000"/>
+                <w:sz w:val="16"/>
               </w:rPr>
               <w:t>Derivadas contemporáneas</w:t>
             </w:r>
@@ -15635,7 +15794,7 @@
           <w:tcPr>
             <w:tcW w:type="dxa" w:w="3311"/>
             <w:vAlign w:val="center"/>
-            <w:shd w:fill="EAF1F8"/>
+            <w:shd w:fill="EAF2F8"/>
             <w:tcMar>
               <w:top w:w="55" w:type="dxa"/>
               <w:start w:w="70" w:type="dxa"/>
@@ -15650,9 +15809,9 @@
             </w:pPr>
             <w:r>
               <w:rPr>
-                <w:rFonts w:ascii="Arial" w:hAnsi="Arial"/>
-                <w:color w:val="000000"/>
-                <w:sz w:val="17"/>
+                <w:rFonts w:ascii="Times New Roman" w:hAnsi="Times New Roman"/>
+                <w:color w:val="000000"/>
+                <w:sz w:val="16"/>
               </w:rPr>
               <w:t>ETc, precipitación efectiva y necesidad reconstruida</w:t>
             </w:r>
@@ -15662,7 +15821,7 @@
           <w:tcPr>
             <w:tcW w:type="dxa" w:w="3240"/>
             <w:vAlign w:val="center"/>
-            <w:shd w:fill="EAF1F8"/>
+            <w:shd w:fill="EAF2F8"/>
             <w:tcMar>
               <w:top w:w="55" w:type="dxa"/>
               <w:start w:w="70" w:type="dxa"/>
@@ -15677,9 +15836,9 @@
             </w:pPr>
             <w:r>
               <w:rPr>
-                <w:rFonts w:ascii="Arial" w:hAnsi="Arial"/>
-                <w:color w:val="000000"/>
-                <w:sz w:val="17"/>
+                <w:rFonts w:ascii="Times New Roman" w:hAnsi="Times New Roman"/>
+                <w:color w:val="000000"/>
+                <w:sz w:val="16"/>
               </w:rPr>
               <w:t>Solo diagnóstico; excluir del entrenamiento</w:t>
             </w:r>
@@ -15708,9 +15867,9 @@
             </w:pPr>
             <w:r>
               <w:rPr>
-                <w:rFonts w:ascii="Arial" w:hAnsi="Arial"/>
-                <w:color w:val="000000"/>
-                <w:sz w:val="17"/>
+                <w:rFonts w:ascii="Times New Roman" w:hAnsi="Times New Roman"/>
+                <w:color w:val="000000"/>
+                <w:sz w:val="16"/>
               </w:rPr>
               <w:t>Calidad y trazabilidad</w:t>
             </w:r>
@@ -15734,9 +15893,9 @@
             </w:pPr>
             <w:r>
               <w:rPr>
-                <w:rFonts w:ascii="Arial" w:hAnsi="Arial"/>
-                <w:color w:val="000000"/>
-                <w:sz w:val="17"/>
+                <w:rFonts w:ascii="Times New Roman" w:hAnsi="Times New Roman"/>
+                <w:color w:val="000000"/>
+                <w:sz w:val="16"/>
               </w:rPr>
               <w:t>Estados, incidencias, fichero y fecha de ingesta</w:t>
             </w:r>
@@ -15760,9 +15919,9 @@
             </w:pPr>
             <w:r>
               <w:rPr>
-                <w:rFonts w:ascii="Arial" w:hAnsi="Arial"/>
-                <w:color w:val="000000"/>
-                <w:sz w:val="17"/>
+                <w:rFonts w:ascii="Times New Roman" w:hAnsi="Times New Roman"/>
+                <w:color w:val="000000"/>
+                <w:sz w:val="16"/>
               </w:rPr>
               <w:t>Auditoría; no predictores</w:t>
             </w:r>
@@ -15777,23 +15936,7 @@
     </w:p>
     <w:p>
       <w:pPr>
-        <w:keepNext w:val="0"/>
-        <w:spacing w:after="160"/>
-        <w:jc w:val="center"/>
-      </w:pPr>
-      <w:r>
-        <w:rPr>
-          <w:rFonts w:ascii="Times New Roman" w:hAnsi="Times New Roman"/>
-          <w:i/>
-          <w:color w:val="444444"/>
-          <w:sz w:val="20"/>
-        </w:rPr>
-        <w:t>Tabla 4.9. Clasificación de variables según su disponibilidad y función en el modelo.</w:t>
-      </w:r>
-    </w:p>
-    <w:p>
-      <w:pPr>
-        <w:spacing w:after="120" w:line="276" w:lineRule="auto"/>
+        <w:spacing w:after="120"/>
         <w:jc w:val="both"/>
       </w:pPr>
       <w:r>
@@ -15807,7 +15950,7 @@
     </w:p>
     <w:p>
       <w:pPr>
-        <w:spacing w:after="120" w:line="276" w:lineRule="auto"/>
+        <w:spacing w:after="120"/>
         <w:jc w:val="both"/>
       </w:pPr>
       <w:r>
@@ -15821,23 +15964,8 @@
     </w:p>
     <w:p>
       <w:pPr>
+        <w:pStyle w:val="Heading3"/>
         <w:keepNext/>
-        <w:spacing w:before="200" w:after="80"/>
-      </w:pPr>
-      <w:r>
-        <w:rPr>
-          <w:rFonts w:ascii="Times New Roman" w:hAnsi="Times New Roman"/>
-          <w:b/>
-          <w:color w:val="000000"/>
-          <w:sz w:val="24"/>
-        </w:rPr>
-        <w:t>4.2.6. Estrategia de preparación para el modelado</w:t>
-      </w:r>
-    </w:p>
-    <w:p>
-      <w:pPr>
-        <w:spacing w:after="120" w:line="276" w:lineRule="auto"/>
-        <w:jc w:val="both"/>
       </w:pPr>
       <w:r>
         <w:rPr>
@@ -15845,12 +15973,12 @@
           <w:color w:val="000000"/>
           <w:sz w:val="24"/>
         </w:rPr>
-        <w:t>La división de entrenamiento, validación y prueba debe respetar el orden temporal. Una partición aleatoria mezclaría días muy próximos de la misma campaña y produciría una estimación optimista del error. En este piloto se propone entrenar con el tramo inicial y evaluar con fechas posteriores; cuando se amplíe el histórico, deberán reservarse campañas completas y, posteriormente, estaciones completas para medir generalización temporal y espacial.</w:t>
-      </w:r>
-    </w:p>
-    <w:p>
-      <w:pPr>
-        <w:spacing w:after="120" w:line="276" w:lineRule="auto"/>
+        <w:t>4.2.6. Estrategia de preparación para el modelado</w:t>
+      </w:r>
+    </w:p>
+    <w:p>
+      <w:pPr>
+        <w:spacing w:after="120"/>
         <w:jc w:val="both"/>
       </w:pPr>
       <w:r>
@@ -15859,12 +15987,12 @@
           <w:color w:val="000000"/>
           <w:sz w:val="24"/>
         </w:rPr>
-        <w:t>Las imputaciones y escalados se ajustarán únicamente con el conjunto de entrenamiento. Las filas sin objetivo no pueden utilizarse para supervisar el modelo. Los retardos generan ausencias esperadas al inicio de la serie y después de huecos del calendario; dichas ausencias se tratarán mediante un Pipeline reproducible, sin reemplazarlas por cero salvo que el significado agronómico lo justifique.</w:t>
-      </w:r>
-    </w:p>
-    <w:p>
-      <w:pPr>
-        <w:spacing w:after="120" w:line="276" w:lineRule="auto"/>
+        <w:t>La división de entrenamiento, validación y prueba debe respetar el orden temporal. Una partición aleatoria mezclaría días muy próximos de la misma campaña y produciría una estimación optimista del error. En este piloto se propone entrenar con el tramo inicial y evaluar con fechas posteriores; cuando se amplíe el histórico, deberán reservarse campañas completas y, posteriormente, estaciones completas para medir generalización temporal y espacial.</w:t>
+      </w:r>
+    </w:p>
+    <w:p>
+      <w:pPr>
+        <w:spacing w:after="120"/>
         <w:jc w:val="both"/>
       </w:pPr>
       <w:r>
@@ -15873,27 +16001,40 @@
           <w:color w:val="000000"/>
           <w:sz w:val="24"/>
         </w:rPr>
-        <w:t>El conjunto actual es suficiente para verificar el flujo técnico, crear una línea base y detectar problemas de integración. No es suficiente para afirmar que el modelo se generaliza a otras campañas, estaciones, zonas o cultivos: solo existen una estación, un cultivo, una campaña y 148 etiquetas válidas. Esta limitación condicionará la interpretación de las métricas del apartado 4.3.</w:t>
-      </w:r>
-    </w:p>
-    <w:p>
-      <w:pPr>
-        <w:keepNext/>
-        <w:spacing w:before="200" w:after="80"/>
+        <w:t>Las imputaciones y escalados se ajustarán únicamente con el conjunto de entrenamiento. Las filas sin objetivo no pueden utilizarse para supervisar el modelo. Los retardos generan ausencias esperadas al inicio de la serie y después de huecos del calendario; dichas ausencias se tratarán mediante un Pipeline reproducible, sin reemplazarlas por cero salvo que el significado agronómico lo justifique.</w:t>
+      </w:r>
+    </w:p>
+    <w:p>
+      <w:pPr>
+        <w:spacing w:after="120"/>
+        <w:jc w:val="both"/>
       </w:pPr>
       <w:r>
         <w:rPr>
           <w:rFonts w:ascii="Times New Roman" w:hAnsi="Times New Roman"/>
-          <w:b/>
           <w:color w:val="000000"/>
           <w:sz w:val="24"/>
         </w:rPr>
+        <w:t>El conjunto actual es suficiente para verificar el flujo técnico, crear una línea base y detectar problemas de integración. No es suficiente para afirmar que el modelo se generaliza a otras campañas, estaciones, zonas o cultivos: solo existen una estación, un cultivo, una campaña y 148 etiquetas válidas. Esta limitación condicionará la interpretación de las métricas del apartado 4.3.</w:t>
+      </w:r>
+    </w:p>
+    <w:p>
+      <w:pPr>
+        <w:pStyle w:val="Heading3"/>
+        <w:keepNext/>
+      </w:pPr>
+      <w:r>
+        <w:rPr>
+          <w:rFonts w:ascii="Times New Roman" w:hAnsi="Times New Roman"/>
+          <w:color w:val="000000"/>
+          <w:sz w:val="24"/>
+        </w:rPr>
         <w:t>4.2.7. Resultados reproducibles</w:t>
       </w:r>
     </w:p>
     <w:p>
       <w:pPr>
-        <w:spacing w:after="120" w:line="276" w:lineRule="auto"/>
+        <w:spacing w:after="120"/>
         <w:jc w:val="both"/>
       </w:pPr>
       <w:r>
@@ -16070,7 +16211,7 @@
     <w:p>
       <w:pPr>
         <w:keepLines/>
-        <w:spacing w:after="120" w:line="276" w:lineRule="auto"/>
+        <w:spacing w:after="120"/>
         <w:jc w:val="both"/>
       </w:pPr>
       <w:r>
@@ -16085,16 +16226,8 @@
     <w:p>
       <w:pPr>
         <w:pStyle w:val="Heading2"/>
-        <w:keepNext/>
-        <w:pageBreakBefore w:val="0"/>
-      </w:pPr>
-      <w:r>
-        <w:rPr>
-          <w:rFonts w:ascii="Times New Roman" w:hAnsi="Times New Roman" w:eastAsia="Times New Roman"/>
-          <w:b/>
-          <w:i w:val="0"/>
-          <w:sz w:val="28"/>
-        </w:rPr>
+      </w:pPr>
+      <w:r>
         <w:t>4.3. Desarrollo y evaluación del modelo predictivo</w:t>
       </w:r>
     </w:p>
@@ -16446,7 +16579,7 @@
         <w:rPr>
           <w:b/>
         </w:rPr>
-        <w:t>Tabla 4.10. Rendimiento medio en los tres cortes de validación temporal.</w:t>
+        <w:t>Tabla 4.13. Rendimiento medio en los tres cortes de validación temporal.</w:t>
       </w:r>
     </w:p>
     <w:tbl>
@@ -17499,7 +17632,7 @@
         <w:rPr>
           <w:b/>
         </w:rPr>
-        <w:t>Tabla 4.11. Resultados sobre el periodo de prueba reservado.</w:t>
+        <w:t>Tabla 4.14. Resultados sobre el periodo de prueba reservado.</w:t>
       </w:r>
     </w:p>
     <w:tbl>
@@ -18865,16 +18998,8 @@
     <w:p>
       <w:pPr>
         <w:pStyle w:val="Heading2"/>
-        <w:keepNext/>
-        <w:pageBreakBefore w:val="0"/>
-      </w:pPr>
-      <w:r>
-        <w:rPr>
-          <w:rFonts w:ascii="Times New Roman" w:hAnsi="Times New Roman" w:eastAsia="Times New Roman"/>
-          <w:b/>
-          <w:i w:val="0"/>
-          <w:sz w:val="28"/>
-        </w:rPr>
+      </w:pPr>
+      <w:r>
         <w:t>5.1. Diseño del sistema de recomendación de riego</w:t>
       </w:r>
     </w:p>
@@ -19320,6 +19445,7 @@
               <w:bottom w:w="90" w:type="dxa"/>
               <w:end w:w="100" w:type="dxa"/>
             </w:tcMar>
+            <w:shd w:fill="EAF2F8"/>
           </w:tcPr>
           <w:p>
             <w:pPr>
@@ -19345,6 +19471,7 @@
               <w:bottom w:w="90" w:type="dxa"/>
               <w:end w:w="100" w:type="dxa"/>
             </w:tcMar>
+            <w:shd w:fill="EAF2F8"/>
           </w:tcPr>
           <w:p>
             <w:pPr>
@@ -19370,6 +19497,7 @@
               <w:bottom w:w="90" w:type="dxa"/>
               <w:end w:w="100" w:type="dxa"/>
             </w:tcMar>
+            <w:shd w:fill="EAF2F8"/>
           </w:tcPr>
           <w:p>
             <w:pPr>
@@ -19480,6 +19608,7 @@
               <w:bottom w:w="90" w:type="dxa"/>
               <w:end w:w="100" w:type="dxa"/>
             </w:tcMar>
+            <w:shd w:fill="EAF2F8"/>
           </w:tcPr>
           <w:p>
             <w:pPr>
@@ -19505,6 +19634,7 @@
               <w:bottom w:w="90" w:type="dxa"/>
               <w:end w:w="100" w:type="dxa"/>
             </w:tcMar>
+            <w:shd w:fill="EAF2F8"/>
           </w:tcPr>
           <w:p>
             <w:pPr>
@@ -19530,6 +19660,7 @@
               <w:bottom w:w="90" w:type="dxa"/>
               <w:end w:w="100" w:type="dxa"/>
             </w:tcMar>
+            <w:shd w:fill="EAF2F8"/>
           </w:tcPr>
           <w:p>
             <w:pPr>
@@ -19640,6 +19771,7 @@
               <w:bottom w:w="90" w:type="dxa"/>
               <w:end w:w="100" w:type="dxa"/>
             </w:tcMar>
+            <w:shd w:fill="EAF2F8"/>
           </w:tcPr>
           <w:p>
             <w:pPr>
@@ -19665,6 +19797,7 @@
               <w:bottom w:w="90" w:type="dxa"/>
               <w:end w:w="100" w:type="dxa"/>
             </w:tcMar>
+            <w:shd w:fill="EAF2F8"/>
           </w:tcPr>
           <w:p>
             <w:pPr>
@@ -19690,6 +19823,7 @@
               <w:bottom w:w="90" w:type="dxa"/>
               <w:end w:w="100" w:type="dxa"/>
             </w:tcMar>
+            <w:shd w:fill="EAF2F8"/>
           </w:tcPr>
           <w:p>
             <w:pPr>
@@ -19800,6 +19934,7 @@
               <w:bottom w:w="90" w:type="dxa"/>
               <w:end w:w="100" w:type="dxa"/>
             </w:tcMar>
+            <w:shd w:fill="EAF2F8"/>
           </w:tcPr>
           <w:p>
             <w:pPr>
@@ -19825,6 +19960,7 @@
               <w:bottom w:w="90" w:type="dxa"/>
               <w:end w:w="100" w:type="dxa"/>
             </w:tcMar>
+            <w:shd w:fill="EAF2F8"/>
           </w:tcPr>
           <w:p>
             <w:pPr>
@@ -19850,6 +19986,7 @@
               <w:bottom w:w="90" w:type="dxa"/>
               <w:end w:w="100" w:type="dxa"/>
             </w:tcMar>
+            <w:shd w:fill="EAF2F8"/>
           </w:tcPr>
           <w:p>
             <w:pPr>
@@ -19960,6 +20097,7 @@
               <w:bottom w:w="90" w:type="dxa"/>
               <w:end w:w="100" w:type="dxa"/>
             </w:tcMar>
+            <w:shd w:fill="EAF2F8"/>
           </w:tcPr>
           <w:p>
             <w:pPr>
@@ -19985,6 +20123,7 @@
               <w:bottom w:w="90" w:type="dxa"/>
               <w:end w:w="100" w:type="dxa"/>
             </w:tcMar>
+            <w:shd w:fill="EAF2F8"/>
           </w:tcPr>
           <w:p>
             <w:pPr>
@@ -20010,6 +20149,7 @@
               <w:bottom w:w="90" w:type="dxa"/>
               <w:end w:w="100" w:type="dxa"/>
             </w:tcMar>
+            <w:shd w:fill="EAF2F8"/>
           </w:tcPr>
           <w:p>
             <w:pPr>
@@ -20111,16 +20251,8 @@
     <w:p>
       <w:pPr>
         <w:pStyle w:val="Heading2"/>
-        <w:keepNext/>
-        <w:pageBreakBefore w:val="0"/>
-      </w:pPr>
-      <w:r>
-        <w:rPr>
-          <w:rFonts w:ascii="Times New Roman" w:hAnsi="Times New Roman" w:eastAsia="Times New Roman"/>
-          <w:b/>
-          <w:i w:val="0"/>
-          <w:sz w:val="28"/>
-        </w:rPr>
+      </w:pPr>
+      <w:r>
         <w:t>5.2. Aplicación y visualización de resultados</w:t>
       </w:r>
     </w:p>
@@ -20790,6 +20922,7 @@
               <w:bottom w:w="90" w:type="dxa"/>
               <w:end w:w="100" w:type="dxa"/>
             </w:tcMar>
+            <w:shd w:fill="EAF2F8"/>
           </w:tcPr>
           <w:p>
             <w:pPr>
@@ -20815,6 +20948,7 @@
               <w:bottom w:w="90" w:type="dxa"/>
               <w:end w:w="100" w:type="dxa"/>
             </w:tcMar>
+            <w:shd w:fill="EAF2F8"/>
           </w:tcPr>
           <w:p>
             <w:pPr>
@@ -20840,6 +20974,7 @@
               <w:bottom w:w="90" w:type="dxa"/>
               <w:end w:w="100" w:type="dxa"/>
             </w:tcMar>
+            <w:shd w:fill="EAF2F8"/>
           </w:tcPr>
           <w:p>
             <w:pPr>
@@ -20865,6 +21000,7 @@
               <w:bottom w:w="90" w:type="dxa"/>
               <w:end w:w="100" w:type="dxa"/>
             </w:tcMar>
+            <w:shd w:fill="EAF2F8"/>
           </w:tcPr>
           <w:p>
             <w:pPr>
@@ -20890,6 +21026,7 @@
               <w:bottom w:w="90" w:type="dxa"/>
               <w:end w:w="100" w:type="dxa"/>
             </w:tcMar>
+            <w:shd w:fill="EAF2F8"/>
           </w:tcPr>
           <w:p>
             <w:pPr>
@@ -20915,6 +21052,7 @@
               <w:bottom w:w="90" w:type="dxa"/>
               <w:end w:w="100" w:type="dxa"/>
             </w:tcMar>
+            <w:shd w:fill="EAF2F8"/>
           </w:tcPr>
           <w:p>
             <w:pPr>
@@ -20940,6 +21078,7 @@
               <w:bottom w:w="90" w:type="dxa"/>
               <w:end w:w="100" w:type="dxa"/>
             </w:tcMar>
+            <w:shd w:fill="EAF2F8"/>
           </w:tcPr>
           <w:p>
             <w:pPr>
@@ -20965,6 +21104,7 @@
               <w:bottom w:w="90" w:type="dxa"/>
               <w:end w:w="100" w:type="dxa"/>
             </w:tcMar>
+            <w:shd w:fill="EAF2F8"/>
           </w:tcPr>
           <w:p>
             <w:pPr>
@@ -21200,6 +21340,7 @@
               <w:bottom w:w="90" w:type="dxa"/>
               <w:end w:w="100" w:type="dxa"/>
             </w:tcMar>
+            <w:shd w:fill="EAF2F8"/>
           </w:tcPr>
           <w:p>
             <w:pPr>
@@ -21225,6 +21366,7 @@
               <w:bottom w:w="90" w:type="dxa"/>
               <w:end w:w="100" w:type="dxa"/>
             </w:tcMar>
+            <w:shd w:fill="EAF2F8"/>
           </w:tcPr>
           <w:p>
             <w:pPr>
@@ -21250,6 +21392,7 @@
               <w:bottom w:w="90" w:type="dxa"/>
               <w:end w:w="100" w:type="dxa"/>
             </w:tcMar>
+            <w:shd w:fill="EAF2F8"/>
           </w:tcPr>
           <w:p>
             <w:pPr>
@@ -21275,6 +21418,7 @@
               <w:bottom w:w="90" w:type="dxa"/>
               <w:end w:w="100" w:type="dxa"/>
             </w:tcMar>
+            <w:shd w:fill="EAF2F8"/>
           </w:tcPr>
           <w:p>
             <w:pPr>
@@ -21300,6 +21444,7 @@
               <w:bottom w:w="90" w:type="dxa"/>
               <w:end w:w="100" w:type="dxa"/>
             </w:tcMar>
+            <w:shd w:fill="EAF2F8"/>
           </w:tcPr>
           <w:p>
             <w:pPr>
@@ -21325,6 +21470,7 @@
               <w:bottom w:w="90" w:type="dxa"/>
               <w:end w:w="100" w:type="dxa"/>
             </w:tcMar>
+            <w:shd w:fill="EAF2F8"/>
           </w:tcPr>
           <w:p>
             <w:pPr>
@@ -21350,6 +21496,7 @@
               <w:bottom w:w="90" w:type="dxa"/>
               <w:end w:w="100" w:type="dxa"/>
             </w:tcMar>
+            <w:shd w:fill="EAF2F8"/>
           </w:tcPr>
           <w:p>
             <w:pPr>
@@ -21375,6 +21522,7 @@
               <w:bottom w:w="90" w:type="dxa"/>
               <w:end w:w="100" w:type="dxa"/>
             </w:tcMar>
+            <w:shd w:fill="EAF2F8"/>
           </w:tcPr>
           <w:p>
             <w:pPr>
@@ -21610,6 +21758,7 @@
               <w:bottom w:w="90" w:type="dxa"/>
               <w:end w:w="100" w:type="dxa"/>
             </w:tcMar>
+            <w:shd w:fill="EAF2F8"/>
           </w:tcPr>
           <w:p>
             <w:pPr>
@@ -21635,6 +21784,7 @@
               <w:bottom w:w="90" w:type="dxa"/>
               <w:end w:w="100" w:type="dxa"/>
             </w:tcMar>
+            <w:shd w:fill="EAF2F8"/>
           </w:tcPr>
           <w:p>
             <w:pPr>
@@ -21660,6 +21810,7 @@
               <w:bottom w:w="90" w:type="dxa"/>
               <w:end w:w="100" w:type="dxa"/>
             </w:tcMar>
+            <w:shd w:fill="EAF2F8"/>
           </w:tcPr>
           <w:p>
             <w:pPr>
@@ -21685,6 +21836,7 @@
               <w:bottom w:w="90" w:type="dxa"/>
               <w:end w:w="100" w:type="dxa"/>
             </w:tcMar>
+            <w:shd w:fill="EAF2F8"/>
           </w:tcPr>
           <w:p>
             <w:pPr>
@@ -21710,6 +21862,7 @@
               <w:bottom w:w="90" w:type="dxa"/>
               <w:end w:w="100" w:type="dxa"/>
             </w:tcMar>
+            <w:shd w:fill="EAF2F8"/>
           </w:tcPr>
           <w:p>
             <w:pPr>
@@ -21735,6 +21888,7 @@
               <w:bottom w:w="90" w:type="dxa"/>
               <w:end w:w="100" w:type="dxa"/>
             </w:tcMar>
+            <w:shd w:fill="EAF2F8"/>
           </w:tcPr>
           <w:p>
             <w:pPr>
@@ -21760,6 +21914,7 @@
               <w:bottom w:w="90" w:type="dxa"/>
               <w:end w:w="100" w:type="dxa"/>
             </w:tcMar>
+            <w:shd w:fill="EAF2F8"/>
           </w:tcPr>
           <w:p>
             <w:pPr>
@@ -21785,6 +21940,7 @@
               <w:bottom w:w="90" w:type="dxa"/>
               <w:end w:w="100" w:type="dxa"/>
             </w:tcMar>
+            <w:shd w:fill="EAF2F8"/>
           </w:tcPr>
           <w:p>
             <w:pPr>
@@ -22020,6 +22176,7 @@
               <w:bottom w:w="90" w:type="dxa"/>
               <w:end w:w="100" w:type="dxa"/>
             </w:tcMar>
+            <w:shd w:fill="EAF2F8"/>
           </w:tcPr>
           <w:p>
             <w:pPr>
@@ -22046,6 +22203,7 @@
               <w:bottom w:w="90" w:type="dxa"/>
               <w:end w:w="100" w:type="dxa"/>
             </w:tcMar>
+            <w:shd w:fill="EAF2F8"/>
           </w:tcPr>
           <w:p>
             <w:pPr>
@@ -22064,6 +22222,7 @@
               <w:bottom w:w="90" w:type="dxa"/>
               <w:end w:w="100" w:type="dxa"/>
             </w:tcMar>
+            <w:shd w:fill="EAF2F8"/>
           </w:tcPr>
           <w:p>
             <w:pPr>
@@ -22090,6 +22249,7 @@
               <w:bottom w:w="90" w:type="dxa"/>
               <w:end w:w="100" w:type="dxa"/>
             </w:tcMar>
+            <w:shd w:fill="EAF2F8"/>
           </w:tcPr>
           <w:p>
             <w:pPr>
@@ -22116,6 +22276,7 @@
               <w:bottom w:w="90" w:type="dxa"/>
               <w:end w:w="100" w:type="dxa"/>
             </w:tcMar>
+            <w:shd w:fill="EAF2F8"/>
           </w:tcPr>
           <w:p>
             <w:pPr>
@@ -22142,6 +22303,7 @@
               <w:bottom w:w="90" w:type="dxa"/>
               <w:end w:w="100" w:type="dxa"/>
             </w:tcMar>
+            <w:shd w:fill="EAF2F8"/>
           </w:tcPr>
           <w:p>
             <w:pPr>
@@ -22168,6 +22330,7 @@
               <w:bottom w:w="90" w:type="dxa"/>
               <w:end w:w="100" w:type="dxa"/>
             </w:tcMar>
+            <w:shd w:fill="EAF2F8"/>
           </w:tcPr>
           <w:p>
             <w:pPr>
@@ -22194,6 +22357,7 @@
               <w:bottom w:w="90" w:type="dxa"/>
               <w:end w:w="100" w:type="dxa"/>
             </w:tcMar>
+            <w:shd w:fill="EAF2F8"/>
           </w:tcPr>
           <w:p>
             <w:pPr>
@@ -22337,16 +22501,8 @@
     <w:p>
       <w:pPr>
         <w:pStyle w:val="Heading2"/>
-        <w:keepNext/>
-        <w:pageBreakBefore w:val="0"/>
-      </w:pPr>
-      <w:r>
-        <w:rPr>
-          <w:rFonts w:ascii="Times New Roman" w:hAnsi="Times New Roman" w:eastAsia="Times New Roman"/>
-          <w:b/>
-          <w:i w:val="0"/>
-          <w:sz w:val="28"/>
-        </w:rPr>
+      </w:pPr>
+      <w:r>
         <w:t>5.3. Validación, resultados y análisis crítico</w:t>
       </w:r>
     </w:p>
@@ -22640,6 +22796,7 @@
               <w:bottom w:w="90" w:type="dxa"/>
               <w:end w:w="100" w:type="dxa"/>
             </w:tcMar>
+            <w:shd w:fill="EAF2F8"/>
           </w:tcPr>
           <w:p>
             <w:pPr>
@@ -22665,6 +22822,7 @@
               <w:bottom w:w="90" w:type="dxa"/>
               <w:end w:w="100" w:type="dxa"/>
             </w:tcMar>
+            <w:shd w:fill="EAF2F8"/>
           </w:tcPr>
           <w:p>
             <w:pPr>
@@ -22690,6 +22848,7 @@
               <w:bottom w:w="90" w:type="dxa"/>
               <w:end w:w="100" w:type="dxa"/>
             </w:tcMar>
+            <w:shd w:fill="EAF2F8"/>
           </w:tcPr>
           <w:p>
             <w:pPr>
@@ -22800,6 +22959,7 @@
               <w:bottom w:w="90" w:type="dxa"/>
               <w:end w:w="100" w:type="dxa"/>
             </w:tcMar>
+            <w:shd w:fill="EAF2F8"/>
           </w:tcPr>
           <w:p>
             <w:pPr>
@@ -22825,6 +22985,7 @@
               <w:bottom w:w="90" w:type="dxa"/>
               <w:end w:w="100" w:type="dxa"/>
             </w:tcMar>
+            <w:shd w:fill="EAF2F8"/>
           </w:tcPr>
           <w:p>
             <w:pPr>
@@ -22851,6 +23012,7 @@
               <w:bottom w:w="90" w:type="dxa"/>
               <w:end w:w="100" w:type="dxa"/>
             </w:tcMar>
+            <w:shd w:fill="EAF2F8"/>
           </w:tcPr>
           <w:p>
             <w:pPr>
@@ -23357,6 +23519,7 @@
               <w:bottom w:w="90" w:type="dxa"/>
               <w:end w:w="100" w:type="dxa"/>
             </w:tcMar>
+            <w:shd w:fill="EAF2F8"/>
           </w:tcPr>
           <w:p>
             <w:pPr>
@@ -23382,6 +23545,7 @@
               <w:bottom w:w="90" w:type="dxa"/>
               <w:end w:w="100" w:type="dxa"/>
             </w:tcMar>
+            <w:shd w:fill="EAF2F8"/>
           </w:tcPr>
           <w:p>
             <w:pPr>
@@ -23407,6 +23571,7 @@
               <w:bottom w:w="90" w:type="dxa"/>
               <w:end w:w="100" w:type="dxa"/>
             </w:tcMar>
+            <w:shd w:fill="EAF2F8"/>
           </w:tcPr>
           <w:p>
             <w:pPr>
@@ -23432,6 +23597,7 @@
               <w:bottom w:w="90" w:type="dxa"/>
               <w:end w:w="100" w:type="dxa"/>
             </w:tcMar>
+            <w:shd w:fill="EAF2F8"/>
           </w:tcPr>
           <w:p>
             <w:pPr>
@@ -23457,6 +23623,7 @@
               <w:bottom w:w="90" w:type="dxa"/>
               <w:end w:w="100" w:type="dxa"/>
             </w:tcMar>
+            <w:shd w:fill="EAF2F8"/>
           </w:tcPr>
           <w:p>
             <w:pPr>
@@ -23482,6 +23649,7 @@
               <w:bottom w:w="90" w:type="dxa"/>
               <w:end w:w="100" w:type="dxa"/>
             </w:tcMar>
+            <w:shd w:fill="EAF2F8"/>
           </w:tcPr>
           <w:p>
             <w:pPr>
@@ -23669,6 +23837,7 @@
               <w:bottom w:w="90" w:type="dxa"/>
               <w:end w:w="100" w:type="dxa"/>
             </w:tcMar>
+            <w:shd w:fill="EAF2F8"/>
           </w:tcPr>
           <w:p>
             <w:pPr>
@@ -23694,6 +23863,7 @@
               <w:bottom w:w="90" w:type="dxa"/>
               <w:end w:w="100" w:type="dxa"/>
             </w:tcMar>
+            <w:shd w:fill="EAF2F8"/>
           </w:tcPr>
           <w:p>
             <w:pPr>
@@ -23719,6 +23889,7 @@
               <w:bottom w:w="90" w:type="dxa"/>
               <w:end w:w="100" w:type="dxa"/>
             </w:tcMar>
+            <w:shd w:fill="EAF2F8"/>
           </w:tcPr>
           <w:p>
             <w:pPr>
@@ -23744,6 +23915,7 @@
               <w:bottom w:w="90" w:type="dxa"/>
               <w:end w:w="100" w:type="dxa"/>
             </w:tcMar>
+            <w:shd w:fill="EAF2F8"/>
           </w:tcPr>
           <w:p>
             <w:pPr>
@@ -23769,6 +23941,7 @@
               <w:bottom w:w="90" w:type="dxa"/>
               <w:end w:w="100" w:type="dxa"/>
             </w:tcMar>
+            <w:shd w:fill="EAF2F8"/>
           </w:tcPr>
           <w:p>
             <w:pPr>
@@ -23794,6 +23967,7 @@
               <w:bottom w:w="90" w:type="dxa"/>
               <w:end w:w="100" w:type="dxa"/>
             </w:tcMar>
+            <w:shd w:fill="EAF2F8"/>
           </w:tcPr>
           <w:p>
             <w:pPr>
@@ -23821,7 +23995,7 @@
         <w:spacing w:after="120"/>
       </w:pPr>
       <w:r>
-        <w:t>El sistema reduce el MAE respecto a la persistencia en un 7 % en desarrollo y en un 25 % en la prueba. La reducción es mayor en el RMSE, un 18 % en desarrollo, lo que indica que la mejora se concentra en los errores grandes. La Figura 5.3 ayuda a entenderlo. Los mayores errores de la persistencia se producen el primer día de cada fase, cuando repite el valor de la fase anterior; el 1 de septiembre, con el paso del Kc de 1,00 a 0,30, se desvía 3,52 mm, mientras que el sistema lo hace en 0,01 mm. El otro episodio destacado es la lluvia del 23 de mayo, que ninguna de las dos vías puede anticipar sin una predicción de precipitación y que la persistencia arrastra además al día siguiente. El MAE de la persistencia en la prueba, 0,120 mm, coincide con el obtenido en el apartado 4.3, lo que confirma que ambos experimentos parten de la misma referencia. En desarrollo los valores no son directamente comparables con los de la Tabla 4.10, porque aquí se evalúan todas las emisiones del periodo y no tres cortes de validación.</w:t>
+        <w:t>El sistema reduce el MAE respecto a la persistencia en un 7 % en desarrollo y en un 25 % en la prueba. La reducción es mayor en el RMSE, un 18 % en desarrollo, lo que indica que la mejora se concentra en los errores grandes. La Figura 5.3 ayuda a entenderlo. Los mayores errores de la persistencia se producen el primer día de cada fase, cuando repite el valor de la fase anterior; el 1 de septiembre, con el paso del Kc de 1,00 a 0,30, se desvía 3,52 mm, mientras que el sistema lo hace en 0,01 mm. El otro episodio destacado es la lluvia del 23 de mayo, que ninguna de las dos vías puede anticipar sin una predicción de precipitación y que la persistencia arrastra además al día siguiente. El MAE de la persistencia en la prueba, 0,120 mm, coincide con el obtenido en el apartado 4.3, lo que confirma que ambos experimentos parten de la misma referencia. En desarrollo los valores no son directamente comparables con los de la Tabla 4.13, porque aquí se evalúan todas las emisiones del periodo y no tres cortes de validación.</w:t>
       </w:r>
     </w:p>
     <w:p>
@@ -24286,6 +24460,7 @@
               <w:bottom w:w="90" w:type="dxa"/>
               <w:end w:w="100" w:type="dxa"/>
             </w:tcMar>
+            <w:shd w:fill="EAF2F8"/>
           </w:tcPr>
           <w:p>
             <w:pPr>
@@ -24311,6 +24486,7 @@
               <w:bottom w:w="90" w:type="dxa"/>
               <w:end w:w="100" w:type="dxa"/>
             </w:tcMar>
+            <w:shd w:fill="EAF2F8"/>
           </w:tcPr>
           <w:p>
             <w:pPr>
@@ -24336,6 +24512,7 @@
               <w:bottom w:w="90" w:type="dxa"/>
               <w:end w:w="100" w:type="dxa"/>
             </w:tcMar>
+            <w:shd w:fill="EAF2F8"/>
           </w:tcPr>
           <w:p>
             <w:pPr>
@@ -24361,6 +24538,7 @@
               <w:bottom w:w="90" w:type="dxa"/>
               <w:end w:w="100" w:type="dxa"/>
             </w:tcMar>
+            <w:shd w:fill="EAF2F8"/>
           </w:tcPr>
           <w:p>
             <w:pPr>
@@ -24386,6 +24564,7 @@
               <w:bottom w:w="90" w:type="dxa"/>
               <w:end w:w="100" w:type="dxa"/>
             </w:tcMar>
+            <w:shd w:fill="EAF2F8"/>
           </w:tcPr>
           <w:p>
             <w:pPr>
@@ -24546,6 +24725,7 @@
               <w:bottom w:w="90" w:type="dxa"/>
               <w:end w:w="100" w:type="dxa"/>
             </w:tcMar>
+            <w:shd w:fill="EAF2F8"/>
           </w:tcPr>
           <w:p>
             <w:pPr>
@@ -24571,6 +24751,7 @@
               <w:bottom w:w="90" w:type="dxa"/>
               <w:end w:w="100" w:type="dxa"/>
             </w:tcMar>
+            <w:shd w:fill="EAF2F8"/>
           </w:tcPr>
           <w:p>
             <w:pPr>
@@ -24596,6 +24777,7 @@
               <w:bottom w:w="90" w:type="dxa"/>
               <w:end w:w="100" w:type="dxa"/>
             </w:tcMar>
+            <w:shd w:fill="EAF2F8"/>
           </w:tcPr>
           <w:p>
             <w:pPr>
@@ -24621,6 +24803,7 @@
               <w:bottom w:w="90" w:type="dxa"/>
               <w:end w:w="100" w:type="dxa"/>
             </w:tcMar>
+            <w:shd w:fill="EAF2F8"/>
           </w:tcPr>
           <w:p>
             <w:pPr>
@@ -24646,6 +24829,7 @@
               <w:bottom w:w="90" w:type="dxa"/>
               <w:end w:w="100" w:type="dxa"/>
             </w:tcMar>
+            <w:shd w:fill="EAF2F8"/>
           </w:tcPr>
           <w:p>
             <w:pPr>
@@ -24806,6 +24990,7 @@
               <w:bottom w:w="90" w:type="dxa"/>
               <w:end w:w="100" w:type="dxa"/>
             </w:tcMar>
+            <w:shd w:fill="EAF2F8"/>
           </w:tcPr>
           <w:p>
             <w:pPr>
@@ -24831,6 +25016,7 @@
               <w:bottom w:w="90" w:type="dxa"/>
               <w:end w:w="100" w:type="dxa"/>
             </w:tcMar>
+            <w:shd w:fill="EAF2F8"/>
           </w:tcPr>
           <w:p>
             <w:pPr>
@@ -24856,6 +25042,7 @@
               <w:bottom w:w="90" w:type="dxa"/>
               <w:end w:w="100" w:type="dxa"/>
             </w:tcMar>
+            <w:shd w:fill="EAF2F8"/>
           </w:tcPr>
           <w:p>
             <w:pPr>
@@ -24881,6 +25068,7 @@
               <w:bottom w:w="90" w:type="dxa"/>
               <w:end w:w="100" w:type="dxa"/>
             </w:tcMar>
+            <w:shd w:fill="EAF2F8"/>
           </w:tcPr>
           <w:p>
             <w:pPr>
@@ -24906,6 +25094,7 @@
               <w:bottom w:w="90" w:type="dxa"/>
               <w:end w:w="100" w:type="dxa"/>
             </w:tcMar>
+            <w:shd w:fill="EAF2F8"/>
           </w:tcPr>
           <w:p>
             <w:pPr>
@@ -25452,6 +25641,7 @@
               <w:bottom w:w="90" w:type="dxa"/>
               <w:end w:w="100" w:type="dxa"/>
             </w:tcMar>
+            <w:shd w:fill="EAF2F8"/>
           </w:tcPr>
           <w:p>
             <w:pPr>
@@ -25477,6 +25667,7 @@
               <w:bottom w:w="90" w:type="dxa"/>
               <w:end w:w="100" w:type="dxa"/>
             </w:tcMar>
+            <w:shd w:fill="EAF2F8"/>
           </w:tcPr>
           <w:p>
             <w:pPr>
@@ -25502,6 +25693,7 @@
               <w:bottom w:w="90" w:type="dxa"/>
               <w:end w:w="100" w:type="dxa"/>
             </w:tcMar>
+            <w:shd w:fill="EAF2F8"/>
           </w:tcPr>
           <w:p>
             <w:pPr>
@@ -25527,6 +25719,7 @@
               <w:bottom w:w="90" w:type="dxa"/>
               <w:end w:w="100" w:type="dxa"/>
             </w:tcMar>
+            <w:shd w:fill="EAF2F8"/>
           </w:tcPr>
           <w:p>
             <w:pPr>
@@ -25906,6 +26099,7 @@
               <w:bottom w:w="90" w:type="dxa"/>
               <w:end w:w="100" w:type="dxa"/>
             </w:tcMar>
+            <w:shd w:fill="EAF2F8"/>
           </w:tcPr>
           <w:p>
             <w:pPr>
@@ -25931,6 +26125,7 @@
               <w:bottom w:w="90" w:type="dxa"/>
               <w:end w:w="100" w:type="dxa"/>
             </w:tcMar>
+            <w:shd w:fill="EAF2F8"/>
           </w:tcPr>
           <w:p>
             <w:pPr>
@@ -25956,6 +26151,7 @@
               <w:bottom w:w="90" w:type="dxa"/>
               <w:end w:w="100" w:type="dxa"/>
             </w:tcMar>
+            <w:shd w:fill="EAF2F8"/>
           </w:tcPr>
           <w:p>
             <w:pPr>
@@ -26066,6 +26262,7 @@
               <w:bottom w:w="90" w:type="dxa"/>
               <w:end w:w="100" w:type="dxa"/>
             </w:tcMar>
+            <w:shd w:fill="EAF2F8"/>
           </w:tcPr>
           <w:p>
             <w:pPr>
@@ -26091,6 +26288,7 @@
               <w:bottom w:w="90" w:type="dxa"/>
               <w:end w:w="100" w:type="dxa"/>
             </w:tcMar>
+            <w:shd w:fill="EAF2F8"/>
           </w:tcPr>
           <w:p>
             <w:pPr>
@@ -26116,6 +26314,7 @@
               <w:bottom w:w="90" w:type="dxa"/>
               <w:end w:w="100" w:type="dxa"/>
             </w:tcMar>
+            <w:shd w:fill="EAF2F8"/>
           </w:tcPr>
           <w:p>
             <w:pPr>
@@ -26226,6 +26425,7 @@
               <w:bottom w:w="90" w:type="dxa"/>
               <w:end w:w="100" w:type="dxa"/>
             </w:tcMar>
+            <w:shd w:fill="EAF2F8"/>
           </w:tcPr>
           <w:p>
             <w:pPr>
@@ -26251,6 +26451,7 @@
               <w:bottom w:w="90" w:type="dxa"/>
               <w:end w:w="100" w:type="dxa"/>
             </w:tcMar>
+            <w:shd w:fill="EAF2F8"/>
           </w:tcPr>
           <w:p>
             <w:pPr>
@@ -26276,6 +26477,7 @@
               <w:bottom w:w="90" w:type="dxa"/>
               <w:end w:w="100" w:type="dxa"/>
             </w:tcMar>
+            <w:shd w:fill="EAF2F8"/>
           </w:tcPr>
           <w:p>
             <w:pPr>
@@ -26386,6 +26588,7 @@
               <w:bottom w:w="90" w:type="dxa"/>
               <w:end w:w="100" w:type="dxa"/>
             </w:tcMar>
+            <w:shd w:fill="EAF2F8"/>
           </w:tcPr>
           <w:p>
             <w:pPr>
@@ -26411,6 +26614,7 @@
               <w:bottom w:w="90" w:type="dxa"/>
               <w:end w:w="100" w:type="dxa"/>
             </w:tcMar>
+            <w:shd w:fill="EAF2F8"/>
           </w:tcPr>
           <w:p>
             <w:pPr>
@@ -26436,6 +26640,7 @@
               <w:bottom w:w="90" w:type="dxa"/>
               <w:end w:w="100" w:type="dxa"/>
             </w:tcMar>
+            <w:shd w:fill="EAF2F8"/>
           </w:tcPr>
           <w:p>
             <w:pPr>
@@ -26546,6 +26751,7 @@
               <w:bottom w:w="90" w:type="dxa"/>
               <w:end w:w="100" w:type="dxa"/>
             </w:tcMar>
+            <w:shd w:fill="EAF2F8"/>
           </w:tcPr>
           <w:p>
             <w:pPr>
@@ -26571,6 +26777,7 @@
               <w:bottom w:w="90" w:type="dxa"/>
               <w:end w:w="100" w:type="dxa"/>
             </w:tcMar>
+            <w:shd w:fill="EAF2F8"/>
           </w:tcPr>
           <w:p>
             <w:pPr>
@@ -26596,6 +26803,7 @@
               <w:bottom w:w="90" w:type="dxa"/>
               <w:end w:w="100" w:type="dxa"/>
             </w:tcMar>
+            <w:shd w:fill="EAF2F8"/>
           </w:tcPr>
           <w:p>
             <w:pPr>
@@ -26706,6 +26914,7 @@
               <w:bottom w:w="90" w:type="dxa"/>
               <w:end w:w="100" w:type="dxa"/>
             </w:tcMar>
+            <w:shd w:fill="EAF2F8"/>
           </w:tcPr>
           <w:p>
             <w:pPr>
@@ -26731,6 +26940,7 @@
               <w:bottom w:w="90" w:type="dxa"/>
               <w:end w:w="100" w:type="dxa"/>
             </w:tcMar>
+            <w:shd w:fill="EAF2F8"/>
           </w:tcPr>
           <w:p>
             <w:pPr>
@@ -26756,6 +26966,7 @@
               <w:bottom w:w="90" w:type="dxa"/>
               <w:end w:w="100" w:type="dxa"/>
             </w:tcMar>
+            <w:shd w:fill="EAF2F8"/>
           </w:tcPr>
           <w:p>
             <w:pPr>
@@ -27095,6 +27306,989 @@
     </w:p>
     <w:p>
       <w:pPr>
+        <w:pStyle w:val="Heading3"/>
+        <w:keepNext/>
+      </w:pPr>
+      <w:r>
+        <w:rPr>
+          <w:rFonts w:ascii="Times New Roman" w:hAnsi="Times New Roman"/>
+          <w:color w:val="000000"/>
+          <w:sz w:val="24"/>
+        </w:rPr>
+        <w:t>6.1.1. Valoración de los objetivos</w:t>
+      </w:r>
+    </w:p>
+    <w:p>
+      <w:pPr>
+        <w:spacing w:after="120"/>
+      </w:pPr>
+      <w:r>
+        <w:t xml:space="preserve">El objetivo general del trabajo era diseñar, implementar y evaluar un sistema inteligente de apoyo a la decisión que integrara datos meteorológicos, ambientales, agronómicos e hidrológicos, estimara las necesidades de riego y las transformara en recomendaciones operativas, trazables y comprensibles. Al término del proyecto puede afirmarse que el objetivo se ha alcanzado como prueba de concepto y dentro de un caso acotado. El repositorio contiene una cadena completa y reproducible que parte de las APIs públicas de SiAR y AEMET y termina en una recomendación diaria y semanal, explicada y evaluada frente a una referencia oficial. Esa afirmación tiene un límite preciso: se ha demostrado con una estación, un cultivo y una campaña, y frente a una necesidad calculada, no frente al riego aplicado ni a la respuesta del cultivo. La dimensión hidrológica del objetivo, además, se ha resuelto mediante una dotación que introduce el usuario y no mediante datos oficiales de disponibilidad de agua.</w:t>
+      </w:r>
+    </w:p>
+    <w:p>
+      <w:pPr>
+        <w:spacing w:after="120"/>
+      </w:pPr>
+      <w:r>
+        <w:t xml:space="preserve">Para valorar los objetivos específicos se ha seguido un criterio deliberadamente estricto. Un objetivo se considera cumplido cuando existe un resultado implementado, reproducible desde el repositorio y evaluado en esta memoria. Se considera parcial cuando alguna parte de su formulación en el apartado 1.2 no se ha abordado o se ha sustituido por una alternativa más limitada, aunque la sustitución esté justificada. La Tabla 6.1 recoge la valoración.</w:t>
+      </w:r>
+    </w:p>
+    <w:p>
+      <w:pPr>
+        <w:keepNext/>
+        <w:spacing w:after="120"/>
+      </w:pPr>
+      <w:r>
+        <w:rPr>
+          <w:b/>
+        </w:rPr>
+        <w:t>Tabla 6.1. Grado de cumplimiento de los objetivos específicos.</w:t>
+      </w:r>
+    </w:p>
+    <w:tbl>
+      <w:tblPr>
+        <w:tblW w:type="auto" w:w="0"/>
+        <w:tblLayout w:type="fixed"/>
+        <w:tblLook w:firstColumn="1" w:firstRow="1" w:lastColumn="0" w:lastRow="0" w:noHBand="0" w:noVBand="1" w:val="04A0"/>
+        <w:tblBorders>
+          <w:top w:val="single" w:sz="4" w:color="D9D9D9"/>
+          <w:left w:val="single" w:sz="4" w:color="D9D9D9"/>
+          <w:bottom w:val="single" w:sz="4" w:color="D9D9D9"/>
+          <w:right w:val="single" w:sz="4" w:color="D9D9D9"/>
+          <w:insideH w:val="single" w:sz="4" w:color="D9D9D9"/>
+          <w:insideV w:val="single" w:sz="4" w:color="D9D9D9"/>
+        </w:tblBorders>
+      </w:tblPr>
+      <w:tblGrid>
+        <w:gridCol w:w="2250"/>
+        <w:gridCol w:w="2000"/>
+        <w:gridCol w:w="1000"/>
+        <w:gridCol w:w="3776"/>
+      </w:tblGrid>
+      <w:tr>
+        <w:trPr>
+          <w:tblHeader w:val="true"/>
+          <w:cantSplit/>
+        </w:trPr>
+        <w:tc>
+          <w:tcPr>
+            <w:tcW w:type="dxa" w:w="2250"/>
+            <w:vAlign w:val="center"/>
+            <w:tcMar>
+              <w:top w:w="90" w:type="dxa"/>
+              <w:start w:w="100" w:type="dxa"/>
+              <w:bottom w:w="90" w:type="dxa"/>
+              <w:end w:w="100" w:type="dxa"/>
+            </w:tcMar>
+            <w:shd w:fill="1F4E78"/>
+          </w:tcPr>
+          <w:p>
+            <w:pPr>
+              <w:jc w:val="left"/>
+            </w:pPr>
+            <w:r>
+              <w:rPr>
+                <w:rFonts w:ascii="Times New Roman" w:hAnsi="Times New Roman"/>
+                <w:b/>
+                <w:color w:val="FFFFFF"/>
+                <w:sz w:val="16"/>
+              </w:rPr>
+              <w:t xml:space="preserve">Objetivo específico (apartado 1.2)</w:t>
+            </w:r>
+          </w:p>
+        </w:tc>
+        <w:tc>
+          <w:tcPr>
+            <w:tcW w:type="dxa" w:w="2000"/>
+            <w:vAlign w:val="center"/>
+            <w:tcMar>
+              <w:top w:w="90" w:type="dxa"/>
+              <w:start w:w="100" w:type="dxa"/>
+              <w:bottom w:w="90" w:type="dxa"/>
+              <w:end w:w="100" w:type="dxa"/>
+            </w:tcMar>
+            <w:shd w:fill="1F4E78"/>
+          </w:tcPr>
+          <w:p>
+            <w:pPr>
+              <w:jc w:val="left"/>
+            </w:pPr>
+            <w:r>
+              <w:rPr>
+                <w:rFonts w:ascii="Times New Roman" w:hAnsi="Times New Roman"/>
+                <w:b/>
+                <w:color w:val="FFFFFF"/>
+                <w:sz w:val="16"/>
+              </w:rPr>
+              <w:t xml:space="preserve">Evidencia principal</w:t>
+            </w:r>
+          </w:p>
+        </w:tc>
+        <w:tc>
+          <w:tcPr>
+            <w:tcW w:type="dxa" w:w="1000"/>
+            <w:vAlign w:val="center"/>
+            <w:tcMar>
+              <w:top w:w="90" w:type="dxa"/>
+              <w:start w:w="100" w:type="dxa"/>
+              <w:bottom w:w="90" w:type="dxa"/>
+              <w:end w:w="100" w:type="dxa"/>
+            </w:tcMar>
+            <w:shd w:fill="1F4E78"/>
+          </w:tcPr>
+          <w:p>
+            <w:pPr>
+              <w:jc w:val="center"/>
+            </w:pPr>
+            <w:r>
+              <w:rPr>
+                <w:rFonts w:ascii="Times New Roman" w:hAnsi="Times New Roman"/>
+                <w:b/>
+                <w:color w:val="FFFFFF"/>
+                <w:sz w:val="16"/>
+              </w:rPr>
+              <w:t xml:space="preserve">Grado</w:t>
+            </w:r>
+          </w:p>
+        </w:tc>
+        <w:tc>
+          <w:tcPr>
+            <w:tcW w:type="dxa" w:w="3776"/>
+            <w:vAlign w:val="center"/>
+            <w:tcMar>
+              <w:top w:w="90" w:type="dxa"/>
+              <w:start w:w="100" w:type="dxa"/>
+              <w:bottom w:w="90" w:type="dxa"/>
+              <w:end w:w="100" w:type="dxa"/>
+            </w:tcMar>
+            <w:shd w:fill="1F4E78"/>
+          </w:tcPr>
+          <w:p>
+            <w:pPr>
+              <w:jc w:val="left"/>
+            </w:pPr>
+            <w:r>
+              <w:rPr>
+                <w:rFonts w:ascii="Times New Roman" w:hAnsi="Times New Roman"/>
+                <w:b/>
+                <w:color w:val="FFFFFF"/>
+                <w:sz w:val="16"/>
+              </w:rPr>
+              <w:t xml:space="preserve">Alcance y desviaciones</w:t>
+            </w:r>
+          </w:p>
+        </w:tc>
+      </w:tr>
+      <w:tr>
+        <w:trPr>
+          <w:cantSplit/>
+        </w:trPr>
+        <w:tc>
+          <w:tcPr>
+            <w:tcW w:type="dxa" w:w="2250"/>
+            <w:vAlign w:val="center"/>
+            <w:tcMar>
+              <w:top w:w="90" w:type="dxa"/>
+              <w:start w:w="100" w:type="dxa"/>
+              <w:bottom w:w="90" w:type="dxa"/>
+              <w:end w:w="100" w:type="dxa"/>
+            </w:tcMar>
+          </w:tcPr>
+          <w:p>
+            <w:pPr>
+              <w:jc w:val="left"/>
+            </w:pPr>
+            <w:r>
+              <w:rPr>
+                <w:rFonts w:ascii="Times New Roman" w:hAnsi="Times New Roman"/>
+                <w:color w:val="000000"/>
+                <w:sz w:val="16"/>
+              </w:rPr>
+              <w:t xml:space="preserve">Identificar y documentar las fuentes y variables del problema</w:t>
+            </w:r>
+          </w:p>
+        </w:tc>
+        <w:tc>
+          <w:tcPr>
+            <w:tcW w:type="dxa" w:w="2000"/>
+            <w:vAlign w:val="center"/>
+            <w:tcMar>
+              <w:top w:w="90" w:type="dxa"/>
+              <w:start w:w="100" w:type="dxa"/>
+              <w:bottom w:w="90" w:type="dxa"/>
+              <w:end w:w="100" w:type="dxa"/>
+            </w:tcMar>
+          </w:tcPr>
+          <w:p>
+            <w:pPr>
+              <w:jc w:val="left"/>
+            </w:pPr>
+            <w:r>
+              <w:rPr>
+                <w:rFonts w:ascii="Times New Roman" w:hAnsi="Times New Roman"/>
+                <w:color w:val="000000"/>
+                <w:sz w:val="16"/>
+              </w:rPr>
+              <w:t xml:space="preserve">Apartado 3.1; inventarios de SiAR y AEMET</w:t>
+            </w:r>
+          </w:p>
+        </w:tc>
+        <w:tc>
+          <w:tcPr>
+            <w:tcW w:type="dxa" w:w="1000"/>
+            <w:vAlign w:val="center"/>
+            <w:tcMar>
+              <w:top w:w="90" w:type="dxa"/>
+              <w:start w:w="100" w:type="dxa"/>
+              <w:bottom w:w="90" w:type="dxa"/>
+              <w:end w:w="100" w:type="dxa"/>
+            </w:tcMar>
+          </w:tcPr>
+          <w:p>
+            <w:pPr>
+              <w:jc w:val="center"/>
+            </w:pPr>
+            <w:r>
+              <w:rPr>
+                <w:rFonts w:ascii="Times New Roman" w:hAnsi="Times New Roman"/>
+                <w:color w:val="000000"/>
+                <w:sz w:val="16"/>
+              </w:rPr>
+              <w:t xml:space="preserve">Parcial</w:t>
+            </w:r>
+          </w:p>
+        </w:tc>
+        <w:tc>
+          <w:tcPr>
+            <w:tcW w:type="dxa" w:w="3776"/>
+            <w:vAlign w:val="center"/>
+            <w:tcMar>
+              <w:top w:w="90" w:type="dxa"/>
+              <w:start w:w="100" w:type="dxa"/>
+              <w:bottom w:w="90" w:type="dxa"/>
+              <w:end w:w="100" w:type="dxa"/>
+            </w:tcMar>
+          </w:tcPr>
+          <w:p>
+            <w:pPr>
+              <w:jc w:val="left"/>
+            </w:pPr>
+            <w:r>
+              <w:rPr>
+                <w:rFonts w:ascii="Times New Roman" w:hAnsi="Times New Roman"/>
+                <w:color w:val="000000"/>
+                <w:sz w:val="16"/>
+              </w:rPr>
+              <w:t xml:space="preserve">SiAR y AEMET documentadas e integradas. Los datos hidrológicos del MITECO se analizaron y se descartaron por su escala de embalse y cuenca (apartado 5.1.4).</w:t>
+            </w:r>
+          </w:p>
+        </w:tc>
+      </w:tr>
+      <w:tr>
+        <w:trPr>
+          <w:cantSplit/>
+        </w:trPr>
+        <w:tc>
+          <w:tcPr>
+            <w:tcW w:type="dxa" w:w="2250"/>
+            <w:vAlign w:val="center"/>
+            <w:tcMar>
+              <w:top w:w="90" w:type="dxa"/>
+              <w:start w:w="100" w:type="dxa"/>
+              <w:bottom w:w="90" w:type="dxa"/>
+              <w:end w:w="100" w:type="dxa"/>
+            </w:tcMar>
+            <w:shd w:fill="EAF2F8"/>
+          </w:tcPr>
+          <w:p>
+            <w:pPr>
+              <w:jc w:val="left"/>
+            </w:pPr>
+            <w:r>
+              <w:rPr>
+                <w:rFonts w:ascii="Times New Roman" w:hAnsi="Times New Roman"/>
+                <w:color w:val="000000"/>
+                <w:sz w:val="16"/>
+              </w:rPr>
+              <w:t xml:space="preserve">Diseñar un flujo de datos reproducible con calidad y trazabilidad</w:t>
+            </w:r>
+          </w:p>
+        </w:tc>
+        <w:tc>
+          <w:tcPr>
+            <w:tcW w:type="dxa" w:w="2000"/>
+            <w:vAlign w:val="center"/>
+            <w:tcMar>
+              <w:top w:w="90" w:type="dxa"/>
+              <w:start w:w="100" w:type="dxa"/>
+              <w:bottom w:w="90" w:type="dxa"/>
+              <w:end w:w="100" w:type="dxa"/>
+            </w:tcMar>
+            <w:shd w:fill="EAF2F8"/>
+          </w:tcPr>
+          <w:p>
+            <w:pPr>
+              <w:jc w:val="left"/>
+            </w:pPr>
+            <w:r>
+              <w:rPr>
+                <w:rFonts w:ascii="Times New Roman" w:hAnsi="Times New Roman"/>
+                <w:color w:val="000000"/>
+                <w:sz w:val="16"/>
+              </w:rPr>
+              <w:t xml:space="preserve">Apartado 4.1; capas raw, interim y processed</w:t>
+            </w:r>
+          </w:p>
+        </w:tc>
+        <w:tc>
+          <w:tcPr>
+            <w:tcW w:type="dxa" w:w="1000"/>
+            <w:vAlign w:val="center"/>
+            <w:tcMar>
+              <w:top w:w="90" w:type="dxa"/>
+              <w:start w:w="100" w:type="dxa"/>
+              <w:bottom w:w="90" w:type="dxa"/>
+              <w:end w:w="100" w:type="dxa"/>
+            </w:tcMar>
+            <w:shd w:fill="EAF2F8"/>
+          </w:tcPr>
+          <w:p>
+            <w:pPr>
+              <w:jc w:val="center"/>
+            </w:pPr>
+            <w:r>
+              <w:rPr>
+                <w:rFonts w:ascii="Times New Roman" w:hAnsi="Times New Roman"/>
+                <w:color w:val="000000"/>
+                <w:sz w:val="16"/>
+              </w:rPr>
+              <w:t xml:space="preserve">Cumplido</w:t>
+            </w:r>
+          </w:p>
+        </w:tc>
+        <w:tc>
+          <w:tcPr>
+            <w:tcW w:type="dxa" w:w="3776"/>
+            <w:vAlign w:val="center"/>
+            <w:tcMar>
+              <w:top w:w="90" w:type="dxa"/>
+              <w:start w:w="100" w:type="dxa"/>
+              <w:bottom w:w="90" w:type="dxa"/>
+              <w:end w:w="100" w:type="dxa"/>
+            </w:tcMar>
+            <w:shd w:fill="EAF2F8"/>
+          </w:tcPr>
+          <w:p>
+            <w:pPr>
+              <w:jc w:val="left"/>
+            </w:pPr>
+            <w:r>
+              <w:rPr>
+                <w:rFonts w:ascii="Times New Roman" w:hAnsi="Times New Roman"/>
+                <w:color w:val="000000"/>
+                <w:sz w:val="16"/>
+              </w:rPr>
+              <w:t xml:space="preserve">Controles de calidad que no destruyen el dato original y procedencia hasta el archivo raw. El almacenamiento es local; MySQL y Apache Hop quedan como arquitectura objetivo (apartado 3.2.2).</w:t>
+            </w:r>
+          </w:p>
+        </w:tc>
+      </w:tr>
+      <w:tr>
+        <w:trPr>
+          <w:cantSplit/>
+        </w:trPr>
+        <w:tc>
+          <w:tcPr>
+            <w:tcW w:type="dxa" w:w="2250"/>
+            <w:vAlign w:val="center"/>
+            <w:tcMar>
+              <w:top w:w="90" w:type="dxa"/>
+              <w:start w:w="100" w:type="dxa"/>
+              <w:bottom w:w="90" w:type="dxa"/>
+              <w:end w:w="100" w:type="dxa"/>
+            </w:tcMar>
+          </w:tcPr>
+          <w:p>
+            <w:pPr>
+              <w:jc w:val="left"/>
+            </w:pPr>
+            <w:r>
+              <w:rPr>
+                <w:rFonts w:ascii="Times New Roman" w:hAnsi="Times New Roman"/>
+                <w:color w:val="000000"/>
+                <w:sz w:val="16"/>
+              </w:rPr>
+              <w:t xml:space="preserve">Realizar el análisis exploratorio y construir variables derivadas</w:t>
+            </w:r>
+          </w:p>
+        </w:tc>
+        <w:tc>
+          <w:tcPr>
+            <w:tcW w:type="dxa" w:w="2000"/>
+            <w:vAlign w:val="center"/>
+            <w:tcMar>
+              <w:top w:w="90" w:type="dxa"/>
+              <w:start w:w="100" w:type="dxa"/>
+              <w:bottom w:w="90" w:type="dxa"/>
+              <w:end w:w="100" w:type="dxa"/>
+            </w:tcMar>
+          </w:tcPr>
+          <w:p>
+            <w:pPr>
+              <w:jc w:val="left"/>
+            </w:pPr>
+            <w:r>
+              <w:rPr>
+                <w:rFonts w:ascii="Times New Roman" w:hAnsi="Times New Roman"/>
+                <w:color w:val="000000"/>
+                <w:sz w:val="16"/>
+              </w:rPr>
+              <w:t xml:space="preserve">Apartado 4.2; catálogo de 88 variables</w:t>
+            </w:r>
+          </w:p>
+        </w:tc>
+        <w:tc>
+          <w:tcPr>
+            <w:tcW w:type="dxa" w:w="1000"/>
+            <w:vAlign w:val="center"/>
+            <w:tcMar>
+              <w:top w:w="90" w:type="dxa"/>
+              <w:start w:w="100" w:type="dxa"/>
+              <w:bottom w:w="90" w:type="dxa"/>
+              <w:end w:w="100" w:type="dxa"/>
+            </w:tcMar>
+          </w:tcPr>
+          <w:p>
+            <w:pPr>
+              <w:jc w:val="center"/>
+            </w:pPr>
+            <w:r>
+              <w:rPr>
+                <w:rFonts w:ascii="Times New Roman" w:hAnsi="Times New Roman"/>
+                <w:color w:val="000000"/>
+                <w:sz w:val="16"/>
+              </w:rPr>
+              <w:t xml:space="preserve">Parcial</w:t>
+            </w:r>
+          </w:p>
+        </w:tc>
+        <w:tc>
+          <w:tcPr>
+            <w:tcW w:type="dxa" w:w="3776"/>
+            <w:vAlign w:val="center"/>
+            <w:tcMar>
+              <w:top w:w="90" w:type="dxa"/>
+              <w:start w:w="100" w:type="dxa"/>
+              <w:bottom w:w="90" w:type="dxa"/>
+              <w:end w:w="100" w:type="dxa"/>
+            </w:tcMar>
+          </w:tcPr>
+          <w:p>
+            <w:pPr>
+              <w:jc w:val="left"/>
+            </w:pPr>
+            <w:r>
+              <w:rPr>
+                <w:rFonts w:ascii="Times New Roman" w:hAnsi="Times New Roman"/>
+                <w:color w:val="000000"/>
+                <w:sz w:val="16"/>
+              </w:rPr>
+              <w:t xml:space="preserve">Cobertura, calidad y disponibilidad temporal de cada variable caracterizadas. Con un cultivo, una localización y sin datos de disponibilidad de agua, solo puede estudiarse la relación entre meteorología, fase del cultivo y demanda.</w:t>
+            </w:r>
+          </w:p>
+        </w:tc>
+      </w:tr>
+      <w:tr>
+        <w:trPr>
+          <w:cantSplit/>
+        </w:trPr>
+        <w:tc>
+          <w:tcPr>
+            <w:tcW w:type="dxa" w:w="2250"/>
+            <w:vAlign w:val="center"/>
+            <w:tcMar>
+              <w:top w:w="90" w:type="dxa"/>
+              <w:start w:w="100" w:type="dxa"/>
+              <w:bottom w:w="90" w:type="dxa"/>
+              <w:end w:w="100" w:type="dxa"/>
+            </w:tcMar>
+            <w:shd w:fill="EAF2F8"/>
+          </w:tcPr>
+          <w:p>
+            <w:pPr>
+              <w:jc w:val="left"/>
+            </w:pPr>
+            <w:r>
+              <w:rPr>
+                <w:rFonts w:ascii="Times New Roman" w:hAnsi="Times New Roman"/>
+                <w:color w:val="000000"/>
+                <w:sz w:val="16"/>
+              </w:rPr>
+              <w:t xml:space="preserve">Desarrollar y comparar modelos predictivos</w:t>
+            </w:r>
+          </w:p>
+        </w:tc>
+        <w:tc>
+          <w:tcPr>
+            <w:tcW w:type="dxa" w:w="2000"/>
+            <w:vAlign w:val="center"/>
+            <w:tcMar>
+              <w:top w:w="90" w:type="dxa"/>
+              <w:start w:w="100" w:type="dxa"/>
+              <w:bottom w:w="90" w:type="dxa"/>
+              <w:end w:w="100" w:type="dxa"/>
+            </w:tcMar>
+            <w:shd w:fill="EAF2F8"/>
+          </w:tcPr>
+          <w:p>
+            <w:pPr>
+              <w:jc w:val="left"/>
+            </w:pPr>
+            <w:r>
+              <w:rPr>
+                <w:rFonts w:ascii="Times New Roman" w:hAnsi="Times New Roman"/>
+                <w:color w:val="000000"/>
+                <w:sz w:val="16"/>
+              </w:rPr>
+              <w:t xml:space="preserve">Apartado 4.3; seis enfoques con validación temporal</w:t>
+            </w:r>
+          </w:p>
+        </w:tc>
+        <w:tc>
+          <w:tcPr>
+            <w:tcW w:type="dxa" w:w="1000"/>
+            <w:vAlign w:val="center"/>
+            <w:tcMar>
+              <w:top w:w="90" w:type="dxa"/>
+              <w:start w:w="100" w:type="dxa"/>
+              <w:bottom w:w="90" w:type="dxa"/>
+              <w:end w:w="100" w:type="dxa"/>
+            </w:tcMar>
+            <w:shd w:fill="EAF2F8"/>
+          </w:tcPr>
+          <w:p>
+            <w:pPr>
+              <w:jc w:val="center"/>
+            </w:pPr>
+            <w:r>
+              <w:rPr>
+                <w:rFonts w:ascii="Times New Roman" w:hAnsi="Times New Roman"/>
+                <w:color w:val="000000"/>
+                <w:sz w:val="16"/>
+              </w:rPr>
+              <w:t xml:space="preserve">Cumplido</w:t>
+            </w:r>
+          </w:p>
+        </w:tc>
+        <w:tc>
+          <w:tcPr>
+            <w:tcW w:type="dxa" w:w="3776"/>
+            <w:vAlign w:val="center"/>
+            <w:tcMar>
+              <w:top w:w="90" w:type="dxa"/>
+              <w:start w:w="100" w:type="dxa"/>
+              <w:bottom w:w="90" w:type="dxa"/>
+              <w:end w:w="100" w:type="dxa"/>
+            </w:tcMar>
+            <w:shd w:fill="EAF2F8"/>
+          </w:tcPr>
+          <w:p>
+            <w:pPr>
+              <w:jc w:val="left"/>
+            </w:pPr>
+            <w:r>
+              <w:rPr>
+                <w:rFonts w:ascii="Times New Roman" w:hAnsi="Times New Roman"/>
+                <w:color w:val="000000"/>
+                <w:sz w:val="16"/>
+              </w:rPr>
+              <w:t xml:space="preserve">Comparación con métricas objetivas y prueba reservada. Ningún algoritmo de aprendizaje supera de forma estable a la persistencia.</w:t>
+            </w:r>
+          </w:p>
+        </w:tc>
+      </w:tr>
+      <w:tr>
+        <w:trPr>
+          <w:cantSplit/>
+        </w:trPr>
+        <w:tc>
+          <w:tcPr>
+            <w:tcW w:type="dxa" w:w="2250"/>
+            <w:vAlign w:val="center"/>
+            <w:tcMar>
+              <w:top w:w="90" w:type="dxa"/>
+              <w:start w:w="100" w:type="dxa"/>
+              <w:bottom w:w="90" w:type="dxa"/>
+              <w:end w:w="100" w:type="dxa"/>
+            </w:tcMar>
+          </w:tcPr>
+          <w:p>
+            <w:pPr>
+              <w:jc w:val="left"/>
+            </w:pPr>
+            <w:r>
+              <w:rPr>
+                <w:rFonts w:ascii="Times New Roman" w:hAnsi="Times New Roman"/>
+                <w:color w:val="000000"/>
+                <w:sz w:val="16"/>
+              </w:rPr>
+              <w:t xml:space="preserve">Diseñar una lógica de recomendación sobre cantidad y momento de riego</w:t>
+            </w:r>
+          </w:p>
+        </w:tc>
+        <w:tc>
+          <w:tcPr>
+            <w:tcW w:type="dxa" w:w="2000"/>
+            <w:vAlign w:val="center"/>
+            <w:tcMar>
+              <w:top w:w="90" w:type="dxa"/>
+              <w:start w:w="100" w:type="dxa"/>
+              <w:bottom w:w="90" w:type="dxa"/>
+              <w:end w:w="100" w:type="dxa"/>
+            </w:tcMar>
+          </w:tcPr>
+          <w:p>
+            <w:pPr>
+              <w:jc w:val="left"/>
+            </w:pPr>
+            <w:r>
+              <w:rPr>
+                <w:rFonts w:ascii="Times New Roman" w:hAnsi="Times New Roman"/>
+                <w:color w:val="000000"/>
+                <w:sz w:val="16"/>
+              </w:rPr>
+              <w:t xml:space="preserve">Apartado 5.1; motor con reglas R1 a R10</w:t>
+            </w:r>
+          </w:p>
+        </w:tc>
+        <w:tc>
+          <w:tcPr>
+            <w:tcW w:type="dxa" w:w="1000"/>
+            <w:vAlign w:val="center"/>
+            <w:tcMar>
+              <w:top w:w="90" w:type="dxa"/>
+              <w:start w:w="100" w:type="dxa"/>
+              <w:bottom w:w="90" w:type="dxa"/>
+              <w:end w:w="100" w:type="dxa"/>
+            </w:tcMar>
+          </w:tcPr>
+          <w:p>
+            <w:pPr>
+              <w:jc w:val="center"/>
+            </w:pPr>
+            <w:r>
+              <w:rPr>
+                <w:rFonts w:ascii="Times New Roman" w:hAnsi="Times New Roman"/>
+                <w:color w:val="000000"/>
+                <w:sz w:val="16"/>
+              </w:rPr>
+              <w:t xml:space="preserve">Parcial</w:t>
+            </w:r>
+          </w:p>
+        </w:tc>
+        <w:tc>
+          <w:tcPr>
+            <w:tcW w:type="dxa" w:w="3776"/>
+            <w:vAlign w:val="center"/>
+            <w:tcMar>
+              <w:top w:w="90" w:type="dxa"/>
+              <w:start w:w="100" w:type="dxa"/>
+              <w:bottom w:w="90" w:type="dxa"/>
+              <w:end w:w="100" w:type="dxa"/>
+            </w:tcMar>
+          </w:tcPr>
+          <w:p>
+            <w:pPr>
+              <w:jc w:val="left"/>
+            </w:pPr>
+            <w:r>
+              <w:rPr>
+                <w:rFonts w:ascii="Times New Roman" w:hAnsi="Times New Roman"/>
+                <w:color w:val="000000"/>
+                <w:sz w:val="16"/>
+              </w:rPr>
+              <w:t xml:space="preserve">Resuelve cuánto regar a escala diaria y semanal, con eficiencia y dotación. El momento solo se trata mediante avisos de aplazamiento: sin balance hídrico del suelo no puede decidirse cuándo regar.</w:t>
+            </w:r>
+          </w:p>
+        </w:tc>
+      </w:tr>
+      <w:tr>
+        <w:trPr>
+          <w:cantSplit/>
+        </w:trPr>
+        <w:tc>
+          <w:tcPr>
+            <w:tcW w:type="dxa" w:w="2250"/>
+            <w:vAlign w:val="center"/>
+            <w:tcMar>
+              <w:top w:w="90" w:type="dxa"/>
+              <w:start w:w="100" w:type="dxa"/>
+              <w:bottom w:w="90" w:type="dxa"/>
+              <w:end w:w="100" w:type="dxa"/>
+            </w:tcMar>
+            <w:shd w:fill="EAF2F8"/>
+          </w:tcPr>
+          <w:p>
+            <w:pPr>
+              <w:jc w:val="left"/>
+            </w:pPr>
+            <w:r>
+              <w:rPr>
+                <w:rFonts w:ascii="Times New Roman" w:hAnsi="Times New Roman"/>
+                <w:color w:val="000000"/>
+                <w:sz w:val="16"/>
+              </w:rPr>
+              <w:t xml:space="preserve">Implementar un prototipo de aplicación o panel de visualización</w:t>
+            </w:r>
+          </w:p>
+        </w:tc>
+        <w:tc>
+          <w:tcPr>
+            <w:tcW w:type="dxa" w:w="2000"/>
+            <w:vAlign w:val="center"/>
+            <w:tcMar>
+              <w:top w:w="90" w:type="dxa"/>
+              <w:start w:w="100" w:type="dxa"/>
+              <w:bottom w:w="90" w:type="dxa"/>
+              <w:end w:w="100" w:type="dxa"/>
+            </w:tcMar>
+            <w:shd w:fill="EAF2F8"/>
+          </w:tcPr>
+          <w:p>
+            <w:pPr>
+              <w:jc w:val="left"/>
+            </w:pPr>
+            <w:r>
+              <w:rPr>
+                <w:rFonts w:ascii="Times New Roman" w:hAnsi="Times New Roman"/>
+                <w:color w:val="000000"/>
+                <w:sz w:val="16"/>
+              </w:rPr>
+              <w:t xml:space="preserve">Apartado 5.2; aplicación en Streamlit y línea de comandos</w:t>
+            </w:r>
+          </w:p>
+        </w:tc>
+        <w:tc>
+          <w:tcPr>
+            <w:tcW w:type="dxa" w:w="1000"/>
+            <w:vAlign w:val="center"/>
+            <w:tcMar>
+              <w:top w:w="90" w:type="dxa"/>
+              <w:start w:w="100" w:type="dxa"/>
+              <w:bottom w:w="90" w:type="dxa"/>
+              <w:end w:w="100" w:type="dxa"/>
+            </w:tcMar>
+            <w:shd w:fill="EAF2F8"/>
+          </w:tcPr>
+          <w:p>
+            <w:pPr>
+              <w:jc w:val="center"/>
+            </w:pPr>
+            <w:r>
+              <w:rPr>
+                <w:rFonts w:ascii="Times New Roman" w:hAnsi="Times New Roman"/>
+                <w:color w:val="000000"/>
+                <w:sz w:val="16"/>
+              </w:rPr>
+              <w:t xml:space="preserve">Cumplido</w:t>
+            </w:r>
+          </w:p>
+        </w:tc>
+        <w:tc>
+          <w:tcPr>
+            <w:tcW w:type="dxa" w:w="3776"/>
+            <w:vAlign w:val="center"/>
+            <w:tcMar>
+              <w:top w:w="90" w:type="dxa"/>
+              <w:start w:w="100" w:type="dxa"/>
+              <w:bottom w:w="90" w:type="dxa"/>
+              <w:end w:w="100" w:type="dxa"/>
+            </w:tcMar>
+            <w:shd w:fill="EAF2F8"/>
+          </w:tcPr>
+          <w:p>
+            <w:pPr>
+              <w:jc w:val="left"/>
+            </w:pPr>
+            <w:r>
+              <w:rPr>
+                <w:rFonts w:ascii="Times New Roman" w:hAnsi="Times New Roman"/>
+                <w:color w:val="000000"/>
+                <w:sz w:val="16"/>
+              </w:rPr>
+              <w:t xml:space="preserve">Aplicación funcional y reproducible. Cultivo y estación fijados en el caso piloto; Power BI o Tableau sustituidos de forma justificada; sin evaluación con usuarios.</w:t>
+            </w:r>
+          </w:p>
+        </w:tc>
+      </w:tr>
+      <w:tr>
+        <w:trPr>
+          <w:cantSplit/>
+        </w:trPr>
+        <w:tc>
+          <w:tcPr>
+            <w:tcW w:type="dxa" w:w="2250"/>
+            <w:vAlign w:val="center"/>
+            <w:tcMar>
+              <w:top w:w="90" w:type="dxa"/>
+              <w:start w:w="100" w:type="dxa"/>
+              <w:bottom w:w="90" w:type="dxa"/>
+              <w:end w:w="100" w:type="dxa"/>
+            </w:tcMar>
+          </w:tcPr>
+          <w:p>
+            <w:pPr>
+              <w:jc w:val="left"/>
+            </w:pPr>
+            <w:r>
+              <w:rPr>
+                <w:rFonts w:ascii="Times New Roman" w:hAnsi="Times New Roman"/>
+                <w:color w:val="000000"/>
+                <w:sz w:val="16"/>
+              </w:rPr>
+              <w:t xml:space="preserve">Evaluar el funcionamiento integral del sistema</w:t>
+            </w:r>
+          </w:p>
+        </w:tc>
+        <w:tc>
+          <w:tcPr>
+            <w:tcW w:type="dxa" w:w="2000"/>
+            <w:vAlign w:val="center"/>
+            <w:tcMar>
+              <w:top w:w="90" w:type="dxa"/>
+              <w:start w:w="100" w:type="dxa"/>
+              <w:bottom w:w="90" w:type="dxa"/>
+              <w:end w:w="100" w:type="dxa"/>
+            </w:tcMar>
+          </w:tcPr>
+          <w:p>
+            <w:pPr>
+              <w:jc w:val="left"/>
+            </w:pPr>
+            <w:r>
+              <w:rPr>
+                <w:rFonts w:ascii="Times New Roman" w:hAnsi="Times New Roman"/>
+                <w:color w:val="000000"/>
+                <w:sz w:val="16"/>
+              </w:rPr>
+              <w:t xml:space="preserve">Apartado 5.3; validación, 13 escenarios y 55 pruebas automáticas</w:t>
+            </w:r>
+          </w:p>
+        </w:tc>
+        <w:tc>
+          <w:tcPr>
+            <w:tcW w:type="dxa" w:w="1000"/>
+            <w:vAlign w:val="center"/>
+            <w:tcMar>
+              <w:top w:w="90" w:type="dxa"/>
+              <w:start w:w="100" w:type="dxa"/>
+              <w:bottom w:w="90" w:type="dxa"/>
+              <w:end w:w="100" w:type="dxa"/>
+            </w:tcMar>
+          </w:tcPr>
+          <w:p>
+            <w:pPr>
+              <w:jc w:val="center"/>
+            </w:pPr>
+            <w:r>
+              <w:rPr>
+                <w:rFonts w:ascii="Times New Roman" w:hAnsi="Times New Roman"/>
+                <w:color w:val="000000"/>
+                <w:sz w:val="16"/>
+              </w:rPr>
+              <w:t xml:space="preserve">Cumplido</w:t>
+            </w:r>
+          </w:p>
+        </w:tc>
+        <w:tc>
+          <w:tcPr>
+            <w:tcW w:type="dxa" w:w="3776"/>
+            <w:vAlign w:val="center"/>
+            <w:tcMar>
+              <w:top w:w="90" w:type="dxa"/>
+              <w:start w:w="100" w:type="dxa"/>
+              <w:bottom w:w="90" w:type="dxa"/>
+              <w:end w:w="100" w:type="dxa"/>
+            </w:tcMar>
+          </w:tcPr>
+          <w:p>
+            <w:pPr>
+              <w:jc w:val="left"/>
+            </w:pPr>
+            <w:r>
+              <w:rPr>
+                <w:rFonts w:ascii="Times New Roman" w:hAnsi="Times New Roman"/>
+                <w:color w:val="000000"/>
+                <w:sz w:val="16"/>
+              </w:rPr>
+              <w:t xml:space="preserve">Comparación con la referencia SiAR y con la persistencia, error por horizonte, coherencia semanal y robustez. Validación técnica, no externa ni de campo.</w:t>
+            </w:r>
+          </w:p>
+        </w:tc>
+      </w:tr>
+    </w:tbl>
+    <w:p>
+      <w:pPr>
+        <w:spacing w:after="40"/>
+      </w:pPr>
+    </w:p>
+    <w:p>
+      <w:pPr>
+        <w:spacing w:after="120"/>
+      </w:pPr>
+      <w:r>
+        <w:t xml:space="preserve">El balance es de cuatro objetivos cumplidos y tres parciales, y los tres parciales comparten una misma causa. En ninguno de ellos la carencia es metodológica ni de implementación: lo que falta es información a escala de parcela o de recurso hídrico, como la disponibilidad real de agua, las propiedades del suelo o los riegos aplicados. El sistema está preparado para incorporarla, puesto que admite como entradas la eficiencia medida, la dotación y una ET0 prevista, pero no puede suplirla. Esta constatación ordena las líneas de mejora del apartado 6.3.</w:t>
+      </w:r>
+    </w:p>
+    <w:p>
+      <w:pPr>
+        <w:pStyle w:val="Heading3"/>
+        <w:keepNext/>
+      </w:pPr>
+      <w:r>
+        <w:rPr>
+          <w:rFonts w:ascii="Times New Roman" w:hAnsi="Times New Roman"/>
+          <w:color w:val="000000"/>
+          <w:sz w:val="24"/>
+        </w:rPr>
+        <w:t>6.1.2. Aportaciones del trabajo</w:t>
+      </w:r>
+    </w:p>
+    <w:p>
+      <w:pPr>
+        <w:spacing w:after="120"/>
+      </w:pPr>
+      <w:r>
+        <w:t xml:space="preserve">La aportación principal es un resultado empírico que no estaba previsto en el anteproyecto. Para anticipar la necesidad de riego de un cultivo con calendario definido, separar la estimación en sus dos componentes resulta más eficaz que aumentar la complejidad del modelo. Uno de ellos, la demanda atmosférica, es incierto pero evoluciona de forma gradual; el otro, el coeficiente de cultivo, cambia de forma brusca pero se conoce de antemano. La vía que multiplica la ET0 media de los siete días anteriores por el Kc del día objetivo reduce el MAE de la recomendación a un día frente a la persistencia en un 7 % en desarrollo y en un 25 % en la prueba, y el RMSE de desarrollo en un 18 %. La diferencia se amplía con la anticipación: a siete días, en el periodo de desarrollo, el error del sistema es de 0,48 mm frente a 0,87 mm de la persistencia, porque se mantiene prácticamente estable a lo largo del horizonte. Donde el método se distingue con más claridad es en los cambios de fase. El 1 de septiembre, cuando el Kc pasa de 1,00 a 0,30, la persistencia se desvía 3,52 mm y el sistema 0,01 mm.</w:t>
+      </w:r>
+    </w:p>
+    <w:p>
+      <w:pPr>
+        <w:spacing w:after="120"/>
+      </w:pPr>
+      <w:r>
+        <w:t xml:space="preserve">La segunda aportación es un resultado negativo bien acotado. Seis enfoques, desde la persistencia hasta XGBoost, se compararon con las mismas variables, los mismos cortes temporales y una prueba reservada que no intervino en la selección, y ninguno de los cinco algoritmos de aprendizaje superó de forma estable a la referencia más simple. Este resultado no resta valor al trabajo. Es coherente con lo expuesto en el apartado 2.2: con un único ciclo de 148 observaciones y una necesidad neta dominada por el calendario del cultivo (su correlación con el Kc es de 0,93), la complejidad añadida no encuentra señal que aprender. Su fiabilidad descansa en dos decisiones documentadas. La primera fue excluir la ET0, la ETc y la precipitación efectiva del mismo día, que habrían permitido reconstruir el objetivo de forma algebraica y producir métricas aparentemente excelentes. La segunda, seleccionar el enfoque antes de consultar la prueba final. Leídos conjuntamente, los capítulos 4 y 5 respaldan el planteamiento híbrido del apartado 2.3: con pocos datos, el conocimiento agronómico explícito aporta más que el algoritmo, y el aprendizaje automático encuentra su lugar como corrección de una referencia física, no como sustituto de ella.</w:t>
+      </w:r>
+    </w:p>
+    <w:p>
+      <w:pPr>
+        <w:spacing w:after="120"/>
+      </w:pPr>
+      <w:r>
+        <w:t xml:space="preserve">La tercera aportación es de diseño. El motor convierte la incertidumbre en parte de la salida en lugar de ocultarla. Cada recomendación indica el método que la produjo, las reglas aplicadas, el último dato observado, un nivel de confianza y el error esperado para su día del horizonte, y el sistema prefiere no emitir una dosis antes que ofrecer una cifra sin fundamento. Ninguna ausencia se convierte en cero y ninguna dosis resulta negativa. Las pruebas automáticas verifican, además, que la planificación no cambia cuando se alteran los datos posteriores a la fecha de emisión, que es la garantía formal de que el sistema no utiliza información futura.</w:t>
+      </w:r>
+    </w:p>
+    <w:p>
+      <w:pPr>
+        <w:spacing w:after="120"/>
+      </w:pPr>
+      <w:r>
+        <w:t xml:space="preserve">La cuarta aportación es la reproducibilidad. Todas las cifras, tablas y figuras de los capítulos 4 y 5 se regeneran con un comando desde el repositorio, las cincuenta y cinco pruebas automáticas se superan en un entorno limpio y el sistema de recomendación puede ejecutarse sin credenciales a partir del CSV oficial versionado. La correspondencia entre la memoria y el código no es, por tanto, una declaración, sino algo que cualquier lector puede comprobar.</w:t>
+      </w:r>
+    </w:p>
+    <w:p>
+      <w:pPr>
         <w:pStyle w:val="Heading2"/>
       </w:pPr>
       <w:r>
@@ -27103,6 +28297,815 @@
     </w:p>
     <w:p>
       <w:pPr>
+        <w:pStyle w:val="Heading3"/>
+        <w:keepNext/>
+      </w:pPr>
+      <w:r>
+        <w:rPr>
+          <w:rFonts w:ascii="Times New Roman" w:hAnsi="Times New Roman"/>
+          <w:color w:val="000000"/>
+          <w:sz w:val="24"/>
+        </w:rPr>
+        <w:t>6.2.1. Limitaciones y alcance de las conclusiones</w:t>
+      </w:r>
+    </w:p>
+    <w:p>
+      <w:pPr>
+        <w:spacing w:after="120"/>
+      </w:pPr>
+      <w:r>
+        <w:t xml:space="preserve">Las limitaciones del piloto se han señalado a lo largo de los capítulos anteriores. Reunidas, permiten delimitar qué conclusiones son válidas y cuáles no pueden extraerse todavía. Se agrupan a continuación en cinco tipos, según la validez que comprometen, y la Tabla 6.2 relaciona cada una con la afirmación que impide y con la línea de mejora que la aborda.</w:t>
+      </w:r>
+    </w:p>
+    <w:p>
+      <w:pPr>
+        <w:spacing w:after="120"/>
+      </w:pPr>
+      <w:r>
+        <w:t xml:space="preserve">La limitación más importante es de validez de constructo. La variable objetivo y la referencia de toda la evaluación es la necesidad neta calculada por SiAR, que aplica la metodología FAO-56 a las condiciones de una estación y a un calendario de cultivo estándar (Allen et al., 1998). Un error pequeño frente a ella demuestra que el sistema reproduce y anticipa bien un cálculo oficial, no que la dosis sea la adecuada para una parcela concreta, cuyo suelo, cubierta, marco de plantación y estado del cultivo pueden diferir de los supuestos de la estación.</w:t>
+      </w:r>
+    </w:p>
+    <w:p>
+      <w:pPr>
+        <w:spacing w:after="120"/>
+      </w:pPr>
+      <w:r>
+        <w:t xml:space="preserve">La segunda es de validez externa. Todo se ha evaluado con una estación, un cultivo y una campaña. El calendario del pimiento, con saltos bruscos del Kc entre fases, favorece precisamente al método propuesto, cuya ventaja sería menor en un cultivo con un coeficiente que varíe de forma gradual. El tramo de prueba, septiembre, es además atípico: sus necesidades rondan 1 mm diario, por lo que sus errores absolutos son poco representativos del verano.</w:t>
+      </w:r>
+    </w:p>
+    <w:p>
+      <w:pPr>
+        <w:spacing w:after="120"/>
+      </w:pPr>
+      <w:r>
+        <w:t xml:space="preserve">La tercera afecta a la capacidad predictiva. El sistema no dispone de una ET0 prevista contrastada. AEMET está integrado y normalizado, pero sus predicciones no coinciden temporalmente con la campaña de 2025, y sin un histórico de emisiones no es posible calibrar ni evaluar una ET0 futura sin incurrir en fuga de información. En consecuencia, a partir del cuarto día del horizonte la recomendación depende de que el tiempo se mantenga, y en la prueba el sistema llega a perder frente a la persistencia en el séptimo día. Tampoco descuenta la lluvia prevista. Es una decisión prudente en un clima con 2,51 mm de precipitación efectiva en toda la campaña, pero en zonas más lluviosas trasladaría al usuario un número mayor de avisos que resolver.</w:t>
+      </w:r>
+    </w:p>
+    <w:p>
+      <w:pPr>
+        <w:spacing w:after="120"/>
+      </w:pPr>
+      <w:r>
+        <w:t xml:space="preserve">La cuarta es funcional. El sistema decide cuánto regar, pero no cuándo, porque sin balance hídrico del suelo trata todas las necesidades como diarias. La restricción de agua se aplica mediante una reducción proporcional, que no reparte el déficit según la sensibilidad de cada fase del cultivo (Fereres &amp; Soriano, 2007). La aplicación, por su parte, trabaja con un caso fijo, no conserva un histórico de consultas y no se ha probado con agricultores ni técnicos.</w:t>
+      </w:r>
+    </w:p>
+    <w:p>
+      <w:pPr>
+        <w:spacing w:after="120"/>
+      </w:pPr>
+      <w:r>
+        <w:t xml:space="preserve">La quinta es de arquitectura y supone una desviación respecto al anteproyecto. MySQL, Apache Hop, Docker y PySpark no se han implementado, y el cuadro de mando en Power BI o Tableau se ha sustituido por una aplicación en Streamlit. Las razones se exponen en los apartados 3.2.2 y 5.2.1 y son defendibles para el volumen del piloto, pero deben declararse como lo que son: el prototipo demuestra el flujo de datos y de decisión, no una plataforma desplegable.</w:t>
+      </w:r>
+    </w:p>
+    <w:p>
+      <w:pPr>
+        <w:keepNext/>
+        <w:spacing w:after="120"/>
+      </w:pPr>
+      <w:r>
+        <w:rPr>
+          <w:b/>
+        </w:rPr>
+        <w:t>Tabla 6.2. Limitaciones del piloto, alcance de las conclusiones y línea de mejora asociada.</w:t>
+      </w:r>
+    </w:p>
+    <w:tbl>
+      <w:tblPr>
+        <w:tblW w:type="auto" w:w="0"/>
+        <w:tblLayout w:type="fixed"/>
+        <w:tblLook w:firstColumn="1" w:firstRow="1" w:lastColumn="0" w:lastRow="0" w:noHBand="0" w:noVBand="1" w:val="04A0"/>
+        <w:tblBorders>
+          <w:top w:val="single" w:sz="4" w:color="D9D9D9"/>
+          <w:left w:val="single" w:sz="4" w:color="D9D9D9"/>
+          <w:bottom w:val="single" w:sz="4" w:color="D9D9D9"/>
+          <w:right w:val="single" w:sz="4" w:color="D9D9D9"/>
+          <w:insideH w:val="single" w:sz="4" w:color="D9D9D9"/>
+          <w:insideV w:val="single" w:sz="4" w:color="D9D9D9"/>
+        </w:tblBorders>
+      </w:tblPr>
+      <w:tblGrid>
+        <w:gridCol w:w="3200"/>
+        <w:gridCol w:w="3526"/>
+        <w:gridCol w:w="2300"/>
+      </w:tblGrid>
+      <w:tr>
+        <w:trPr>
+          <w:tblHeader w:val="true"/>
+          <w:cantSplit/>
+        </w:trPr>
+        <w:tc>
+          <w:tcPr>
+            <w:tcW w:type="dxa" w:w="3200"/>
+            <w:vAlign w:val="center"/>
+            <w:tcMar>
+              <w:top w:w="90" w:type="dxa"/>
+              <w:start w:w="100" w:type="dxa"/>
+              <w:bottom w:w="90" w:type="dxa"/>
+              <w:end w:w="100" w:type="dxa"/>
+            </w:tcMar>
+            <w:shd w:fill="1F4E78"/>
+          </w:tcPr>
+          <w:p>
+            <w:pPr>
+              <w:jc w:val="left"/>
+            </w:pPr>
+            <w:r>
+              <w:rPr>
+                <w:rFonts w:ascii="Times New Roman" w:hAnsi="Times New Roman"/>
+                <w:b/>
+                <w:color w:val="FFFFFF"/>
+                <w:sz w:val="16"/>
+              </w:rPr>
+              <w:t xml:space="preserve">Limitación</w:t>
+            </w:r>
+          </w:p>
+        </w:tc>
+        <w:tc>
+          <w:tcPr>
+            <w:tcW w:type="dxa" w:w="3526"/>
+            <w:vAlign w:val="center"/>
+            <w:tcMar>
+              <w:top w:w="90" w:type="dxa"/>
+              <w:start w:w="100" w:type="dxa"/>
+              <w:bottom w:w="90" w:type="dxa"/>
+              <w:end w:w="100" w:type="dxa"/>
+            </w:tcMar>
+            <w:shd w:fill="1F4E78"/>
+          </w:tcPr>
+          <w:p>
+            <w:pPr>
+              <w:jc w:val="left"/>
+            </w:pPr>
+            <w:r>
+              <w:rPr>
+                <w:rFonts w:ascii="Times New Roman" w:hAnsi="Times New Roman"/>
+                <w:b/>
+                <w:color w:val="FFFFFF"/>
+                <w:sz w:val="16"/>
+              </w:rPr>
+              <w:t xml:space="preserve">Qué no puede afirmarse todavía</w:t>
+            </w:r>
+          </w:p>
+        </w:tc>
+        <w:tc>
+          <w:tcPr>
+            <w:tcW w:type="dxa" w:w="2300"/>
+            <w:vAlign w:val="center"/>
+            <w:tcMar>
+              <w:top w:w="90" w:type="dxa"/>
+              <w:start w:w="100" w:type="dxa"/>
+              <w:bottom w:w="90" w:type="dxa"/>
+              <w:end w:w="100" w:type="dxa"/>
+            </w:tcMar>
+            <w:shd w:fill="1F4E78"/>
+          </w:tcPr>
+          <w:p>
+            <w:pPr>
+              <w:jc w:val="left"/>
+            </w:pPr>
+            <w:r>
+              <w:rPr>
+                <w:rFonts w:ascii="Times New Roman" w:hAnsi="Times New Roman"/>
+                <w:b/>
+                <w:color w:val="FFFFFF"/>
+                <w:sz w:val="16"/>
+              </w:rPr>
+              <w:t xml:space="preserve">Línea de mejora</w:t>
+            </w:r>
+          </w:p>
+        </w:tc>
+      </w:tr>
+      <w:tr>
+        <w:trPr>
+          <w:cantSplit/>
+        </w:trPr>
+        <w:tc>
+          <w:tcPr>
+            <w:tcW w:type="dxa" w:w="3200"/>
+            <w:vAlign w:val="center"/>
+            <w:tcMar>
+              <w:top w:w="90" w:type="dxa"/>
+              <w:start w:w="100" w:type="dxa"/>
+              <w:bottom w:w="90" w:type="dxa"/>
+              <w:end w:w="100" w:type="dxa"/>
+            </w:tcMar>
+          </w:tcPr>
+          <w:p>
+            <w:pPr>
+              <w:jc w:val="left"/>
+            </w:pPr>
+            <w:r>
+              <w:rPr>
+                <w:rFonts w:ascii="Times New Roman" w:hAnsi="Times New Roman"/>
+                <w:color w:val="000000"/>
+                <w:sz w:val="16"/>
+              </w:rPr>
+              <w:t xml:space="preserve">Referencia calculada por SiAR, sin riego aplicado ni respuesta del cultivo</w:t>
+            </w:r>
+          </w:p>
+        </w:tc>
+        <w:tc>
+          <w:tcPr>
+            <w:tcW w:type="dxa" w:w="3526"/>
+            <w:vAlign w:val="center"/>
+            <w:tcMar>
+              <w:top w:w="90" w:type="dxa"/>
+              <w:start w:w="100" w:type="dxa"/>
+              <w:bottom w:w="90" w:type="dxa"/>
+              <w:end w:w="100" w:type="dxa"/>
+            </w:tcMar>
+          </w:tcPr>
+          <w:p>
+            <w:pPr>
+              <w:jc w:val="left"/>
+            </w:pPr>
+            <w:r>
+              <w:rPr>
+                <w:rFonts w:ascii="Times New Roman" w:hAnsi="Times New Roman"/>
+                <w:color w:val="000000"/>
+                <w:sz w:val="16"/>
+              </w:rPr>
+              <w:t xml:space="preserve">Que las dosis sean óptimas para una parcela ni que reduzcan el consumo de agua</w:t>
+            </w:r>
+          </w:p>
+        </w:tc>
+        <w:tc>
+          <w:tcPr>
+            <w:tcW w:type="dxa" w:w="2300"/>
+            <w:vAlign w:val="center"/>
+            <w:tcMar>
+              <w:top w:w="90" w:type="dxa"/>
+              <w:start w:w="100" w:type="dxa"/>
+              <w:bottom w:w="90" w:type="dxa"/>
+              <w:end w:w="100" w:type="dxa"/>
+            </w:tcMar>
+          </w:tcPr>
+          <w:p>
+            <w:pPr>
+              <w:jc w:val="left"/>
+            </w:pPr>
+            <w:r>
+              <w:rPr>
+                <w:rFonts w:ascii="Times New Roman" w:hAnsi="Times New Roman"/>
+                <w:color w:val="000000"/>
+                <w:sz w:val="16"/>
+              </w:rPr>
+              <w:t xml:space="preserve">Validación en campo (6.3.3)</w:t>
+            </w:r>
+          </w:p>
+        </w:tc>
+      </w:tr>
+      <w:tr>
+        <w:trPr>
+          <w:cantSplit/>
+        </w:trPr>
+        <w:tc>
+          <w:tcPr>
+            <w:tcW w:type="dxa" w:w="3200"/>
+            <w:vAlign w:val="center"/>
+            <w:tcMar>
+              <w:top w:w="90" w:type="dxa"/>
+              <w:start w:w="100" w:type="dxa"/>
+              <w:bottom w:w="90" w:type="dxa"/>
+              <w:end w:w="100" w:type="dxa"/>
+            </w:tcMar>
+            <w:shd w:fill="EAF2F8"/>
+          </w:tcPr>
+          <w:p>
+            <w:pPr>
+              <w:jc w:val="left"/>
+            </w:pPr>
+            <w:r>
+              <w:rPr>
+                <w:rFonts w:ascii="Times New Roman" w:hAnsi="Times New Roman"/>
+                <w:color w:val="000000"/>
+                <w:sz w:val="16"/>
+              </w:rPr>
+              <w:t xml:space="preserve">Una estación, un cultivo y una campaña</w:t>
+            </w:r>
+          </w:p>
+        </w:tc>
+        <w:tc>
+          <w:tcPr>
+            <w:tcW w:type="dxa" w:w="3526"/>
+            <w:vAlign w:val="center"/>
+            <w:tcMar>
+              <w:top w:w="90" w:type="dxa"/>
+              <w:start w:w="100" w:type="dxa"/>
+              <w:bottom w:w="90" w:type="dxa"/>
+              <w:end w:w="100" w:type="dxa"/>
+            </w:tcMar>
+            <w:shd w:fill="EAF2F8"/>
+          </w:tcPr>
+          <w:p>
+            <w:pPr>
+              <w:jc w:val="left"/>
+            </w:pPr>
+            <w:r>
+              <w:rPr>
+                <w:rFonts w:ascii="Times New Roman" w:hAnsi="Times New Roman"/>
+                <w:color w:val="000000"/>
+                <w:sz w:val="16"/>
+              </w:rPr>
+              <w:t xml:space="preserve">Que los resultados se generalicen a otras zonas, cultivos o años</w:t>
+            </w:r>
+          </w:p>
+        </w:tc>
+        <w:tc>
+          <w:tcPr>
+            <w:tcW w:type="dxa" w:w="2300"/>
+            <w:vAlign w:val="center"/>
+            <w:tcMar>
+              <w:top w:w="90" w:type="dxa"/>
+              <w:start w:w="100" w:type="dxa"/>
+              <w:bottom w:w="90" w:type="dxa"/>
+              <w:end w:w="100" w:type="dxa"/>
+            </w:tcMar>
+            <w:shd w:fill="EAF2F8"/>
+          </w:tcPr>
+          <w:p>
+            <w:pPr>
+              <w:jc w:val="left"/>
+            </w:pPr>
+            <w:r>
+              <w:rPr>
+                <w:rFonts w:ascii="Times New Roman" w:hAnsi="Times New Roman"/>
+                <w:color w:val="000000"/>
+                <w:sz w:val="16"/>
+              </w:rPr>
+              <w:t xml:space="preserve">Ampliación de la evidencia (6.3.1)</w:t>
+            </w:r>
+          </w:p>
+        </w:tc>
+      </w:tr>
+      <w:tr>
+        <w:trPr>
+          <w:cantSplit/>
+        </w:trPr>
+        <w:tc>
+          <w:tcPr>
+            <w:tcW w:type="dxa" w:w="3200"/>
+            <w:vAlign w:val="center"/>
+            <w:tcMar>
+              <w:top w:w="90" w:type="dxa"/>
+              <w:start w:w="100" w:type="dxa"/>
+              <w:bottom w:w="90" w:type="dxa"/>
+              <w:end w:w="100" w:type="dxa"/>
+            </w:tcMar>
+          </w:tcPr>
+          <w:p>
+            <w:pPr>
+              <w:jc w:val="left"/>
+            </w:pPr>
+            <w:r>
+              <w:rPr>
+                <w:rFonts w:ascii="Times New Roman" w:hAnsi="Times New Roman"/>
+                <w:color w:val="000000"/>
+                <w:sz w:val="16"/>
+              </w:rPr>
+              <w:t xml:space="preserve">Sin ET0 prevista ni histórico de predicciones</w:t>
+            </w:r>
+          </w:p>
+        </w:tc>
+        <w:tc>
+          <w:tcPr>
+            <w:tcW w:type="dxa" w:w="3526"/>
+            <w:vAlign w:val="center"/>
+            <w:tcMar>
+              <w:top w:w="90" w:type="dxa"/>
+              <w:start w:w="100" w:type="dxa"/>
+              <w:bottom w:w="90" w:type="dxa"/>
+              <w:end w:w="100" w:type="dxa"/>
+            </w:tcMar>
+          </w:tcPr>
+          <w:p>
+            <w:pPr>
+              <w:jc w:val="left"/>
+            </w:pPr>
+            <w:r>
+              <w:rPr>
+                <w:rFonts w:ascii="Times New Roman" w:hAnsi="Times New Roman"/>
+                <w:color w:val="000000"/>
+                <w:sz w:val="16"/>
+              </w:rPr>
+              <w:t xml:space="preserve">Que el sistema anticipe cambios de tiempo en los horizontes largos</w:t>
+            </w:r>
+          </w:p>
+        </w:tc>
+        <w:tc>
+          <w:tcPr>
+            <w:tcW w:type="dxa" w:w="2300"/>
+            <w:vAlign w:val="center"/>
+            <w:tcMar>
+              <w:top w:w="90" w:type="dxa"/>
+              <w:start w:w="100" w:type="dxa"/>
+              <w:bottom w:w="90" w:type="dxa"/>
+              <w:end w:w="100" w:type="dxa"/>
+            </w:tcMar>
+          </w:tcPr>
+          <w:p>
+            <w:pPr>
+              <w:jc w:val="left"/>
+            </w:pPr>
+            <w:r>
+              <w:rPr>
+                <w:rFonts w:ascii="Times New Roman" w:hAnsi="Times New Roman"/>
+                <w:color w:val="000000"/>
+                <w:sz w:val="16"/>
+              </w:rPr>
+              <w:t xml:space="preserve">ET0 prevista (6.3.2)</w:t>
+            </w:r>
+          </w:p>
+        </w:tc>
+      </w:tr>
+      <w:tr>
+        <w:trPr>
+          <w:cantSplit/>
+        </w:trPr>
+        <w:tc>
+          <w:tcPr>
+            <w:tcW w:type="dxa" w:w="3200"/>
+            <w:vAlign w:val="center"/>
+            <w:tcMar>
+              <w:top w:w="90" w:type="dxa"/>
+              <w:start w:w="100" w:type="dxa"/>
+              <w:bottom w:w="90" w:type="dxa"/>
+              <w:end w:w="100" w:type="dxa"/>
+            </w:tcMar>
+            <w:shd w:fill="EAF2F8"/>
+          </w:tcPr>
+          <w:p>
+            <w:pPr>
+              <w:jc w:val="left"/>
+            </w:pPr>
+            <w:r>
+              <w:rPr>
+                <w:rFonts w:ascii="Times New Roman" w:hAnsi="Times New Roman"/>
+                <w:color w:val="000000"/>
+                <w:sz w:val="16"/>
+              </w:rPr>
+              <w:t xml:space="preserve">Sin balance hídrico del suelo</w:t>
+            </w:r>
+          </w:p>
+        </w:tc>
+        <w:tc>
+          <w:tcPr>
+            <w:tcW w:type="dxa" w:w="3526"/>
+            <w:vAlign w:val="center"/>
+            <w:tcMar>
+              <w:top w:w="90" w:type="dxa"/>
+              <w:start w:w="100" w:type="dxa"/>
+              <w:bottom w:w="90" w:type="dxa"/>
+              <w:end w:w="100" w:type="dxa"/>
+            </w:tcMar>
+            <w:shd w:fill="EAF2F8"/>
+          </w:tcPr>
+          <w:p>
+            <w:pPr>
+              <w:jc w:val="left"/>
+            </w:pPr>
+            <w:r>
+              <w:rPr>
+                <w:rFonts w:ascii="Times New Roman" w:hAnsi="Times New Roman"/>
+                <w:color w:val="000000"/>
+                <w:sz w:val="16"/>
+              </w:rPr>
+              <w:t xml:space="preserve">Que el sistema determine el momento adecuado del riego</w:t>
+            </w:r>
+          </w:p>
+        </w:tc>
+        <w:tc>
+          <w:tcPr>
+            <w:tcW w:type="dxa" w:w="2300"/>
+            <w:vAlign w:val="center"/>
+            <w:tcMar>
+              <w:top w:w="90" w:type="dxa"/>
+              <w:start w:w="100" w:type="dxa"/>
+              <w:bottom w:w="90" w:type="dxa"/>
+              <w:end w:w="100" w:type="dxa"/>
+            </w:tcMar>
+            <w:shd w:fill="EAF2F8"/>
+          </w:tcPr>
+          <w:p>
+            <w:pPr>
+              <w:jc w:val="left"/>
+            </w:pPr>
+            <w:r>
+              <w:rPr>
+                <w:rFonts w:ascii="Times New Roman" w:hAnsi="Times New Roman"/>
+                <w:color w:val="000000"/>
+                <w:sz w:val="16"/>
+              </w:rPr>
+              <w:t xml:space="preserve">Balance hídrico y riego deficitario (6.3.2)</w:t>
+            </w:r>
+          </w:p>
+        </w:tc>
+      </w:tr>
+      <w:tr>
+        <w:trPr>
+          <w:cantSplit/>
+        </w:trPr>
+        <w:tc>
+          <w:tcPr>
+            <w:tcW w:type="dxa" w:w="3200"/>
+            <w:vAlign w:val="center"/>
+            <w:tcMar>
+              <w:top w:w="90" w:type="dxa"/>
+              <w:start w:w="100" w:type="dxa"/>
+              <w:bottom w:w="90" w:type="dxa"/>
+              <w:end w:w="100" w:type="dxa"/>
+            </w:tcMar>
+          </w:tcPr>
+          <w:p>
+            <w:pPr>
+              <w:jc w:val="left"/>
+            </w:pPr>
+            <w:r>
+              <w:rPr>
+                <w:rFonts w:ascii="Times New Roman" w:hAnsi="Times New Roman"/>
+                <w:color w:val="000000"/>
+                <w:sz w:val="16"/>
+              </w:rPr>
+              <w:t xml:space="preserve">Restricción hídrica introducida como dotación del usuario</w:t>
+            </w:r>
+          </w:p>
+        </w:tc>
+        <w:tc>
+          <w:tcPr>
+            <w:tcW w:type="dxa" w:w="3526"/>
+            <w:vAlign w:val="center"/>
+            <w:tcMar>
+              <w:top w:w="90" w:type="dxa"/>
+              <w:start w:w="100" w:type="dxa"/>
+              <w:bottom w:w="90" w:type="dxa"/>
+              <w:end w:w="100" w:type="dxa"/>
+            </w:tcMar>
+          </w:tcPr>
+          <w:p>
+            <w:pPr>
+              <w:jc w:val="left"/>
+            </w:pPr>
+            <w:r>
+              <w:rPr>
+                <w:rFonts w:ascii="Times New Roman" w:hAnsi="Times New Roman"/>
+                <w:color w:val="000000"/>
+                <w:sz w:val="16"/>
+              </w:rPr>
+              <w:t xml:space="preserve">Que la recomendación refleje la disponibilidad oficial de agua</w:t>
+            </w:r>
+          </w:p>
+        </w:tc>
+        <w:tc>
+          <w:tcPr>
+            <w:tcW w:type="dxa" w:w="2300"/>
+            <w:vAlign w:val="center"/>
+            <w:tcMar>
+              <w:top w:w="90" w:type="dxa"/>
+              <w:start w:w="100" w:type="dxa"/>
+              <w:bottom w:w="90" w:type="dxa"/>
+              <w:end w:w="100" w:type="dxa"/>
+            </w:tcMar>
+          </w:tcPr>
+          <w:p>
+            <w:pPr>
+              <w:jc w:val="left"/>
+            </w:pPr>
+            <w:r>
+              <w:rPr>
+                <w:rFonts w:ascii="Times New Roman" w:hAnsi="Times New Roman"/>
+                <w:color w:val="000000"/>
+                <w:sz w:val="16"/>
+              </w:rPr>
+              <w:t xml:space="preserve">Indicadores hidrológicos (6.3.4)</w:t>
+            </w:r>
+          </w:p>
+        </w:tc>
+      </w:tr>
+      <w:tr>
+        <w:trPr>
+          <w:cantSplit/>
+        </w:trPr>
+        <w:tc>
+          <w:tcPr>
+            <w:tcW w:type="dxa" w:w="3200"/>
+            <w:vAlign w:val="center"/>
+            <w:tcMar>
+              <w:top w:w="90" w:type="dxa"/>
+              <w:start w:w="100" w:type="dxa"/>
+              <w:bottom w:w="90" w:type="dxa"/>
+              <w:end w:w="100" w:type="dxa"/>
+            </w:tcMar>
+            <w:shd w:fill="EAF2F8"/>
+          </w:tcPr>
+          <w:p>
+            <w:pPr>
+              <w:jc w:val="left"/>
+            </w:pPr>
+            <w:r>
+              <w:rPr>
+                <w:rFonts w:ascii="Times New Roman" w:hAnsi="Times New Roman"/>
+                <w:color w:val="000000"/>
+                <w:sz w:val="16"/>
+              </w:rPr>
+              <w:t xml:space="preserve">Interfaz sin evaluación con usuarios</w:t>
+            </w:r>
+          </w:p>
+        </w:tc>
+        <w:tc>
+          <w:tcPr>
+            <w:tcW w:type="dxa" w:w="3526"/>
+            <w:vAlign w:val="center"/>
+            <w:tcMar>
+              <w:top w:w="90" w:type="dxa"/>
+              <w:start w:w="100" w:type="dxa"/>
+              <w:bottom w:w="90" w:type="dxa"/>
+              <w:end w:w="100" w:type="dxa"/>
+            </w:tcMar>
+            <w:shd w:fill="EAF2F8"/>
+          </w:tcPr>
+          <w:p>
+            <w:pPr>
+              <w:jc w:val="left"/>
+            </w:pPr>
+            <w:r>
+              <w:rPr>
+                <w:rFonts w:ascii="Times New Roman" w:hAnsi="Times New Roman"/>
+                <w:color w:val="000000"/>
+                <w:sz w:val="16"/>
+              </w:rPr>
+              <w:t xml:space="preserve">Que las recomendaciones se comprendan y se adopten</w:t>
+            </w:r>
+          </w:p>
+        </w:tc>
+        <w:tc>
+          <w:tcPr>
+            <w:tcW w:type="dxa" w:w="2300"/>
+            <w:vAlign w:val="center"/>
+            <w:tcMar>
+              <w:top w:w="90" w:type="dxa"/>
+              <w:start w:w="100" w:type="dxa"/>
+              <w:bottom w:w="90" w:type="dxa"/>
+              <w:end w:w="100" w:type="dxa"/>
+            </w:tcMar>
+            <w:shd w:fill="EAF2F8"/>
+          </w:tcPr>
+          <w:p>
+            <w:pPr>
+              <w:jc w:val="left"/>
+            </w:pPr>
+            <w:r>
+              <w:rPr>
+                <w:rFonts w:ascii="Times New Roman" w:hAnsi="Times New Roman"/>
+                <w:color w:val="000000"/>
+                <w:sz w:val="16"/>
+              </w:rPr>
+              <w:t xml:space="preserve">Evaluación con usuarios (6.3.3)</w:t>
+            </w:r>
+          </w:p>
+        </w:tc>
+      </w:tr>
+      <w:tr>
+        <w:trPr>
+          <w:cantSplit/>
+        </w:trPr>
+        <w:tc>
+          <w:tcPr>
+            <w:tcW w:type="dxa" w:w="3200"/>
+            <w:vAlign w:val="center"/>
+            <w:tcMar>
+              <w:top w:w="90" w:type="dxa"/>
+              <w:start w:w="100" w:type="dxa"/>
+              <w:bottom w:w="90" w:type="dxa"/>
+              <w:end w:w="100" w:type="dxa"/>
+            </w:tcMar>
+          </w:tcPr>
+          <w:p>
+            <w:pPr>
+              <w:jc w:val="left"/>
+            </w:pPr>
+            <w:r>
+              <w:rPr>
+                <w:rFonts w:ascii="Times New Roman" w:hAnsi="Times New Roman"/>
+                <w:color w:val="000000"/>
+                <w:sz w:val="16"/>
+              </w:rPr>
+              <w:t xml:space="preserve">Arquitectura objetivo no implementada</w:t>
+            </w:r>
+          </w:p>
+        </w:tc>
+        <w:tc>
+          <w:tcPr>
+            <w:tcW w:type="dxa" w:w="3526"/>
+            <w:vAlign w:val="center"/>
+            <w:tcMar>
+              <w:top w:w="90" w:type="dxa"/>
+              <w:start w:w="100" w:type="dxa"/>
+              <w:bottom w:w="90" w:type="dxa"/>
+              <w:end w:w="100" w:type="dxa"/>
+            </w:tcMar>
+          </w:tcPr>
+          <w:p>
+            <w:pPr>
+              <w:jc w:val="left"/>
+            </w:pPr>
+            <w:r>
+              <w:rPr>
+                <w:rFonts w:ascii="Times New Roman" w:hAnsi="Times New Roman"/>
+                <w:color w:val="000000"/>
+                <w:sz w:val="16"/>
+              </w:rPr>
+              <w:t xml:space="preserve">Que el prototipo pueda operar de forma continua</w:t>
+            </w:r>
+          </w:p>
+        </w:tc>
+        <w:tc>
+          <w:tcPr>
+            <w:tcW w:type="dxa" w:w="2300"/>
+            <w:vAlign w:val="center"/>
+            <w:tcMar>
+              <w:top w:w="90" w:type="dxa"/>
+              <w:start w:w="100" w:type="dxa"/>
+              <w:bottom w:w="90" w:type="dxa"/>
+              <w:end w:w="100" w:type="dxa"/>
+            </w:tcMar>
+          </w:tcPr>
+          <w:p>
+            <w:pPr>
+              <w:jc w:val="left"/>
+            </w:pPr>
+            <w:r>
+              <w:rPr>
+                <w:rFonts w:ascii="Times New Roman" w:hAnsi="Times New Roman"/>
+                <w:color w:val="000000"/>
+                <w:sz w:val="16"/>
+              </w:rPr>
+              <w:t xml:space="preserve">Evolución de la plataforma (6.3.4)</w:t>
+            </w:r>
+          </w:p>
+        </w:tc>
+      </w:tr>
+    </w:tbl>
+    <w:p>
+      <w:pPr>
+        <w:spacing w:after="40"/>
+      </w:pPr>
+    </w:p>
+    <w:p>
+      <w:pPr>
+        <w:pStyle w:val="Heading3"/>
+        <w:keepNext/>
+      </w:pPr>
+      <w:r>
+        <w:rPr>
+          <w:rFonts w:ascii="Times New Roman" w:hAnsi="Times New Roman"/>
+          <w:color w:val="000000"/>
+          <w:sz w:val="24"/>
+        </w:rPr>
+        <w:t>6.2.2. Impacto del proyecto</w:t>
+      </w:r>
+    </w:p>
+    <w:p>
+      <w:pPr>
+        <w:spacing w:after="120"/>
+      </w:pPr>
+      <w:r>
+        <w:t xml:space="preserve">El impacto debe valorarse con la misma prudencia. El trabajo no ha demostrado ahorro de agua, y no podía hacerlo con el diseño adoptado. Conviene recordar, además, que una dosis menor en parcela no equivale necesariamente a un ahorro neto a escala de cuenca, porque parte de las pérdidas retorna al sistema hidrológico (Perry, 2007). Con esa salvedad, el proyecto tiene tres impactos verificables y uno potencial.</w:t>
+      </w:r>
+    </w:p>
+    <w:p>
+      <w:pPr>
+        <w:spacing w:after="120"/>
+      </w:pPr>
+      <w:r>
+        <w:t xml:space="preserve">El primero es operativo. El sistema transforma datos públicos y gratuitos en una dosis diaria y semanal expresada en milímetros y en metros cúbicos por parcela, acompañada de su explicación y sin necesidad de sensores. Su valor práctico se concentra en los cambios de fase. En la semana analizada en el apartado 5.2.3, la persistencia habría planificado 6,77 mm menos de los que necesitó el cultivo, un 18 % de la referencia, justo al entrar en una fase de mayor demanda; el sistema se desvió un 4,9 %. Es el tipo de error que un calendario fijo o la repetición de la última dosis no ponen de manifiesto y que se traduce en un déficit hídrico precisamente cuando la demanda aumenta.</w:t>
+      </w:r>
+    </w:p>
+    <w:p>
+      <w:pPr>
+        <w:spacing w:after="120"/>
+      </w:pPr>
+      <w:r>
+        <w:t xml:space="preserve">El segundo es un hallazgo que reordena las prioridades de mejora. El análisis de sensibilidad mostró que un error de diez puntos en la eficiencia de la instalación produce una desviación de alrededor del 12 % en la dosis bruta, muy superior al error de estimación de la necesidad neta medido en este trabajo. Para una explotación, caracterizar la eficiencia y la uniformidad de su instalación aportaría más precisión que refinar el modelo de ET0 (Burt et al., 1997). La observación es pertinente también para las políticas de digitalización del regadío (Real Decreto 854/2022, 2022): una herramienta digital solo convierte su precisión en ahorro si conoce la instalación sobre la que se aplica.</w:t>
+      </w:r>
+    </w:p>
+    <w:p>
+      <w:pPr>
+        <w:spacing w:after="120"/>
+      </w:pPr>
+      <w:r>
+        <w:t xml:space="preserve">El tercero es metodológico. El repositorio constituye una plantilla reutilizable para otros cultivos y estaciones, porque la configuración del caso, la ETL y el motor están desacoplados. Además, documenta con evidencias reproducibles una advertencia que la literatura formula en términos generales: la elección del algoritmo depende del tamaño y la estructura de los datos, y los modelos complejos deben contrastarse con líneas base sencillas antes de adoptarse (Benos et al., 2021; Liakos et al., 2018).</w:t>
+      </w:r>
+    </w:p>
+    <w:p>
+      <w:pPr>
+        <w:spacing w:after="120"/>
+      </w:pPr>
+      <w:r>
+        <w:t xml:space="preserve">El impacto potencial depende de la adopción. La trayectoria de los sistemas de apoyo a la decisión agrícola muestra que muchas herramientas técnicamente correctas no llegan a utilizarse (McCown, 2002), y que la confianza, la facilidad de uso y la relevancia percibida condicionan su adopción (Rose et al., 2016). El prototipo responde a esas condiciones con explicaciones en lenguaje llano, avisos visibles y un formato numérico adaptado al usuario español, pero mientras no se evalúe con usuarios reales su efecto sobre la toma de decisiones sigue siendo una hipótesis.</w:t>
+      </w:r>
+    </w:p>
+    <w:p>
+      <w:pPr>
         <w:pStyle w:val="Heading2"/>
       </w:pPr>
       <w:r>
@@ -27110,13 +29113,151 @@
       </w:r>
     </w:p>
     <w:p>
-      <w:r>
-        <w:br w:type="page"/>
+      <w:pPr>
+        <w:spacing w:after="120"/>
+      </w:pPr>
+      <w:r>
+        <w:t xml:space="preserve">Las líneas de mejora se presentan en el orden en que deberían abordarse, porque cada una condiciona la validez de la siguiente. No tendría sentido, por ejemplo, entrenar modelos más complejos antes de ampliar los datos, ni medir ahorros antes de disponer de registros de riego. Este orden es coherente con la conclusión del apartado 4.3: la principal limitación del proyecto es la cobertura de los datos, no la falta de algoritmos.</w:t>
+      </w:r>
+    </w:p>
+    <w:p>
+      <w:pPr>
+        <w:pStyle w:val="Heading3"/>
+        <w:keepNext/>
+      </w:pPr>
+      <w:r>
+        <w:rPr>
+          <w:rFonts w:ascii="Times New Roman" w:hAnsi="Times New Roman"/>
+          <w:color w:val="000000"/>
+          <w:sz w:val="24"/>
+        </w:rPr>
+        <w:t>6.3.1. Ampliación de la evidencia</w:t>
+      </w:r>
+    </w:p>
+    <w:p>
+      <w:pPr>
+        <w:spacing w:after="120"/>
+      </w:pPr>
+      <w:r>
+        <w:t xml:space="preserve">La primera mejora consiste en ampliar el conjunto con varias campañas, otras estaciones de Almería y, después, otros cultivos. La ETL ya está parametrizada por estación, cultivo y periodo, de modo que el coste principal es la descarga, sujeta a las cuotas de SiAR, y la revisión de calidad. Con varias campañas podrá validarse por bloques completos, reservando campañas y estaciones enteras para medir la generalización temporal y espacial sin estimaciones optimistas del error (Roberts et al., 2017). Esta ampliación permitirá comprobar si la ventaja de la vía ET0 × Kc se mantiene en cultivos con un coeficiente de variación gradual y repetir con más datos la comparación de los seis enfoques del capítulo 4.</w:t>
+      </w:r>
+    </w:p>
+    <w:p>
+      <w:pPr>
+        <w:pStyle w:val="Heading3"/>
+        <w:keepNext/>
+      </w:pPr>
+      <w:r>
+        <w:rPr>
+          <w:rFonts w:ascii="Times New Roman" w:hAnsi="Times New Roman"/>
+          <w:color w:val="000000"/>
+          <w:sz w:val="24"/>
+        </w:rPr>
+        <w:t>6.3.2. Mejora del motor de recomendación</w:t>
+      </w:r>
+    </w:p>
+    <w:p>
+      <w:pPr>
+        <w:spacing w:after="120"/>
+      </w:pPr>
+      <w:r>
+        <w:t xml:space="preserve">La mejora con mayor efecto sobre la precisión es incorporar una ET0 prevista, única vía para anticipar cambios de tiempo en los días 4 a 7 del horizonte. El motor ya admite esta entrada, de modo que el trabajo pendiente es de datos y de evaluación. La predicción municipal de AEMET OpenData describe los días posteriores a cada emisión y el proyecto no dispone de emisiones pasadas, por lo que el histórico debe construirse archivando de forma programada cada predicción. Con ese histórico podrán compararse dos alternativas: estimar la ET0 con la ecuación de Hargreaves calibrada frente a la ET0 de Penman-Monteith observada en la estación (Allen et al., 1998), o utilizar el producto pronosticado de SiAR. Cualquiera de ellas debe evaluarse con la misma disciplina temporal que el resto del trabajo, utilizando solo predicciones emitidas antes de cada fecha objetivo, y sustituir a la vía actual únicamente si mejora el error por horizonte de la Tabla 5.5. El mismo archivo permitirá evaluar si conviene descontar la lluvia prevista en lugar de limitarse a avisar.</w:t>
+      </w:r>
+    </w:p>
+    <w:p>
+      <w:pPr>
+        <w:spacing w:after="120"/>
+      </w:pPr>
+      <w:r>
+        <w:t xml:space="preserve">Una vez ampliados los datos, el aprendizaje automático debería reintroducirse con un papel distinto al del capítulo 4: no para predecir directamente la necesidad, sino para aprender la corrección de la estimación física, es decir, el residuo entre la vía ET0 × Kc y la referencia, a partir de las variables meteorológicas y de predicción disponibles en el momento de emitir. Este planteamiento conserva la explicabilidad de la base agronómica y reduce el riesgo de sobreajuste. En paralelo, los niveles de confianza actuales, definidos mediante reglas a partir del error medio por horizonte, deberían sustituirse por intervalos de predicción, de forma que cada dosis se acompañe de un rango cuantificado (Hyndman &amp; Athanasopoulos, 2021).</w:t>
+      </w:r>
+    </w:p>
+    <w:p>
+      <w:pPr>
+        <w:spacing w:after="120"/>
+      </w:pPr>
+      <w:r>
+        <w:t xml:space="preserve">La tercera mejora del motor es un balance hídrico del suelo con agotamiento admisible, como el propuesto en FAO-56 (Allen et al., 1998). Permitiría decidir no solo cuánto sino cuándo regar y aprovechar la lluvia realmente almacenada en el suelo. Requiere la capacidad de retención, la profundidad radicular y el registro de riegos de cada parcela. Con esa información, la reducción proporcional por dotación podría sustituirse por una estrategia de riego deficitario que concentre el déficit en las fases menos sensibles del cultivo (Fereres &amp; Soriano, 2007).</w:t>
+      </w:r>
+    </w:p>
+    <w:p>
+      <w:pPr>
+        <w:pStyle w:val="Heading3"/>
+        <w:keepNext/>
+      </w:pPr>
+      <w:r>
+        <w:rPr>
+          <w:rFonts w:ascii="Times New Roman" w:hAnsi="Times New Roman"/>
+          <w:color w:val="000000"/>
+          <w:sz w:val="24"/>
+        </w:rPr>
+        <w:t>6.3.3. Validación en condiciones de uso</w:t>
+      </w:r>
+    </w:p>
+    <w:p>
+      <w:pPr>
+        <w:spacing w:after="120"/>
+      </w:pPr>
+      <w:r>
+        <w:t xml:space="preserve">Antes de cualquier despliegue es necesario evaluar el prototipo con técnicos de cooperativas y agricultores, mediante tareas concretas de interpretación y decisión y con medidas de comprensión, utilidad percibida y confianza (Rose et al., 2016). Esta evaluación puede realizarse con la aplicación actual y respondería a una pregunta que el trabajo no ha podido contestar: si las explicaciones y los avisos resultan útiles a quienes deben decidir.</w:t>
+      </w:r>
+    </w:p>
+    <w:p>
+      <w:pPr>
+        <w:spacing w:after="120"/>
+      </w:pPr>
+      <w:r>
+        <w:t xml:space="preserve">La única forma de cuantificar el ahorro de agua o el efecto sobre la producción es un ensayo en campo que registre el riego aplicado, la humedad del suelo y el rendimiento en parcelas que sigan la recomendación y en parcelas de control. El sistema ya exporta cada recomendación con sus parámetros y su origen, de manera que el archivo de recomendaciones emitidas puede compararse directamente con el riego real. Solo entonces podrá sustituirse la referencia calculada por una referencia medida y evaluarse el sistema frente al problema que motivó el trabajo.</w:t>
+      </w:r>
+    </w:p>
+    <w:p>
+      <w:pPr>
+        <w:pStyle w:val="Heading3"/>
+        <w:keepNext/>
+      </w:pPr>
+      <w:r>
+        <w:rPr>
+          <w:rFonts w:ascii="Times New Roman" w:hAnsi="Times New Roman"/>
+          <w:color w:val="000000"/>
+          <w:sz w:val="24"/>
+        </w:rPr>
+        <w:t>6.3.4. Evolución de la plataforma</w:t>
+      </w:r>
+    </w:p>
+    <w:p>
+      <w:pPr>
+        <w:spacing w:after="120"/>
+      </w:pPr>
+      <w:r>
+        <w:t xml:space="preserve">La industrialización del prototipo debería abordarse cuando las mejoras anteriores justifiquen un uso continuado. Comprende persistir catálogos, recomendaciones y metadatos en la base de datos relacional prevista en el apartado 3.2.2, programar la ingesta diaria con un orquestador, que puede ser Apache Hop u otra herramienta equivalente, empaquetar el sistema con Docker y permitir que la aplicación seleccione estación y cultivo entre los casos declarados. Los indicadores del Boletín Hidrológico del MITECO pueden incorporarse como contexto a escala de cuenca, para advertir de situaciones de escasez, sin pretender deducir de ellos la dotación de una parcela. El procesamiento distribuido con PySpark solo estaría justificado si el sistema se extendiera a escala nacional; con el volumen actual añadiría complejidad sin un beneficio demostrable, como se señaló en el apartado 3.2.4.</w:t>
+      </w:r>
+    </w:p>
+    <w:p>
+      <w:pPr>
+        <w:pStyle w:val="Heading3"/>
+        <w:keepNext/>
+      </w:pPr>
+      <w:r>
+        <w:rPr>
+          <w:rFonts w:ascii="Times New Roman" w:hAnsi="Times New Roman"/>
+          <w:color w:val="000000"/>
+          <w:sz w:val="24"/>
+        </w:rPr>
+        <w:t>6.3.5. Consideración final</w:t>
+      </w:r>
+    </w:p>
+    <w:p>
+      <w:pPr>
+        <w:spacing w:after="120"/>
+      </w:pPr>
+      <w:r>
+        <w:t xml:space="preserve">El trabajo se planteó como la construcción de una cadena completa de datos y decisión, con el aprendizaje automático como uno de sus componentes. El piloto obliga a reconsiderar el papel de ese componente. Con los datos disponibles, la mejora no ha procedido del algoritmo, sino de estructurar correctamente el problema: separar lo incierto de lo conocido, impedir que la información futura contamine la evaluación y hacer visible la incertidumbre en lugar de esconderla. El aprendizaje automático conserva su lugar en el sistema, pero como herramienta para corregir una base física cuando existan datos suficientes, no como sustituto de ella. La frontera de mejora del proyecto no está, por tanto, en el modelo, sino en los datos: más campañas, predicciones archivadas y, sobre todo, información medida en las parcelas en las que se toma la decisión.</w:t>
       </w:r>
     </w:p>
     <w:p>
       <w:pPr>
         <w:pStyle w:val="Heading1"/>
+        <w:pageBreakBefore/>
       </w:pPr>
       <w:r>
         <w:t>Referencias bibliográficas</w:t>

--- a/docs/memoria/TFM_definitivo.docx
+++ b/docs/memoria/TFM_definitivo.docx
@@ -28238,7 +28238,7 @@
         <w:spacing w:after="120"/>
       </w:pPr>
       <w:r>
-        <w:t xml:space="preserve">El balance es de cuatro objetivos cumplidos y tres parciales, y los tres parciales comparten una misma causa. En ninguno de ellos la carencia es metodológica ni de implementación: lo que falta es información a escala de parcela o de recurso hídrico, como la disponibilidad real de agua, las propiedades del suelo o los riegos aplicados. El sistema está preparado para incorporarla, puesto que admite como entradas la eficiencia medida, la dotación y una ET0 prevista, pero no puede suplirla. Esta constatación ordena las líneas de mejora del apartado 6.3.</w:t>
+        <w:t>El balance es de cuatro objetivos cumplidos y tres parciales. Las desviaciones no tienen una única causa: faltan datos hidrológicos y de parcela, diversidad de campañas y cultivos y, para decidir el momento del riego, implementar un balance hídrico del suelo. El motor ya admite como entradas la eficiencia, la dotación y una ET0 prevista, pero incorporar propiedades del suelo y riegos aplicados requiere ampliar tanto los datos como la lógica de decisión. Estas limitaciones ordenan las líneas de mejora del apartado 6.3.</w:t>
       </w:r>
     </w:p>
     <w:p>
@@ -28260,7 +28260,7 @@
         <w:spacing w:after="120"/>
       </w:pPr>
       <w:r>
-        <w:t xml:space="preserve">La aportación principal es un resultado empírico que no estaba previsto en el anteproyecto. Para anticipar la necesidad de riego de un cultivo con calendario definido, separar la estimación en sus dos componentes resulta más eficaz que aumentar la complejidad del modelo. Uno de ellos, la demanda atmosférica, es incierto pero evoluciona de forma gradual; el otro, el coeficiente de cultivo, cambia de forma brusca pero se conoce de antemano. La vía que multiplica la ET0 media de los siete días anteriores por el Kc del día objetivo reduce el MAE de la recomendación a un día frente a la persistencia en un 7 % en desarrollo y en un 25 % en la prueba, y el RMSE de desarrollo en un 18 %. La diferencia se amplía con la anticipación: a siete días, en el periodo de desarrollo, el error del sistema es de 0,48 mm frente a 0,87 mm de la persistencia, porque se mantiene prácticamente estable a lo largo del horizonte. Donde el método se distingue con más claridad es en los cambios de fase. El 1 de septiembre, cuando el Kc pasa de 1,00 a 0,30, la persistencia se desvía 3,52 mm y el sistema 0,01 mm.</w:t>
+        <w:t>La aportación principal es un resultado empírico que no estaba previsto en el anteproyecto. En este piloto, para anticipar la necesidad de riego de un cultivo con calendario definido, separar la estimación en sus dos componentes resultó más eficaz que aumentar la complejidad del modelo. Uno de ellos, la demanda atmosférica, es incierto pero evoluciona de forma gradual; el otro, el coeficiente de cultivo, cambia de forma brusca pero se conoce de antemano. La vía que multiplica la ET0 media de los siete días anteriores por el Kc del día objetivo reduce el MAE de la recomendación a un día frente a la persistencia en un 7 % en desarrollo y en un 25 % en la prueba, y el RMSE de desarrollo en un 18 %. La diferencia se amplía con la anticipación: a siete días, en el periodo de desarrollo, el error del sistema es de 0,48 mm frente a 0,87 mm de la persistencia, porque se mantiene prácticamente estable a lo largo del horizonte. Donde el método se distingue con más claridad es en los cambios de fase. El 1 de septiembre, cuando el Kc pasa de 1,00 a 0,30, la persistencia se desvía 3,52 mm y el sistema 0,01 mm.</w:t>
       </w:r>
     </w:p>
     <w:p>
@@ -28268,7 +28268,7 @@
         <w:spacing w:after="120"/>
       </w:pPr>
       <w:r>
-        <w:t xml:space="preserve">La segunda aportación es un resultado negativo bien acotado. Seis enfoques, desde la persistencia hasta XGBoost, se compararon con las mismas variables, los mismos cortes temporales y una prueba reservada que no intervino en la selección, y ninguno de los cinco algoritmos de aprendizaje superó de forma estable a la referencia más simple. Este resultado no resta valor al trabajo. Es coherente con lo expuesto en el apartado 2.2: con un único ciclo de 148 observaciones y una necesidad neta dominada por el calendario del cultivo (su correlación con el Kc es de 0,93), la complejidad añadida no encuentra señal que aprender. Su fiabilidad descansa en dos decisiones documentadas. La primera fue excluir la ET0, la ETc y la precipitación efectiva del mismo día, que habrían permitido reconstruir el objetivo de forma algebraica y producir métricas aparentemente excelentes. La segunda, seleccionar el enfoque antes de consultar la prueba final. Leídos conjuntamente, los capítulos 4 y 5 respaldan el planteamiento híbrido del apartado 2.3: con pocos datos, el conocimiento agronómico explícito aporta más que el algoritmo, y el aprendizaje automático encuentra su lugar como corrección de una referencia física, no como sustituto de ella.</w:t>
+        <w:t>La segunda aportación es un resultado negativo bien acotado. Seis enfoques, desde la persistencia hasta XGBoost, se compararon sobre la misma variable objetivo, los mismos cortes temporales y una prueba reservada que no intervino en la selección. Los cinco algoritmos de aprendizaje utilizaron el conjunto de variables definido en el apartado 4.3; la persistencia utilizó el último valor observado. Ninguno de los algoritmos de aprendizaje superó de forma estable a esta referencia sencilla. Este resultado no resta valor al trabajo. Es coherente con lo expuesto en el apartado 2.2: con un único ciclo de 148 observaciones y una necesidad neta muy relacionada con el calendario del cultivo (su correlación con el Kc es de 0,93), los modelos más complejos no disponen de diversidad suficiente para demostrar una mejora estable. La fiabilidad de la comparación descansa en dos decisiones documentadas. La primera fue excluir la ET0, la ETc y la precipitación efectiva del mismo día, que habrían permitido reconstruir el objetivo de forma algebraica y producir métricas aparentemente excelentes. La segunda, seleccionar el enfoque antes de consultar la prueba final. Leídos conjuntamente, los capítulos 4 y 5 respaldan el planteamiento híbrido del apartado 2.3: con pocos datos, el conocimiento agronómico explícito aporta más que el algoritmo, y el aprendizaje automático encuentra su lugar como corrección de una referencia física, no como sustituto de ella.</w:t>
       </w:r>
     </w:p>
     <w:p>
@@ -28276,7 +28276,7 @@
         <w:spacing w:after="120"/>
       </w:pPr>
       <w:r>
-        <w:t xml:space="preserve">La tercera aportación es de diseño. El motor convierte la incertidumbre en parte de la salida en lugar de ocultarla. Cada recomendación indica el método que la produjo, las reglas aplicadas, el último dato observado, un nivel de confianza y el error esperado para su día del horizonte, y el sistema prefiere no emitir una dosis antes que ofrecer una cifra sin fundamento. Ninguna ausencia se convierte en cero y ninguna dosis resulta negativa. Las pruebas automáticas verifican, además, que la planificación no cambia cuando se alteran los datos posteriores a la fecha de emisión, que es la garantía formal de que el sistema no utiliza información futura.</w:t>
+        <w:t>La tercera aportación es de diseño. El motor hace visibles sus limitaciones en la salida. Cada recomendación indica el método que la produjo, las reglas aplicadas, el último dato observado, un nivel de confianza y, cuando está disponible el informe de validación, el error medio para su día del horizonte. Si falta información imprescindible no se emite una dosis; si los datos son antiguos, se conserva la estimación con un aviso y confianza baja. Las filas sin estimación permanecen ausentes, no se convierten en dosis cero, y ninguna dosis emitida resulta negativa. Las pruebas automáticas verifican, además, que la planificación no cambia cuando se alteran los datos posteriores a la fecha de emisión, que es la garantía formal de que el sistema no utiliza información futura.</w:t>
       </w:r>
     </w:p>
     <w:p>
@@ -28284,7 +28284,7 @@
         <w:spacing w:after="120"/>
       </w:pPr>
       <w:r>
-        <w:t xml:space="preserve">La cuarta aportación es la reproducibilidad. Todas las cifras, tablas y figuras de los capítulos 4 y 5 se regeneran con un comando desde el repositorio, las cincuenta y cinco pruebas automáticas se superan en un entorno limpio y el sistema de recomendación puede ejecutarse sin credenciales a partir del CSV oficial versionado. La correspondencia entre la memoria y el código no es, por tanto, una declaración, sino algo que cualquier lector puede comprobar.</w:t>
+        <w:t>La cuarta aportación es la reproducibilidad. El repositorio conserva los datos del piloto, los informes de evaluación y los módulos que generan las principales evidencias cuantitativas y visualizaciones de los capítulos 4 y 5; el README documenta los comandos separados para ejecutar cada fase. Las cincuenta y cinco pruebas automáticas se han ejecutado correctamente en el entorno local del proyecto y el motor de recomendación puede utilizar el CSV oficial versionado sin nuevas credenciales. Así, el lector puede comprobar la correspondencia entre la memoria y el código, siempre que disponga de las dependencias indicadas.</w:t>
       </w:r>
     </w:p>
     <w:p>
@@ -28360,6 +28360,7 @@
     <w:p>
       <w:pPr>
         <w:keepNext/>
+        <w:pageBreakBefore w:val="0"/>
         <w:spacing w:after="120"/>
       </w:pPr>
       <w:r>
@@ -29139,7 +29140,7 @@
         <w:spacing w:after="120"/>
       </w:pPr>
       <w:r>
-        <w:t xml:space="preserve">La primera mejora consiste en ampliar el conjunto con varias campañas, otras estaciones de Almería y, después, otros cultivos. La ETL ya está parametrizada por estación, cultivo y periodo, de modo que el coste principal es la descarga, sujeta a las cuotas de SiAR, y la revisión de calidad. Con varias campañas podrá validarse por bloques completos, reservando campañas y estaciones enteras para medir la generalización temporal y espacial sin estimaciones optimistas del error (Roberts et al., 2017). Esta ampliación permitirá comprobar si la ventaja de la vía ET0 × Kc se mantiene en cultivos con un coeficiente de variación gradual y repetir con más datos la comparación de los seis enfoques del capítulo 4.</w:t>
+        <w:t>La primera mejora consiste en ampliar el conjunto con varias campañas, otras estaciones de Almería y, después, otros cultivos. La extracción meteorológica ya admite estación y periodo, pero las necesidades del cultivo se incorporan mediante un CSV descargado de la web de SiAR y sus metadatos. Antes de ampliar el piloto habrá que permitir seleccionar de forma explícita ese archivo y validar la correspondencia entre estación, cultivo y fechas; hoy la ETL toma el CSV más recientemente modificado. Las cuotas de la API afectan a la descarga climática, mientras que los CSV de necesidades requieren una gestión separada y una nueva revisión de calidad. Con varias campañas podrá validarse por bloques completos, reservando campañas y estaciones enteras para medir la generalización temporal y espacial sin estimaciones optimistas del error (Roberts et al., 2017). Esta ampliación permitirá comprobar si la ventaja de la vía ET0 × Kc se mantiene en cultivos con un coeficiente de variación gradual y repetir con más datos la comparación de los seis enfoques del capítulo 4.</w:t>
       </w:r>
     </w:p>
     <w:p>
@@ -29161,7 +29162,7 @@
         <w:spacing w:after="120"/>
       </w:pPr>
       <w:r>
-        <w:t xml:space="preserve">La mejora con mayor efecto sobre la precisión es incorporar una ET0 prevista, única vía para anticipar cambios de tiempo en los días 4 a 7 del horizonte. El motor ya admite esta entrada, de modo que el trabajo pendiente es de datos y de evaluación. La predicción municipal de AEMET OpenData describe los días posteriores a cada emisión y el proyecto no dispone de emisiones pasadas, por lo que el histórico debe construirse archivando de forma programada cada predicción. Con ese histórico podrán compararse dos alternativas: estimar la ET0 con la ecuación de Hargreaves calibrada frente a la ET0 de Penman-Monteith observada en la estación (Allen et al., 1998), o utilizar el producto pronosticado de SiAR. Cualquiera de ellas debe evaluarse con la misma disciplina temporal que el resto del trabajo, utilizando solo predicciones emitidas antes de cada fecha objetivo, y sustituir a la vía actual únicamente si mejora el error por horizonte de la Tabla 5.5. El mismo archivo permitirá evaluar si conviene descontar la lluvia prevista en lugar de limitarse a avisar.</w:t>
+        <w:t>Una mejora prioritaria para anticipar cambios de tiempo es incorporar una ET0 prevista, especialmente en los días 4 a 7 del horizonte. El motor ya admite esta entrada, de modo que el trabajo pendiente es de datos y de evaluación. La predicción municipal de AEMET OpenData describe los días posteriores a cada emisión y el proyecto no dispone de emisiones pasadas, por lo que el histórico debe construirse archivando de forma programada cada predicción. Con ese histórico podrán compararse dos alternativas: estimar la ET0 con la ecuación de Hargreaves calibrada frente a la ET0 de Penman-Monteith observada en la estación (Allen et al., 1998), o estudiar el pronóstico de necesidades netas que publica SiAR, calculado con previsiones de ET0 y lluvia de AEMET. Este último cubre seis días (Sistema de Información Agroclimática para el Regadío, s. f.), por lo que no resuelve por sí solo el séptimo día del horizonte del DSS. Además, si se usa como entrada, su comparación con la referencia SiAR debe declararse como contraste entre productos relacionados, no como validación independiente. Cualquiera de estas vías debe evaluarse con la misma disciplina temporal que el resto del trabajo, utilizando solo predicciones emitidas antes de cada fecha objetivo, y sustituir a la vía actual únicamente si mejora el error por horizonte de la Tabla 5.5. El mismo archivo permitirá evaluar si conviene descontar la lluvia prevista en lugar de limitarse a avisar.</w:t>
       </w:r>
     </w:p>
     <w:p>
@@ -29836,6 +29837,23 @@
           <w:i w:val="0"/>
         </w:rPr>
         <w:t>(2), 111–126. https://doi.org/10.1016/S0167-9236(01)00139-7</w:t>
+      </w:r>
+    </w:p>
+    <w:p>
+      <w:pPr>
+        <w:pStyle w:val="BibliografíaAPA"/>
+      </w:pPr>
+      <w:r>
+        <w:t xml:space="preserve">Sistema de Información Agroclimática para el Regadío (SiAR). (s. f.). </w:t>
+      </w:r>
+      <w:r>
+        <w:rPr>
+          <w:i/>
+        </w:rPr>
+        <w:t>Manual de uso de la web SiAR</w:t>
+      </w:r>
+      <w:r>
+        <w:t>. https://servicio.mapa.gob.es/siarweb/documentos/manuales/ManualUsoWebSiAR.pdf</w:t>
       </w:r>
     </w:p>
     <w:p>
